--- a/docs/files/inbank/inbank_6M2026_en.docx
+++ b/docs/files/inbank/inbank_6M2026_en.docx
@@ -3979,24 +3979,10 @@
         <w:rPr>
           <w:sz w:val="24"/>
         </w:rPr>
-        <w:t xml:space="preserve">☐ </w:t>
+        <w:t xml:space="preserve">☑ </w:t>
       </w:r>
       <w:r>
         <w:t>Yes, the company is not in the list of sanctions (add a screenshot)</w:t>
-      </w:r>
-    </w:p>
-    <w:p>
-      <w:pPr>
-        <w:spacing w:after="0"/>
-        <w:ind w:left="397"/>
-      </w:pPr>
-      <w:r>
-        <w:rPr>
-          <w:b/>
-          <w:color w:val="B42318"/>
-          <w:sz w:val="19"/>
-        </w:rPr>
-        <w:t>Needs review</w:t>
       </w:r>
     </w:p>
     <w:p>
@@ -4016,7 +4002,7 @@
           <w:color w:val="333333"/>
           <w:sz w:val="19"/>
         </w:rPr>
-        <w:t>Automatic check against the EU, UN, US OFAC and UK consolidated sanctions lists.</w:t>
+        <w:t>Not found on the EU, UN, UK, US OFAC consolidated sanctions lists (automatic check 2026-10-22).</w:t>
       </w:r>
     </w:p>
     <w:p>

--- a/docs/files/inbank/inbank_6M2026_en.docx
+++ b/docs/files/inbank/inbank_6M2026_en.docx
@@ -2,102 +2,277 @@
 <file path=word/document.xml><?xml version="1.0" encoding="utf-8"?>
 <w:document xmlns:wpc="http://schemas.microsoft.com/office/word/2010/wordprocessingCanvas" xmlns:mo="http://schemas.microsoft.com/office/mac/office/2008/main" xmlns:mc="http://schemas.openxmlformats.org/markup-compatibility/2006" xmlns:mv="urn:schemas-microsoft-com:mac:vml" xmlns:o="urn:schemas-microsoft-com:office:office" xmlns:r="http://schemas.openxmlformats.org/officeDocument/2006/relationships" xmlns:m="http://schemas.openxmlformats.org/officeDocument/2006/math" xmlns:v="urn:schemas-microsoft-com:vml" xmlns:wp14="http://schemas.microsoft.com/office/word/2010/wordprocessingDrawing" xmlns:wp="http://schemas.openxmlformats.org/drawingml/2006/wordprocessingDrawing" xmlns:w10="urn:schemas-microsoft-com:office:word" xmlns:w="http://schemas.openxmlformats.org/wordprocessingml/2006/main" xmlns:w14="http://schemas.microsoft.com/office/word/2010/wordml" xmlns:wpg="http://schemas.microsoft.com/office/word/2010/wordprocessingGroup" xmlns:wpi="http://schemas.microsoft.com/office/word/2010/wordprocessingInk" xmlns:wne="http://schemas.microsoft.com/office/word/2006/wordml" xmlns:wps="http://schemas.microsoft.com/office/word/2010/wordprocessingShape" mc:Ignorable="w14 wp14">
   <w:body>
+    <w:tbl>
+      <w:tblPr>
+        <w:tblW w:w="9639" w:type="dxa"/>
+        <w:tblBorders>
+          <w:top w:val="nil"/>
+          <w:left w:val="nil"/>
+          <w:bottom w:val="nil"/>
+          <w:right w:val="nil"/>
+          <w:insideH w:val="nil"/>
+          <w:insideV w:val="nil"/>
+        </w:tblBorders>
+        <w:tblLayout w:type="fixed"/>
+        <w:tblCellMar>
+          <w:top w:w="260" w:type="dxa"/>
+          <w:left w:w="280" w:type="dxa"/>
+          <w:bottom w:w="260" w:type="dxa"/>
+          <w:right w:w="280" w:type="dxa"/>
+        </w:tblCellMar>
+        <w:tblLook w:firstColumn="1" w:firstRow="1" w:lastColumn="0" w:lastRow="0" w:noHBand="0" w:noVBand="1" w:val="04A0"/>
+      </w:tblPr>
+      <w:tblGrid>
+        <w:gridCol w:w="7030"/>
+        <w:gridCol w:w="2608"/>
+      </w:tblGrid>
+      <w:tr>
+        <w:tc>
+          <w:tcPr>
+            <w:tcW w:type="dxa" w:w="7030"/>
+            <w:shd w:val="clear" w:color="auto" w:fill="1F4E79"/>
+          </w:tcPr>
+          <w:p>
+            <w:pPr>
+              <w:spacing w:before="0" w:after="0"/>
+            </w:pPr>
+            <w:r>
+              <w:rPr>
+                <w:b/>
+                <w:caps/>
+                <w:color w:val="AFC6DD"/>
+                <w:sz w:val="17"/>
+              </w:rPr>
+              <w:t>Issuer review · 6M2026</w:t>
+            </w:r>
+          </w:p>
+          <w:p>
+            <w:pPr>
+              <w:spacing w:before="40" w:after="0"/>
+            </w:pPr>
+            <w:r>
+              <w:rPr>
+                <w:b/>
+                <w:color w:val="FFFFFF"/>
+                <w:sz w:val="52"/>
+              </w:rPr>
+              <w:t>Inbank</w:t>
+            </w:r>
+          </w:p>
+        </w:tc>
+        <w:tc>
+          <w:tcPr>
+            <w:tcW w:type="dxa" w:w="2608"/>
+            <w:shd w:val="clear" w:color="auto" w:fill="1F4E79"/>
+          </w:tcPr>
+          <w:p>
+            <w:pPr>
+              <w:spacing w:before="280" w:after="0"/>
+              <w:jc w:val="right"/>
+            </w:pPr>
+            <w:r>
+              <w:rPr>
+                <w:b/>
+                <w:color w:val="1B7F3B"/>
+                <w:sz w:val="19"/>
+                <w:shd w:val="clear" w:color="auto" w:fill="E3F3E8"/>
+              </w:rPr>
+              <w:t xml:space="preserve">  ●  OK  </w:t>
+            </w:r>
+          </w:p>
+        </w:tc>
+      </w:tr>
+    </w:tbl>
     <w:p>
       <w:pPr>
-        <w:spacing w:after="0"/>
+        <w:pBdr>
+          <w:top w:val="single" w:sz="12" w:color="2A78D6" w:space="0"/>
+        </w:pBdr>
+        <w:spacing w:before="0" w:after="200" w:line="120" w:lineRule="auto"/>
       </w:pPr>
-      <w:r>
-        <w:rPr>
-          <w:b/>
-          <w:color w:val="1F4E79"/>
-          <w:sz w:val="48"/>
-        </w:rPr>
-        <w:t>Inbank</w:t>
-      </w:r>
-    </w:p>
-    <w:p>
-      <w:r>
-        <w:rPr>
-          <w:color w:val="5F6B7A"/>
-          <w:sz w:val="24"/>
-        </w:rPr>
-        <w:t>Issuer review · 6M2026</w:t>
-      </w:r>
-    </w:p>
-    <w:p>
-      <w:pPr>
-        <w:spacing w:after="0"/>
-      </w:pPr>
-      <w:r>
-        <w:rPr>
-          <w:b/>
-          <w:sz w:val="19"/>
-        </w:rPr>
-        <w:t xml:space="preserve">Analysis date: </w:t>
-      </w:r>
-      <w:r>
-        <w:rPr>
-          <w:b w:val="0"/>
-          <w:sz w:val="19"/>
-        </w:rPr>
-        <w:t>2026-10-22</w:t>
-      </w:r>
-    </w:p>
-    <w:p>
-      <w:pPr>
-        <w:spacing w:after="0"/>
-      </w:pPr>
-      <w:r>
-        <w:rPr>
-          <w:b/>
-          <w:sz w:val="19"/>
-        </w:rPr>
-        <w:t xml:space="preserve">Rating: </w:t>
-      </w:r>
-      <w:r>
-        <w:rPr>
-          <w:b w:val="0"/>
-          <w:sz w:val="19"/>
-        </w:rPr>
-        <w:t>No public credit rating found</w:t>
-      </w:r>
-    </w:p>
-    <w:p>
-      <w:pPr>
-        <w:spacing w:after="0"/>
-      </w:pPr>
-      <w:r>
-        <w:rPr>
-          <w:b/>
-          <w:sz w:val="19"/>
-        </w:rPr>
-        <w:t xml:space="preserve">Next report: </w:t>
-      </w:r>
-      <w:r>
-        <w:rPr>
-          <w:b w:val="0"/>
-          <w:sz w:val="19"/>
-        </w:rPr>
-        <w:t>Q3 2026 results - expected late October / November 2026</w:t>
-      </w:r>
     </w:p>
     <w:tbl>
       <w:tblPr>
-        <w:tblW w:type="auto" w:w="0"/>
+        <w:tblW w:w="9639" w:type="dxa"/>
+        <w:tblBorders>
+          <w:top w:val="nil"/>
+          <w:left w:val="nil"/>
+          <w:bottom w:val="nil"/>
+          <w:right w:val="nil"/>
+          <w:insideH w:val="nil"/>
+          <w:insideV w:val="nil"/>
+        </w:tblBorders>
+        <w:tblLayout w:type="fixed"/>
+        <w:tblCellMar>
+          <w:top w:w="0" w:type="dxa"/>
+          <w:left w:w="0" w:type="dxa"/>
+          <w:bottom w:w="120" w:type="dxa"/>
+          <w:right w:w="160" w:type="dxa"/>
+        </w:tblCellMar>
         <w:tblLook w:firstColumn="1" w:firstRow="1" w:lastColumn="0" w:lastRow="0" w:noHBand="0" w:noVBand="1" w:val="04A0"/>
       </w:tblPr>
       <w:tblGrid>
-        <w:gridCol w:w="9972"/>
+        <w:gridCol w:w="3213"/>
+        <w:gridCol w:w="3213"/>
+        <w:gridCol w:w="3213"/>
+      </w:tblGrid>
+      <w:tr>
+        <w:tc>
+          <w:tcPr>
+            <w:tcW w:type="dxa" w:w="3213"/>
+            <w:tcBorders>
+              <w:top w:val="nil"/>
+              <w:left w:val="nil"/>
+              <w:bottom w:val="single" w:sz="4" w:color="C9D3DE" w:space="0"/>
+              <w:right w:val="nil"/>
+            </w:tcBorders>
+          </w:tcPr>
+          <w:p>
+            <w:pPr>
+              <w:spacing w:before="0" w:after="20"/>
+            </w:pPr>
+            <w:r>
+              <w:rPr>
+                <w:b/>
+                <w:caps/>
+                <w:color w:val="5F6B7A"/>
+                <w:sz w:val="15"/>
+              </w:rPr>
+              <w:t>Analysis date</w:t>
+            </w:r>
+          </w:p>
+          <w:p>
+            <w:pPr>
+              <w:spacing w:before="0" w:after="0"/>
+            </w:pPr>
+            <w:r>
+              <w:rPr>
+                <w:b w:val="0"/>
+                <w:sz w:val="19"/>
+              </w:rPr>
+              <w:t>2026-10-22</w:t>
+            </w:r>
+          </w:p>
+        </w:tc>
+        <w:tc>
+          <w:tcPr>
+            <w:tcW w:type="dxa" w:w="3213"/>
+            <w:tcBorders>
+              <w:top w:val="nil"/>
+              <w:left w:val="nil"/>
+              <w:bottom w:val="single" w:sz="4" w:color="C9D3DE" w:space="0"/>
+              <w:right w:val="nil"/>
+            </w:tcBorders>
+          </w:tcPr>
+          <w:p>
+            <w:pPr>
+              <w:spacing w:before="0" w:after="20"/>
+            </w:pPr>
+            <w:r>
+              <w:rPr>
+                <w:b/>
+                <w:caps/>
+                <w:color w:val="5F6B7A"/>
+                <w:sz w:val="15"/>
+              </w:rPr>
+              <w:t>Rating</w:t>
+            </w:r>
+          </w:p>
+          <w:p>
+            <w:pPr>
+              <w:spacing w:before="0" w:after="0"/>
+            </w:pPr>
+            <w:r>
+              <w:rPr>
+                <w:b w:val="0"/>
+                <w:sz w:val="19"/>
+              </w:rPr>
+              <w:t>No public credit rating found</w:t>
+            </w:r>
+          </w:p>
+        </w:tc>
+        <w:tc>
+          <w:tcPr>
+            <w:tcW w:type="dxa" w:w="3213"/>
+            <w:tcBorders>
+              <w:top w:val="nil"/>
+              <w:left w:val="nil"/>
+              <w:bottom w:val="single" w:sz="4" w:color="C9D3DE" w:space="0"/>
+              <w:right w:val="nil"/>
+            </w:tcBorders>
+          </w:tcPr>
+          <w:p>
+            <w:pPr>
+              <w:spacing w:before="0" w:after="20"/>
+            </w:pPr>
+            <w:r>
+              <w:rPr>
+                <w:b/>
+                <w:caps/>
+                <w:color w:val="5F6B7A"/>
+                <w:sz w:val="15"/>
+              </w:rPr>
+              <w:t>Next report</w:t>
+            </w:r>
+          </w:p>
+          <w:p>
+            <w:pPr>
+              <w:spacing w:before="0" w:after="0"/>
+            </w:pPr>
+            <w:r>
+              <w:rPr>
+                <w:b w:val="0"/>
+                <w:sz w:val="19"/>
+              </w:rPr>
+              <w:t>Q3 2026 results - expected late October / November 2026</w:t>
+            </w:r>
+          </w:p>
+        </w:tc>
+      </w:tr>
+    </w:tbl>
+    <w:p>
+      <w:pPr>
+        <w:spacing w:before="0" w:after="80"/>
+      </w:pPr>
+    </w:p>
+    <w:tbl>
+      <w:tblPr>
+        <w:tblW w:w="9639" w:type="dxa"/>
+        <w:tblBorders>
+          <w:top w:val="nil"/>
+          <w:left w:val="nil"/>
+          <w:bottom w:val="nil"/>
+          <w:right w:val="nil"/>
+          <w:insideH w:val="nil"/>
+          <w:insideV w:val="nil"/>
+        </w:tblBorders>
+        <w:tblLayout w:type="fixed"/>
+        <w:tblCellMar>
+          <w:top w:w="180" w:type="dxa"/>
+          <w:left w:w="260" w:type="dxa"/>
+          <w:bottom w:w="200" w:type="dxa"/>
+          <w:right w:w="260" w:type="dxa"/>
+        </w:tblCellMar>
+        <w:tblLook w:firstColumn="1" w:firstRow="1" w:lastColumn="0" w:lastRow="0" w:noHBand="0" w:noVBand="1" w:val="04A0"/>
+      </w:tblPr>
+      <w:tblGrid>
+        <w:gridCol w:w="9639"/>
       </w:tblGrid>
       <w:tr>
         <w:tc>
           <w:tcPr>
             <w:tcW w:type="dxa" w:w="9638"/>
+            <w:tcBorders>
+              <w:top w:val="nil"/>
+              <w:left w:val="single" w:sz="24" w:color="1B7F3B" w:space="0"/>
+              <w:bottom w:val="nil"/>
+              <w:right w:val="nil"/>
+            </w:tcBorders>
             <w:shd w:val="clear" w:color="auto" w:fill="E3F3E8"/>
           </w:tcPr>
           <w:p>
             <w:pPr>
-              <w:spacing w:before="60" w:after="60"/>
+              <w:spacing w:before="0" w:after="0" w:line="276" w:lineRule="auto"/>
             </w:pPr>
             <w:r>
               <w:rPr>
@@ -115,7 +290,7 @@
               </w:rPr>
               <w:t xml:space="preserve"> 1H profit EUR 8.3m (+2%), ROE 9.6%</w:t>
             </w:r>
-            <w:hyperlink r:id="rId10">
+            <w:hyperlink r:id="rId12">
               <w:r>
                 <w:rPr>
                   <w:color w:val="2A78D6"/>
@@ -133,7 +308,7 @@
               </w:rPr>
               <w:t>. Capital is above requirements: CET1 13.15% (requirement 9.85%), total capital 18.38% (14.66%)</w:t>
             </w:r>
-            <w:hyperlink r:id="rId11">
+            <w:hyperlink r:id="rId13">
               <w:r>
                 <w:rPr>
                   <w:color w:val="2A78D6"/>
@@ -157,63 +332,101 @@
     </w:tbl>
     <w:p>
       <w:pPr>
-        <w:spacing w:after="0"/>
+        <w:spacing w:before="0" w:after="120"/>
       </w:pPr>
     </w:p>
     <w:tbl>
       <w:tblPr>
-        <w:tblW w:type="auto" w:w="0"/>
-        <w:jc w:val="center"/>
+        <w:tblW w:w="9639" w:type="dxa"/>
+        <w:tblBorders>
+          <w:top w:val="nil"/>
+          <w:left w:val="nil"/>
+          <w:bottom w:val="nil"/>
+          <w:right w:val="nil"/>
+          <w:insideH w:val="nil"/>
+          <w:insideV w:val="nil"/>
+        </w:tblBorders>
+        <w:tblLayout w:type="fixed"/>
+        <w:tblCellMar>
+          <w:top w:w="150" w:type="dxa"/>
+          <w:left w:w="170" w:type="dxa"/>
+          <w:bottom w:w="150" w:type="dxa"/>
+          <w:right w:w="100" w:type="dxa"/>
+        </w:tblCellMar>
         <w:tblLook w:firstColumn="1" w:firstRow="1" w:lastColumn="0" w:lastRow="0" w:noHBand="0" w:noVBand="1" w:val="04A0"/>
-        <w:tblBorders>
-          <w:top w:val="single" w:sz="4" w:color="FFFFFF"/>
-          <w:left w:val="nil"/>
-          <w:bottom w:val="single" w:sz="4" w:color="FFFFFF"/>
-          <w:right w:val="nil"/>
-          <w:insideH w:val="single" w:sz="4" w:color="FFFFFF"/>
-          <w:insideV w:val="nil"/>
-        </w:tblBorders>
       </w:tblPr>
       <w:tblGrid>
-        <w:gridCol w:w="2493"/>
-        <w:gridCol w:w="2493"/>
-        <w:gridCol w:w="2493"/>
-        <w:gridCol w:w="2493"/>
+        <w:gridCol w:w="2260"/>
+        <w:gridCol w:w="198"/>
+        <w:gridCol w:w="2260"/>
+        <w:gridCol w:w="198"/>
+        <w:gridCol w:w="2260"/>
+        <w:gridCol w:w="198"/>
+        <w:gridCol w:w="2260"/>
       </w:tblGrid>
       <w:tr>
         <w:tc>
           <w:tcPr>
-            <w:tcW w:type="dxa" w:w="2493"/>
-            <w:shd w:val="clear" w:color="auto" w:fill="EAF1F8"/>
+            <w:tcW w:type="dxa" w:w="2261"/>
+            <w:tcBorders>
+              <w:top w:val="single" w:sz="18" w:color="2A78D6" w:space="0"/>
+              <w:left w:val="single" w:sz="4" w:color="C9D3DE" w:space="0"/>
+              <w:bottom w:val="single" w:sz="4" w:color="C9D3DE" w:space="0"/>
+              <w:right w:val="single" w:sz="4" w:color="C9D3DE" w:space="0"/>
+            </w:tcBorders>
           </w:tcPr>
           <w:p>
-            <w:r/>
+            <w:pPr>
+              <w:spacing w:before="0" w:after="60"/>
+            </w:pPr>
             <w:r>
               <w:rPr>
+                <w:b/>
+                <w:caps/>
                 <w:color w:val="5F6B7A"/>
-                <w:sz w:val="16"/>
+                <w:sz w:val="14"/>
               </w:rPr>
-              <w:t>Net profit (6M2026)</w:t>
+              <w:t>Net profit</w:t>
+            </w:r>
+            <w:r>
+              <w:rPr>
+                <w:b w:val="0"/>
+                <w:color w:val="5F6B7A"/>
+                <w:sz w:val="14"/>
+              </w:rPr>
+              <w:t xml:space="preserve">  ·  6M2026</w:t>
             </w:r>
           </w:p>
           <w:p>
             <w:pPr>
-              <w:spacing w:after="0"/>
+              <w:spacing w:before="0" w:after="20"/>
             </w:pPr>
             <w:r>
               <w:rPr>
                 <w:b/>
                 <w:color w:val="1F4E79"/>
-                <w:sz w:val="26"/>
+                <w:sz w:val="34"/>
               </w:rPr>
-              <w:t>8.3 EUR m</w:t>
+              <w:t>8.3</w:t>
+            </w:r>
+            <w:r>
+              <w:rPr>
+                <w:b w:val="0"/>
+                <w:color w:val="5F6B7A"/>
+                <w:sz w:val="18"/>
+              </w:rPr>
+              <w:t xml:space="preserve"> EUR m</w:t>
             </w:r>
           </w:p>
           <w:p>
+            <w:pPr>
+              <w:spacing w:before="0" w:after="0"/>
+            </w:pPr>
             <w:r>
               <w:rPr>
+                <w:b w:val="0"/>
                 <w:color w:val="5F6B7A"/>
-                <w:sz w:val="16"/>
+                <w:sz w:val="15"/>
               </w:rPr>
               <w:t>▲ 2.5 % vs 6M2025</w:t>
             </w:r>
@@ -221,37 +434,72 @@
         </w:tc>
         <w:tc>
           <w:tcPr>
-            <w:tcW w:type="dxa" w:w="2493"/>
-            <w:shd w:val="clear" w:color="auto" w:fill="EAF1F8"/>
+            <w:tcW w:type="dxa" w:w="198"/>
+          </w:tcPr>
+          <w:p/>
+        </w:tc>
+        <w:tc>
+          <w:tcPr>
+            <w:tcW w:type="dxa" w:w="2261"/>
+            <w:tcBorders>
+              <w:top w:val="single" w:sz="18" w:color="2A78D6" w:space="0"/>
+              <w:left w:val="single" w:sz="4" w:color="C9D3DE" w:space="0"/>
+              <w:bottom w:val="single" w:sz="4" w:color="C9D3DE" w:space="0"/>
+              <w:right w:val="single" w:sz="4" w:color="C9D3DE" w:space="0"/>
+            </w:tcBorders>
           </w:tcPr>
           <w:p>
-            <w:r/>
+            <w:pPr>
+              <w:spacing w:before="0" w:after="60"/>
+            </w:pPr>
             <w:r>
               <w:rPr>
+                <w:b/>
+                <w:caps/>
                 <w:color w:val="5F6B7A"/>
-                <w:sz w:val="16"/>
+                <w:sz w:val="14"/>
               </w:rPr>
-              <w:t>ROE (6M2026)</w:t>
+              <w:t>ROE</w:t>
+            </w:r>
+            <w:r>
+              <w:rPr>
+                <w:b w:val="0"/>
+                <w:color w:val="5F6B7A"/>
+                <w:sz w:val="14"/>
+              </w:rPr>
+              <w:t xml:space="preserve">  ·  6M2026</w:t>
             </w:r>
           </w:p>
           <w:p>
             <w:pPr>
-              <w:spacing w:after="0"/>
+              <w:spacing w:before="0" w:after="20"/>
             </w:pPr>
             <w:r>
               <w:rPr>
                 <w:b/>
                 <w:color w:val="1F4E79"/>
-                <w:sz w:val="26"/>
+                <w:sz w:val="34"/>
               </w:rPr>
-              <w:t>9.6%</w:t>
+              <w:t>9.6</w:t>
+            </w:r>
+            <w:r>
+              <w:rPr>
+                <w:b w:val="0"/>
+                <w:color w:val="5F6B7A"/>
+                <w:sz w:val="18"/>
+              </w:rPr>
+              <w:t xml:space="preserve"> %</w:t>
             </w:r>
           </w:p>
           <w:p>
+            <w:pPr>
+              <w:spacing w:before="0" w:after="0"/>
+            </w:pPr>
             <w:r>
               <w:rPr>
+                <w:b w:val="0"/>
                 <w:color w:val="5F6B7A"/>
-                <w:sz w:val="16"/>
+                <w:sz w:val="15"/>
               </w:rPr>
               <w:t>▲ 0.3 p. p. vs 6M2025</w:t>
             </w:r>
@@ -259,37 +507,72 @@
         </w:tc>
         <w:tc>
           <w:tcPr>
-            <w:tcW w:type="dxa" w:w="2493"/>
-            <w:shd w:val="clear" w:color="auto" w:fill="EAF1F8"/>
+            <w:tcW w:type="dxa" w:w="198"/>
+          </w:tcPr>
+          <w:p/>
+        </w:tc>
+        <w:tc>
+          <w:tcPr>
+            <w:tcW w:type="dxa" w:w="2261"/>
+            <w:tcBorders>
+              <w:top w:val="single" w:sz="18" w:color="2A78D6" w:space="0"/>
+              <w:left w:val="single" w:sz="4" w:color="C9D3DE" w:space="0"/>
+              <w:bottom w:val="single" w:sz="4" w:color="C9D3DE" w:space="0"/>
+              <w:right w:val="single" w:sz="4" w:color="C9D3DE" w:space="0"/>
+            </w:tcBorders>
           </w:tcPr>
           <w:p>
-            <w:r/>
+            <w:pPr>
+              <w:spacing w:before="0" w:after="60"/>
+            </w:pPr>
             <w:r>
               <w:rPr>
+                <w:b/>
+                <w:caps/>
                 <w:color w:val="5F6B7A"/>
-                <w:sz w:val="16"/>
+                <w:sz w:val="14"/>
               </w:rPr>
-              <w:t>CET1 ratio (6M2026)</w:t>
+              <w:t>CET1 ratio</w:t>
+            </w:r>
+            <w:r>
+              <w:rPr>
+                <w:b w:val="0"/>
+                <w:color w:val="5F6B7A"/>
+                <w:sz w:val="14"/>
+              </w:rPr>
+              <w:t xml:space="preserve">  ·  6M2026</w:t>
             </w:r>
           </w:p>
           <w:p>
             <w:pPr>
-              <w:spacing w:after="0"/>
+              <w:spacing w:before="0" w:after="20"/>
             </w:pPr>
             <w:r>
               <w:rPr>
                 <w:b/>
                 <w:color w:val="1F4E79"/>
-                <w:sz w:val="26"/>
+                <w:sz w:val="34"/>
               </w:rPr>
-              <w:t>13.15%</w:t>
+              <w:t>13.15</w:t>
+            </w:r>
+            <w:r>
+              <w:rPr>
+                <w:b w:val="0"/>
+                <w:color w:val="5F6B7A"/>
+                <w:sz w:val="18"/>
+              </w:rPr>
+              <w:t xml:space="preserve"> %</w:t>
             </w:r>
           </w:p>
           <w:p>
+            <w:pPr>
+              <w:spacing w:before="0" w:after="0"/>
+            </w:pPr>
             <w:r>
               <w:rPr>
+                <w:b w:val="0"/>
                 <w:color w:val="5F6B7A"/>
-                <w:sz w:val="16"/>
+                <w:sz w:val="15"/>
               </w:rPr>
               <w:t>▲ 0.12 p. p. vs 6M2025</w:t>
             </w:r>
@@ -297,37 +580,72 @@
         </w:tc>
         <w:tc>
           <w:tcPr>
-            <w:tcW w:type="dxa" w:w="2493"/>
-            <w:shd w:val="clear" w:color="auto" w:fill="EAF1F8"/>
+            <w:tcW w:type="dxa" w:w="198"/>
+          </w:tcPr>
+          <w:p/>
+        </w:tc>
+        <w:tc>
+          <w:tcPr>
+            <w:tcW w:type="dxa" w:w="2261"/>
+            <w:tcBorders>
+              <w:top w:val="single" w:sz="18" w:color="2A78D6" w:space="0"/>
+              <w:left w:val="single" w:sz="4" w:color="C9D3DE" w:space="0"/>
+              <w:bottom w:val="single" w:sz="4" w:color="C9D3DE" w:space="0"/>
+              <w:right w:val="single" w:sz="4" w:color="C9D3DE" w:space="0"/>
+            </w:tcBorders>
           </w:tcPr>
           <w:p>
-            <w:r/>
+            <w:pPr>
+              <w:spacing w:before="0" w:after="60"/>
+            </w:pPr>
             <w:r>
               <w:rPr>
+                <w:b/>
+                <w:caps/>
                 <w:color w:val="5F6B7A"/>
-                <w:sz w:val="16"/>
+                <w:sz w:val="14"/>
               </w:rPr>
-              <w:t>Total capital ratio (6M2026)</w:t>
+              <w:t>Total capital ratio</w:t>
+            </w:r>
+            <w:r>
+              <w:rPr>
+                <w:b w:val="0"/>
+                <w:color w:val="5F6B7A"/>
+                <w:sz w:val="14"/>
+              </w:rPr>
+              <w:t xml:space="preserve">  ·  6M2026</w:t>
             </w:r>
           </w:p>
           <w:p>
             <w:pPr>
-              <w:spacing w:after="0"/>
+              <w:spacing w:before="0" w:after="20"/>
             </w:pPr>
             <w:r>
               <w:rPr>
                 <w:b/>
                 <w:color w:val="1F4E79"/>
-                <w:sz w:val="26"/>
+                <w:sz w:val="34"/>
               </w:rPr>
-              <w:t>18.38%</w:t>
+              <w:t>18.38</w:t>
+            </w:r>
+            <w:r>
+              <w:rPr>
+                <w:b w:val="0"/>
+                <w:color w:val="5F6B7A"/>
+                <w:sz w:val="18"/>
+              </w:rPr>
+              <w:t xml:space="preserve"> %</w:t>
             </w:r>
           </w:p>
           <w:p>
+            <w:pPr>
+              <w:spacing w:before="0" w:after="0"/>
+            </w:pPr>
             <w:r>
               <w:rPr>
+                <w:b w:val="0"/>
                 <w:color w:val="5F6B7A"/>
-                <w:sz w:val="16"/>
+                <w:sz w:val="15"/>
               </w:rPr>
               <w:t>▲ 1.07 p. p. vs 6M2025</w:t>
             </w:r>
@@ -337,11 +655,29 @@
     </w:tbl>
     <w:p>
       <w:pPr>
-        <w:spacing w:before="280" w:after="80"/>
+        <w:spacing w:before="0" w:after="40"/>
+      </w:pPr>
+    </w:p>
+    <w:p>
+      <w:pPr>
+        <w:keepNext/>
         <w:pBdr>
-          <w:bottom w:val="single" w:sz="6" w:color="C9D3DE" w:space="2"/>
+          <w:bottom w:val="single" w:sz="8" w:color="1F4E79" w:space="4"/>
         </w:pBdr>
+        <w:tabs>
+          <w:tab w:pos="482" w:val="left"/>
+        </w:tabs>
+        <w:spacing w:before="360" w:after="160"/>
       </w:pPr>
+      <w:r>
+        <w:rPr>
+          <w:b/>
+          <w:color w:val="2A78D6"/>
+          <w:sz w:val="18"/>
+        </w:rPr>
+        <w:t>01</w:t>
+        <w:tab/>
+      </w:r>
       <w:r>
         <w:rPr>
           <w:b/>
@@ -353,9 +689,21 @@
     </w:p>
     <w:p>
       <w:pPr>
-        <w:pStyle w:val="ListBullet"/>
-        <w:spacing w:after="60"/>
+        <w:tabs>
+          <w:tab w:pos="255" w:val="left"/>
+        </w:tabs>
+        <w:spacing w:before="0" w:after="80"/>
+        <w:ind w:left="255" w:hanging="255"/>
       </w:pPr>
+      <w:r>
+        <w:rPr>
+          <w:b/>
+          <w:color w:val="2A78D6"/>
+          <w:sz w:val="20"/>
+        </w:rPr>
+        <w:t>▪</w:t>
+        <w:tab/>
+      </w:r>
       <w:r>
         <w:rPr>
           <w:b/>
@@ -368,7 +716,7 @@
         </w:rPr>
         <w:t xml:space="preserve"> 1H net profit EUR 8.3m (8.1m), Q2 EUR 4.3m (3.6m); ROE 9.6%</w:t>
       </w:r>
-      <w:hyperlink r:id="rId10">
+      <w:hyperlink r:id="rId12">
         <w:r>
           <w:rPr>
             <w:color w:val="2A78D6"/>
@@ -387,9 +735,21 @@
     </w:p>
     <w:p>
       <w:pPr>
-        <w:pStyle w:val="ListBullet"/>
-        <w:spacing w:after="60"/>
+        <w:tabs>
+          <w:tab w:pos="255" w:val="left"/>
+        </w:tabs>
+        <w:spacing w:before="0" w:after="80"/>
+        <w:ind w:left="255" w:hanging="255"/>
       </w:pPr>
+      <w:r>
+        <w:rPr>
+          <w:b/>
+          <w:color w:val="2A78D6"/>
+          <w:sz w:val="20"/>
+        </w:rPr>
+        <w:t>▪</w:t>
+        <w:tab/>
+      </w:r>
       <w:r>
         <w:rPr>
           <w:b/>
@@ -402,7 +762,7 @@
         </w:rPr>
         <w:t xml:space="preserve"> CET1 13.15%, total capital 18.38%, leverage ratio 10.83%; a new EUR 8.34m AT1 (8.25%) was issued in June</w:t>
       </w:r>
-      <w:hyperlink r:id="rId12">
+      <w:hyperlink r:id="rId14">
         <w:r>
           <w:rPr>
             <w:color w:val="2A78D6"/>
@@ -419,7 +779,7 @@
         </w:rPr>
         <w:t>,</w:t>
       </w:r>
-      <w:hyperlink r:id="rId10">
+      <w:hyperlink r:id="rId12">
         <w:r>
           <w:rPr>
             <w:color w:val="2A78D6"/>
@@ -438,9 +798,21 @@
     </w:p>
     <w:p>
       <w:pPr>
-        <w:pStyle w:val="ListBullet"/>
-        <w:spacing w:after="60"/>
+        <w:tabs>
+          <w:tab w:pos="255" w:val="left"/>
+        </w:tabs>
+        <w:spacing w:before="0" w:after="80"/>
+        <w:ind w:left="255" w:hanging="255"/>
       </w:pPr>
+      <w:r>
+        <w:rPr>
+          <w:b/>
+          <w:color w:val="2A78D6"/>
+          <w:sz w:val="20"/>
+        </w:rPr>
+        <w:t>▪</w:t>
+        <w:tab/>
+      </w:r>
       <w:r>
         <w:rPr>
           <w:b/>
@@ -453,7 +825,7 @@
         </w:rPr>
         <w:t xml:space="preserve"> LCR 1,161%, NSFR 133%; deposits EUR 1,320m</w:t>
       </w:r>
-      <w:hyperlink r:id="rId13">
+      <w:hyperlink r:id="rId15">
         <w:r>
           <w:rPr>
             <w:color w:val="2A78D6"/>
@@ -470,7 +842,7 @@
         </w:rPr>
         <w:t>,</w:t>
       </w:r>
-      <w:hyperlink r:id="rId14">
+      <w:hyperlink r:id="rId16">
         <w:r>
           <w:rPr>
             <w:color w:val="2A78D6"/>
@@ -489,9 +861,21 @@
     </w:p>
     <w:p>
       <w:pPr>
-        <w:pStyle w:val="ListBullet"/>
-        <w:spacing w:after="60"/>
+        <w:tabs>
+          <w:tab w:pos="255" w:val="left"/>
+        </w:tabs>
+        <w:spacing w:before="0" w:after="80"/>
+        <w:ind w:left="255" w:hanging="255"/>
       </w:pPr>
+      <w:r>
+        <w:rPr>
+          <w:b/>
+          <w:color w:val="2A78D6"/>
+          <w:sz w:val="20"/>
+        </w:rPr>
+        <w:t>▪</w:t>
+        <w:tab/>
+      </w:r>
       <w:r>
         <w:rPr>
           <w:b/>
@@ -504,7 +888,7 @@
         </w:rPr>
         <w:t xml:space="preserve"> a 50/50 embedded-finance joint venture with Eurobank in Greece (licensing under way, launch expected Q1 2027)</w:t>
       </w:r>
-      <w:hyperlink r:id="rId10">
+      <w:hyperlink r:id="rId12">
         <w:r>
           <w:rPr>
             <w:color w:val="2A78D6"/>
@@ -523,11 +907,24 @@
     </w:p>
     <w:p>
       <w:pPr>
-        <w:spacing w:before="280" w:after="80"/>
+        <w:keepNext/>
         <w:pBdr>
-          <w:bottom w:val="single" w:sz="6" w:color="C9D3DE" w:space="2"/>
+          <w:bottom w:val="single" w:sz="8" w:color="1F4E79" w:space="4"/>
         </w:pBdr>
+        <w:tabs>
+          <w:tab w:pos="482" w:val="left"/>
+        </w:tabs>
+        <w:spacing w:before="360" w:after="160"/>
       </w:pPr>
+      <w:r>
+        <w:rPr>
+          <w:b/>
+          <w:color w:val="2A78D6"/>
+          <w:sz w:val="18"/>
+        </w:rPr>
+        <w:t>02</w:t>
+        <w:tab/>
+      </w:r>
       <w:r>
         <w:rPr>
           <w:b/>
@@ -539,37 +936,53 @@
     </w:p>
     <w:tbl>
       <w:tblPr>
-        <w:tblW w:type="auto" w:w="0"/>
+        <w:tblW w:w="9639" w:type="dxa"/>
+        <w:tblBorders>
+          <w:top w:val="nil"/>
+          <w:left w:val="nil"/>
+          <w:bottom w:val="nil"/>
+          <w:right w:val="nil"/>
+          <w:insideH w:val="nil"/>
+          <w:insideV w:val="nil"/>
+        </w:tblBorders>
+        <w:tblLayout w:type="fixed"/>
+        <w:tblCellMar>
+          <w:top w:w="70" w:type="dxa"/>
+          <w:left w:w="100" w:type="dxa"/>
+          <w:bottom w:w="70" w:type="dxa"/>
+          <w:right w:w="100" w:type="dxa"/>
+        </w:tblCellMar>
         <w:tblLook w:firstColumn="1" w:firstRow="1" w:lastColumn="0" w:lastRow="0" w:noHBand="0" w:noVBand="1" w:val="04A0"/>
-        <w:tblBorders>
-          <w:top w:val="single" w:sz="4" w:color="C9D3DE"/>
-          <w:left w:val="nil"/>
-          <w:bottom w:val="single" w:sz="4" w:color="C9D3DE"/>
-          <w:right w:val="nil"/>
-          <w:insideH w:val="single" w:sz="4" w:color="C9D3DE"/>
-          <w:insideV w:val="nil"/>
-        </w:tblBorders>
       </w:tblPr>
       <w:tblGrid>
-        <w:gridCol w:w="1994"/>
-        <w:gridCol w:w="1994"/>
-        <w:gridCol w:w="1994"/>
-        <w:gridCol w:w="1994"/>
-        <w:gridCol w:w="1994"/>
+        <w:gridCol w:w="1701"/>
+        <w:gridCol w:w="2608"/>
+        <w:gridCol w:w="963"/>
+        <w:gridCol w:w="1304"/>
+        <w:gridCol w:w="3061"/>
       </w:tblGrid>
       <w:tr>
         <w:tc>
           <w:tcPr>
             <w:tcW w:type="dxa" w:w="1701"/>
-            <w:shd w:val="clear" w:color="auto" w:fill="1F4E79"/>
+            <w:tcBorders>
+              <w:top w:val="single" w:sz="12" w:color="1F4E79" w:space="0"/>
+              <w:left w:val="nil"/>
+              <w:bottom w:val="single" w:sz="4" w:color="C9D3DE" w:space="0"/>
+              <w:right w:val="nil"/>
+            </w:tcBorders>
+            <w:shd w:val="clear" w:color="auto" w:fill="EAF1F8"/>
           </w:tcPr>
           <w:p>
-            <w:r/>
+            <w:pPr>
+              <w:spacing w:before="0" w:after="0"/>
+            </w:pPr>
             <w:r>
               <w:rPr>
                 <w:b/>
-                <w:color w:val="FFFFFF"/>
-                <w:sz w:val="17"/>
+                <w:caps/>
+                <w:color w:val="1F4E79"/>
+                <w:sz w:val="16"/>
               </w:rPr>
               <w:t>ISIN</w:t>
             </w:r>
@@ -578,15 +991,24 @@
         <w:tc>
           <w:tcPr>
             <w:tcW w:type="dxa" w:w="2608"/>
-            <w:shd w:val="clear" w:color="auto" w:fill="1F4E79"/>
+            <w:tcBorders>
+              <w:top w:val="single" w:sz="12" w:color="1F4E79" w:space="0"/>
+              <w:left w:val="nil"/>
+              <w:bottom w:val="single" w:sz="4" w:color="C9D3DE" w:space="0"/>
+              <w:right w:val="nil"/>
+            </w:tcBorders>
+            <w:shd w:val="clear" w:color="auto" w:fill="EAF1F8"/>
           </w:tcPr>
           <w:p>
-            <w:r/>
+            <w:pPr>
+              <w:spacing w:before="0" w:after="0"/>
+            </w:pPr>
             <w:r>
               <w:rPr>
                 <w:b/>
-                <w:color w:val="FFFFFF"/>
-                <w:sz w:val="17"/>
+                <w:caps/>
+                <w:color w:val="1F4E79"/>
+                <w:sz w:val="16"/>
               </w:rPr>
               <w:t>Instrument</w:t>
             </w:r>
@@ -595,18 +1017,25 @@
         <w:tc>
           <w:tcPr>
             <w:tcW w:type="dxa" w:w="964"/>
-            <w:shd w:val="clear" w:color="auto" w:fill="1F4E79"/>
+            <w:tcBorders>
+              <w:top w:val="single" w:sz="12" w:color="1F4E79" w:space="0"/>
+              <w:left w:val="nil"/>
+              <w:bottom w:val="single" w:sz="4" w:color="C9D3DE" w:space="0"/>
+              <w:right w:val="nil"/>
+            </w:tcBorders>
+            <w:shd w:val="clear" w:color="auto" w:fill="EAF1F8"/>
           </w:tcPr>
           <w:p>
             <w:pPr>
+              <w:spacing w:before="0" w:after="0"/>
               <w:jc w:val="right"/>
             </w:pPr>
-            <w:r/>
             <w:r>
               <w:rPr>
                 <w:b/>
-                <w:color w:val="FFFFFF"/>
-                <w:sz w:val="17"/>
+                <w:caps/>
+                <w:color w:val="1F4E79"/>
+                <w:sz w:val="16"/>
               </w:rPr>
               <w:t>Coupon</w:t>
             </w:r>
@@ -615,15 +1044,24 @@
         <w:tc>
           <w:tcPr>
             <w:tcW w:type="dxa" w:w="1304"/>
-            <w:shd w:val="clear" w:color="auto" w:fill="1F4E79"/>
+            <w:tcBorders>
+              <w:top w:val="single" w:sz="12" w:color="1F4E79" w:space="0"/>
+              <w:left w:val="nil"/>
+              <w:bottom w:val="single" w:sz="4" w:color="C9D3DE" w:space="0"/>
+              <w:right w:val="nil"/>
+            </w:tcBorders>
+            <w:shd w:val="clear" w:color="auto" w:fill="EAF1F8"/>
           </w:tcPr>
           <w:p>
-            <w:r/>
+            <w:pPr>
+              <w:spacing w:before="0" w:after="0"/>
+            </w:pPr>
             <w:r>
               <w:rPr>
                 <w:b/>
-                <w:color w:val="FFFFFF"/>
-                <w:sz w:val="17"/>
+                <w:caps/>
+                <w:color w:val="1F4E79"/>
+                <w:sz w:val="16"/>
               </w:rPr>
               <w:t>Maturity</w:t>
             </w:r>
@@ -632,15 +1070,24 @@
         <w:tc>
           <w:tcPr>
             <w:tcW w:type="dxa" w:w="3061"/>
-            <w:shd w:val="clear" w:color="auto" w:fill="1F4E79"/>
+            <w:tcBorders>
+              <w:top w:val="single" w:sz="12" w:color="1F4E79" w:space="0"/>
+              <w:left w:val="nil"/>
+              <w:bottom w:val="single" w:sz="4" w:color="C9D3DE" w:space="0"/>
+              <w:right w:val="nil"/>
+            </w:tcBorders>
+            <w:shd w:val="clear" w:color="auto" w:fill="EAF1F8"/>
           </w:tcPr>
           <w:p>
-            <w:r/>
+            <w:pPr>
+              <w:spacing w:before="0" w:after="0"/>
+            </w:pPr>
             <w:r>
               <w:rPr>
                 <w:b/>
-                <w:color w:val="FFFFFF"/>
-                <w:sz w:val="17"/>
+                <w:caps/>
+                <w:color w:val="1F4E79"/>
+                <w:sz w:val="16"/>
               </w:rPr>
               <w:t>Note</w:t>
             </w:r>
@@ -651,12 +1098,17 @@
         <w:tc>
           <w:tcPr>
             <w:tcW w:type="dxa" w:w="1701"/>
+            <w:tcBorders>
+              <w:top w:val="nil"/>
+              <w:left w:val="nil"/>
+              <w:bottom w:val="single" w:sz="4" w:color="DDE3EA" w:space="0"/>
+              <w:right w:val="nil"/>
+            </w:tcBorders>
           </w:tcPr>
           <w:p>
             <w:pPr>
-              <w:spacing w:after="0"/>
+              <w:spacing w:before="0" w:after="0"/>
             </w:pPr>
-            <w:r/>
             <w:r>
               <w:rPr>
                 <w:b w:val="0"/>
@@ -669,12 +1121,17 @@
         <w:tc>
           <w:tcPr>
             <w:tcW w:type="dxa" w:w="2608"/>
+            <w:tcBorders>
+              <w:top w:val="nil"/>
+              <w:left w:val="nil"/>
+              <w:bottom w:val="single" w:sz="4" w:color="DDE3EA" w:space="0"/>
+              <w:right w:val="nil"/>
+            </w:tcBorders>
           </w:tcPr>
           <w:p>
             <w:pPr>
-              <w:spacing w:after="0"/>
+              <w:spacing w:before="0" w:after="0"/>
             </w:pPr>
-            <w:r/>
             <w:r>
               <w:rPr>
                 <w:b w:val="0"/>
@@ -687,13 +1144,18 @@
         <w:tc>
           <w:tcPr>
             <w:tcW w:type="dxa" w:w="964"/>
+            <w:tcBorders>
+              <w:top w:val="nil"/>
+              <w:left w:val="nil"/>
+              <w:bottom w:val="single" w:sz="4" w:color="DDE3EA" w:space="0"/>
+              <w:right w:val="nil"/>
+            </w:tcBorders>
           </w:tcPr>
           <w:p>
             <w:pPr>
-              <w:spacing w:after="0"/>
+              <w:spacing w:before="0" w:after="0"/>
               <w:jc w:val="right"/>
             </w:pPr>
-            <w:r/>
             <w:r>
               <w:rPr>
                 <w:b w:val="0"/>
@@ -706,12 +1168,17 @@
         <w:tc>
           <w:tcPr>
             <w:tcW w:type="dxa" w:w="1304"/>
+            <w:tcBorders>
+              <w:top w:val="nil"/>
+              <w:left w:val="nil"/>
+              <w:bottom w:val="single" w:sz="4" w:color="DDE3EA" w:space="0"/>
+              <w:right w:val="nil"/>
+            </w:tcBorders>
           </w:tcPr>
           <w:p>
             <w:pPr>
-              <w:spacing w:after="0"/>
+              <w:spacing w:before="0" w:after="0"/>
             </w:pPr>
-            <w:r/>
             <w:r>
               <w:rPr>
                 <w:b w:val="0"/>
@@ -724,12 +1191,17 @@
         <w:tc>
           <w:tcPr>
             <w:tcW w:type="dxa" w:w="3061"/>
+            <w:tcBorders>
+              <w:top w:val="nil"/>
+              <w:left w:val="nil"/>
+              <w:bottom w:val="single" w:sz="4" w:color="DDE3EA" w:space="0"/>
+              <w:right w:val="nil"/>
+            </w:tcBorders>
           </w:tcPr>
           <w:p>
             <w:pPr>
-              <w:spacing w:after="0"/>
+              <w:spacing w:before="0" w:after="0"/>
             </w:pPr>
-            <w:r/>
             <w:r>
               <w:rPr>
                 <w:b w:val="0"/>
@@ -744,13 +1216,17 @@
         <w:tc>
           <w:tcPr>
             <w:tcW w:type="dxa" w:w="1701"/>
-            <w:shd w:val="clear" w:color="auto" w:fill="F6F8FA"/>
+            <w:tcBorders>
+              <w:top w:val="nil"/>
+              <w:left w:val="nil"/>
+              <w:bottom w:val="single" w:sz="4" w:color="DDE3EA" w:space="0"/>
+              <w:right w:val="nil"/>
+            </w:tcBorders>
           </w:tcPr>
           <w:p>
             <w:pPr>
-              <w:spacing w:after="0"/>
+              <w:spacing w:before="0" w:after="0"/>
             </w:pPr>
-            <w:r/>
             <w:r>
               <w:rPr>
                 <w:b w:val="0"/>
@@ -763,13 +1239,17 @@
         <w:tc>
           <w:tcPr>
             <w:tcW w:type="dxa" w:w="2608"/>
-            <w:shd w:val="clear" w:color="auto" w:fill="F6F8FA"/>
+            <w:tcBorders>
+              <w:top w:val="nil"/>
+              <w:left w:val="nil"/>
+              <w:bottom w:val="single" w:sz="4" w:color="DDE3EA" w:space="0"/>
+              <w:right w:val="nil"/>
+            </w:tcBorders>
           </w:tcPr>
           <w:p>
             <w:pPr>
-              <w:spacing w:after="0"/>
+              <w:spacing w:before="0" w:after="0"/>
             </w:pPr>
-            <w:r/>
             <w:r>
               <w:rPr>
                 <w:b w:val="0"/>
@@ -782,14 +1262,18 @@
         <w:tc>
           <w:tcPr>
             <w:tcW w:type="dxa" w:w="964"/>
-            <w:shd w:val="clear" w:color="auto" w:fill="F6F8FA"/>
+            <w:tcBorders>
+              <w:top w:val="nil"/>
+              <w:left w:val="nil"/>
+              <w:bottom w:val="single" w:sz="4" w:color="DDE3EA" w:space="0"/>
+              <w:right w:val="nil"/>
+            </w:tcBorders>
           </w:tcPr>
           <w:p>
             <w:pPr>
-              <w:spacing w:after="0"/>
+              <w:spacing w:before="0" w:after="0"/>
               <w:jc w:val="right"/>
             </w:pPr>
-            <w:r/>
             <w:r>
               <w:rPr>
                 <w:b w:val="0"/>
@@ -802,13 +1286,17 @@
         <w:tc>
           <w:tcPr>
             <w:tcW w:type="dxa" w:w="1304"/>
-            <w:shd w:val="clear" w:color="auto" w:fill="F6F8FA"/>
+            <w:tcBorders>
+              <w:top w:val="nil"/>
+              <w:left w:val="nil"/>
+              <w:bottom w:val="single" w:sz="4" w:color="DDE3EA" w:space="0"/>
+              <w:right w:val="nil"/>
+            </w:tcBorders>
           </w:tcPr>
           <w:p>
             <w:pPr>
-              <w:spacing w:after="0"/>
+              <w:spacing w:before="0" w:after="0"/>
             </w:pPr>
-            <w:r/>
             <w:r>
               <w:rPr>
                 <w:b w:val="0"/>
@@ -821,13 +1309,17 @@
         <w:tc>
           <w:tcPr>
             <w:tcW w:type="dxa" w:w="3061"/>
-            <w:shd w:val="clear" w:color="auto" w:fill="F6F8FA"/>
+            <w:tcBorders>
+              <w:top w:val="nil"/>
+              <w:left w:val="nil"/>
+              <w:bottom w:val="single" w:sz="4" w:color="DDE3EA" w:space="0"/>
+              <w:right w:val="nil"/>
+            </w:tcBorders>
           </w:tcPr>
           <w:p>
             <w:pPr>
-              <w:spacing w:after="0"/>
+              <w:spacing w:before="0" w:after="0"/>
             </w:pPr>
-            <w:r/>
             <w:r>
               <w:rPr>
                 <w:b w:val="0"/>
@@ -841,11 +1333,29 @@
     </w:tbl>
     <w:p>
       <w:pPr>
-        <w:spacing w:before="280" w:after="80"/>
+        <w:spacing w:before="0" w:after="40"/>
+      </w:pPr>
+    </w:p>
+    <w:p>
+      <w:pPr>
+        <w:keepNext/>
         <w:pBdr>
-          <w:bottom w:val="single" w:sz="6" w:color="C9D3DE" w:space="2"/>
+          <w:bottom w:val="single" w:sz="8" w:color="1F4E79" w:space="4"/>
         </w:pBdr>
+        <w:tabs>
+          <w:tab w:pos="482" w:val="left"/>
+        </w:tabs>
+        <w:spacing w:before="360" w:after="160"/>
       </w:pPr>
+      <w:r>
+        <w:rPr>
+          <w:b/>
+          <w:color w:val="2A78D6"/>
+          <w:sz w:val="18"/>
+        </w:rPr>
+        <w:t>03</w:t>
+        <w:tab/>
+      </w:r>
       <w:r>
         <w:rPr>
           <w:b/>
@@ -857,38 +1367,54 @@
     </w:p>
     <w:tbl>
       <w:tblPr>
-        <w:tblW w:type="auto" w:w="0"/>
+        <w:tblW w:w="9639" w:type="dxa"/>
+        <w:tblBorders>
+          <w:top w:val="nil"/>
+          <w:left w:val="nil"/>
+          <w:bottom w:val="nil"/>
+          <w:right w:val="nil"/>
+          <w:insideH w:val="nil"/>
+          <w:insideV w:val="nil"/>
+        </w:tblBorders>
+        <w:tblLayout w:type="fixed"/>
+        <w:tblCellMar>
+          <w:top w:w="70" w:type="dxa"/>
+          <w:left w:w="100" w:type="dxa"/>
+          <w:bottom w:w="70" w:type="dxa"/>
+          <w:right w:w="100" w:type="dxa"/>
+        </w:tblCellMar>
         <w:tblLook w:firstColumn="1" w:firstRow="1" w:lastColumn="0" w:lastRow="0" w:noHBand="0" w:noVBand="1" w:val="04A0"/>
-        <w:tblBorders>
-          <w:top w:val="single" w:sz="4" w:color="C9D3DE"/>
-          <w:left w:val="nil"/>
-          <w:bottom w:val="single" w:sz="4" w:color="C9D3DE"/>
-          <w:right w:val="nil"/>
-          <w:insideH w:val="single" w:sz="4" w:color="C9D3DE"/>
-          <w:insideV w:val="nil"/>
-        </w:tblBorders>
       </w:tblPr>
       <w:tblGrid>
-        <w:gridCol w:w="1662"/>
-        <w:gridCol w:w="1662"/>
-        <w:gridCol w:w="1662"/>
-        <w:gridCol w:w="1662"/>
-        <w:gridCol w:w="1662"/>
-        <w:gridCol w:w="1662"/>
+        <w:gridCol w:w="2864"/>
+        <w:gridCol w:w="1156"/>
+        <w:gridCol w:w="1156"/>
+        <w:gridCol w:w="1156"/>
+        <w:gridCol w:w="1156"/>
+        <w:gridCol w:w="2148"/>
       </w:tblGrid>
       <w:tr>
         <w:tc>
           <w:tcPr>
-            <w:tcW w:type="dxa" w:w="2948"/>
-            <w:shd w:val="clear" w:color="auto" w:fill="1F4E79"/>
+            <w:tcW w:type="dxa" w:w="2864"/>
+            <w:tcBorders>
+              <w:top w:val="single" w:sz="12" w:color="1F4E79" w:space="0"/>
+              <w:left w:val="nil"/>
+              <w:bottom w:val="single" w:sz="4" w:color="C9D3DE" w:space="0"/>
+              <w:right w:val="nil"/>
+            </w:tcBorders>
+            <w:shd w:val="clear" w:color="auto" w:fill="EAF1F8"/>
           </w:tcPr>
           <w:p>
-            <w:r/>
+            <w:pPr>
+              <w:spacing w:before="0" w:after="0"/>
+            </w:pPr>
             <w:r>
               <w:rPr>
                 <w:b/>
-                <w:color w:val="FFFFFF"/>
-                <w:sz w:val="17"/>
+                <w:caps/>
+                <w:color w:val="1F4E79"/>
+                <w:sz w:val="16"/>
               </w:rPr>
               <w:t>Metric</w:t>
             </w:r>
@@ -896,19 +1422,26 @@
         </w:tc>
         <w:tc>
           <w:tcPr>
-            <w:tcW w:type="dxa" w:w="1191"/>
-            <w:shd w:val="clear" w:color="auto" w:fill="1F4E79"/>
+            <w:tcW w:type="dxa" w:w="1157"/>
+            <w:tcBorders>
+              <w:top w:val="single" w:sz="12" w:color="1F4E79" w:space="0"/>
+              <w:left w:val="nil"/>
+              <w:bottom w:val="single" w:sz="4" w:color="C9D3DE" w:space="0"/>
+              <w:right w:val="nil"/>
+            </w:tcBorders>
+            <w:shd w:val="clear" w:color="auto" w:fill="EAF1F8"/>
           </w:tcPr>
           <w:p>
             <w:pPr>
+              <w:spacing w:before="0" w:after="0"/>
               <w:jc w:val="right"/>
             </w:pPr>
-            <w:r/>
             <w:r>
               <w:rPr>
                 <w:b/>
-                <w:color w:val="FFFFFF"/>
-                <w:sz w:val="17"/>
+                <w:caps/>
+                <w:color w:val="1F4E79"/>
+                <w:sz w:val="16"/>
               </w:rPr>
               <w:t>FY2024</w:t>
             </w:r>
@@ -916,19 +1449,26 @@
         </w:tc>
         <w:tc>
           <w:tcPr>
-            <w:tcW w:type="dxa" w:w="1191"/>
-            <w:shd w:val="clear" w:color="auto" w:fill="1F4E79"/>
+            <w:tcW w:type="dxa" w:w="1157"/>
+            <w:tcBorders>
+              <w:top w:val="single" w:sz="12" w:color="1F4E79" w:space="0"/>
+              <w:left w:val="nil"/>
+              <w:bottom w:val="single" w:sz="4" w:color="C9D3DE" w:space="0"/>
+              <w:right w:val="nil"/>
+            </w:tcBorders>
+            <w:shd w:val="clear" w:color="auto" w:fill="EAF1F8"/>
           </w:tcPr>
           <w:p>
             <w:pPr>
+              <w:spacing w:before="0" w:after="0"/>
               <w:jc w:val="right"/>
             </w:pPr>
-            <w:r/>
             <w:r>
               <w:rPr>
                 <w:b/>
-                <w:color w:val="FFFFFF"/>
-                <w:sz w:val="17"/>
+                <w:caps/>
+                <w:color w:val="1F4E79"/>
+                <w:sz w:val="16"/>
               </w:rPr>
               <w:t>FY2025</w:t>
             </w:r>
@@ -936,19 +1476,26 @@
         </w:tc>
         <w:tc>
           <w:tcPr>
-            <w:tcW w:type="dxa" w:w="1191"/>
-            <w:shd w:val="clear" w:color="auto" w:fill="1F4E79"/>
+            <w:tcW w:type="dxa" w:w="1157"/>
+            <w:tcBorders>
+              <w:top w:val="single" w:sz="12" w:color="1F4E79" w:space="0"/>
+              <w:left w:val="nil"/>
+              <w:bottom w:val="single" w:sz="4" w:color="C9D3DE" w:space="0"/>
+              <w:right w:val="nil"/>
+            </w:tcBorders>
+            <w:shd w:val="clear" w:color="auto" w:fill="EAF1F8"/>
           </w:tcPr>
           <w:p>
             <w:pPr>
+              <w:spacing w:before="0" w:after="0"/>
               <w:jc w:val="right"/>
             </w:pPr>
-            <w:r/>
             <w:r>
               <w:rPr>
                 <w:b/>
-                <w:color w:val="FFFFFF"/>
-                <w:sz w:val="17"/>
+                <w:caps/>
+                <w:color w:val="1F4E79"/>
+                <w:sz w:val="16"/>
               </w:rPr>
               <w:t>6M2025</w:t>
             </w:r>
@@ -956,19 +1503,26 @@
         </w:tc>
         <w:tc>
           <w:tcPr>
-            <w:tcW w:type="dxa" w:w="1191"/>
-            <w:shd w:val="clear" w:color="auto" w:fill="1F4E79"/>
+            <w:tcW w:type="dxa" w:w="1157"/>
+            <w:tcBorders>
+              <w:top w:val="single" w:sz="12" w:color="1F4E79" w:space="0"/>
+              <w:left w:val="nil"/>
+              <w:bottom w:val="single" w:sz="4" w:color="C9D3DE" w:space="0"/>
+              <w:right w:val="nil"/>
+            </w:tcBorders>
+            <w:shd w:val="clear" w:color="auto" w:fill="EAF1F8"/>
           </w:tcPr>
           <w:p>
             <w:pPr>
+              <w:spacing w:before="0" w:after="0"/>
               <w:jc w:val="right"/>
             </w:pPr>
-            <w:r/>
             <w:r>
               <w:rPr>
                 <w:b/>
-                <w:color w:val="FFFFFF"/>
-                <w:sz w:val="17"/>
+                <w:caps/>
+                <w:color w:val="1F4E79"/>
+                <w:sz w:val="16"/>
               </w:rPr>
               <w:t>6M2026</w:t>
             </w:r>
@@ -976,19 +1530,26 @@
         </w:tc>
         <w:tc>
           <w:tcPr>
-            <w:tcW w:type="dxa" w:w="2211"/>
-            <w:shd w:val="clear" w:color="auto" w:fill="1F4E79"/>
+            <w:tcW w:type="dxa" w:w="2148"/>
+            <w:tcBorders>
+              <w:top w:val="single" w:sz="12" w:color="1F4E79" w:space="0"/>
+              <w:left w:val="nil"/>
+              <w:bottom w:val="single" w:sz="4" w:color="C9D3DE" w:space="0"/>
+              <w:right w:val="nil"/>
+            </w:tcBorders>
+            <w:shd w:val="clear" w:color="auto" w:fill="EAF1F8"/>
           </w:tcPr>
           <w:p>
             <w:pPr>
+              <w:spacing w:before="0" w:after="0"/>
               <w:jc w:val="right"/>
             </w:pPr>
-            <w:r/>
             <w:r>
               <w:rPr>
                 <w:b/>
-                <w:color w:val="FFFFFF"/>
-                <w:sz w:val="17"/>
+                <w:caps/>
+                <w:color w:val="1F4E79"/>
+                <w:sz w:val="16"/>
               </w:rPr>
               <w:t>Change</w:t>
             </w:r>
@@ -998,13 +1559,18 @@
       <w:tr>
         <w:tc>
           <w:tcPr>
-            <w:tcW w:type="dxa" w:w="2948"/>
+            <w:tcW w:type="dxa" w:w="2864"/>
+            <w:tcBorders>
+              <w:top w:val="nil"/>
+              <w:left w:val="nil"/>
+              <w:bottom w:val="single" w:sz="4" w:color="DDE3EA" w:space="0"/>
+              <w:right w:val="nil"/>
+            </w:tcBorders>
           </w:tcPr>
           <w:p>
             <w:pPr>
-              <w:spacing w:after="0"/>
+              <w:spacing w:before="0" w:after="0"/>
             </w:pPr>
-            <w:r/>
             <w:r>
               <w:rPr>
                 <w:b w:val="0"/>
@@ -1012,7 +1578,7 @@
               </w:rPr>
               <w:t>Net profit, EUR m</w:t>
             </w:r>
-            <w:hyperlink r:id="rId15">
+            <w:hyperlink r:id="rId17">
               <w:r>
                 <w:rPr>
                   <w:color w:val="2A78D6"/>
@@ -1029,7 +1595,7 @@
               </w:rPr>
               <w:t>,</w:t>
             </w:r>
-            <w:hyperlink r:id="rId16">
+            <w:hyperlink r:id="rId18">
               <w:r>
                 <w:rPr>
                   <w:color w:val="2A78D6"/>
@@ -1043,14 +1609,19 @@
         </w:tc>
         <w:tc>
           <w:tcPr>
-            <w:tcW w:type="dxa" w:w="1191"/>
+            <w:tcW w:type="dxa" w:w="1157"/>
+            <w:tcBorders>
+              <w:top w:val="nil"/>
+              <w:left w:val="nil"/>
+              <w:bottom w:val="single" w:sz="4" w:color="DDE3EA" w:space="0"/>
+              <w:right w:val="nil"/>
+            </w:tcBorders>
           </w:tcPr>
           <w:p>
             <w:pPr>
-              <w:spacing w:after="0"/>
+              <w:spacing w:before="0" w:after="0"/>
               <w:jc w:val="right"/>
             </w:pPr>
-            <w:r/>
             <w:r>
               <w:rPr>
                 <w:b w:val="0"/>
@@ -1062,14 +1633,19 @@
         </w:tc>
         <w:tc>
           <w:tcPr>
-            <w:tcW w:type="dxa" w:w="1191"/>
+            <w:tcW w:type="dxa" w:w="1157"/>
+            <w:tcBorders>
+              <w:top w:val="nil"/>
+              <w:left w:val="nil"/>
+              <w:bottom w:val="single" w:sz="4" w:color="DDE3EA" w:space="0"/>
+              <w:right w:val="nil"/>
+            </w:tcBorders>
           </w:tcPr>
           <w:p>
             <w:pPr>
-              <w:spacing w:after="0"/>
+              <w:spacing w:before="0" w:after="0"/>
               <w:jc w:val="right"/>
             </w:pPr>
-            <w:r/>
             <w:r>
               <w:rPr>
                 <w:b w:val="0"/>
@@ -1081,14 +1657,19 @@
         </w:tc>
         <w:tc>
           <w:tcPr>
-            <w:tcW w:type="dxa" w:w="1191"/>
+            <w:tcW w:type="dxa" w:w="1157"/>
+            <w:tcBorders>
+              <w:top w:val="nil"/>
+              <w:left w:val="nil"/>
+              <w:bottom w:val="single" w:sz="4" w:color="DDE3EA" w:space="0"/>
+              <w:right w:val="nil"/>
+            </w:tcBorders>
           </w:tcPr>
           <w:p>
             <w:pPr>
-              <w:spacing w:after="0"/>
+              <w:spacing w:before="0" w:after="0"/>
               <w:jc w:val="right"/>
             </w:pPr>
-            <w:r/>
             <w:r>
               <w:rPr>
                 <w:b w:val="0"/>
@@ -1100,14 +1681,19 @@
         </w:tc>
         <w:tc>
           <w:tcPr>
-            <w:tcW w:type="dxa" w:w="1191"/>
+            <w:tcW w:type="dxa" w:w="1157"/>
+            <w:tcBorders>
+              <w:top w:val="nil"/>
+              <w:left w:val="nil"/>
+              <w:bottom w:val="single" w:sz="4" w:color="DDE3EA" w:space="0"/>
+              <w:right w:val="nil"/>
+            </w:tcBorders>
           </w:tcPr>
           <w:p>
             <w:pPr>
-              <w:spacing w:after="0"/>
+              <w:spacing w:before="0" w:after="0"/>
               <w:jc w:val="right"/>
             </w:pPr>
-            <w:r/>
             <w:r>
               <w:rPr>
                 <w:b w:val="0"/>
@@ -1119,14 +1705,19 @@
         </w:tc>
         <w:tc>
           <w:tcPr>
-            <w:tcW w:type="dxa" w:w="2211"/>
+            <w:tcW w:type="dxa" w:w="2148"/>
+            <w:tcBorders>
+              <w:top w:val="nil"/>
+              <w:left w:val="nil"/>
+              <w:bottom w:val="single" w:sz="4" w:color="DDE3EA" w:space="0"/>
+              <w:right w:val="nil"/>
+            </w:tcBorders>
           </w:tcPr>
           <w:p>
             <w:pPr>
-              <w:spacing w:after="0"/>
+              <w:spacing w:before="0" w:after="0"/>
               <w:jc w:val="right"/>
             </w:pPr>
-            <w:r/>
             <w:r>
               <w:rPr>
                 <w:b/>
@@ -1141,14 +1732,18 @@
       <w:tr>
         <w:tc>
           <w:tcPr>
-            <w:tcW w:type="dxa" w:w="2948"/>
-            <w:shd w:val="clear" w:color="auto" w:fill="F6F8FA"/>
+            <w:tcW w:type="dxa" w:w="2864"/>
+            <w:tcBorders>
+              <w:top w:val="nil"/>
+              <w:left w:val="nil"/>
+              <w:bottom w:val="single" w:sz="4" w:color="DDE3EA" w:space="0"/>
+              <w:right w:val="nil"/>
+            </w:tcBorders>
           </w:tcPr>
           <w:p>
             <w:pPr>
-              <w:spacing w:after="0"/>
+              <w:spacing w:before="0" w:after="0"/>
             </w:pPr>
-            <w:r/>
             <w:r>
               <w:rPr>
                 <w:b w:val="0"/>
@@ -1156,7 +1751,7 @@
               </w:rPr>
               <w:t>Net interest income, EUR m</w:t>
             </w:r>
-            <w:hyperlink r:id="rId17">
+            <w:hyperlink r:id="rId19">
               <w:r>
                 <w:rPr>
                   <w:color w:val="2A78D6"/>
@@ -1173,7 +1768,7 @@
               </w:rPr>
               <w:t>,</w:t>
             </w:r>
-            <w:hyperlink r:id="rId15">
+            <w:hyperlink r:id="rId17">
               <w:r>
                 <w:rPr>
                   <w:color w:val="2A78D6"/>
@@ -1190,7 +1785,7 @@
               </w:rPr>
               <w:t>,</w:t>
             </w:r>
-            <w:hyperlink r:id="rId16">
+            <w:hyperlink r:id="rId18">
               <w:r>
                 <w:rPr>
                   <w:color w:val="2A78D6"/>
@@ -1204,15 +1799,19 @@
         </w:tc>
         <w:tc>
           <w:tcPr>
-            <w:tcW w:type="dxa" w:w="1191"/>
-            <w:shd w:val="clear" w:color="auto" w:fill="F6F8FA"/>
+            <w:tcW w:type="dxa" w:w="1157"/>
+            <w:tcBorders>
+              <w:top w:val="nil"/>
+              <w:left w:val="nil"/>
+              <w:bottom w:val="single" w:sz="4" w:color="DDE3EA" w:space="0"/>
+              <w:right w:val="nil"/>
+            </w:tcBorders>
           </w:tcPr>
           <w:p>
             <w:pPr>
-              <w:spacing w:after="0"/>
+              <w:spacing w:before="0" w:after="0"/>
               <w:jc w:val="right"/>
             </w:pPr>
-            <w:r/>
             <w:r>
               <w:rPr>
                 <w:b w:val="0"/>
@@ -1224,15 +1823,19 @@
         </w:tc>
         <w:tc>
           <w:tcPr>
-            <w:tcW w:type="dxa" w:w="1191"/>
-            <w:shd w:val="clear" w:color="auto" w:fill="F6F8FA"/>
+            <w:tcW w:type="dxa" w:w="1157"/>
+            <w:tcBorders>
+              <w:top w:val="nil"/>
+              <w:left w:val="nil"/>
+              <w:bottom w:val="single" w:sz="4" w:color="DDE3EA" w:space="0"/>
+              <w:right w:val="nil"/>
+            </w:tcBorders>
           </w:tcPr>
           <w:p>
             <w:pPr>
-              <w:spacing w:after="0"/>
+              <w:spacing w:before="0" w:after="0"/>
               <w:jc w:val="right"/>
             </w:pPr>
-            <w:r/>
             <w:r>
               <w:rPr>
                 <w:b w:val="0"/>
@@ -1244,15 +1847,19 @@
         </w:tc>
         <w:tc>
           <w:tcPr>
-            <w:tcW w:type="dxa" w:w="1191"/>
-            <w:shd w:val="clear" w:color="auto" w:fill="F6F8FA"/>
+            <w:tcW w:type="dxa" w:w="1157"/>
+            <w:tcBorders>
+              <w:top w:val="nil"/>
+              <w:left w:val="nil"/>
+              <w:bottom w:val="single" w:sz="4" w:color="DDE3EA" w:space="0"/>
+              <w:right w:val="nil"/>
+            </w:tcBorders>
           </w:tcPr>
           <w:p>
             <w:pPr>
-              <w:spacing w:after="0"/>
+              <w:spacing w:before="0" w:after="0"/>
               <w:jc w:val="right"/>
             </w:pPr>
-            <w:r/>
             <w:r>
               <w:rPr>
                 <w:b w:val="0"/>
@@ -1264,15 +1871,19 @@
         </w:tc>
         <w:tc>
           <w:tcPr>
-            <w:tcW w:type="dxa" w:w="1191"/>
-            <w:shd w:val="clear" w:color="auto" w:fill="F6F8FA"/>
+            <w:tcW w:type="dxa" w:w="1157"/>
+            <w:tcBorders>
+              <w:top w:val="nil"/>
+              <w:left w:val="nil"/>
+              <w:bottom w:val="single" w:sz="4" w:color="DDE3EA" w:space="0"/>
+              <w:right w:val="nil"/>
+            </w:tcBorders>
           </w:tcPr>
           <w:p>
             <w:pPr>
-              <w:spacing w:after="0"/>
+              <w:spacing w:before="0" w:after="0"/>
               <w:jc w:val="right"/>
             </w:pPr>
-            <w:r/>
             <w:r>
               <w:rPr>
                 <w:b w:val="0"/>
@@ -1284,15 +1895,19 @@
         </w:tc>
         <w:tc>
           <w:tcPr>
-            <w:tcW w:type="dxa" w:w="2211"/>
-            <w:shd w:val="clear" w:color="auto" w:fill="F6F8FA"/>
+            <w:tcW w:type="dxa" w:w="2148"/>
+            <w:tcBorders>
+              <w:top w:val="nil"/>
+              <w:left w:val="nil"/>
+              <w:bottom w:val="single" w:sz="4" w:color="DDE3EA" w:space="0"/>
+              <w:right w:val="nil"/>
+            </w:tcBorders>
           </w:tcPr>
           <w:p>
             <w:pPr>
-              <w:spacing w:after="0"/>
+              <w:spacing w:before="0" w:after="0"/>
               <w:jc w:val="right"/>
             </w:pPr>
-            <w:r/>
             <w:r>
               <w:rPr>
                 <w:b/>
@@ -1307,13 +1922,18 @@
       <w:tr>
         <w:tc>
           <w:tcPr>
-            <w:tcW w:type="dxa" w:w="2948"/>
+            <w:tcW w:type="dxa" w:w="2864"/>
+            <w:tcBorders>
+              <w:top w:val="nil"/>
+              <w:left w:val="nil"/>
+              <w:bottom w:val="single" w:sz="4" w:color="DDE3EA" w:space="0"/>
+              <w:right w:val="nil"/>
+            </w:tcBorders>
           </w:tcPr>
           <w:p>
             <w:pPr>
-              <w:spacing w:after="0"/>
+              <w:spacing w:before="0" w:after="0"/>
             </w:pPr>
-            <w:r/>
             <w:r>
               <w:rPr>
                 <w:b w:val="0"/>
@@ -1321,7 +1941,7 @@
               </w:rPr>
               <w:t>Total operating income, EUR m</w:t>
             </w:r>
-            <w:hyperlink r:id="rId17">
+            <w:hyperlink r:id="rId19">
               <w:r>
                 <w:rPr>
                   <w:color w:val="2A78D6"/>
@@ -1338,7 +1958,7 @@
               </w:rPr>
               <w:t>,</w:t>
             </w:r>
-            <w:hyperlink r:id="rId15">
+            <w:hyperlink r:id="rId17">
               <w:r>
                 <w:rPr>
                   <w:color w:val="2A78D6"/>
@@ -1355,7 +1975,7 @@
               </w:rPr>
               <w:t>,</w:t>
             </w:r>
-            <w:hyperlink r:id="rId16">
+            <w:hyperlink r:id="rId18">
               <w:r>
                 <w:rPr>
                   <w:color w:val="2A78D6"/>
@@ -1369,14 +1989,19 @@
         </w:tc>
         <w:tc>
           <w:tcPr>
-            <w:tcW w:type="dxa" w:w="1191"/>
+            <w:tcW w:type="dxa" w:w="1157"/>
+            <w:tcBorders>
+              <w:top w:val="nil"/>
+              <w:left w:val="nil"/>
+              <w:bottom w:val="single" w:sz="4" w:color="DDE3EA" w:space="0"/>
+              <w:right w:val="nil"/>
+            </w:tcBorders>
           </w:tcPr>
           <w:p>
             <w:pPr>
-              <w:spacing w:after="0"/>
+              <w:spacing w:before="0" w:after="0"/>
               <w:jc w:val="right"/>
             </w:pPr>
-            <w:r/>
             <w:r>
               <w:rPr>
                 <w:b w:val="0"/>
@@ -1388,14 +2013,19 @@
         </w:tc>
         <w:tc>
           <w:tcPr>
-            <w:tcW w:type="dxa" w:w="1191"/>
+            <w:tcW w:type="dxa" w:w="1157"/>
+            <w:tcBorders>
+              <w:top w:val="nil"/>
+              <w:left w:val="nil"/>
+              <w:bottom w:val="single" w:sz="4" w:color="DDE3EA" w:space="0"/>
+              <w:right w:val="nil"/>
+            </w:tcBorders>
           </w:tcPr>
           <w:p>
             <w:pPr>
-              <w:spacing w:after="0"/>
+              <w:spacing w:before="0" w:after="0"/>
               <w:jc w:val="right"/>
             </w:pPr>
-            <w:r/>
             <w:r>
               <w:rPr>
                 <w:b w:val="0"/>
@@ -1407,14 +2037,19 @@
         </w:tc>
         <w:tc>
           <w:tcPr>
-            <w:tcW w:type="dxa" w:w="1191"/>
+            <w:tcW w:type="dxa" w:w="1157"/>
+            <w:tcBorders>
+              <w:top w:val="nil"/>
+              <w:left w:val="nil"/>
+              <w:bottom w:val="single" w:sz="4" w:color="DDE3EA" w:space="0"/>
+              <w:right w:val="nil"/>
+            </w:tcBorders>
           </w:tcPr>
           <w:p>
             <w:pPr>
-              <w:spacing w:after="0"/>
+              <w:spacing w:before="0" w:after="0"/>
               <w:jc w:val="right"/>
             </w:pPr>
-            <w:r/>
             <w:r>
               <w:rPr>
                 <w:b w:val="0"/>
@@ -1426,14 +2061,19 @@
         </w:tc>
         <w:tc>
           <w:tcPr>
-            <w:tcW w:type="dxa" w:w="1191"/>
+            <w:tcW w:type="dxa" w:w="1157"/>
+            <w:tcBorders>
+              <w:top w:val="nil"/>
+              <w:left w:val="nil"/>
+              <w:bottom w:val="single" w:sz="4" w:color="DDE3EA" w:space="0"/>
+              <w:right w:val="nil"/>
+            </w:tcBorders>
           </w:tcPr>
           <w:p>
             <w:pPr>
-              <w:spacing w:after="0"/>
+              <w:spacing w:before="0" w:after="0"/>
               <w:jc w:val="right"/>
             </w:pPr>
-            <w:r/>
             <w:r>
               <w:rPr>
                 <w:b w:val="0"/>
@@ -1445,14 +2085,19 @@
         </w:tc>
         <w:tc>
           <w:tcPr>
-            <w:tcW w:type="dxa" w:w="2211"/>
+            <w:tcW w:type="dxa" w:w="2148"/>
+            <w:tcBorders>
+              <w:top w:val="nil"/>
+              <w:left w:val="nil"/>
+              <w:bottom w:val="single" w:sz="4" w:color="DDE3EA" w:space="0"/>
+              <w:right w:val="nil"/>
+            </w:tcBorders>
           </w:tcPr>
           <w:p>
             <w:pPr>
-              <w:spacing w:after="0"/>
+              <w:spacing w:before="0" w:after="0"/>
               <w:jc w:val="right"/>
             </w:pPr>
-            <w:r/>
             <w:r>
               <w:rPr>
                 <w:b/>
@@ -1467,14 +2112,18 @@
       <w:tr>
         <w:tc>
           <w:tcPr>
-            <w:tcW w:type="dxa" w:w="2948"/>
-            <w:shd w:val="clear" w:color="auto" w:fill="F6F8FA"/>
+            <w:tcW w:type="dxa" w:w="2864"/>
+            <w:tcBorders>
+              <w:top w:val="nil"/>
+              <w:left w:val="nil"/>
+              <w:bottom w:val="single" w:sz="4" w:color="DDE3EA" w:space="0"/>
+              <w:right w:val="nil"/>
+            </w:tcBorders>
           </w:tcPr>
           <w:p>
             <w:pPr>
-              <w:spacing w:after="0"/>
+              <w:spacing w:before="0" w:after="0"/>
             </w:pPr>
-            <w:r/>
             <w:r>
               <w:rPr>
                 <w:b w:val="0"/>
@@ -1482,7 +2131,7 @@
               </w:rPr>
               <w:t>Cost/income ratio</w:t>
             </w:r>
-            <w:hyperlink r:id="rId17">
+            <w:hyperlink r:id="rId19">
               <w:r>
                 <w:rPr>
                   <w:color w:val="2A78D6"/>
@@ -1499,7 +2148,7 @@
               </w:rPr>
               <w:t>,</w:t>
             </w:r>
-            <w:hyperlink r:id="rId15">
+            <w:hyperlink r:id="rId17">
               <w:r>
                 <w:rPr>
                   <w:color w:val="2A78D6"/>
@@ -1516,7 +2165,7 @@
               </w:rPr>
               <w:t>,</w:t>
             </w:r>
-            <w:hyperlink r:id="rId16">
+            <w:hyperlink r:id="rId18">
               <w:r>
                 <w:rPr>
                   <w:color w:val="2A78D6"/>
@@ -1530,15 +2179,19 @@
         </w:tc>
         <w:tc>
           <w:tcPr>
-            <w:tcW w:type="dxa" w:w="1191"/>
-            <w:shd w:val="clear" w:color="auto" w:fill="F6F8FA"/>
+            <w:tcW w:type="dxa" w:w="1157"/>
+            <w:tcBorders>
+              <w:top w:val="nil"/>
+              <w:left w:val="nil"/>
+              <w:bottom w:val="single" w:sz="4" w:color="DDE3EA" w:space="0"/>
+              <w:right w:val="nil"/>
+            </w:tcBorders>
           </w:tcPr>
           <w:p>
             <w:pPr>
-              <w:spacing w:after="0"/>
+              <w:spacing w:before="0" w:after="0"/>
               <w:jc w:val="right"/>
             </w:pPr>
-            <w:r/>
             <w:r>
               <w:rPr>
                 <w:b w:val="0"/>
@@ -1550,15 +2203,19 @@
         </w:tc>
         <w:tc>
           <w:tcPr>
-            <w:tcW w:type="dxa" w:w="1191"/>
-            <w:shd w:val="clear" w:color="auto" w:fill="F6F8FA"/>
+            <w:tcW w:type="dxa" w:w="1157"/>
+            <w:tcBorders>
+              <w:top w:val="nil"/>
+              <w:left w:val="nil"/>
+              <w:bottom w:val="single" w:sz="4" w:color="DDE3EA" w:space="0"/>
+              <w:right w:val="nil"/>
+            </w:tcBorders>
           </w:tcPr>
           <w:p>
             <w:pPr>
-              <w:spacing w:after="0"/>
+              <w:spacing w:before="0" w:after="0"/>
               <w:jc w:val="right"/>
             </w:pPr>
-            <w:r/>
             <w:r>
               <w:rPr>
                 <w:b w:val="0"/>
@@ -1570,15 +2227,19 @@
         </w:tc>
         <w:tc>
           <w:tcPr>
-            <w:tcW w:type="dxa" w:w="1191"/>
-            <w:shd w:val="clear" w:color="auto" w:fill="F6F8FA"/>
+            <w:tcW w:type="dxa" w:w="1157"/>
+            <w:tcBorders>
+              <w:top w:val="nil"/>
+              <w:left w:val="nil"/>
+              <w:bottom w:val="single" w:sz="4" w:color="DDE3EA" w:space="0"/>
+              <w:right w:val="nil"/>
+            </w:tcBorders>
           </w:tcPr>
           <w:p>
             <w:pPr>
-              <w:spacing w:after="0"/>
+              <w:spacing w:before="0" w:after="0"/>
               <w:jc w:val="right"/>
             </w:pPr>
-            <w:r/>
             <w:r>
               <w:rPr>
                 <w:b w:val="0"/>
@@ -1590,15 +2251,20 @@
         </w:tc>
         <w:tc>
           <w:tcPr>
-            <w:tcW w:type="dxa" w:w="1191"/>
+            <w:tcW w:type="dxa" w:w="1157"/>
+            <w:tcBorders>
+              <w:top w:val="nil"/>
+              <w:left w:val="nil"/>
+              <w:bottom w:val="single" w:sz="4" w:color="DDE3EA" w:space="0"/>
+              <w:right w:val="nil"/>
+            </w:tcBorders>
             <w:shd w:val="clear" w:color="auto" w:fill="FDF1D8"/>
           </w:tcPr>
           <w:p>
             <w:pPr>
-              <w:spacing w:after="0"/>
+              <w:spacing w:before="0" w:after="0"/>
               <w:jc w:val="right"/>
             </w:pPr>
-            <w:r/>
             <w:r>
               <w:rPr>
                 <w:b/>
@@ -1610,15 +2276,19 @@
         </w:tc>
         <w:tc>
           <w:tcPr>
-            <w:tcW w:type="dxa" w:w="2211"/>
-            <w:shd w:val="clear" w:color="auto" w:fill="F6F8FA"/>
+            <w:tcW w:type="dxa" w:w="2148"/>
+            <w:tcBorders>
+              <w:top w:val="nil"/>
+              <w:left w:val="nil"/>
+              <w:bottom w:val="single" w:sz="4" w:color="DDE3EA" w:space="0"/>
+              <w:right w:val="nil"/>
+            </w:tcBorders>
           </w:tcPr>
           <w:p>
             <w:pPr>
-              <w:spacing w:after="0"/>
+              <w:spacing w:before="0" w:after="0"/>
               <w:jc w:val="right"/>
             </w:pPr>
-            <w:r/>
             <w:r>
               <w:rPr>
                 <w:b/>
@@ -1633,13 +2303,18 @@
       <w:tr>
         <w:tc>
           <w:tcPr>
-            <w:tcW w:type="dxa" w:w="2948"/>
+            <w:tcW w:type="dxa" w:w="2864"/>
+            <w:tcBorders>
+              <w:top w:val="nil"/>
+              <w:left w:val="nil"/>
+              <w:bottom w:val="single" w:sz="4" w:color="DDE3EA" w:space="0"/>
+              <w:right w:val="nil"/>
+            </w:tcBorders>
           </w:tcPr>
           <w:p>
             <w:pPr>
-              <w:spacing w:after="0"/>
+              <w:spacing w:before="0" w:after="0"/>
             </w:pPr>
-            <w:r/>
             <w:r>
               <w:rPr>
                 <w:b w:val="0"/>
@@ -1647,7 +2322,7 @@
               </w:rPr>
               <w:t>ROE</w:t>
             </w:r>
-            <w:hyperlink r:id="rId17">
+            <w:hyperlink r:id="rId19">
               <w:r>
                 <w:rPr>
                   <w:color w:val="2A78D6"/>
@@ -1664,7 +2339,7 @@
               </w:rPr>
               <w:t>,</w:t>
             </w:r>
-            <w:hyperlink r:id="rId15">
+            <w:hyperlink r:id="rId17">
               <w:r>
                 <w:rPr>
                   <w:color w:val="2A78D6"/>
@@ -1681,7 +2356,7 @@
               </w:rPr>
               <w:t>,</w:t>
             </w:r>
-            <w:hyperlink r:id="rId16">
+            <w:hyperlink r:id="rId18">
               <w:r>
                 <w:rPr>
                   <w:color w:val="2A78D6"/>
@@ -1695,14 +2370,19 @@
         </w:tc>
         <w:tc>
           <w:tcPr>
-            <w:tcW w:type="dxa" w:w="1191"/>
+            <w:tcW w:type="dxa" w:w="1157"/>
+            <w:tcBorders>
+              <w:top w:val="nil"/>
+              <w:left w:val="nil"/>
+              <w:bottom w:val="single" w:sz="4" w:color="DDE3EA" w:space="0"/>
+              <w:right w:val="nil"/>
+            </w:tcBorders>
           </w:tcPr>
           <w:p>
             <w:pPr>
-              <w:spacing w:after="0"/>
+              <w:spacing w:before="0" w:after="0"/>
               <w:jc w:val="right"/>
             </w:pPr>
-            <w:r/>
             <w:r>
               <w:rPr>
                 <w:b w:val="0"/>
@@ -1714,14 +2394,19 @@
         </w:tc>
         <w:tc>
           <w:tcPr>
-            <w:tcW w:type="dxa" w:w="1191"/>
+            <w:tcW w:type="dxa" w:w="1157"/>
+            <w:tcBorders>
+              <w:top w:val="nil"/>
+              <w:left w:val="nil"/>
+              <w:bottom w:val="single" w:sz="4" w:color="DDE3EA" w:space="0"/>
+              <w:right w:val="nil"/>
+            </w:tcBorders>
           </w:tcPr>
           <w:p>
             <w:pPr>
-              <w:spacing w:after="0"/>
+              <w:spacing w:before="0" w:after="0"/>
               <w:jc w:val="right"/>
             </w:pPr>
-            <w:r/>
             <w:r>
               <w:rPr>
                 <w:b w:val="0"/>
@@ -1733,14 +2418,19 @@
         </w:tc>
         <w:tc>
           <w:tcPr>
-            <w:tcW w:type="dxa" w:w="1191"/>
+            <w:tcW w:type="dxa" w:w="1157"/>
+            <w:tcBorders>
+              <w:top w:val="nil"/>
+              <w:left w:val="nil"/>
+              <w:bottom w:val="single" w:sz="4" w:color="DDE3EA" w:space="0"/>
+              <w:right w:val="nil"/>
+            </w:tcBorders>
           </w:tcPr>
           <w:p>
             <w:pPr>
-              <w:spacing w:after="0"/>
+              <w:spacing w:before="0" w:after="0"/>
               <w:jc w:val="right"/>
             </w:pPr>
-            <w:r/>
             <w:r>
               <w:rPr>
                 <w:b w:val="0"/>
@@ -1752,15 +2442,20 @@
         </w:tc>
         <w:tc>
           <w:tcPr>
-            <w:tcW w:type="dxa" w:w="1191"/>
+            <w:tcW w:type="dxa" w:w="1157"/>
+            <w:tcBorders>
+              <w:top w:val="nil"/>
+              <w:left w:val="nil"/>
+              <w:bottom w:val="single" w:sz="4" w:color="DDE3EA" w:space="0"/>
+              <w:right w:val="nil"/>
+            </w:tcBorders>
             <w:shd w:val="clear" w:color="auto" w:fill="FDF1D8"/>
           </w:tcPr>
           <w:p>
             <w:pPr>
-              <w:spacing w:after="0"/>
+              <w:spacing w:before="0" w:after="0"/>
               <w:jc w:val="right"/>
             </w:pPr>
-            <w:r/>
             <w:r>
               <w:rPr>
                 <w:b/>
@@ -1772,14 +2467,19 @@
         </w:tc>
         <w:tc>
           <w:tcPr>
-            <w:tcW w:type="dxa" w:w="2211"/>
+            <w:tcW w:type="dxa" w:w="2148"/>
+            <w:tcBorders>
+              <w:top w:val="nil"/>
+              <w:left w:val="nil"/>
+              <w:bottom w:val="single" w:sz="4" w:color="DDE3EA" w:space="0"/>
+              <w:right w:val="nil"/>
+            </w:tcBorders>
           </w:tcPr>
           <w:p>
             <w:pPr>
-              <w:spacing w:after="0"/>
+              <w:spacing w:before="0" w:after="0"/>
               <w:jc w:val="right"/>
             </w:pPr>
-            <w:r/>
             <w:r>
               <w:rPr>
                 <w:b/>
@@ -1794,14 +2494,18 @@
       <w:tr>
         <w:tc>
           <w:tcPr>
-            <w:tcW w:type="dxa" w:w="2948"/>
-            <w:shd w:val="clear" w:color="auto" w:fill="F6F8FA"/>
+            <w:tcW w:type="dxa" w:w="2864"/>
+            <w:tcBorders>
+              <w:top w:val="nil"/>
+              <w:left w:val="nil"/>
+              <w:bottom w:val="single" w:sz="4" w:color="DDE3EA" w:space="0"/>
+              <w:right w:val="nil"/>
+            </w:tcBorders>
           </w:tcPr>
           <w:p>
             <w:pPr>
-              <w:spacing w:after="0"/>
+              <w:spacing w:before="0" w:after="0"/>
             </w:pPr>
-            <w:r/>
             <w:r>
               <w:rPr>
                 <w:b w:val="0"/>
@@ -1809,7 +2513,7 @@
               </w:rPr>
               <w:t>Cost of risk</w:t>
             </w:r>
-            <w:hyperlink r:id="rId17">
+            <w:hyperlink r:id="rId19">
               <w:r>
                 <w:rPr>
                   <w:color w:val="2A78D6"/>
@@ -1826,7 +2530,7 @@
               </w:rPr>
               <w:t>,</w:t>
             </w:r>
-            <w:hyperlink r:id="rId15">
+            <w:hyperlink r:id="rId17">
               <w:r>
                 <w:rPr>
                   <w:color w:val="2A78D6"/>
@@ -1843,7 +2547,7 @@
               </w:rPr>
               <w:t>,</w:t>
             </w:r>
-            <w:hyperlink r:id="rId16">
+            <w:hyperlink r:id="rId18">
               <w:r>
                 <w:rPr>
                   <w:color w:val="2A78D6"/>
@@ -1857,15 +2561,19 @@
         </w:tc>
         <w:tc>
           <w:tcPr>
-            <w:tcW w:type="dxa" w:w="1191"/>
-            <w:shd w:val="clear" w:color="auto" w:fill="F6F8FA"/>
+            <w:tcW w:type="dxa" w:w="1157"/>
+            <w:tcBorders>
+              <w:top w:val="nil"/>
+              <w:left w:val="nil"/>
+              <w:bottom w:val="single" w:sz="4" w:color="DDE3EA" w:space="0"/>
+              <w:right w:val="nil"/>
+            </w:tcBorders>
           </w:tcPr>
           <w:p>
             <w:pPr>
-              <w:spacing w:after="0"/>
+              <w:spacing w:before="0" w:after="0"/>
               <w:jc w:val="right"/>
             </w:pPr>
-            <w:r/>
             <w:r>
               <w:rPr>
                 <w:b w:val="0"/>
@@ -1877,15 +2585,19 @@
         </w:tc>
         <w:tc>
           <w:tcPr>
-            <w:tcW w:type="dxa" w:w="1191"/>
-            <w:shd w:val="clear" w:color="auto" w:fill="F6F8FA"/>
+            <w:tcW w:type="dxa" w:w="1157"/>
+            <w:tcBorders>
+              <w:top w:val="nil"/>
+              <w:left w:val="nil"/>
+              <w:bottom w:val="single" w:sz="4" w:color="DDE3EA" w:space="0"/>
+              <w:right w:val="nil"/>
+            </w:tcBorders>
           </w:tcPr>
           <w:p>
             <w:pPr>
-              <w:spacing w:after="0"/>
+              <w:spacing w:before="0" w:after="0"/>
               <w:jc w:val="right"/>
             </w:pPr>
-            <w:r/>
             <w:r>
               <w:rPr>
                 <w:b w:val="0"/>
@@ -1897,15 +2609,19 @@
         </w:tc>
         <w:tc>
           <w:tcPr>
-            <w:tcW w:type="dxa" w:w="1191"/>
-            <w:shd w:val="clear" w:color="auto" w:fill="F6F8FA"/>
+            <w:tcW w:type="dxa" w:w="1157"/>
+            <w:tcBorders>
+              <w:top w:val="nil"/>
+              <w:left w:val="nil"/>
+              <w:bottom w:val="single" w:sz="4" w:color="DDE3EA" w:space="0"/>
+              <w:right w:val="nil"/>
+            </w:tcBorders>
           </w:tcPr>
           <w:p>
             <w:pPr>
-              <w:spacing w:after="0"/>
+              <w:spacing w:before="0" w:after="0"/>
               <w:jc w:val="right"/>
             </w:pPr>
-            <w:r/>
             <w:r>
               <w:rPr>
                 <w:b w:val="0"/>
@@ -1917,15 +2633,19 @@
         </w:tc>
         <w:tc>
           <w:tcPr>
-            <w:tcW w:type="dxa" w:w="1191"/>
-            <w:shd w:val="clear" w:color="auto" w:fill="F6F8FA"/>
+            <w:tcW w:type="dxa" w:w="1157"/>
+            <w:tcBorders>
+              <w:top w:val="nil"/>
+              <w:left w:val="nil"/>
+              <w:bottom w:val="single" w:sz="4" w:color="DDE3EA" w:space="0"/>
+              <w:right w:val="nil"/>
+            </w:tcBorders>
           </w:tcPr>
           <w:p>
             <w:pPr>
-              <w:spacing w:after="0"/>
+              <w:spacing w:before="0" w:after="0"/>
               <w:jc w:val="right"/>
             </w:pPr>
-            <w:r/>
             <w:r>
               <w:rPr>
                 <w:b w:val="0"/>
@@ -1937,15 +2657,19 @@
         </w:tc>
         <w:tc>
           <w:tcPr>
-            <w:tcW w:type="dxa" w:w="2211"/>
-            <w:shd w:val="clear" w:color="auto" w:fill="F6F8FA"/>
+            <w:tcW w:type="dxa" w:w="2148"/>
+            <w:tcBorders>
+              <w:top w:val="nil"/>
+              <w:left w:val="nil"/>
+              <w:bottom w:val="single" w:sz="4" w:color="DDE3EA" w:space="0"/>
+              <w:right w:val="nil"/>
+            </w:tcBorders>
           </w:tcPr>
           <w:p>
             <w:pPr>
-              <w:spacing w:after="0"/>
+              <w:spacing w:before="0" w:after="0"/>
               <w:jc w:val="right"/>
             </w:pPr>
-            <w:r/>
             <w:r>
               <w:rPr>
                 <w:b/>
@@ -1960,13 +2684,18 @@
       <w:tr>
         <w:tc>
           <w:tcPr>
-            <w:tcW w:type="dxa" w:w="2948"/>
+            <w:tcW w:type="dxa" w:w="2864"/>
+            <w:tcBorders>
+              <w:top w:val="nil"/>
+              <w:left w:val="nil"/>
+              <w:bottom w:val="single" w:sz="4" w:color="DDE3EA" w:space="0"/>
+              <w:right w:val="nil"/>
+            </w:tcBorders>
           </w:tcPr>
           <w:p>
             <w:pPr>
-              <w:spacing w:after="0"/>
+              <w:spacing w:before="0" w:after="0"/>
             </w:pPr>
-            <w:r/>
             <w:r>
               <w:rPr>
                 <w:b w:val="0"/>
@@ -1974,7 +2703,7 @@
               </w:rPr>
               <w:t>Loans to customers, EUR m</w:t>
             </w:r>
-            <w:hyperlink r:id="rId17">
+            <w:hyperlink r:id="rId19">
               <w:r>
                 <w:rPr>
                   <w:color w:val="2A78D6"/>
@@ -1991,7 +2720,7 @@
               </w:rPr>
               <w:t>,</w:t>
             </w:r>
-            <w:hyperlink r:id="rId15">
+            <w:hyperlink r:id="rId17">
               <w:r>
                 <w:rPr>
                   <w:color w:val="2A78D6"/>
@@ -2008,7 +2737,7 @@
               </w:rPr>
               <w:t>,</w:t>
             </w:r>
-            <w:hyperlink r:id="rId16">
+            <w:hyperlink r:id="rId18">
               <w:r>
                 <w:rPr>
                   <w:color w:val="2A78D6"/>
@@ -2022,14 +2751,19 @@
         </w:tc>
         <w:tc>
           <w:tcPr>
-            <w:tcW w:type="dxa" w:w="1191"/>
+            <w:tcW w:type="dxa" w:w="1157"/>
+            <w:tcBorders>
+              <w:top w:val="nil"/>
+              <w:left w:val="nil"/>
+              <w:bottom w:val="single" w:sz="4" w:color="DDE3EA" w:space="0"/>
+              <w:right w:val="nil"/>
+            </w:tcBorders>
           </w:tcPr>
           <w:p>
             <w:pPr>
-              <w:spacing w:after="0"/>
+              <w:spacing w:before="0" w:after="0"/>
               <w:jc w:val="right"/>
             </w:pPr>
-            <w:r/>
             <w:r>
               <w:rPr>
                 <w:b w:val="0"/>
@@ -2041,14 +2775,19 @@
         </w:tc>
         <w:tc>
           <w:tcPr>
-            <w:tcW w:type="dxa" w:w="1191"/>
+            <w:tcW w:type="dxa" w:w="1157"/>
+            <w:tcBorders>
+              <w:top w:val="nil"/>
+              <w:left w:val="nil"/>
+              <w:bottom w:val="single" w:sz="4" w:color="DDE3EA" w:space="0"/>
+              <w:right w:val="nil"/>
+            </w:tcBorders>
           </w:tcPr>
           <w:p>
             <w:pPr>
-              <w:spacing w:after="0"/>
+              <w:spacing w:before="0" w:after="0"/>
               <w:jc w:val="right"/>
             </w:pPr>
-            <w:r/>
             <w:r>
               <w:rPr>
                 <w:b w:val="0"/>
@@ -2060,14 +2799,19 @@
         </w:tc>
         <w:tc>
           <w:tcPr>
-            <w:tcW w:type="dxa" w:w="1191"/>
+            <w:tcW w:type="dxa" w:w="1157"/>
+            <w:tcBorders>
+              <w:top w:val="nil"/>
+              <w:left w:val="nil"/>
+              <w:bottom w:val="single" w:sz="4" w:color="DDE3EA" w:space="0"/>
+              <w:right w:val="nil"/>
+            </w:tcBorders>
           </w:tcPr>
           <w:p>
             <w:pPr>
-              <w:spacing w:after="0"/>
+              <w:spacing w:before="0" w:after="0"/>
               <w:jc w:val="right"/>
             </w:pPr>
-            <w:r/>
             <w:r>
               <w:rPr>
                 <w:b w:val="0"/>
@@ -2079,14 +2823,19 @@
         </w:tc>
         <w:tc>
           <w:tcPr>
-            <w:tcW w:type="dxa" w:w="1191"/>
+            <w:tcW w:type="dxa" w:w="1157"/>
+            <w:tcBorders>
+              <w:top w:val="nil"/>
+              <w:left w:val="nil"/>
+              <w:bottom w:val="single" w:sz="4" w:color="DDE3EA" w:space="0"/>
+              <w:right w:val="nil"/>
+            </w:tcBorders>
           </w:tcPr>
           <w:p>
             <w:pPr>
-              <w:spacing w:after="0"/>
+              <w:spacing w:before="0" w:after="0"/>
               <w:jc w:val="right"/>
             </w:pPr>
-            <w:r/>
             <w:r>
               <w:rPr>
                 <w:b w:val="0"/>
@@ -2098,14 +2847,19 @@
         </w:tc>
         <w:tc>
           <w:tcPr>
-            <w:tcW w:type="dxa" w:w="2211"/>
+            <w:tcW w:type="dxa" w:w="2148"/>
+            <w:tcBorders>
+              <w:top w:val="nil"/>
+              <w:left w:val="nil"/>
+              <w:bottom w:val="single" w:sz="4" w:color="DDE3EA" w:space="0"/>
+              <w:right w:val="nil"/>
+            </w:tcBorders>
           </w:tcPr>
           <w:p>
             <w:pPr>
-              <w:spacing w:after="0"/>
+              <w:spacing w:before="0" w:after="0"/>
               <w:jc w:val="right"/>
             </w:pPr>
-            <w:r/>
             <w:r>
               <w:rPr>
                 <w:b/>
@@ -2120,14 +2874,18 @@
       <w:tr>
         <w:tc>
           <w:tcPr>
-            <w:tcW w:type="dxa" w:w="2948"/>
-            <w:shd w:val="clear" w:color="auto" w:fill="F6F8FA"/>
+            <w:tcW w:type="dxa" w:w="2864"/>
+            <w:tcBorders>
+              <w:top w:val="nil"/>
+              <w:left w:val="nil"/>
+              <w:bottom w:val="single" w:sz="4" w:color="DDE3EA" w:space="0"/>
+              <w:right w:val="nil"/>
+            </w:tcBorders>
           </w:tcPr>
           <w:p>
             <w:pPr>
-              <w:spacing w:after="0"/>
+              <w:spacing w:before="0" w:after="0"/>
             </w:pPr>
-            <w:r/>
             <w:r>
               <w:rPr>
                 <w:b w:val="0"/>
@@ -2135,7 +2893,7 @@
               </w:rPr>
               <w:t>Customer deposits, EUR m</w:t>
             </w:r>
-            <w:hyperlink r:id="rId17">
+            <w:hyperlink r:id="rId19">
               <w:r>
                 <w:rPr>
                   <w:color w:val="2A78D6"/>
@@ -2152,7 +2910,7 @@
               </w:rPr>
               <w:t>,</w:t>
             </w:r>
-            <w:hyperlink r:id="rId15">
+            <w:hyperlink r:id="rId17">
               <w:r>
                 <w:rPr>
                   <w:color w:val="2A78D6"/>
@@ -2169,7 +2927,7 @@
               </w:rPr>
               <w:t>,</w:t>
             </w:r>
-            <w:hyperlink r:id="rId16">
+            <w:hyperlink r:id="rId18">
               <w:r>
                 <w:rPr>
                   <w:color w:val="2A78D6"/>
@@ -2183,15 +2941,19 @@
         </w:tc>
         <w:tc>
           <w:tcPr>
-            <w:tcW w:type="dxa" w:w="1191"/>
-            <w:shd w:val="clear" w:color="auto" w:fill="F6F8FA"/>
+            <w:tcW w:type="dxa" w:w="1157"/>
+            <w:tcBorders>
+              <w:top w:val="nil"/>
+              <w:left w:val="nil"/>
+              <w:bottom w:val="single" w:sz="4" w:color="DDE3EA" w:space="0"/>
+              <w:right w:val="nil"/>
+            </w:tcBorders>
           </w:tcPr>
           <w:p>
             <w:pPr>
-              <w:spacing w:after="0"/>
+              <w:spacing w:before="0" w:after="0"/>
               <w:jc w:val="right"/>
             </w:pPr>
-            <w:r/>
             <w:r>
               <w:rPr>
                 <w:b w:val="0"/>
@@ -2203,15 +2965,19 @@
         </w:tc>
         <w:tc>
           <w:tcPr>
-            <w:tcW w:type="dxa" w:w="1191"/>
-            <w:shd w:val="clear" w:color="auto" w:fill="F6F8FA"/>
+            <w:tcW w:type="dxa" w:w="1157"/>
+            <w:tcBorders>
+              <w:top w:val="nil"/>
+              <w:left w:val="nil"/>
+              <w:bottom w:val="single" w:sz="4" w:color="DDE3EA" w:space="0"/>
+              <w:right w:val="nil"/>
+            </w:tcBorders>
           </w:tcPr>
           <w:p>
             <w:pPr>
-              <w:spacing w:after="0"/>
+              <w:spacing w:before="0" w:after="0"/>
               <w:jc w:val="right"/>
             </w:pPr>
-            <w:r/>
             <w:r>
               <w:rPr>
                 <w:b w:val="0"/>
@@ -2223,15 +2989,19 @@
         </w:tc>
         <w:tc>
           <w:tcPr>
-            <w:tcW w:type="dxa" w:w="1191"/>
-            <w:shd w:val="clear" w:color="auto" w:fill="F6F8FA"/>
+            <w:tcW w:type="dxa" w:w="1157"/>
+            <w:tcBorders>
+              <w:top w:val="nil"/>
+              <w:left w:val="nil"/>
+              <w:bottom w:val="single" w:sz="4" w:color="DDE3EA" w:space="0"/>
+              <w:right w:val="nil"/>
+            </w:tcBorders>
           </w:tcPr>
           <w:p>
             <w:pPr>
-              <w:spacing w:after="0"/>
+              <w:spacing w:before="0" w:after="0"/>
               <w:jc w:val="right"/>
             </w:pPr>
-            <w:r/>
             <w:r>
               <w:rPr>
                 <w:b w:val="0"/>
@@ -2243,15 +3013,19 @@
         </w:tc>
         <w:tc>
           <w:tcPr>
-            <w:tcW w:type="dxa" w:w="1191"/>
-            <w:shd w:val="clear" w:color="auto" w:fill="F6F8FA"/>
+            <w:tcW w:type="dxa" w:w="1157"/>
+            <w:tcBorders>
+              <w:top w:val="nil"/>
+              <w:left w:val="nil"/>
+              <w:bottom w:val="single" w:sz="4" w:color="DDE3EA" w:space="0"/>
+              <w:right w:val="nil"/>
+            </w:tcBorders>
           </w:tcPr>
           <w:p>
             <w:pPr>
-              <w:spacing w:after="0"/>
+              <w:spacing w:before="0" w:after="0"/>
               <w:jc w:val="right"/>
             </w:pPr>
-            <w:r/>
             <w:r>
               <w:rPr>
                 <w:b w:val="0"/>
@@ -2263,15 +3037,19 @@
         </w:tc>
         <w:tc>
           <w:tcPr>
-            <w:tcW w:type="dxa" w:w="2211"/>
-            <w:shd w:val="clear" w:color="auto" w:fill="F6F8FA"/>
+            <w:tcW w:type="dxa" w:w="2148"/>
+            <w:tcBorders>
+              <w:top w:val="nil"/>
+              <w:left w:val="nil"/>
+              <w:bottom w:val="single" w:sz="4" w:color="DDE3EA" w:space="0"/>
+              <w:right w:val="nil"/>
+            </w:tcBorders>
           </w:tcPr>
           <w:p>
             <w:pPr>
-              <w:spacing w:after="0"/>
+              <w:spacing w:before="0" w:after="0"/>
               <w:jc w:val="right"/>
             </w:pPr>
-            <w:r/>
             <w:r>
               <w:rPr>
                 <w:b/>
@@ -2286,13 +3064,18 @@
       <w:tr>
         <w:tc>
           <w:tcPr>
-            <w:tcW w:type="dxa" w:w="2948"/>
+            <w:tcW w:type="dxa" w:w="2864"/>
+            <w:tcBorders>
+              <w:top w:val="nil"/>
+              <w:left w:val="nil"/>
+              <w:bottom w:val="single" w:sz="4" w:color="DDE3EA" w:space="0"/>
+              <w:right w:val="nil"/>
+            </w:tcBorders>
           </w:tcPr>
           <w:p>
             <w:pPr>
-              <w:spacing w:after="0"/>
+              <w:spacing w:before="0" w:after="0"/>
             </w:pPr>
-            <w:r/>
             <w:r>
               <w:rPr>
                 <w:b w:val="0"/>
@@ -2300,7 +3083,7 @@
               </w:rPr>
               <w:t>Equity, EUR m</w:t>
             </w:r>
-            <w:hyperlink r:id="rId15">
+            <w:hyperlink r:id="rId17">
               <w:r>
                 <w:rPr>
                   <w:color w:val="2A78D6"/>
@@ -2317,7 +3100,7 @@
               </w:rPr>
               <w:t>,</w:t>
             </w:r>
-            <w:hyperlink r:id="rId16">
+            <w:hyperlink r:id="rId18">
               <w:r>
                 <w:rPr>
                   <w:color w:val="2A78D6"/>
@@ -2331,14 +3114,19 @@
         </w:tc>
         <w:tc>
           <w:tcPr>
-            <w:tcW w:type="dxa" w:w="1191"/>
+            <w:tcW w:type="dxa" w:w="1157"/>
+            <w:tcBorders>
+              <w:top w:val="nil"/>
+              <w:left w:val="nil"/>
+              <w:bottom w:val="single" w:sz="4" w:color="DDE3EA" w:space="0"/>
+              <w:right w:val="nil"/>
+            </w:tcBorders>
           </w:tcPr>
           <w:p>
             <w:pPr>
-              <w:spacing w:after="0"/>
+              <w:spacing w:before="0" w:after="0"/>
               <w:jc w:val="right"/>
             </w:pPr>
-            <w:r/>
             <w:r>
               <w:rPr>
                 <w:b w:val="0"/>
@@ -2350,14 +3138,19 @@
         </w:tc>
         <w:tc>
           <w:tcPr>
-            <w:tcW w:type="dxa" w:w="1191"/>
+            <w:tcW w:type="dxa" w:w="1157"/>
+            <w:tcBorders>
+              <w:top w:val="nil"/>
+              <w:left w:val="nil"/>
+              <w:bottom w:val="single" w:sz="4" w:color="DDE3EA" w:space="0"/>
+              <w:right w:val="nil"/>
+            </w:tcBorders>
           </w:tcPr>
           <w:p>
             <w:pPr>
-              <w:spacing w:after="0"/>
+              <w:spacing w:before="0" w:after="0"/>
               <w:jc w:val="right"/>
             </w:pPr>
-            <w:r/>
             <w:r>
               <w:rPr>
                 <w:b w:val="0"/>
@@ -2369,14 +3162,19 @@
         </w:tc>
         <w:tc>
           <w:tcPr>
-            <w:tcW w:type="dxa" w:w="1191"/>
+            <w:tcW w:type="dxa" w:w="1157"/>
+            <w:tcBorders>
+              <w:top w:val="nil"/>
+              <w:left w:val="nil"/>
+              <w:bottom w:val="single" w:sz="4" w:color="DDE3EA" w:space="0"/>
+              <w:right w:val="nil"/>
+            </w:tcBorders>
           </w:tcPr>
           <w:p>
             <w:pPr>
-              <w:spacing w:after="0"/>
+              <w:spacing w:before="0" w:after="0"/>
               <w:jc w:val="right"/>
             </w:pPr>
-            <w:r/>
             <w:r>
               <w:rPr>
                 <w:b w:val="0"/>
@@ -2388,14 +3186,19 @@
         </w:tc>
         <w:tc>
           <w:tcPr>
-            <w:tcW w:type="dxa" w:w="1191"/>
+            <w:tcW w:type="dxa" w:w="1157"/>
+            <w:tcBorders>
+              <w:top w:val="nil"/>
+              <w:left w:val="nil"/>
+              <w:bottom w:val="single" w:sz="4" w:color="DDE3EA" w:space="0"/>
+              <w:right w:val="nil"/>
+            </w:tcBorders>
           </w:tcPr>
           <w:p>
             <w:pPr>
-              <w:spacing w:after="0"/>
+              <w:spacing w:before="0" w:after="0"/>
               <w:jc w:val="right"/>
             </w:pPr>
-            <w:r/>
             <w:r>
               <w:rPr>
                 <w:b w:val="0"/>
@@ -2407,14 +3210,19 @@
         </w:tc>
         <w:tc>
           <w:tcPr>
-            <w:tcW w:type="dxa" w:w="2211"/>
+            <w:tcW w:type="dxa" w:w="2148"/>
+            <w:tcBorders>
+              <w:top w:val="nil"/>
+              <w:left w:val="nil"/>
+              <w:bottom w:val="single" w:sz="4" w:color="DDE3EA" w:space="0"/>
+              <w:right w:val="nil"/>
+            </w:tcBorders>
           </w:tcPr>
           <w:p>
             <w:pPr>
-              <w:spacing w:after="0"/>
+              <w:spacing w:before="0" w:after="0"/>
               <w:jc w:val="right"/>
             </w:pPr>
-            <w:r/>
             <w:r>
               <w:rPr>
                 <w:b/>
@@ -2429,14 +3237,18 @@
       <w:tr>
         <w:tc>
           <w:tcPr>
-            <w:tcW w:type="dxa" w:w="2948"/>
-            <w:shd w:val="clear" w:color="auto" w:fill="F6F8FA"/>
+            <w:tcW w:type="dxa" w:w="2864"/>
+            <w:tcBorders>
+              <w:top w:val="nil"/>
+              <w:left w:val="nil"/>
+              <w:bottom w:val="single" w:sz="4" w:color="DDE3EA" w:space="0"/>
+              <w:right w:val="nil"/>
+            </w:tcBorders>
           </w:tcPr>
           <w:p>
             <w:pPr>
-              <w:spacing w:after="0"/>
+              <w:spacing w:before="0" w:after="0"/>
             </w:pPr>
-            <w:r/>
             <w:r>
               <w:rPr>
                 <w:b w:val="0"/>
@@ -2444,7 +3256,7 @@
               </w:rPr>
               <w:t>CET1 ratio</w:t>
             </w:r>
-            <w:hyperlink r:id="rId12">
+            <w:hyperlink r:id="rId14">
               <w:r>
                 <w:rPr>
                   <w:color w:val="2A78D6"/>
@@ -2458,15 +3270,19 @@
         </w:tc>
         <w:tc>
           <w:tcPr>
-            <w:tcW w:type="dxa" w:w="1191"/>
-            <w:shd w:val="clear" w:color="auto" w:fill="F6F8FA"/>
+            <w:tcW w:type="dxa" w:w="1157"/>
+            <w:tcBorders>
+              <w:top w:val="nil"/>
+              <w:left w:val="nil"/>
+              <w:bottom w:val="single" w:sz="4" w:color="DDE3EA" w:space="0"/>
+              <w:right w:val="nil"/>
+            </w:tcBorders>
           </w:tcPr>
           <w:p>
             <w:pPr>
-              <w:spacing w:after="0"/>
+              <w:spacing w:before="0" w:after="0"/>
               <w:jc w:val="right"/>
             </w:pPr>
-            <w:r/>
             <w:r>
               <w:rPr>
                 <w:b w:val="0"/>
@@ -2478,15 +3294,19 @@
         </w:tc>
         <w:tc>
           <w:tcPr>
-            <w:tcW w:type="dxa" w:w="1191"/>
-            <w:shd w:val="clear" w:color="auto" w:fill="F6F8FA"/>
+            <w:tcW w:type="dxa" w:w="1157"/>
+            <w:tcBorders>
+              <w:top w:val="nil"/>
+              <w:left w:val="nil"/>
+              <w:bottom w:val="single" w:sz="4" w:color="DDE3EA" w:space="0"/>
+              <w:right w:val="nil"/>
+            </w:tcBorders>
           </w:tcPr>
           <w:p>
             <w:pPr>
-              <w:spacing w:after="0"/>
+              <w:spacing w:before="0" w:after="0"/>
               <w:jc w:val="right"/>
             </w:pPr>
-            <w:r/>
             <w:r>
               <w:rPr>
                 <w:b w:val="0"/>
@@ -2498,15 +3318,19 @@
         </w:tc>
         <w:tc>
           <w:tcPr>
-            <w:tcW w:type="dxa" w:w="1191"/>
-            <w:shd w:val="clear" w:color="auto" w:fill="F6F8FA"/>
+            <w:tcW w:type="dxa" w:w="1157"/>
+            <w:tcBorders>
+              <w:top w:val="nil"/>
+              <w:left w:val="nil"/>
+              <w:bottom w:val="single" w:sz="4" w:color="DDE3EA" w:space="0"/>
+              <w:right w:val="nil"/>
+            </w:tcBorders>
           </w:tcPr>
           <w:p>
             <w:pPr>
-              <w:spacing w:after="0"/>
+              <w:spacing w:before="0" w:after="0"/>
               <w:jc w:val="right"/>
             </w:pPr>
-            <w:r/>
             <w:r>
               <w:rPr>
                 <w:b w:val="0"/>
@@ -2518,15 +3342,20 @@
         </w:tc>
         <w:tc>
           <w:tcPr>
-            <w:tcW w:type="dxa" w:w="1191"/>
+            <w:tcW w:type="dxa" w:w="1157"/>
+            <w:tcBorders>
+              <w:top w:val="nil"/>
+              <w:left w:val="nil"/>
+              <w:bottom w:val="single" w:sz="4" w:color="DDE3EA" w:space="0"/>
+              <w:right w:val="nil"/>
+            </w:tcBorders>
             <w:shd w:val="clear" w:color="auto" w:fill="FDF1D8"/>
           </w:tcPr>
           <w:p>
             <w:pPr>
-              <w:spacing w:after="0"/>
+              <w:spacing w:before="0" w:after="0"/>
               <w:jc w:val="right"/>
             </w:pPr>
-            <w:r/>
             <w:r>
               <w:rPr>
                 <w:b/>
@@ -2538,15 +3367,19 @@
         </w:tc>
         <w:tc>
           <w:tcPr>
-            <w:tcW w:type="dxa" w:w="2211"/>
-            <w:shd w:val="clear" w:color="auto" w:fill="F6F8FA"/>
+            <w:tcW w:type="dxa" w:w="2148"/>
+            <w:tcBorders>
+              <w:top w:val="nil"/>
+              <w:left w:val="nil"/>
+              <w:bottom w:val="single" w:sz="4" w:color="DDE3EA" w:space="0"/>
+              <w:right w:val="nil"/>
+            </w:tcBorders>
           </w:tcPr>
           <w:p>
             <w:pPr>
-              <w:spacing w:after="0"/>
+              <w:spacing w:before="0" w:after="0"/>
               <w:jc w:val="right"/>
             </w:pPr>
-            <w:r/>
             <w:r>
               <w:rPr>
                 <w:b/>
@@ -2561,13 +3394,18 @@
       <w:tr>
         <w:tc>
           <w:tcPr>
-            <w:tcW w:type="dxa" w:w="2948"/>
+            <w:tcW w:type="dxa" w:w="2864"/>
+            <w:tcBorders>
+              <w:top w:val="nil"/>
+              <w:left w:val="nil"/>
+              <w:bottom w:val="single" w:sz="4" w:color="DDE3EA" w:space="0"/>
+              <w:right w:val="nil"/>
+            </w:tcBorders>
           </w:tcPr>
           <w:p>
             <w:pPr>
-              <w:spacing w:after="0"/>
+              <w:spacing w:before="0" w:after="0"/>
             </w:pPr>
-            <w:r/>
             <w:r>
               <w:rPr>
                 <w:b w:val="0"/>
@@ -2575,7 +3413,7 @@
               </w:rPr>
               <w:t>Total capital ratio</w:t>
             </w:r>
-            <w:hyperlink r:id="rId12">
+            <w:hyperlink r:id="rId14">
               <w:r>
                 <w:rPr>
                   <w:color w:val="2A78D6"/>
@@ -2589,14 +3427,19 @@
         </w:tc>
         <w:tc>
           <w:tcPr>
-            <w:tcW w:type="dxa" w:w="1191"/>
+            <w:tcW w:type="dxa" w:w="1157"/>
+            <w:tcBorders>
+              <w:top w:val="nil"/>
+              <w:left w:val="nil"/>
+              <w:bottom w:val="single" w:sz="4" w:color="DDE3EA" w:space="0"/>
+              <w:right w:val="nil"/>
+            </w:tcBorders>
           </w:tcPr>
           <w:p>
             <w:pPr>
-              <w:spacing w:after="0"/>
+              <w:spacing w:before="0" w:after="0"/>
               <w:jc w:val="right"/>
             </w:pPr>
-            <w:r/>
             <w:r>
               <w:rPr>
                 <w:b w:val="0"/>
@@ -2608,14 +3451,19 @@
         </w:tc>
         <w:tc>
           <w:tcPr>
-            <w:tcW w:type="dxa" w:w="1191"/>
+            <w:tcW w:type="dxa" w:w="1157"/>
+            <w:tcBorders>
+              <w:top w:val="nil"/>
+              <w:left w:val="nil"/>
+              <w:bottom w:val="single" w:sz="4" w:color="DDE3EA" w:space="0"/>
+              <w:right w:val="nil"/>
+            </w:tcBorders>
           </w:tcPr>
           <w:p>
             <w:pPr>
-              <w:spacing w:after="0"/>
+              <w:spacing w:before="0" w:after="0"/>
               <w:jc w:val="right"/>
             </w:pPr>
-            <w:r/>
             <w:r>
               <w:rPr>
                 <w:b w:val="0"/>
@@ -2627,14 +3475,19 @@
         </w:tc>
         <w:tc>
           <w:tcPr>
-            <w:tcW w:type="dxa" w:w="1191"/>
+            <w:tcW w:type="dxa" w:w="1157"/>
+            <w:tcBorders>
+              <w:top w:val="nil"/>
+              <w:left w:val="nil"/>
+              <w:bottom w:val="single" w:sz="4" w:color="DDE3EA" w:space="0"/>
+              <w:right w:val="nil"/>
+            </w:tcBorders>
           </w:tcPr>
           <w:p>
             <w:pPr>
-              <w:spacing w:after="0"/>
+              <w:spacing w:before="0" w:after="0"/>
               <w:jc w:val="right"/>
             </w:pPr>
-            <w:r/>
             <w:r>
               <w:rPr>
                 <w:b w:val="0"/>
@@ -2646,15 +3499,20 @@
         </w:tc>
         <w:tc>
           <w:tcPr>
-            <w:tcW w:type="dxa" w:w="1191"/>
+            <w:tcW w:type="dxa" w:w="1157"/>
+            <w:tcBorders>
+              <w:top w:val="nil"/>
+              <w:left w:val="nil"/>
+              <w:bottom w:val="single" w:sz="4" w:color="DDE3EA" w:space="0"/>
+              <w:right w:val="nil"/>
+            </w:tcBorders>
             <w:shd w:val="clear" w:color="auto" w:fill="E3F3E8"/>
           </w:tcPr>
           <w:p>
             <w:pPr>
-              <w:spacing w:after="0"/>
+              <w:spacing w:before="0" w:after="0"/>
               <w:jc w:val="right"/>
             </w:pPr>
-            <w:r/>
             <w:r>
               <w:rPr>
                 <w:b/>
@@ -2666,14 +3524,19 @@
         </w:tc>
         <w:tc>
           <w:tcPr>
-            <w:tcW w:type="dxa" w:w="2211"/>
+            <w:tcW w:type="dxa" w:w="2148"/>
+            <w:tcBorders>
+              <w:top w:val="nil"/>
+              <w:left w:val="nil"/>
+              <w:bottom w:val="single" w:sz="4" w:color="DDE3EA" w:space="0"/>
+              <w:right w:val="nil"/>
+            </w:tcBorders>
           </w:tcPr>
           <w:p>
             <w:pPr>
-              <w:spacing w:after="0"/>
+              <w:spacing w:before="0" w:after="0"/>
               <w:jc w:val="right"/>
             </w:pPr>
-            <w:r/>
             <w:r>
               <w:rPr>
                 <w:b/>
@@ -2688,14 +3551,18 @@
       <w:tr>
         <w:tc>
           <w:tcPr>
-            <w:tcW w:type="dxa" w:w="2948"/>
-            <w:shd w:val="clear" w:color="auto" w:fill="F6F8FA"/>
+            <w:tcW w:type="dxa" w:w="2864"/>
+            <w:tcBorders>
+              <w:top w:val="nil"/>
+              <w:left w:val="nil"/>
+              <w:bottom w:val="single" w:sz="4" w:color="DDE3EA" w:space="0"/>
+              <w:right w:val="nil"/>
+            </w:tcBorders>
           </w:tcPr>
           <w:p>
             <w:pPr>
-              <w:spacing w:after="0"/>
+              <w:spacing w:before="0" w:after="0"/>
             </w:pPr>
-            <w:r/>
             <w:r>
               <w:rPr>
                 <w:b w:val="0"/>
@@ -2703,7 +3570,7 @@
               </w:rPr>
               <w:t>Leverage ratio</w:t>
             </w:r>
-            <w:hyperlink r:id="rId13">
+            <w:hyperlink r:id="rId15">
               <w:r>
                 <w:rPr>
                   <w:color w:val="2A78D6"/>
@@ -2717,15 +3584,19 @@
         </w:tc>
         <w:tc>
           <w:tcPr>
-            <w:tcW w:type="dxa" w:w="1191"/>
-            <w:shd w:val="clear" w:color="auto" w:fill="F6F8FA"/>
+            <w:tcW w:type="dxa" w:w="1157"/>
+            <w:tcBorders>
+              <w:top w:val="nil"/>
+              <w:left w:val="nil"/>
+              <w:bottom w:val="single" w:sz="4" w:color="DDE3EA" w:space="0"/>
+              <w:right w:val="nil"/>
+            </w:tcBorders>
           </w:tcPr>
           <w:p>
             <w:pPr>
-              <w:spacing w:after="0"/>
+              <w:spacing w:before="0" w:after="0"/>
               <w:jc w:val="right"/>
             </w:pPr>
-            <w:r/>
             <w:r>
               <w:rPr>
                 <w:b w:val="0"/>
@@ -2737,15 +3608,19 @@
         </w:tc>
         <w:tc>
           <w:tcPr>
-            <w:tcW w:type="dxa" w:w="1191"/>
-            <w:shd w:val="clear" w:color="auto" w:fill="F6F8FA"/>
+            <w:tcW w:type="dxa" w:w="1157"/>
+            <w:tcBorders>
+              <w:top w:val="nil"/>
+              <w:left w:val="nil"/>
+              <w:bottom w:val="single" w:sz="4" w:color="DDE3EA" w:space="0"/>
+              <w:right w:val="nil"/>
+            </w:tcBorders>
           </w:tcPr>
           <w:p>
             <w:pPr>
-              <w:spacing w:after="0"/>
+              <w:spacing w:before="0" w:after="0"/>
               <w:jc w:val="right"/>
             </w:pPr>
-            <w:r/>
             <w:r>
               <w:rPr>
                 <w:b w:val="0"/>
@@ -2757,15 +3632,19 @@
         </w:tc>
         <w:tc>
           <w:tcPr>
-            <w:tcW w:type="dxa" w:w="1191"/>
-            <w:shd w:val="clear" w:color="auto" w:fill="F6F8FA"/>
+            <w:tcW w:type="dxa" w:w="1157"/>
+            <w:tcBorders>
+              <w:top w:val="nil"/>
+              <w:left w:val="nil"/>
+              <w:bottom w:val="single" w:sz="4" w:color="DDE3EA" w:space="0"/>
+              <w:right w:val="nil"/>
+            </w:tcBorders>
           </w:tcPr>
           <w:p>
             <w:pPr>
-              <w:spacing w:after="0"/>
+              <w:spacing w:before="0" w:after="0"/>
               <w:jc w:val="right"/>
             </w:pPr>
-            <w:r/>
             <w:r>
               <w:rPr>
                 <w:b w:val="0"/>
@@ -2777,15 +3656,20 @@
         </w:tc>
         <w:tc>
           <w:tcPr>
-            <w:tcW w:type="dxa" w:w="1191"/>
+            <w:tcW w:type="dxa" w:w="1157"/>
+            <w:tcBorders>
+              <w:top w:val="nil"/>
+              <w:left w:val="nil"/>
+              <w:bottom w:val="single" w:sz="4" w:color="DDE3EA" w:space="0"/>
+              <w:right w:val="nil"/>
+            </w:tcBorders>
             <w:shd w:val="clear" w:color="auto" w:fill="E3F3E8"/>
           </w:tcPr>
           <w:p>
             <w:pPr>
-              <w:spacing w:after="0"/>
+              <w:spacing w:before="0" w:after="0"/>
               <w:jc w:val="right"/>
             </w:pPr>
-            <w:r/>
             <w:r>
               <w:rPr>
                 <w:b/>
@@ -2797,15 +3681,19 @@
         </w:tc>
         <w:tc>
           <w:tcPr>
-            <w:tcW w:type="dxa" w:w="2211"/>
-            <w:shd w:val="clear" w:color="auto" w:fill="F6F8FA"/>
+            <w:tcW w:type="dxa" w:w="2148"/>
+            <w:tcBorders>
+              <w:top w:val="nil"/>
+              <w:left w:val="nil"/>
+              <w:bottom w:val="single" w:sz="4" w:color="DDE3EA" w:space="0"/>
+              <w:right w:val="nil"/>
+            </w:tcBorders>
           </w:tcPr>
           <w:p>
             <w:pPr>
-              <w:spacing w:after="0"/>
+              <w:spacing w:before="0" w:after="0"/>
               <w:jc w:val="right"/>
             </w:pPr>
-            <w:r/>
             <w:r>
               <w:rPr>
                 <w:b/>
@@ -2820,13 +3708,18 @@
       <w:tr>
         <w:tc>
           <w:tcPr>
-            <w:tcW w:type="dxa" w:w="2948"/>
+            <w:tcW w:type="dxa" w:w="2864"/>
+            <w:tcBorders>
+              <w:top w:val="nil"/>
+              <w:left w:val="nil"/>
+              <w:bottom w:val="single" w:sz="4" w:color="DDE3EA" w:space="0"/>
+              <w:right w:val="nil"/>
+            </w:tcBorders>
           </w:tcPr>
           <w:p>
             <w:pPr>
-              <w:spacing w:after="0"/>
+              <w:spacing w:before="0" w:after="0"/>
             </w:pPr>
-            <w:r/>
             <w:r>
               <w:rPr>
                 <w:b w:val="0"/>
@@ -2834,7 +3727,7 @@
               </w:rPr>
               <w:t>NSFR</w:t>
             </w:r>
-            <w:hyperlink r:id="rId13">
+            <w:hyperlink r:id="rId15">
               <w:r>
                 <w:rPr>
                   <w:color w:val="2A78D6"/>
@@ -2848,14 +3741,19 @@
         </w:tc>
         <w:tc>
           <w:tcPr>
-            <w:tcW w:type="dxa" w:w="1191"/>
+            <w:tcW w:type="dxa" w:w="1157"/>
+            <w:tcBorders>
+              <w:top w:val="nil"/>
+              <w:left w:val="nil"/>
+              <w:bottom w:val="single" w:sz="4" w:color="DDE3EA" w:space="0"/>
+              <w:right w:val="nil"/>
+            </w:tcBorders>
           </w:tcPr>
           <w:p>
             <w:pPr>
-              <w:spacing w:after="0"/>
+              <w:spacing w:before="0" w:after="0"/>
               <w:jc w:val="right"/>
             </w:pPr>
-            <w:r/>
             <w:r>
               <w:rPr>
                 <w:b w:val="0"/>
@@ -2867,14 +3765,19 @@
         </w:tc>
         <w:tc>
           <w:tcPr>
-            <w:tcW w:type="dxa" w:w="1191"/>
+            <w:tcW w:type="dxa" w:w="1157"/>
+            <w:tcBorders>
+              <w:top w:val="nil"/>
+              <w:left w:val="nil"/>
+              <w:bottom w:val="single" w:sz="4" w:color="DDE3EA" w:space="0"/>
+              <w:right w:val="nil"/>
+            </w:tcBorders>
           </w:tcPr>
           <w:p>
             <w:pPr>
-              <w:spacing w:after="0"/>
+              <w:spacing w:before="0" w:after="0"/>
               <w:jc w:val="right"/>
             </w:pPr>
-            <w:r/>
             <w:r>
               <w:rPr>
                 <w:b w:val="0"/>
@@ -2886,14 +3789,19 @@
         </w:tc>
         <w:tc>
           <w:tcPr>
-            <w:tcW w:type="dxa" w:w="1191"/>
+            <w:tcW w:type="dxa" w:w="1157"/>
+            <w:tcBorders>
+              <w:top w:val="nil"/>
+              <w:left w:val="nil"/>
+              <w:bottom w:val="single" w:sz="4" w:color="DDE3EA" w:space="0"/>
+              <w:right w:val="nil"/>
+            </w:tcBorders>
           </w:tcPr>
           <w:p>
             <w:pPr>
-              <w:spacing w:after="0"/>
+              <w:spacing w:before="0" w:after="0"/>
               <w:jc w:val="right"/>
             </w:pPr>
-            <w:r/>
             <w:r>
               <w:rPr>
                 <w:b w:val="0"/>
@@ -2905,15 +3813,20 @@
         </w:tc>
         <w:tc>
           <w:tcPr>
-            <w:tcW w:type="dxa" w:w="1191"/>
+            <w:tcW w:type="dxa" w:w="1157"/>
+            <w:tcBorders>
+              <w:top w:val="nil"/>
+              <w:left w:val="nil"/>
+              <w:bottom w:val="single" w:sz="4" w:color="DDE3EA" w:space="0"/>
+              <w:right w:val="nil"/>
+            </w:tcBorders>
             <w:shd w:val="clear" w:color="auto" w:fill="E3F3E8"/>
           </w:tcPr>
           <w:p>
             <w:pPr>
-              <w:spacing w:after="0"/>
+              <w:spacing w:before="0" w:after="0"/>
               <w:jc w:val="right"/>
             </w:pPr>
-            <w:r/>
             <w:r>
               <w:rPr>
                 <w:b/>
@@ -2925,14 +3838,19 @@
         </w:tc>
         <w:tc>
           <w:tcPr>
-            <w:tcW w:type="dxa" w:w="2211"/>
+            <w:tcW w:type="dxa" w:w="2148"/>
+            <w:tcBorders>
+              <w:top w:val="nil"/>
+              <w:left w:val="nil"/>
+              <w:bottom w:val="single" w:sz="4" w:color="DDE3EA" w:space="0"/>
+              <w:right w:val="nil"/>
+            </w:tcBorders>
           </w:tcPr>
           <w:p>
             <w:pPr>
-              <w:spacing w:after="0"/>
+              <w:spacing w:before="0" w:after="0"/>
               <w:jc w:val="right"/>
             </w:pPr>
-            <w:r/>
             <w:r>
               <w:rPr>
                 <w:b/>
@@ -2947,14 +3865,18 @@
       <w:tr>
         <w:tc>
           <w:tcPr>
-            <w:tcW w:type="dxa" w:w="2948"/>
-            <w:shd w:val="clear" w:color="auto" w:fill="F6F8FA"/>
+            <w:tcW w:type="dxa" w:w="2864"/>
+            <w:tcBorders>
+              <w:top w:val="nil"/>
+              <w:left w:val="nil"/>
+              <w:bottom w:val="single" w:sz="4" w:color="DDE3EA" w:space="0"/>
+              <w:right w:val="nil"/>
+            </w:tcBorders>
           </w:tcPr>
           <w:p>
             <w:pPr>
-              <w:spacing w:after="0"/>
+              <w:spacing w:before="0" w:after="0"/>
             </w:pPr>
-            <w:r/>
             <w:r>
               <w:rPr>
                 <w:b w:val="0"/>
@@ -2962,7 +3884,7 @@
               </w:rPr>
               <w:t>NPL ratio</w:t>
             </w:r>
-            <w:hyperlink r:id="rId18">
+            <w:hyperlink r:id="rId20">
               <w:r>
                 <w:rPr>
                   <w:color w:val="2A78D6"/>
@@ -2976,15 +3898,19 @@
         </w:tc>
         <w:tc>
           <w:tcPr>
-            <w:tcW w:type="dxa" w:w="1191"/>
-            <w:shd w:val="clear" w:color="auto" w:fill="F6F8FA"/>
+            <w:tcW w:type="dxa" w:w="1157"/>
+            <w:tcBorders>
+              <w:top w:val="nil"/>
+              <w:left w:val="nil"/>
+              <w:bottom w:val="single" w:sz="4" w:color="DDE3EA" w:space="0"/>
+              <w:right w:val="nil"/>
+            </w:tcBorders>
           </w:tcPr>
           <w:p>
             <w:pPr>
-              <w:spacing w:after="0"/>
+              <w:spacing w:before="0" w:after="0"/>
               <w:jc w:val="right"/>
             </w:pPr>
-            <w:r/>
             <w:r>
               <w:rPr>
                 <w:b w:val="0"/>
@@ -2996,15 +3922,19 @@
         </w:tc>
         <w:tc>
           <w:tcPr>
-            <w:tcW w:type="dxa" w:w="1191"/>
-            <w:shd w:val="clear" w:color="auto" w:fill="F6F8FA"/>
+            <w:tcW w:type="dxa" w:w="1157"/>
+            <w:tcBorders>
+              <w:top w:val="nil"/>
+              <w:left w:val="nil"/>
+              <w:bottom w:val="single" w:sz="4" w:color="DDE3EA" w:space="0"/>
+              <w:right w:val="nil"/>
+            </w:tcBorders>
           </w:tcPr>
           <w:p>
             <w:pPr>
-              <w:spacing w:after="0"/>
+              <w:spacing w:before="0" w:after="0"/>
               <w:jc w:val="right"/>
             </w:pPr>
-            <w:r/>
             <w:r>
               <w:rPr>
                 <w:b w:val="0"/>
@@ -3016,15 +3946,19 @@
         </w:tc>
         <w:tc>
           <w:tcPr>
-            <w:tcW w:type="dxa" w:w="1191"/>
-            <w:shd w:val="clear" w:color="auto" w:fill="F6F8FA"/>
+            <w:tcW w:type="dxa" w:w="1157"/>
+            <w:tcBorders>
+              <w:top w:val="nil"/>
+              <w:left w:val="nil"/>
+              <w:bottom w:val="single" w:sz="4" w:color="DDE3EA" w:space="0"/>
+              <w:right w:val="nil"/>
+            </w:tcBorders>
           </w:tcPr>
           <w:p>
             <w:pPr>
-              <w:spacing w:after="0"/>
+              <w:spacing w:before="0" w:after="0"/>
               <w:jc w:val="right"/>
             </w:pPr>
-            <w:r/>
             <w:r>
               <w:rPr>
                 <w:b w:val="0"/>
@@ -3036,15 +3970,20 @@
         </w:tc>
         <w:tc>
           <w:tcPr>
-            <w:tcW w:type="dxa" w:w="1191"/>
+            <w:tcW w:type="dxa" w:w="1157"/>
+            <w:tcBorders>
+              <w:top w:val="nil"/>
+              <w:left w:val="nil"/>
+              <w:bottom w:val="single" w:sz="4" w:color="DDE3EA" w:space="0"/>
+              <w:right w:val="nil"/>
+            </w:tcBorders>
             <w:shd w:val="clear" w:color="auto" w:fill="FDF1D8"/>
           </w:tcPr>
           <w:p>
             <w:pPr>
-              <w:spacing w:after="0"/>
+              <w:spacing w:before="0" w:after="0"/>
               <w:jc w:val="right"/>
             </w:pPr>
-            <w:r/>
             <w:r>
               <w:rPr>
                 <w:b/>
@@ -3056,15 +3995,19 @@
         </w:tc>
         <w:tc>
           <w:tcPr>
-            <w:tcW w:type="dxa" w:w="2211"/>
-            <w:shd w:val="clear" w:color="auto" w:fill="F6F8FA"/>
+            <w:tcW w:type="dxa" w:w="2148"/>
+            <w:tcBorders>
+              <w:top w:val="nil"/>
+              <w:left w:val="nil"/>
+              <w:bottom w:val="single" w:sz="4" w:color="DDE3EA" w:space="0"/>
+              <w:right w:val="nil"/>
+            </w:tcBorders>
           </w:tcPr>
           <w:p>
             <w:pPr>
-              <w:spacing w:after="0"/>
+              <w:spacing w:before="0" w:after="0"/>
               <w:jc w:val="right"/>
             </w:pPr>
-            <w:r/>
             <w:r>
               <w:rPr>
                 <w:b/>
@@ -3078,9 +4021,17 @@
       </w:tr>
     </w:tbl>
     <w:p>
+      <w:pPr>
+        <w:spacing w:before="0" w:after="40"/>
+      </w:pPr>
+    </w:p>
+    <w:p>
+      <w:pPr>
+        <w:spacing w:before="40" w:after="60"/>
+      </w:pPr>
       <w:r>
         <w:rPr>
-          <w:i/>
+          <w:b w:val="0"/>
           <w:color w:val="5F6B7A"/>
           <w:sz w:val="16"/>
         </w:rPr>
@@ -3088,9 +4039,12 @@
       </w:r>
     </w:p>
     <w:p>
+      <w:pPr>
+        <w:spacing w:before="40" w:after="60"/>
+      </w:pPr>
       <w:r>
         <w:rPr>
-          <w:i/>
+          <w:b w:val="0"/>
           <w:color w:val="5F6B7A"/>
           <w:sz w:val="16"/>
         </w:rPr>
@@ -3114,7 +4068,7 @@
                     <pic:cNvPicPr/>
                   </pic:nvPicPr>
                   <pic:blipFill>
-                    <a:blip r:embed="rId19"/>
+                    <a:blip r:embed="rId21"/>
                     <a:stretch>
                       <a:fillRect/>
                     </a:stretch>
@@ -3135,11 +4089,24 @@
     </w:p>
     <w:p>
       <w:pPr>
-        <w:spacing w:before="280" w:after="80"/>
+        <w:keepNext/>
         <w:pBdr>
-          <w:bottom w:val="single" w:sz="6" w:color="C9D3DE" w:space="2"/>
+          <w:bottom w:val="single" w:sz="8" w:color="1F4E79" w:space="4"/>
         </w:pBdr>
+        <w:tabs>
+          <w:tab w:pos="482" w:val="left"/>
+        </w:tabs>
+        <w:spacing w:before="360" w:after="160"/>
       </w:pPr>
+      <w:r>
+        <w:rPr>
+          <w:b/>
+          <w:color w:val="2A78D6"/>
+          <w:sz w:val="18"/>
+        </w:rPr>
+        <w:t>04</w:t>
+        <w:tab/>
+      </w:r>
       <w:r>
         <w:rPr>
           <w:b/>
@@ -3151,16 +4118,28 @@
     </w:p>
     <w:p>
       <w:pPr>
-        <w:pStyle w:val="ListBullet"/>
-        <w:spacing w:after="60"/>
+        <w:tabs>
+          <w:tab w:pos="255" w:val="left"/>
+        </w:tabs>
+        <w:spacing w:before="0" w:after="80"/>
+        <w:ind w:left="255" w:hanging="255"/>
       </w:pPr>
+      <w:r>
+        <w:rPr>
+          <w:b/>
+          <w:color w:val="2A78D6"/>
+          <w:sz w:val="20"/>
+        </w:rPr>
+        <w:t>▪</w:t>
+        <w:tab/>
+      </w:r>
       <w:r>
         <w:rPr>
           <w:b w:val="0"/>
         </w:rPr>
         <w:t>Loan and rental portfolio EUR 1.32bn</w:t>
       </w:r>
-      <w:hyperlink r:id="rId10">
+      <w:hyperlink r:id="rId12">
         <w:r>
           <w:rPr>
             <w:color w:val="2A78D6"/>
@@ -3176,7 +4155,7 @@
         </w:rPr>
         <w:t>. Cost of risk 1.54%, normal for a consumer finance bank and, per management, within the target range</w:t>
       </w:r>
-      <w:hyperlink r:id="rId10">
+      <w:hyperlink r:id="rId12">
         <w:r>
           <w:rPr>
             <w:color w:val="2A78D6"/>
@@ -3195,16 +4174,28 @@
     </w:p>
     <w:p>
       <w:pPr>
-        <w:pStyle w:val="ListBullet"/>
-        <w:spacing w:after="60"/>
+        <w:tabs>
+          <w:tab w:pos="255" w:val="left"/>
+        </w:tabs>
+        <w:spacing w:before="0" w:after="80"/>
+        <w:ind w:left="255" w:hanging="255"/>
       </w:pPr>
+      <w:r>
+        <w:rPr>
+          <w:b/>
+          <w:color w:val="2A78D6"/>
+          <w:sz w:val="20"/>
+        </w:rPr>
+        <w:t>▪</w:t>
+        <w:tab/>
+      </w:r>
       <w:r>
         <w:rPr>
           <w:b w:val="0"/>
         </w:rPr>
         <w:t>Green financing in Q2 EUR 28.4m (−23%); EUR 146m in 2025 (+65%)</w:t>
       </w:r>
-      <w:hyperlink r:id="rId10">
+      <w:hyperlink r:id="rId12">
         <w:r>
           <w:rPr>
             <w:color w:val="2A78D6"/>
@@ -3221,7 +4212,7 @@
         </w:rPr>
         <w:t>,</w:t>
       </w:r>
-      <w:hyperlink r:id="rId15">
+      <w:hyperlink r:id="rId17">
         <w:r>
           <w:rPr>
             <w:color w:val="2A78D6"/>
@@ -3240,16 +4231,28 @@
     </w:p>
     <w:p>
       <w:pPr>
-        <w:pStyle w:val="ListBullet"/>
-        <w:spacing w:after="60"/>
+        <w:tabs>
+          <w:tab w:pos="255" w:val="left"/>
+        </w:tabs>
+        <w:spacing w:before="0" w:after="80"/>
+        <w:ind w:left="255" w:hanging="255"/>
       </w:pPr>
+      <w:r>
+        <w:rPr>
+          <w:b/>
+          <w:color w:val="2A78D6"/>
+          <w:sz w:val="20"/>
+        </w:rPr>
+        <w:t>▪</w:t>
+        <w:tab/>
+      </w:r>
       <w:r>
         <w:rPr>
           <w:b w:val="0"/>
         </w:rPr>
         <w:t>Share of private loans &gt;90 days past due 2.4% (calculated by the tool)</w:t>
       </w:r>
-      <w:hyperlink r:id="rId18">
+      <w:hyperlink r:id="rId20">
         <w:r>
           <w:rPr>
             <w:color w:val="2A78D6"/>
@@ -3268,11 +4271,24 @@
     </w:p>
     <w:p>
       <w:pPr>
-        <w:spacing w:before="280" w:after="80"/>
+        <w:keepNext/>
         <w:pBdr>
-          <w:bottom w:val="single" w:sz="6" w:color="C9D3DE" w:space="2"/>
+          <w:bottom w:val="single" w:sz="8" w:color="1F4E79" w:space="4"/>
         </w:pBdr>
+        <w:tabs>
+          <w:tab w:pos="482" w:val="left"/>
+        </w:tabs>
+        <w:spacing w:before="360" w:after="160"/>
       </w:pPr>
+      <w:r>
+        <w:rPr>
+          <w:b/>
+          <w:color w:val="2A78D6"/>
+          <w:sz w:val="18"/>
+        </w:rPr>
+        <w:t>05</w:t>
+        <w:tab/>
+      </w:r>
       <w:r>
         <w:rPr>
           <w:b/>
@@ -3284,16 +4300,28 @@
     </w:p>
     <w:p>
       <w:pPr>
-        <w:pStyle w:val="ListBullet"/>
-        <w:spacing w:after="60"/>
+        <w:tabs>
+          <w:tab w:pos="255" w:val="left"/>
+        </w:tabs>
+        <w:spacing w:before="0" w:after="80"/>
+        <w:ind w:left="255" w:hanging="255"/>
       </w:pPr>
+      <w:r>
+        <w:rPr>
+          <w:b/>
+          <w:color w:val="2A78D6"/>
+          <w:sz w:val="20"/>
+        </w:rPr>
+        <w:t>▪</w:t>
+        <w:tab/>
+      </w:r>
       <w:r>
         <w:rPr>
           <w:b w:val="0"/>
         </w:rPr>
         <w:t>FY2025 net profit EUR 19.2m, ROE 12.3%, cost/income 54.4%, cost of risk 1.59%</w:t>
       </w:r>
-      <w:hyperlink r:id="rId15">
+      <w:hyperlink r:id="rId17">
         <w:r>
           <w:rPr>
             <w:color w:val="2A78D6"/>
@@ -3312,16 +4340,28 @@
     </w:p>
     <w:p>
       <w:pPr>
-        <w:pStyle w:val="ListBullet"/>
-        <w:spacing w:after="60"/>
+        <w:tabs>
+          <w:tab w:pos="255" w:val="left"/>
+        </w:tabs>
+        <w:spacing w:before="0" w:after="80"/>
+        <w:ind w:left="255" w:hanging="255"/>
       </w:pPr>
+      <w:r>
+        <w:rPr>
+          <w:b/>
+          <w:color w:val="2A78D6"/>
+          <w:sz w:val="20"/>
+        </w:rPr>
+        <w:t>▪</w:t>
+        <w:tab/>
+      </w:r>
       <w:r>
         <w:rPr>
           <w:b w:val="0"/>
         </w:rPr>
         <w:t>Dividend for 2025 EUR 0.40 per share (EUR 4.8m)</w:t>
       </w:r>
-      <w:hyperlink r:id="rId20">
+      <w:hyperlink r:id="rId22">
         <w:r>
           <w:rPr>
             <w:color w:val="2A78D6"/>
@@ -3340,11 +4380,24 @@
     </w:p>
     <w:p>
       <w:pPr>
-        <w:spacing w:before="280" w:after="80"/>
+        <w:keepNext/>
         <w:pBdr>
-          <w:bottom w:val="single" w:sz="6" w:color="C9D3DE" w:space="2"/>
+          <w:bottom w:val="single" w:sz="8" w:color="1F4E79" w:space="4"/>
         </w:pBdr>
+        <w:tabs>
+          <w:tab w:pos="482" w:val="left"/>
+        </w:tabs>
+        <w:spacing w:before="360" w:after="160"/>
       </w:pPr>
+      <w:r>
+        <w:rPr>
+          <w:b/>
+          <w:color w:val="2A78D6"/>
+          <w:sz w:val="18"/>
+        </w:rPr>
+        <w:t>06</w:t>
+        <w:tab/>
+      </w:r>
       <w:r>
         <w:rPr>
           <w:b/>
@@ -3356,36 +4409,52 @@
     </w:p>
     <w:tbl>
       <w:tblPr>
-        <w:tblW w:type="auto" w:w="0"/>
+        <w:tblW w:w="9638" w:type="dxa"/>
+        <w:tblBorders>
+          <w:top w:val="nil"/>
+          <w:left w:val="nil"/>
+          <w:bottom w:val="nil"/>
+          <w:right w:val="nil"/>
+          <w:insideH w:val="nil"/>
+          <w:insideV w:val="nil"/>
+        </w:tblBorders>
+        <w:tblLayout w:type="fixed"/>
+        <w:tblCellMar>
+          <w:top w:w="70" w:type="dxa"/>
+          <w:left w:w="100" w:type="dxa"/>
+          <w:bottom w:w="70" w:type="dxa"/>
+          <w:right w:w="100" w:type="dxa"/>
+        </w:tblCellMar>
         <w:tblLook w:firstColumn="1" w:firstRow="1" w:lastColumn="0" w:lastRow="0" w:noHBand="0" w:noVBand="1" w:val="04A0"/>
-        <w:tblBorders>
-          <w:top w:val="single" w:sz="4" w:color="C9D3DE"/>
-          <w:left w:val="nil"/>
-          <w:bottom w:val="single" w:sz="4" w:color="C9D3DE"/>
-          <w:right w:val="nil"/>
-          <w:insideH w:val="single" w:sz="4" w:color="C9D3DE"/>
-          <w:insideV w:val="nil"/>
-        </w:tblBorders>
       </w:tblPr>
       <w:tblGrid>
-        <w:gridCol w:w="2493"/>
-        <w:gridCol w:w="2493"/>
-        <w:gridCol w:w="2493"/>
-        <w:gridCol w:w="2493"/>
+        <w:gridCol w:w="2577"/>
+        <w:gridCol w:w="2577"/>
+        <w:gridCol w:w="3138"/>
+        <w:gridCol w:w="1344"/>
       </w:tblGrid>
       <w:tr>
         <w:tc>
           <w:tcPr>
-            <w:tcW w:type="dxa" w:w="2608"/>
-            <w:shd w:val="clear" w:color="auto" w:fill="1F4E79"/>
+            <w:tcW w:type="dxa" w:w="2578"/>
+            <w:tcBorders>
+              <w:top w:val="single" w:sz="12" w:color="1F4E79" w:space="0"/>
+              <w:left w:val="nil"/>
+              <w:bottom w:val="single" w:sz="4" w:color="C9D3DE" w:space="0"/>
+              <w:right w:val="nil"/>
+            </w:tcBorders>
+            <w:shd w:val="clear" w:color="auto" w:fill="EAF1F8"/>
           </w:tcPr>
           <w:p>
-            <w:r/>
+            <w:pPr>
+              <w:spacing w:before="0" w:after="0"/>
+            </w:pPr>
             <w:r>
               <w:rPr>
                 <w:b/>
-                <w:color w:val="FFFFFF"/>
-                <w:sz w:val="17"/>
+                <w:caps/>
+                <w:color w:val="1F4E79"/>
+                <w:sz w:val="16"/>
               </w:rPr>
               <w:t>Plan / target</w:t>
             </w:r>
@@ -3393,16 +4462,25 @@
         </w:tc>
         <w:tc>
           <w:tcPr>
-            <w:tcW w:type="dxa" w:w="2608"/>
-            <w:shd w:val="clear" w:color="auto" w:fill="1F4E79"/>
+            <w:tcW w:type="dxa" w:w="2578"/>
+            <w:tcBorders>
+              <w:top w:val="single" w:sz="12" w:color="1F4E79" w:space="0"/>
+              <w:left w:val="nil"/>
+              <w:bottom w:val="single" w:sz="4" w:color="C9D3DE" w:space="0"/>
+              <w:right w:val="nil"/>
+            </w:tcBorders>
+            <w:shd w:val="clear" w:color="auto" w:fill="EAF1F8"/>
           </w:tcPr>
           <w:p>
-            <w:r/>
+            <w:pPr>
+              <w:spacing w:before="0" w:after="0"/>
+            </w:pPr>
             <w:r>
               <w:rPr>
                 <w:b/>
-                <w:color w:val="FFFFFF"/>
-                <w:sz w:val="17"/>
+                <w:caps/>
+                <w:color w:val="1F4E79"/>
+                <w:sz w:val="16"/>
               </w:rPr>
               <w:t>Outcome</w:t>
             </w:r>
@@ -3410,16 +4488,25 @@
         </w:tc>
         <w:tc>
           <w:tcPr>
-            <w:tcW w:type="dxa" w:w="3175"/>
-            <w:shd w:val="clear" w:color="auto" w:fill="1F4E79"/>
+            <w:tcW w:type="dxa" w:w="3138"/>
+            <w:tcBorders>
+              <w:top w:val="single" w:sz="12" w:color="1F4E79" w:space="0"/>
+              <w:left w:val="nil"/>
+              <w:bottom w:val="single" w:sz="4" w:color="C9D3DE" w:space="0"/>
+              <w:right w:val="nil"/>
+            </w:tcBorders>
+            <w:shd w:val="clear" w:color="auto" w:fill="EAF1F8"/>
           </w:tcPr>
           <w:p>
-            <w:r/>
+            <w:pPr>
+              <w:spacing w:before="0" w:after="0"/>
+            </w:pPr>
             <w:r>
               <w:rPr>
                 <w:b/>
-                <w:color w:val="FFFFFF"/>
-                <w:sz w:val="17"/>
+                <w:caps/>
+                <w:color w:val="1F4E79"/>
+                <w:sz w:val="16"/>
               </w:rPr>
               <w:t>What changed and why</w:t>
             </w:r>
@@ -3427,16 +4514,25 @@
         </w:tc>
         <w:tc>
           <w:tcPr>
-            <w:tcW w:type="dxa" w:w="1361"/>
-            <w:shd w:val="clear" w:color="auto" w:fill="1F4E79"/>
+            <w:tcW w:type="dxa" w:w="1345"/>
+            <w:tcBorders>
+              <w:top w:val="single" w:sz="12" w:color="1F4E79" w:space="0"/>
+              <w:left w:val="nil"/>
+              <w:bottom w:val="single" w:sz="4" w:color="C9D3DE" w:space="0"/>
+              <w:right w:val="nil"/>
+            </w:tcBorders>
+            <w:shd w:val="clear" w:color="auto" w:fill="EAF1F8"/>
           </w:tcPr>
           <w:p>
-            <w:r/>
+            <w:pPr>
+              <w:spacing w:before="0" w:after="0"/>
+            </w:pPr>
             <w:r>
               <w:rPr>
                 <w:b/>
-                <w:color w:val="FFFFFF"/>
-                <w:sz w:val="17"/>
+                <w:caps/>
+                <w:color w:val="1F4E79"/>
+                <w:sz w:val="16"/>
               </w:rPr>
               <w:t>Status</w:t>
             </w:r>
@@ -3446,13 +4542,18 @@
       <w:tr>
         <w:tc>
           <w:tcPr>
-            <w:tcW w:type="dxa" w:w="2608"/>
+            <w:tcW w:type="dxa" w:w="2578"/>
+            <w:tcBorders>
+              <w:top w:val="nil"/>
+              <w:left w:val="nil"/>
+              <w:bottom w:val="single" w:sz="4" w:color="DDE3EA" w:space="0"/>
+              <w:right w:val="nil"/>
+            </w:tcBorders>
           </w:tcPr>
           <w:p>
             <w:pPr>
-              <w:spacing w:after="0"/>
+              <w:spacing w:before="0" w:after="0"/>
             </w:pPr>
-            <w:r/>
             <w:r>
               <w:rPr>
                 <w:b w:val="0"/>
@@ -3464,13 +4565,18 @@
         </w:tc>
         <w:tc>
           <w:tcPr>
-            <w:tcW w:type="dxa" w:w="2608"/>
+            <w:tcW w:type="dxa" w:w="2578"/>
+            <w:tcBorders>
+              <w:top w:val="nil"/>
+              <w:left w:val="nil"/>
+              <w:bottom w:val="single" w:sz="4" w:color="DDE3EA" w:space="0"/>
+              <w:right w:val="nil"/>
+            </w:tcBorders>
           </w:tcPr>
           <w:p>
             <w:pPr>
-              <w:spacing w:after="0"/>
+              <w:spacing w:before="0" w:after="0"/>
             </w:pPr>
-            <w:r/>
             <w:r>
               <w:rPr>
                 <w:b w:val="0"/>
@@ -3478,7 +4584,7 @@
               </w:rPr>
               <w:t>Agreed July 2026; licensing under way, launch Q1 2027</w:t>
             </w:r>
-            <w:hyperlink r:id="rId10">
+            <w:hyperlink r:id="rId12">
               <w:r>
                 <w:rPr>
                   <w:color w:val="2A78D6"/>
@@ -3492,13 +4598,18 @@
         </w:tc>
         <w:tc>
           <w:tcPr>
-            <w:tcW w:type="dxa" w:w="3175"/>
+            <w:tcW w:type="dxa" w:w="3138"/>
+            <w:tcBorders>
+              <w:top w:val="nil"/>
+              <w:left w:val="nil"/>
+              <w:bottom w:val="single" w:sz="4" w:color="DDE3EA" w:space="0"/>
+              <w:right w:val="nil"/>
+            </w:tcBorders>
           </w:tcPr>
           <w:p>
             <w:pPr>
-              <w:spacing w:after="0"/>
+              <w:spacing w:before="0" w:after="0"/>
             </w:pPr>
-            <w:r/>
             <w:r>
               <w:rPr>
                 <w:b w:val="0"/>
@@ -3506,7 +4617,7 @@
               </w:rPr>
               <w:t>New plan</w:t>
             </w:r>
-            <w:hyperlink r:id="rId10">
+            <w:hyperlink r:id="rId12">
               <w:r>
                 <w:rPr>
                   <w:color w:val="2A78D6"/>
@@ -3527,14 +4638,19 @@
         </w:tc>
         <w:tc>
           <w:tcPr>
-            <w:tcW w:type="dxa" w:w="1361"/>
+            <w:tcW w:type="dxa" w:w="1345"/>
+            <w:tcBorders>
+              <w:top w:val="nil"/>
+              <w:left w:val="nil"/>
+              <w:bottom w:val="single" w:sz="4" w:color="DDE3EA" w:space="0"/>
+              <w:right w:val="nil"/>
+            </w:tcBorders>
             <w:shd w:val="clear" w:color="auto" w:fill="EAF1F8"/>
           </w:tcPr>
           <w:p>
             <w:pPr>
-              <w:spacing w:after="0"/>
+              <w:spacing w:before="0" w:after="0"/>
             </w:pPr>
-            <w:r/>
             <w:r>
               <w:rPr>
                 <w:b/>
@@ -3548,14 +4664,18 @@
       <w:tr>
         <w:tc>
           <w:tcPr>
-            <w:tcW w:type="dxa" w:w="2608"/>
-            <w:shd w:val="clear" w:color="auto" w:fill="F6F8FA"/>
+            <w:tcW w:type="dxa" w:w="2578"/>
+            <w:tcBorders>
+              <w:top w:val="nil"/>
+              <w:left w:val="nil"/>
+              <w:bottom w:val="single" w:sz="4" w:color="DDE3EA" w:space="0"/>
+              <w:right w:val="nil"/>
+            </w:tcBorders>
           </w:tcPr>
           <w:p>
             <w:pPr>
-              <w:spacing w:after="0"/>
+              <w:spacing w:before="0" w:after="0"/>
             </w:pPr>
-            <w:r/>
             <w:r>
               <w:rPr>
                 <w:b w:val="0"/>
@@ -3567,14 +4687,18 @@
         </w:tc>
         <w:tc>
           <w:tcPr>
-            <w:tcW w:type="dxa" w:w="2608"/>
-            <w:shd w:val="clear" w:color="auto" w:fill="F6F8FA"/>
+            <w:tcW w:type="dxa" w:w="2578"/>
+            <w:tcBorders>
+              <w:top w:val="nil"/>
+              <w:left w:val="nil"/>
+              <w:bottom w:val="single" w:sz="4" w:color="DDE3EA" w:space="0"/>
+              <w:right w:val="nil"/>
+            </w:tcBorders>
           </w:tcPr>
           <w:p>
             <w:pPr>
-              <w:spacing w:after="0"/>
+              <w:spacing w:before="0" w:after="0"/>
             </w:pPr>
-            <w:r/>
             <w:r>
               <w:rPr>
                 <w:b w:val="0"/>
@@ -3582,7 +4706,7 @@
               </w:rPr>
               <w:t>Q2 cost of risk 1.54%, within the target range</w:t>
             </w:r>
-            <w:hyperlink r:id="rId10">
+            <w:hyperlink r:id="rId12">
               <w:r>
                 <w:rPr>
                   <w:color w:val="2A78D6"/>
@@ -3596,14 +4720,18 @@
         </w:tc>
         <w:tc>
           <w:tcPr>
-            <w:tcW w:type="dxa" w:w="3175"/>
-            <w:shd w:val="clear" w:color="auto" w:fill="F6F8FA"/>
+            <w:tcW w:type="dxa" w:w="3138"/>
+            <w:tcBorders>
+              <w:top w:val="nil"/>
+              <w:left w:val="nil"/>
+              <w:bottom w:val="single" w:sz="4" w:color="DDE3EA" w:space="0"/>
+              <w:right w:val="nil"/>
+            </w:tcBorders>
           </w:tcPr>
           <w:p>
             <w:pPr>
-              <w:spacing w:after="0"/>
+              <w:spacing w:before="0" w:after="0"/>
             </w:pPr>
-            <w:r/>
             <w:r>
               <w:rPr>
                 <w:b w:val="0"/>
@@ -3611,7 +4739,7 @@
               </w:rPr>
               <w:t>Met</w:t>
             </w:r>
-            <w:hyperlink r:id="rId10">
+            <w:hyperlink r:id="rId12">
               <w:r>
                 <w:rPr>
                   <w:color w:val="2A78D6"/>
@@ -3632,14 +4760,19 @@
         </w:tc>
         <w:tc>
           <w:tcPr>
-            <w:tcW w:type="dxa" w:w="1361"/>
+            <w:tcW w:type="dxa" w:w="1345"/>
+            <w:tcBorders>
+              <w:top w:val="nil"/>
+              <w:left w:val="nil"/>
+              <w:bottom w:val="single" w:sz="4" w:color="DDE3EA" w:space="0"/>
+              <w:right w:val="nil"/>
+            </w:tcBorders>
             <w:shd w:val="clear" w:color="auto" w:fill="E3F3E8"/>
           </w:tcPr>
           <w:p>
             <w:pPr>
-              <w:spacing w:after="0"/>
+              <w:spacing w:before="0" w:after="0"/>
             </w:pPr>
-            <w:r/>
             <w:r>
               <w:rPr>
                 <w:b/>
@@ -3653,11 +4786,29 @@
     </w:tbl>
     <w:p>
       <w:pPr>
-        <w:spacing w:before="280" w:after="80"/>
+        <w:spacing w:before="0" w:after="40"/>
+      </w:pPr>
+    </w:p>
+    <w:p>
+      <w:pPr>
+        <w:keepNext/>
         <w:pBdr>
-          <w:bottom w:val="single" w:sz="6" w:color="C9D3DE" w:space="2"/>
+          <w:bottom w:val="single" w:sz="8" w:color="1F4E79" w:space="4"/>
         </w:pBdr>
+        <w:tabs>
+          <w:tab w:pos="482" w:val="left"/>
+        </w:tabs>
+        <w:spacing w:before="360" w:after="160"/>
       </w:pPr>
+      <w:r>
+        <w:rPr>
+          <w:b/>
+          <w:color w:val="2A78D6"/>
+          <w:sz w:val="18"/>
+        </w:rPr>
+        <w:t>07</w:t>
+        <w:tab/>
+      </w:r>
       <w:r>
         <w:rPr>
           <w:b/>
@@ -3669,9 +4820,21 @@
     </w:p>
     <w:p>
       <w:pPr>
-        <w:pStyle w:val="ListBullet"/>
-        <w:spacing w:after="60"/>
+        <w:tabs>
+          <w:tab w:pos="255" w:val="left"/>
+        </w:tabs>
+        <w:spacing w:before="0" w:after="80"/>
+        <w:ind w:left="255" w:hanging="255"/>
       </w:pPr>
+      <w:r>
+        <w:rPr>
+          <w:b/>
+          <w:color w:val="2A78D6"/>
+          <w:sz w:val="20"/>
+        </w:rPr>
+        <w:t>▪</w:t>
+        <w:tab/>
+      </w:r>
       <w:r>
         <w:rPr>
           <w:b/>
@@ -3684,7 +4847,7 @@
         </w:rPr>
         <w:t xml:space="preserve"> a 5.5% subordinated bond due 2031-12-15 (EUR 15m) and a 7.5% perpetual AT1 (EUR 4.5m). Inbank may defer or cancel AT1 coupons at its discretion</w:t>
       </w:r>
-      <w:hyperlink r:id="rId21">
+      <w:hyperlink r:id="rId23">
         <w:r>
           <w:rPr>
             <w:color w:val="2A78D6"/>
@@ -3700,7 +4863,7 @@
         </w:rPr>
         <w:t>. The 2031-12-28 date in the owner's list for the AT1 is not supported by the report: it is perpetual</w:t>
       </w:r>
-      <w:hyperlink r:id="rId21">
+      <w:hyperlink r:id="rId23">
         <w:r>
           <w:rPr>
             <w:color w:val="2A78D6"/>
@@ -3719,9 +4882,21 @@
     </w:p>
     <w:p>
       <w:pPr>
-        <w:pStyle w:val="ListBullet"/>
-        <w:spacing w:after="60"/>
+        <w:tabs>
+          <w:tab w:pos="255" w:val="left"/>
+        </w:tabs>
+        <w:spacing w:before="0" w:after="80"/>
+        <w:ind w:left="255" w:hanging="255"/>
       </w:pPr>
+      <w:r>
+        <w:rPr>
+          <w:b/>
+          <w:color w:val="2A78D6"/>
+          <w:sz w:val="20"/>
+        </w:rPr>
+        <w:t>▪</w:t>
+        <w:tab/>
+      </w:r>
       <w:r>
         <w:rPr>
           <w:b/>
@@ -3734,7 +4909,7 @@
         </w:rPr>
         <w:t xml:space="preserve"> total capital 18.38% versus a 14.66% requirement; CET1 13.15% (9.85%)</w:t>
       </w:r>
-      <w:hyperlink r:id="rId11">
+      <w:hyperlink r:id="rId13">
         <w:r>
           <w:rPr>
             <w:color w:val="2A78D6"/>
@@ -3753,9 +4928,21 @@
     </w:p>
     <w:p>
       <w:pPr>
-        <w:pStyle w:val="ListBullet"/>
-        <w:spacing w:after="60"/>
+        <w:tabs>
+          <w:tab w:pos="255" w:val="left"/>
+        </w:tabs>
+        <w:spacing w:before="0" w:after="80"/>
+        <w:ind w:left="255" w:hanging="255"/>
       </w:pPr>
+      <w:r>
+        <w:rPr>
+          <w:b/>
+          <w:color w:val="2A78D6"/>
+          <w:sz w:val="20"/>
+        </w:rPr>
+        <w:t>▪</w:t>
+        <w:tab/>
+      </w:r>
       <w:r>
         <w:rPr>
           <w:b/>
@@ -3771,11 +4958,357 @@
     </w:p>
     <w:p>
       <w:pPr>
-        <w:spacing w:before="280" w:after="80"/>
+        <w:keepNext/>
         <w:pBdr>
-          <w:bottom w:val="single" w:sz="6" w:color="C9D3DE" w:space="2"/>
+          <w:bottom w:val="single" w:sz="8" w:color="1F4E79" w:space="4"/>
         </w:pBdr>
+        <w:tabs>
+          <w:tab w:pos="482" w:val="left"/>
+        </w:tabs>
+        <w:spacing w:before="360" w:after="160"/>
       </w:pPr>
+      <w:r>
+        <w:rPr>
+          <w:b/>
+          <w:color w:val="2A78D6"/>
+          <w:sz w:val="18"/>
+        </w:rPr>
+        <w:t>08</w:t>
+        <w:tab/>
+      </w:r>
+      <w:r>
+        <w:rPr>
+          <w:b/>
+          <w:color w:val="1F4E79"/>
+          <w:sz w:val="28"/>
+        </w:rPr>
+        <w:t>In the press</w:t>
+      </w:r>
+    </w:p>
+    <w:p>
+      <w:pPr>
+        <w:tabs>
+          <w:tab w:pos="255" w:val="left"/>
+        </w:tabs>
+        <w:spacing w:before="0" w:after="80"/>
+        <w:ind w:left="255" w:hanging="255"/>
+      </w:pPr>
+      <w:r>
+        <w:rPr>
+          <w:b/>
+          <w:color w:val="2A78D6"/>
+          <w:sz w:val="20"/>
+        </w:rPr>
+        <w:t>▪</w:t>
+        <w:tab/>
+      </w:r>
+      <w:r>
+        <w:rPr>
+          <w:b/>
+        </w:rPr>
+        <w:t>Early redemption:</w:t>
+      </w:r>
+      <w:r>
+        <w:rPr>
+          <w:b w:val="0"/>
+        </w:rPr>
+        <w:t xml:space="preserve"> on 2026-09-28 Inbank published a notice of early redemption of bonds (with record and redemption dates); the headline does not name the issue</w:t>
+      </w:r>
+      <w:hyperlink r:id="rId24">
+        <w:r>
+          <w:rPr>
+            <w:color w:val="2A78D6"/>
+            <w:vertAlign w:val="superscript"/>
+            <w:sz w:val="17"/>
+          </w:rPr>
+          <w:t xml:space="preserve">16</w:t>
+        </w:r>
+      </w:hyperlink>
+      <w:r>
+        <w:rPr>
+          <w:b w:val="0"/>
+        </w:rPr>
+        <w:t>.</w:t>
+      </w:r>
+    </w:p>
+    <w:p>
+      <w:pPr>
+        <w:tabs>
+          <w:tab w:pos="255" w:val="left"/>
+        </w:tabs>
+        <w:spacing w:before="0" w:after="80"/>
+        <w:ind w:left="255" w:hanging="255"/>
+      </w:pPr>
+      <w:r>
+        <w:rPr>
+          <w:b/>
+          <w:color w:val="2A78D6"/>
+          <w:sz w:val="20"/>
+        </w:rPr>
+        <w:t>▪</w:t>
+        <w:tab/>
+      </w:r>
+      <w:r>
+        <w:rPr>
+          <w:b/>
+        </w:rPr>
+        <w:t>Poland:</w:t>
+      </w:r>
+      <w:r>
+        <w:rPr>
+          <w:b w:val="0"/>
+        </w:rPr>
+        <w:t xml:space="preserve"> on 2026-09-30 Inbank published its position on a decision of the Polish consumer protection authority (UOKiK)</w:t>
+      </w:r>
+      <w:hyperlink r:id="rId25">
+        <w:r>
+          <w:rPr>
+            <w:color w:val="2A78D6"/>
+            <w:vertAlign w:val="superscript"/>
+            <w:sz w:val="17"/>
+          </w:rPr>
+          <w:t xml:space="preserve">17</w:t>
+        </w:r>
+      </w:hyperlink>
+      <w:r>
+        <w:rPr>
+          <w:b w:val="0"/>
+        </w:rPr>
+        <w:t>.</w:t>
+      </w:r>
+    </w:p>
+    <w:p>
+      <w:pPr>
+        <w:spacing w:before="40" w:after="60"/>
+      </w:pPr>
+      <w:r>
+        <w:rPr>
+          <w:b w:val="0"/>
+          <w:color w:val="5F6B7A"/>
+          <w:sz w:val="18"/>
+        </w:rPr>
+        <w:t>Automatic news scan (Google News, EE), 2026-07-24 – 2026-10-22: 2 articles.</w:t>
+      </w:r>
+    </w:p>
+    <w:tbl>
+      <w:tblPr>
+        <w:tblW w:w="9639" w:type="dxa"/>
+        <w:tblBorders>
+          <w:top w:val="nil"/>
+          <w:left w:val="nil"/>
+          <w:bottom w:val="nil"/>
+          <w:right w:val="nil"/>
+          <w:insideH w:val="nil"/>
+          <w:insideV w:val="nil"/>
+        </w:tblBorders>
+        <w:tblLayout w:type="fixed"/>
+        <w:tblCellMar>
+          <w:top w:w="80" w:type="dxa"/>
+          <w:left w:w="0" w:type="dxa"/>
+          <w:bottom w:w="80" w:type="dxa"/>
+          <w:right w:w="120" w:type="dxa"/>
+        </w:tblCellMar>
+        <w:tblLook w:firstColumn="1" w:firstRow="1" w:lastColumn="0" w:lastRow="0" w:noHBand="0" w:noVBand="1" w:val="04A0"/>
+      </w:tblPr>
+      <w:tblGrid>
+        <w:gridCol w:w="1020"/>
+        <w:gridCol w:w="1360"/>
+        <w:gridCol w:w="7257"/>
+      </w:tblGrid>
+      <w:tr>
+        <w:tc>
+          <w:tcPr>
+            <w:tcW w:type="dxa" w:w="1020"/>
+            <w:tcBorders>
+              <w:top w:val="nil"/>
+              <w:left w:val="nil"/>
+              <w:bottom w:val="single" w:sz="4" w:color="E3E8EE" w:space="0"/>
+              <w:right w:val="nil"/>
+            </w:tcBorders>
+          </w:tcPr>
+          <w:p>
+            <w:pPr>
+              <w:spacing w:before="0" w:after="0"/>
+            </w:pPr>
+            <w:r>
+              <w:rPr>
+                <w:b w:val="0"/>
+                <w:color w:val="1A1A1A"/>
+                <w:sz w:val="17"/>
+              </w:rPr>
+              <w:t>2026-09-30</w:t>
+            </w:r>
+          </w:p>
+        </w:tc>
+        <w:tc>
+          <w:tcPr>
+            <w:tcW w:type="dxa" w:w="1361"/>
+            <w:tcBorders>
+              <w:top w:val="nil"/>
+              <w:left w:val="nil"/>
+              <w:bottom w:val="single" w:sz="4" w:color="E3E8EE" w:space="0"/>
+              <w:right w:val="nil"/>
+            </w:tcBorders>
+          </w:tcPr>
+          <w:p>
+            <w:pPr>
+              <w:spacing w:before="0" w:after="0"/>
+            </w:pPr>
+            <w:r>
+              <w:rPr>
+                <w:b/>
+                <w:color w:val="B42318"/>
+                <w:sz w:val="14"/>
+                <w:shd w:val="clear" w:color="auto" w:fill="FDE7E5"/>
+              </w:rPr>
+              <w:t xml:space="preserve"> ATTENTION </w:t>
+            </w:r>
+          </w:p>
+        </w:tc>
+        <w:tc>
+          <w:tcPr>
+            <w:tcW w:type="dxa" w:w="7257"/>
+            <w:tcBorders>
+              <w:top w:val="nil"/>
+              <w:left w:val="nil"/>
+              <w:bottom w:val="single" w:sz="4" w:color="E3E8EE" w:space="0"/>
+              <w:right w:val="nil"/>
+            </w:tcBorders>
+          </w:tcPr>
+          <w:p>
+            <w:pPr>
+              <w:spacing w:before="0" w:after="0"/>
+            </w:pPr>
+            <w:hyperlink r:id="rId25">
+              <w:r>
+                <w:rPr>
+                  <w:color w:val="1A1A1A"/>
+                  <w:sz w:val="18"/>
+                </w:rPr>
+                <w:t xml:space="preserve">Inbanki seisukoht UOKiK otsuse kohta Poolas</w:t>
+              </w:r>
+            </w:hyperlink>
+            <w:r>
+              <w:rPr>
+                <w:b w:val="0"/>
+                <w:color w:val="5F6B7A"/>
+                <w:sz w:val="15"/>
+              </w:rPr>
+              <w:t xml:space="preserve">   GlobeNewswire</w:t>
+            </w:r>
+          </w:p>
+        </w:tc>
+      </w:tr>
+      <w:tr>
+        <w:tc>
+          <w:tcPr>
+            <w:tcW w:type="dxa" w:w="1020"/>
+            <w:tcBorders>
+              <w:top w:val="nil"/>
+              <w:left w:val="nil"/>
+              <w:bottom w:val="single" w:sz="4" w:color="E3E8EE" w:space="0"/>
+              <w:right w:val="nil"/>
+            </w:tcBorders>
+          </w:tcPr>
+          <w:p>
+            <w:pPr>
+              <w:spacing w:before="0" w:after="0"/>
+            </w:pPr>
+            <w:r>
+              <w:rPr>
+                <w:b w:val="0"/>
+                <w:color w:val="1A1A1A"/>
+                <w:sz w:val="17"/>
+              </w:rPr>
+              <w:t>2026-09-28</w:t>
+            </w:r>
+          </w:p>
+        </w:tc>
+        <w:tc>
+          <w:tcPr>
+            <w:tcW w:type="dxa" w:w="1361"/>
+            <w:tcBorders>
+              <w:top w:val="nil"/>
+              <w:left w:val="nil"/>
+              <w:bottom w:val="single" w:sz="4" w:color="E3E8EE" w:space="0"/>
+              <w:right w:val="nil"/>
+            </w:tcBorders>
+          </w:tcPr>
+          <w:p>
+            <w:pPr>
+              <w:spacing w:before="0" w:after="0"/>
+            </w:pPr>
+            <w:r>
+              <w:rPr>
+                <w:b/>
+                <w:color w:val="1F5FA8"/>
+                <w:sz w:val="14"/>
+                <w:shd w:val="clear" w:color="auto" w:fill="E6F0FB"/>
+              </w:rPr>
+              <w:t xml:space="preserve"> BONDS </w:t>
+            </w:r>
+          </w:p>
+        </w:tc>
+        <w:tc>
+          <w:tcPr>
+            <w:tcW w:type="dxa" w:w="7257"/>
+            <w:tcBorders>
+              <w:top w:val="nil"/>
+              <w:left w:val="nil"/>
+              <w:bottom w:val="single" w:sz="4" w:color="E3E8EE" w:space="0"/>
+              <w:right w:val="nil"/>
+            </w:tcBorders>
+          </w:tcPr>
+          <w:p>
+            <w:pPr>
+              <w:spacing w:before="0" w:after="0"/>
+            </w:pPr>
+            <w:hyperlink r:id="rId24">
+              <w:r>
+                <w:rPr>
+                  <w:color w:val="1A1A1A"/>
+                  <w:sz w:val="18"/>
+                </w:rPr>
+                <w:t xml:space="preserve">Inbanki võlakirjade ennetähtaegse lunastamise (sh nimekirja fikseerimise päeva ja lunastamispäeva) teade</w:t>
+              </w:r>
+            </w:hyperlink>
+            <w:r>
+              <w:rPr>
+                <w:b w:val="0"/>
+                <w:color w:val="5F6B7A"/>
+                <w:sz w:val="15"/>
+              </w:rPr>
+              <w:t xml:space="preserve">   GlobeNewswire</w:t>
+            </w:r>
+          </w:p>
+        </w:tc>
+      </w:tr>
+    </w:tbl>
+    <w:p>
+      <w:pPr>
+        <w:spacing w:before="0" w:after="40"/>
+      </w:pPr>
+    </w:p>
+    <w:p>
+      <w:pPr>
+        <w:keepNext/>
+        <w:pBdr>
+          <w:bottom w:val="single" w:sz="8" w:color="1F4E79" w:space="4"/>
+        </w:pBdr>
+        <w:tabs>
+          <w:tab w:pos="482" w:val="left"/>
+        </w:tabs>
+        <w:spacing w:before="360" w:after="160"/>
+      </w:pPr>
+      <w:r>
+        <w:rPr>
+          <w:b/>
+          <w:color w:val="2A78D6"/>
+          <w:sz w:val="18"/>
+        </w:rPr>
+        <w:t>09</w:t>
+        <w:tab/>
+      </w:r>
       <w:r>
         <w:rPr>
           <w:b/>
@@ -3787,848 +5320,1676 @@
     </w:p>
     <w:p>
       <w:pPr>
-        <w:spacing w:before="160"/>
+        <w:keepNext/>
+        <w:shd w:val="clear" w:color="auto" w:fill="EAF1F8"/>
+        <w:spacing w:before="200" w:after="80"/>
+        <w:ind w:left="85"/>
       </w:pPr>
       <w:r>
         <w:rPr>
           <w:b/>
-          <w:sz w:val="22"/>
+          <w:caps/>
+          <w:color w:val="1F4E79"/>
+          <w:sz w:val="19"/>
         </w:rPr>
         <w:t>Exclusionary screening (companies)</w:t>
       </w:r>
     </w:p>
+    <w:tbl>
+      <w:tblPr>
+        <w:tblW w:w="9639" w:type="dxa"/>
+        <w:tblBorders>
+          <w:top w:val="nil"/>
+          <w:left w:val="nil"/>
+          <w:bottom w:val="nil"/>
+          <w:right w:val="nil"/>
+          <w:insideH w:val="nil"/>
+          <w:insideV w:val="nil"/>
+        </w:tblBorders>
+        <w:tblLayout w:type="fixed"/>
+        <w:tblCellMar>
+          <w:top w:w="90" w:type="dxa"/>
+          <w:left w:w="0" w:type="dxa"/>
+          <w:bottom w:w="110" w:type="dxa"/>
+          <w:right w:w="0" w:type="dxa"/>
+        </w:tblCellMar>
+        <w:tblLook w:firstColumn="1" w:firstRow="1" w:lastColumn="0" w:lastRow="0" w:noHBand="0" w:noVBand="1" w:val="04A0"/>
+      </w:tblPr>
+      <w:tblGrid>
+        <w:gridCol w:w="340"/>
+        <w:gridCol w:w="9298"/>
+      </w:tblGrid>
+      <w:tr>
+        <w:tc>
+          <w:tcPr>
+            <w:tcW w:type="dxa" w:w="340"/>
+            <w:tcBorders>
+              <w:top w:val="nil"/>
+              <w:left w:val="nil"/>
+              <w:bottom w:val="single" w:sz="4" w:color="E3E8EE" w:space="0"/>
+              <w:right w:val="nil"/>
+            </w:tcBorders>
+          </w:tcPr>
+          <w:p>
+            <w:pPr>
+              <w:spacing w:before="0" w:after="0"/>
+            </w:pPr>
+            <w:r>
+              <w:rPr>
+                <w:rFonts w:ascii="Segoe UI Symbol" w:hAnsi="Segoe UI Symbol"/>
+                <w:b w:val="0"/>
+                <w:color w:val="1B7F3B"/>
+                <w:sz w:val="24"/>
+              </w:rPr>
+              <w:t>☑</w:t>
+            </w:r>
+          </w:p>
+        </w:tc>
+        <w:tc>
+          <w:tcPr>
+            <w:tcW w:type="dxa" w:w="9298"/>
+            <w:tcBorders>
+              <w:top w:val="nil"/>
+              <w:left w:val="nil"/>
+              <w:bottom w:val="single" w:sz="4" w:color="E3E8EE" w:space="0"/>
+              <w:right w:val="nil"/>
+            </w:tcBorders>
+          </w:tcPr>
+          <w:p>
+            <w:pPr>
+              <w:spacing w:before="0" w:after="40"/>
+            </w:pPr>
+            <w:r>
+              <w:rPr>
+                <w:b/>
+                <w:color w:val="1A1A1A"/>
+                <w:sz w:val="19"/>
+              </w:rPr>
+              <w:t>Yes, the company is not involved in excluded sectors: controversial and nuclear weapons, tobacco, gambling and restricted sectors in fossil fuel</w:t>
+            </w:r>
+          </w:p>
+          <w:p>
+            <w:pPr>
+              <w:tabs>
+                <w:tab w:pos="198" w:val="left"/>
+              </w:tabs>
+              <w:spacing w:before="0" w:after="20"/>
+              <w:ind w:left="198" w:hanging="198"/>
+            </w:pPr>
+            <w:r>
+              <w:rPr>
+                <w:b w:val="0"/>
+                <w:color w:val="5F6B7A"/>
+                <w:sz w:val="18"/>
+              </w:rPr>
+              <w:t>•</w:t>
+              <w:tab/>
+            </w:r>
+            <w:r>
+              <w:rPr>
+                <w:b w:val="0"/>
+                <w:color w:val="333333"/>
+                <w:sz w:val="18"/>
+              </w:rPr>
+              <w:t>Consumer and purchase financing and car leasing: no activity in excluded sectors</w:t>
+            </w:r>
+            <w:hyperlink r:id="rId12">
+              <w:r>
+                <w:rPr>
+                  <w:color w:val="2A78D6"/>
+                  <w:vertAlign w:val="superscript"/>
+                  <w:sz w:val="15"/>
+                </w:rPr>
+                <w:t xml:space="preserve">7</w:t>
+              </w:r>
+            </w:hyperlink>
+            <w:r>
+              <w:rPr>
+                <w:b w:val="0"/>
+                <w:color w:val="333333"/>
+                <w:sz w:val="18"/>
+              </w:rPr>
+              <w:t>.</w:t>
+            </w:r>
+          </w:p>
+        </w:tc>
+      </w:tr>
+    </w:tbl>
+    <w:tbl>
+      <w:tblPr>
+        <w:tblW w:w="9639" w:type="dxa"/>
+        <w:tblBorders>
+          <w:top w:val="nil"/>
+          <w:left w:val="nil"/>
+          <w:bottom w:val="nil"/>
+          <w:right w:val="nil"/>
+          <w:insideH w:val="nil"/>
+          <w:insideV w:val="nil"/>
+        </w:tblBorders>
+        <w:tblLayout w:type="fixed"/>
+        <w:tblCellMar>
+          <w:top w:w="90" w:type="dxa"/>
+          <w:left w:w="0" w:type="dxa"/>
+          <w:bottom w:w="110" w:type="dxa"/>
+          <w:right w:w="0" w:type="dxa"/>
+        </w:tblCellMar>
+        <w:tblLook w:firstColumn="1" w:firstRow="1" w:lastColumn="0" w:lastRow="0" w:noHBand="0" w:noVBand="1" w:val="04A0"/>
+      </w:tblPr>
+      <w:tblGrid>
+        <w:gridCol w:w="340"/>
+        <w:gridCol w:w="9298"/>
+      </w:tblGrid>
+      <w:tr>
+        <w:tc>
+          <w:tcPr>
+            <w:tcW w:type="dxa" w:w="340"/>
+            <w:tcBorders>
+              <w:top w:val="nil"/>
+              <w:left w:val="nil"/>
+              <w:bottom w:val="single" w:sz="4" w:color="E3E8EE" w:space="0"/>
+              <w:right w:val="nil"/>
+            </w:tcBorders>
+          </w:tcPr>
+          <w:p>
+            <w:pPr>
+              <w:spacing w:before="0" w:after="0"/>
+            </w:pPr>
+            <w:r>
+              <w:rPr>
+                <w:rFonts w:ascii="Segoe UI Symbol" w:hAnsi="Segoe UI Symbol"/>
+                <w:b w:val="0"/>
+                <w:color w:val="1B7F3B"/>
+                <w:sz w:val="24"/>
+              </w:rPr>
+              <w:t>☑</w:t>
+            </w:r>
+          </w:p>
+        </w:tc>
+        <w:tc>
+          <w:tcPr>
+            <w:tcW w:type="dxa" w:w="9298"/>
+            <w:tcBorders>
+              <w:top w:val="nil"/>
+              <w:left w:val="nil"/>
+              <w:bottom w:val="single" w:sz="4" w:color="E3E8EE" w:space="0"/>
+              <w:right w:val="nil"/>
+            </w:tcBorders>
+          </w:tcPr>
+          <w:p>
+            <w:pPr>
+              <w:spacing w:before="0" w:after="40"/>
+            </w:pPr>
+            <w:r>
+              <w:rPr>
+                <w:b/>
+                <w:color w:val="1A1A1A"/>
+                <w:sz w:val="19"/>
+              </w:rPr>
+              <w:t>Yes, the company does not have red flag/signal related to controversies based on UN Global Compact, OECD Guidelines for Multinational Enterprises or any other relevant principles/standards</w:t>
+            </w:r>
+          </w:p>
+          <w:p>
+            <w:pPr>
+              <w:tabs>
+                <w:tab w:pos="198" w:val="left"/>
+              </w:tabs>
+              <w:spacing w:before="0" w:after="20"/>
+              <w:ind w:left="198" w:hanging="198"/>
+            </w:pPr>
+            <w:r>
+              <w:rPr>
+                <w:b w:val="0"/>
+                <w:color w:val="5F6B7A"/>
+                <w:sz w:val="18"/>
+              </w:rPr>
+              <w:t>•</w:t>
+              <w:tab/>
+            </w:r>
+            <w:r>
+              <w:rPr>
+                <w:b w:val="0"/>
+                <w:color w:val="333333"/>
+                <w:sz w:val="18"/>
+              </w:rPr>
+              <w:t>No UN Global Compact or OECD related controversies found.</w:t>
+            </w:r>
+          </w:p>
+          <w:p>
+            <w:pPr>
+              <w:tabs>
+                <w:tab w:pos="198" w:val="left"/>
+              </w:tabs>
+              <w:spacing w:before="0" w:after="20"/>
+              <w:ind w:left="198" w:hanging="198"/>
+            </w:pPr>
+            <w:r>
+              <w:rPr>
+                <w:b w:val="0"/>
+                <w:color w:val="5F6B7A"/>
+                <w:sz w:val="18"/>
+              </w:rPr>
+              <w:t>•</w:t>
+              <w:tab/>
+            </w:r>
+            <w:r>
+              <w:rPr>
+                <w:b w:val="0"/>
+                <w:color w:val="333333"/>
+                <w:sz w:val="18"/>
+              </w:rPr>
+              <w:t>Finantsinspektsioon precepts: in 2023 to Inbank AS to remedy governance, compliance and risk management deficiencies</w:t>
+            </w:r>
+            <w:hyperlink r:id="rId26">
+              <w:r>
+                <w:rPr>
+                  <w:color w:val="2A78D6"/>
+                  <w:vertAlign w:val="superscript"/>
+                  <w:sz w:val="15"/>
+                </w:rPr>
+                <w:t xml:space="preserve">18</w:t>
+              </w:r>
+            </w:hyperlink>
+          </w:p>
+          <w:p>
+            <w:pPr>
+              <w:tabs>
+                <w:tab w:pos="198" w:val="left"/>
+              </w:tabs>
+              <w:spacing w:before="0" w:after="20"/>
+              <w:ind w:left="198" w:hanging="198"/>
+            </w:pPr>
+            <w:r>
+              <w:rPr>
+                <w:b w:val="0"/>
+                <w:color w:val="5F6B7A"/>
+                <w:sz w:val="18"/>
+              </w:rPr>
+              <w:t>•</w:t>
+              <w:tab/>
+            </w:r>
+            <w:r>
+              <w:rPr>
+                <w:b w:val="0"/>
+                <w:color w:val="333333"/>
+                <w:sz w:val="18"/>
+              </w:rPr>
+              <w:t>In October 2025 to Inbank Finance to fix consumer creditworthiness rules by mid-December 2025</w:t>
+            </w:r>
+            <w:hyperlink r:id="rId27">
+              <w:r>
+                <w:rPr>
+                  <w:color w:val="2A78D6"/>
+                  <w:vertAlign w:val="superscript"/>
+                  <w:sz w:val="15"/>
+                </w:rPr>
+                <w:t xml:space="preserve">19</w:t>
+              </w:r>
+            </w:hyperlink>
+            <w:r>
+              <w:rPr>
+                <w:b w:val="0"/>
+                <w:color w:val="333333"/>
+                <w:sz w:val="18"/>
+              </w:rPr>
+              <w:t>.</w:t>
+            </w:r>
+          </w:p>
+          <w:p>
+            <w:pPr>
+              <w:tabs>
+                <w:tab w:pos="198" w:val="left"/>
+              </w:tabs>
+              <w:spacing w:before="0" w:after="20"/>
+              <w:ind w:left="198" w:hanging="198"/>
+            </w:pPr>
+            <w:r>
+              <w:rPr>
+                <w:b w:val="0"/>
+                <w:color w:val="5F6B7A"/>
+                <w:sz w:val="18"/>
+              </w:rPr>
+              <w:t>•</w:t>
+              <w:tab/>
+            </w:r>
+            <w:r>
+              <w:rPr>
+                <w:b w:val="0"/>
+                <w:color w:val="333333"/>
+                <w:sz w:val="18"/>
+              </w:rPr>
+              <w:t>No fines imposed.</w:t>
+            </w:r>
+          </w:p>
+        </w:tc>
+      </w:tr>
+    </w:tbl>
+    <w:tbl>
+      <w:tblPr>
+        <w:tblW w:w="9639" w:type="dxa"/>
+        <w:tblBorders>
+          <w:top w:val="nil"/>
+          <w:left w:val="nil"/>
+          <w:bottom w:val="nil"/>
+          <w:right w:val="nil"/>
+          <w:insideH w:val="nil"/>
+          <w:insideV w:val="nil"/>
+        </w:tblBorders>
+        <w:tblLayout w:type="fixed"/>
+        <w:tblCellMar>
+          <w:top w:w="90" w:type="dxa"/>
+          <w:left w:w="0" w:type="dxa"/>
+          <w:bottom w:w="110" w:type="dxa"/>
+          <w:right w:w="0" w:type="dxa"/>
+        </w:tblCellMar>
+        <w:tblLook w:firstColumn="1" w:firstRow="1" w:lastColumn="0" w:lastRow="0" w:noHBand="0" w:noVBand="1" w:val="04A0"/>
+      </w:tblPr>
+      <w:tblGrid>
+        <w:gridCol w:w="340"/>
+        <w:gridCol w:w="9298"/>
+      </w:tblGrid>
+      <w:tr>
+        <w:tc>
+          <w:tcPr>
+            <w:tcW w:type="dxa" w:w="340"/>
+            <w:tcBorders>
+              <w:top w:val="nil"/>
+              <w:left w:val="nil"/>
+              <w:bottom w:val="single" w:sz="4" w:color="E3E8EE" w:space="0"/>
+              <w:right w:val="nil"/>
+            </w:tcBorders>
+          </w:tcPr>
+          <w:p>
+            <w:pPr>
+              <w:spacing w:before="0" w:after="0"/>
+            </w:pPr>
+            <w:r>
+              <w:rPr>
+                <w:rFonts w:ascii="Segoe UI Symbol" w:hAnsi="Segoe UI Symbol"/>
+                <w:b w:val="0"/>
+                <w:color w:val="1B7F3B"/>
+                <w:sz w:val="24"/>
+              </w:rPr>
+              <w:t>☑</w:t>
+            </w:r>
+          </w:p>
+        </w:tc>
+        <w:tc>
+          <w:tcPr>
+            <w:tcW w:type="dxa" w:w="9298"/>
+            <w:tcBorders>
+              <w:top w:val="nil"/>
+              <w:left w:val="nil"/>
+              <w:bottom w:val="single" w:sz="4" w:color="E3E8EE" w:space="0"/>
+              <w:right w:val="nil"/>
+            </w:tcBorders>
+          </w:tcPr>
+          <w:p>
+            <w:pPr>
+              <w:spacing w:before="0" w:after="40"/>
+            </w:pPr>
+            <w:r>
+              <w:rPr>
+                <w:b/>
+                <w:color w:val="1A1A1A"/>
+                <w:sz w:val="19"/>
+              </w:rPr>
+              <w:t>Yes, the company is not in the list of sanctions (add a screenshot)</w:t>
+            </w:r>
+          </w:p>
+          <w:p>
+            <w:pPr>
+              <w:tabs>
+                <w:tab w:pos="198" w:val="left"/>
+              </w:tabs>
+              <w:spacing w:before="0" w:after="20"/>
+              <w:ind w:left="198" w:hanging="198"/>
+            </w:pPr>
+            <w:r>
+              <w:rPr>
+                <w:b w:val="0"/>
+                <w:color w:val="5F6B7A"/>
+                <w:sz w:val="18"/>
+              </w:rPr>
+              <w:t>•</w:t>
+              <w:tab/>
+            </w:r>
+            <w:r>
+              <w:rPr>
+                <w:b w:val="0"/>
+                <w:color w:val="333333"/>
+                <w:sz w:val="18"/>
+              </w:rPr>
+              <w:t>Not found on the EU, UN, UK, US OFAC consolidated sanctions lists (automatic check 2026-10-22).</w:t>
+            </w:r>
+          </w:p>
+        </w:tc>
+      </w:tr>
+    </w:tbl>
+    <w:tbl>
+      <w:tblPr>
+        <w:tblW w:w="9639" w:type="dxa"/>
+        <w:tblBorders>
+          <w:top w:val="nil"/>
+          <w:left w:val="nil"/>
+          <w:bottom w:val="nil"/>
+          <w:right w:val="nil"/>
+          <w:insideH w:val="nil"/>
+          <w:insideV w:val="nil"/>
+        </w:tblBorders>
+        <w:tblLayout w:type="fixed"/>
+        <w:tblCellMar>
+          <w:top w:w="90" w:type="dxa"/>
+          <w:left w:w="0" w:type="dxa"/>
+          <w:bottom w:w="110" w:type="dxa"/>
+          <w:right w:w="0" w:type="dxa"/>
+        </w:tblCellMar>
+        <w:tblLook w:firstColumn="1" w:firstRow="1" w:lastColumn="0" w:lastRow="0" w:noHBand="0" w:noVBand="1" w:val="04A0"/>
+      </w:tblPr>
+      <w:tblGrid>
+        <w:gridCol w:w="340"/>
+        <w:gridCol w:w="9298"/>
+      </w:tblGrid>
+      <w:tr>
+        <w:tc>
+          <w:tcPr>
+            <w:tcW w:type="dxa" w:w="340"/>
+            <w:tcBorders>
+              <w:top w:val="nil"/>
+              <w:left w:val="nil"/>
+              <w:bottom w:val="single" w:sz="4" w:color="E3E8EE" w:space="0"/>
+              <w:right w:val="nil"/>
+            </w:tcBorders>
+          </w:tcPr>
+          <w:p>
+            <w:pPr>
+              <w:spacing w:before="0" w:after="0"/>
+            </w:pPr>
+            <w:r>
+              <w:rPr>
+                <w:rFonts w:ascii="Segoe UI Symbol" w:hAnsi="Segoe UI Symbol"/>
+                <w:b w:val="0"/>
+                <w:color w:val="1B7F3B"/>
+                <w:sz w:val="24"/>
+              </w:rPr>
+              <w:t>☑</w:t>
+            </w:r>
+          </w:p>
+        </w:tc>
+        <w:tc>
+          <w:tcPr>
+            <w:tcW w:type="dxa" w:w="9298"/>
+            <w:tcBorders>
+              <w:top w:val="nil"/>
+              <w:left w:val="nil"/>
+              <w:bottom w:val="single" w:sz="4" w:color="E3E8EE" w:space="0"/>
+              <w:right w:val="nil"/>
+            </w:tcBorders>
+          </w:tcPr>
+          <w:p>
+            <w:pPr>
+              <w:spacing w:before="0" w:after="40"/>
+            </w:pPr>
+            <w:r>
+              <w:rPr>
+                <w:b/>
+                <w:color w:val="1A1A1A"/>
+                <w:sz w:val="19"/>
+              </w:rPr>
+              <w:t>Yes, issues were not identified from adverse media checks (add a screenshot)</w:t>
+            </w:r>
+          </w:p>
+          <w:p>
+            <w:pPr>
+              <w:tabs>
+                <w:tab w:pos="198" w:val="left"/>
+              </w:tabs>
+              <w:spacing w:before="0" w:after="20"/>
+              <w:ind w:left="198" w:hanging="198"/>
+            </w:pPr>
+            <w:r>
+              <w:rPr>
+                <w:b w:val="0"/>
+                <w:color w:val="5F6B7A"/>
+                <w:sz w:val="18"/>
+              </w:rPr>
+              <w:t>•</w:t>
+              <w:tab/>
+            </w:r>
+            <w:r>
+              <w:rPr>
+                <w:b w:val="0"/>
+                <w:color w:val="333333"/>
+                <w:sz w:val="18"/>
+              </w:rPr>
+              <w:t>No adverse news found apart from the supervisory precepts above and Inbank's 2026-09-30 statement on a decision of the Polish consumer protection authority (UOKiK)</w:t>
+            </w:r>
+            <w:hyperlink r:id="rId25">
+              <w:r>
+                <w:rPr>
+                  <w:color w:val="2A78D6"/>
+                  <w:vertAlign w:val="superscript"/>
+                  <w:sz w:val="15"/>
+                </w:rPr>
+                <w:t xml:space="preserve">17</w:t>
+              </w:r>
+            </w:hyperlink>
+            <w:r>
+              <w:rPr>
+                <w:b w:val="0"/>
+                <w:color w:val="333333"/>
+                <w:sz w:val="18"/>
+              </w:rPr>
+              <w:t>.</w:t>
+            </w:r>
+          </w:p>
+          <w:p>
+            <w:pPr>
+              <w:tabs>
+                <w:tab w:pos="198" w:val="left"/>
+              </w:tabs>
+              <w:spacing w:before="0" w:after="20"/>
+              <w:ind w:left="198" w:hanging="198"/>
+            </w:pPr>
+            <w:r>
+              <w:rPr>
+                <w:b w:val="0"/>
+                <w:color w:val="5F6B7A"/>
+                <w:sz w:val="18"/>
+              </w:rPr>
+              <w:t>•</w:t>
+              <w:tab/>
+            </w:r>
+            <w:r>
+              <w:rPr>
+                <w:b w:val="0"/>
+                <w:color w:val="333333"/>
+                <w:sz w:val="18"/>
+              </w:rPr>
+              <w:t>News summary 2026-07-24 – 2026-10-22: 2 articles, 1 with an adverse keyword in the headline (details in the section "In the press").</w:t>
+            </w:r>
+          </w:p>
+          <w:p>
+            <w:pPr>
+              <w:tabs>
+                <w:tab w:pos="198" w:val="left"/>
+              </w:tabs>
+              <w:spacing w:before="0" w:after="20"/>
+              <w:ind w:left="198" w:hanging="198"/>
+            </w:pPr>
+            <w:r>
+              <w:rPr>
+                <w:b w:val="0"/>
+                <w:color w:val="5F6B7A"/>
+                <w:sz w:val="18"/>
+              </w:rPr>
+              <w:t>•</w:t>
+              <w:tab/>
+            </w:r>
+            <w:r>
+              <w:rPr>
+                <w:b w:val="0"/>
+                <w:color w:val="333333"/>
+                <w:sz w:val="18"/>
+              </w:rPr>
+              <w:t>Headlines with an adverse keyword: „Inbanki seisukoht UOKiK otsuse kohta Poolas“ (GlobeNewswire, 2026-09-30).</w:t>
+            </w:r>
+          </w:p>
+        </w:tc>
+      </w:tr>
+    </w:tbl>
     <w:p>
       <w:pPr>
-        <w:spacing w:before="80" w:after="20"/>
+        <w:spacing w:before="120" w:after="40"/>
       </w:pPr>
       <w:r>
         <w:rPr>
-          <w:sz w:val="24"/>
-        </w:rPr>
-        <w:t xml:space="preserve">☑ </w:t>
-      </w:r>
-      <w:r>
-        <w:t>Yes, the company is not involved in excluded sectors: controversial and nuclear weapons, tobacco, gambling and restricted sectors in fossil fuel</w:t>
-      </w:r>
-    </w:p>
-    <w:p>
-      <w:pPr>
-        <w:spacing w:after="120"/>
-        <w:ind w:left="510" w:hanging="198"/>
-      </w:pPr>
-      <w:r>
-        <w:rPr>
-          <w:sz w:val="19"/>
-        </w:rPr>
-        <w:t xml:space="preserve">•  </w:t>
-      </w:r>
-      <w:r>
-        <w:rPr>
-          <w:b w:val="0"/>
+          <w:i/>
           <w:color w:val="333333"/>
-          <w:sz w:val="19"/>
-        </w:rPr>
-        <w:t>Consumer and purchase financing and car leasing: no activity in excluded sectors</w:t>
-      </w:r>
-      <w:hyperlink r:id="rId10">
-        <w:r>
-          <w:rPr>
-            <w:color w:val="2A78D6"/>
-            <w:vertAlign w:val="superscript"/>
-            <w:sz w:val="16"/>
-          </w:rPr>
-          <w:t xml:space="preserve">7</w:t>
-        </w:r>
-      </w:hyperlink>
-      <w:r>
-        <w:rPr>
-          <w:b w:val="0"/>
-          <w:color w:val="333333"/>
-          <w:sz w:val="19"/>
-        </w:rPr>
-        <w:t>.</w:t>
-      </w:r>
-    </w:p>
-    <w:p>
-      <w:pPr>
-        <w:spacing w:before="80" w:after="20"/>
-      </w:pPr>
-      <w:r>
-        <w:rPr>
-          <w:sz w:val="24"/>
-        </w:rPr>
-        <w:t xml:space="preserve">☑ </w:t>
-      </w:r>
-      <w:r>
-        <w:t>Yes, the company does not have red flag/signal related to controversies based on UN Global Compact, OECD Guidelines for Multinational Enterprises or any other relevant principles/standards</w:t>
-      </w:r>
-    </w:p>
-    <w:p>
-      <w:pPr>
-        <w:spacing w:after="0"/>
-        <w:ind w:left="510" w:hanging="198"/>
-      </w:pPr>
-      <w:r>
-        <w:rPr>
-          <w:sz w:val="19"/>
-        </w:rPr>
-        <w:t xml:space="preserve">•  </w:t>
-      </w:r>
-      <w:r>
-        <w:rPr>
-          <w:b w:val="0"/>
-          <w:color w:val="333333"/>
-          <w:sz w:val="19"/>
-        </w:rPr>
-        <w:t>No UN Global Compact or OECD related controversies found.</w:t>
-      </w:r>
-    </w:p>
-    <w:p>
-      <w:pPr>
-        <w:spacing w:after="0"/>
-        <w:ind w:left="510" w:hanging="198"/>
-      </w:pPr>
-      <w:r>
-        <w:rPr>
-          <w:sz w:val="19"/>
-        </w:rPr>
-        <w:t xml:space="preserve">•  </w:t>
-      </w:r>
-      <w:r>
-        <w:rPr>
-          <w:b w:val="0"/>
-          <w:color w:val="333333"/>
-          <w:sz w:val="19"/>
-        </w:rPr>
-        <w:t>Finantsinspektsioon precepts: in 2023 to Inbank AS to remedy governance, compliance and risk management deficiencies</w:t>
-      </w:r>
-      <w:hyperlink r:id="rId22">
-        <w:r>
-          <w:rPr>
-            <w:color w:val="2A78D6"/>
-            <w:vertAlign w:val="superscript"/>
-            <w:sz w:val="16"/>
-          </w:rPr>
-          <w:t xml:space="preserve">16</w:t>
-        </w:r>
-      </w:hyperlink>
-    </w:p>
-    <w:p>
-      <w:pPr>
-        <w:spacing w:after="0"/>
-        <w:ind w:left="510" w:hanging="198"/>
-      </w:pPr>
-      <w:r>
-        <w:rPr>
-          <w:sz w:val="19"/>
-        </w:rPr>
-        <w:t xml:space="preserve">•  </w:t>
-      </w:r>
-      <w:r>
-        <w:rPr>
-          <w:b w:val="0"/>
-          <w:color w:val="333333"/>
-          <w:sz w:val="19"/>
-        </w:rPr>
-        <w:t>In October 2025 to Inbank Finance to fix consumer creditworthiness rules by mid-December 2025</w:t>
-      </w:r>
-      <w:hyperlink r:id="rId23">
-        <w:r>
-          <w:rPr>
-            <w:color w:val="2A78D6"/>
-            <w:vertAlign w:val="superscript"/>
-            <w:sz w:val="16"/>
-          </w:rPr>
-          <w:t xml:space="preserve">17</w:t>
-        </w:r>
-      </w:hyperlink>
-      <w:r>
-        <w:rPr>
-          <w:b w:val="0"/>
-          <w:color w:val="333333"/>
-          <w:sz w:val="19"/>
-        </w:rPr>
-        <w:t>.</w:t>
-      </w:r>
-    </w:p>
-    <w:p>
-      <w:pPr>
-        <w:spacing w:after="120"/>
-        <w:ind w:left="510" w:hanging="198"/>
-      </w:pPr>
-      <w:r>
-        <w:rPr>
-          <w:sz w:val="19"/>
-        </w:rPr>
-        <w:t xml:space="preserve">•  </w:t>
-      </w:r>
-      <w:r>
-        <w:rPr>
-          <w:b w:val="0"/>
-          <w:color w:val="333333"/>
-          <w:sz w:val="19"/>
-        </w:rPr>
-        <w:t>No fines imposed.</w:t>
-      </w:r>
-    </w:p>
-    <w:p>
-      <w:pPr>
-        <w:spacing w:before="80" w:after="20"/>
-      </w:pPr>
-      <w:r>
-        <w:rPr>
-          <w:sz w:val="24"/>
-        </w:rPr>
-        <w:t xml:space="preserve">☑ </w:t>
-      </w:r>
-      <w:r>
-        <w:t>Yes, the company is not in the list of sanctions (add a screenshot)</w:t>
-      </w:r>
-    </w:p>
-    <w:p>
-      <w:pPr>
-        <w:spacing w:after="120"/>
-        <w:ind w:left="510" w:hanging="198"/>
-      </w:pPr>
-      <w:r>
-        <w:rPr>
-          <w:sz w:val="19"/>
-        </w:rPr>
-        <w:t xml:space="preserve">•  </w:t>
-      </w:r>
-      <w:r>
-        <w:rPr>
-          <w:b w:val="0"/>
-          <w:color w:val="333333"/>
-          <w:sz w:val="19"/>
-        </w:rPr>
-        <w:t>Not found on the EU, UN, UK, US OFAC consolidated sanctions lists (automatic check 2026-10-22).</w:t>
-      </w:r>
-    </w:p>
-    <w:p>
-      <w:pPr>
-        <w:spacing w:before="80" w:after="20"/>
-      </w:pPr>
-      <w:r>
-        <w:rPr>
-          <w:sz w:val="24"/>
-        </w:rPr>
-        <w:t xml:space="preserve">☑ </w:t>
-      </w:r>
-      <w:r>
-        <w:t>Yes, issues were not identified from adverse media checks (add a screenshot)</w:t>
-      </w:r>
-    </w:p>
-    <w:p>
-      <w:pPr>
-        <w:spacing w:after="120"/>
-        <w:ind w:left="510" w:hanging="198"/>
-      </w:pPr>
-      <w:r>
-        <w:rPr>
-          <w:sz w:val="19"/>
-        </w:rPr>
-        <w:t xml:space="preserve">•  </w:t>
-      </w:r>
-      <w:r>
-        <w:rPr>
-          <w:b w:val="0"/>
-          <w:color w:val="333333"/>
-          <w:sz w:val="19"/>
-        </w:rPr>
-        <w:t>No adverse news found apart from the supervisory precepts above (2026-10-22).</w:t>
-      </w:r>
-    </w:p>
-    <w:p>
-      <w:r>
-        <w:rPr>
-          <w:i/>
-          <w:sz w:val="19"/>
+          <w:sz w:val="18"/>
         </w:rPr>
         <w:t>In case any red flags, risks, unclarities were identified then additional checks (sanctions screening and adverse media checks) on the company’s Ultimate Beneficial Owners and/or senior management shall be performed.</w:t>
       </w:r>
     </w:p>
     <w:p>
       <w:pPr>
-        <w:spacing w:before="80"/>
+        <w:spacing w:before="120" w:after="40"/>
       </w:pPr>
       <w:r>
         <w:rPr>
           <w:b/>
+          <w:sz w:val="19"/>
         </w:rPr>
         <w:t xml:space="preserve">Additional comments: </w:t>
       </w:r>
     </w:p>
     <w:p>
       <w:pPr>
-        <w:spacing w:before="160"/>
+        <w:keepNext/>
+        <w:shd w:val="clear" w:color="auto" w:fill="EAF1F8"/>
+        <w:spacing w:before="200" w:after="80"/>
+        <w:ind w:left="85"/>
       </w:pPr>
       <w:r>
         <w:rPr>
           <w:b/>
-          <w:sz w:val="22"/>
+          <w:caps/>
+          <w:color w:val="1F4E79"/>
+          <w:sz w:val="19"/>
         </w:rPr>
         <w:t>ESG integration and positive screening (positive answers imply higher allocation)</w:t>
       </w:r>
     </w:p>
+    <w:tbl>
+      <w:tblPr>
+        <w:tblW w:w="9639" w:type="dxa"/>
+        <w:tblBorders>
+          <w:top w:val="nil"/>
+          <w:left w:val="nil"/>
+          <w:bottom w:val="nil"/>
+          <w:right w:val="nil"/>
+          <w:insideH w:val="nil"/>
+          <w:insideV w:val="nil"/>
+        </w:tblBorders>
+        <w:tblLayout w:type="fixed"/>
+        <w:tblCellMar>
+          <w:top w:w="90" w:type="dxa"/>
+          <w:left w:w="0" w:type="dxa"/>
+          <w:bottom w:w="110" w:type="dxa"/>
+          <w:right w:w="0" w:type="dxa"/>
+        </w:tblCellMar>
+        <w:tblLook w:firstColumn="1" w:firstRow="1" w:lastColumn="0" w:lastRow="0" w:noHBand="0" w:noVBand="1" w:val="04A0"/>
+      </w:tblPr>
+      <w:tblGrid>
+        <w:gridCol w:w="340"/>
+        <w:gridCol w:w="9298"/>
+      </w:tblGrid>
+      <w:tr>
+        <w:tc>
+          <w:tcPr>
+            <w:tcW w:type="dxa" w:w="340"/>
+            <w:tcBorders>
+              <w:top w:val="nil"/>
+              <w:left w:val="nil"/>
+              <w:bottom w:val="single" w:sz="4" w:color="E3E8EE" w:space="0"/>
+              <w:right w:val="nil"/>
+            </w:tcBorders>
+          </w:tcPr>
+          <w:p>
+            <w:pPr>
+              <w:spacing w:before="0" w:after="0"/>
+            </w:pPr>
+            <w:r>
+              <w:rPr>
+                <w:rFonts w:ascii="Segoe UI Symbol" w:hAnsi="Segoe UI Symbol"/>
+                <w:b w:val="0"/>
+                <w:color w:val="1B7F3B"/>
+                <w:sz w:val="24"/>
+              </w:rPr>
+              <w:t>☑</w:t>
+            </w:r>
+          </w:p>
+        </w:tc>
+        <w:tc>
+          <w:tcPr>
+            <w:tcW w:type="dxa" w:w="9298"/>
+            <w:tcBorders>
+              <w:top w:val="nil"/>
+              <w:left w:val="nil"/>
+              <w:bottom w:val="single" w:sz="4" w:color="E3E8EE" w:space="0"/>
+              <w:right w:val="nil"/>
+            </w:tcBorders>
+          </w:tcPr>
+          <w:p>
+            <w:pPr>
+              <w:spacing w:before="0" w:after="40"/>
+            </w:pPr>
+            <w:r>
+              <w:rPr>
+                <w:b/>
+                <w:color w:val="1A1A1A"/>
+                <w:sz w:val="19"/>
+              </w:rPr>
+              <w:t>Yes, the company is promoting environmental or social characteristics (activities, ESG policy, good ESG rating, etc)</w:t>
+            </w:r>
+          </w:p>
+          <w:p>
+            <w:pPr>
+              <w:tabs>
+                <w:tab w:pos="198" w:val="left"/>
+              </w:tabs>
+              <w:spacing w:before="0" w:after="20"/>
+              <w:ind w:left="198" w:hanging="198"/>
+            </w:pPr>
+            <w:r>
+              <w:rPr>
+                <w:b w:val="0"/>
+                <w:color w:val="5F6B7A"/>
+                <w:sz w:val="18"/>
+              </w:rPr>
+              <w:t>•</w:t>
+              <w:tab/>
+            </w:r>
+            <w:r>
+              <w:rPr>
+                <w:b w:val="0"/>
+                <w:color w:val="333333"/>
+                <w:sz w:val="18"/>
+              </w:rPr>
+              <w:t>Green financing (solar, EVs and similar) EUR 146m in 2025, +65%</w:t>
+            </w:r>
+            <w:hyperlink r:id="rId17">
+              <w:r>
+                <w:rPr>
+                  <w:color w:val="2A78D6"/>
+                  <w:vertAlign w:val="superscript"/>
+                  <w:sz w:val="15"/>
+                </w:rPr>
+                <w:t xml:space="preserve">13</w:t>
+              </w:r>
+            </w:hyperlink>
+            <w:r>
+              <w:rPr>
+                <w:color w:val="2A78D6"/>
+                <w:vertAlign w:val="superscript"/>
+              </w:rPr>
+              <w:t>,</w:t>
+            </w:r>
+            <w:hyperlink r:id="rId12">
+              <w:r>
+                <w:rPr>
+                  <w:color w:val="2A78D6"/>
+                  <w:vertAlign w:val="superscript"/>
+                  <w:sz w:val="15"/>
+                </w:rPr>
+                <w:t xml:space="preserve">7</w:t>
+              </w:r>
+            </w:hyperlink>
+            <w:r>
+              <w:rPr>
+                <w:b w:val="0"/>
+                <w:color w:val="333333"/>
+                <w:sz w:val="18"/>
+              </w:rPr>
+              <w:t>.</w:t>
+            </w:r>
+          </w:p>
+        </w:tc>
+      </w:tr>
+    </w:tbl>
+    <w:tbl>
+      <w:tblPr>
+        <w:tblW w:w="9639" w:type="dxa"/>
+        <w:tblBorders>
+          <w:top w:val="nil"/>
+          <w:left w:val="nil"/>
+          <w:bottom w:val="nil"/>
+          <w:right w:val="nil"/>
+          <w:insideH w:val="nil"/>
+          <w:insideV w:val="nil"/>
+        </w:tblBorders>
+        <w:tblLayout w:type="fixed"/>
+        <w:tblCellMar>
+          <w:top w:w="90" w:type="dxa"/>
+          <w:left w:w="0" w:type="dxa"/>
+          <w:bottom w:w="110" w:type="dxa"/>
+          <w:right w:w="0" w:type="dxa"/>
+        </w:tblCellMar>
+        <w:tblLook w:firstColumn="1" w:firstRow="1" w:lastColumn="0" w:lastRow="0" w:noHBand="0" w:noVBand="1" w:val="04A0"/>
+      </w:tblPr>
+      <w:tblGrid>
+        <w:gridCol w:w="340"/>
+        <w:gridCol w:w="9298"/>
+      </w:tblGrid>
+      <w:tr>
+        <w:tc>
+          <w:tcPr>
+            <w:tcW w:type="dxa" w:w="340"/>
+            <w:tcBorders>
+              <w:top w:val="nil"/>
+              <w:left w:val="nil"/>
+              <w:bottom w:val="single" w:sz="4" w:color="E3E8EE" w:space="0"/>
+              <w:right w:val="nil"/>
+            </w:tcBorders>
+          </w:tcPr>
+          <w:p>
+            <w:pPr>
+              <w:spacing w:before="0" w:after="0"/>
+            </w:pPr>
+            <w:r>
+              <w:rPr>
+                <w:rFonts w:ascii="Segoe UI Symbol" w:hAnsi="Segoe UI Symbol"/>
+                <w:b w:val="0"/>
+                <w:color w:val="1B7F3B"/>
+                <w:sz w:val="24"/>
+              </w:rPr>
+              <w:t>☑</w:t>
+            </w:r>
+          </w:p>
+        </w:tc>
+        <w:tc>
+          <w:tcPr>
+            <w:tcW w:type="dxa" w:w="9298"/>
+            <w:tcBorders>
+              <w:top w:val="nil"/>
+              <w:left w:val="nil"/>
+              <w:bottom w:val="single" w:sz="4" w:color="E3E8EE" w:space="0"/>
+              <w:right w:val="nil"/>
+            </w:tcBorders>
+          </w:tcPr>
+          <w:p>
+            <w:pPr>
+              <w:spacing w:before="0" w:after="40"/>
+            </w:pPr>
+            <w:r>
+              <w:rPr>
+                <w:b/>
+                <w:color w:val="1A1A1A"/>
+                <w:sz w:val="19"/>
+              </w:rPr>
+              <w:t>Yes, the activities of the company or it’s strategy is aligned with the taxonomy and/or Paris agreement targets (e.g. net zero commitment)</w:t>
+            </w:r>
+          </w:p>
+          <w:p>
+            <w:pPr>
+              <w:tabs>
+                <w:tab w:pos="198" w:val="left"/>
+              </w:tabs>
+              <w:spacing w:before="0" w:after="20"/>
+              <w:ind w:left="198" w:hanging="198"/>
+            </w:pPr>
+            <w:r>
+              <w:rPr>
+                <w:b w:val="0"/>
+                <w:color w:val="5F6B7A"/>
+                <w:sz w:val="18"/>
+              </w:rPr>
+              <w:t>•</w:t>
+              <w:tab/>
+            </w:r>
+            <w:r>
+              <w:rPr>
+                <w:b w:val="0"/>
+                <w:color w:val="333333"/>
+                <w:sz w:val="18"/>
+              </w:rPr>
+              <w:t>Green financing products contribute to the Paris goals</w:t>
+            </w:r>
+          </w:p>
+          <w:p>
+            <w:pPr>
+              <w:tabs>
+                <w:tab w:pos="198" w:val="left"/>
+              </w:tabs>
+              <w:spacing w:before="0" w:after="20"/>
+              <w:ind w:left="198" w:hanging="198"/>
+            </w:pPr>
+            <w:r>
+              <w:rPr>
+                <w:b w:val="0"/>
+                <w:color w:val="5F6B7A"/>
+                <w:sz w:val="18"/>
+              </w:rPr>
+              <w:t>•</w:t>
+              <w:tab/>
+            </w:r>
+            <w:r>
+              <w:rPr>
+                <w:b w:val="0"/>
+                <w:color w:val="333333"/>
+                <w:sz w:val="18"/>
+              </w:rPr>
+              <w:t>No separate net-zero target found.</w:t>
+            </w:r>
+          </w:p>
+        </w:tc>
+      </w:tr>
+    </w:tbl>
+    <w:tbl>
+      <w:tblPr>
+        <w:tblW w:w="9639" w:type="dxa"/>
+        <w:tblBorders>
+          <w:top w:val="nil"/>
+          <w:left w:val="nil"/>
+          <w:bottom w:val="nil"/>
+          <w:right w:val="nil"/>
+          <w:insideH w:val="nil"/>
+          <w:insideV w:val="nil"/>
+        </w:tblBorders>
+        <w:tblLayout w:type="fixed"/>
+        <w:tblCellMar>
+          <w:top w:w="90" w:type="dxa"/>
+          <w:left w:w="0" w:type="dxa"/>
+          <w:bottom w:w="110" w:type="dxa"/>
+          <w:right w:w="0" w:type="dxa"/>
+        </w:tblCellMar>
+        <w:tblLook w:firstColumn="1" w:firstRow="1" w:lastColumn="0" w:lastRow="0" w:noHBand="0" w:noVBand="1" w:val="04A0"/>
+      </w:tblPr>
+      <w:tblGrid>
+        <w:gridCol w:w="340"/>
+        <w:gridCol w:w="9298"/>
+      </w:tblGrid>
+      <w:tr>
+        <w:tc>
+          <w:tcPr>
+            <w:tcW w:type="dxa" w:w="340"/>
+            <w:tcBorders>
+              <w:top w:val="nil"/>
+              <w:left w:val="nil"/>
+              <w:bottom w:val="single" w:sz="4" w:color="E3E8EE" w:space="0"/>
+              <w:right w:val="nil"/>
+            </w:tcBorders>
+          </w:tcPr>
+          <w:p>
+            <w:pPr>
+              <w:spacing w:before="0" w:after="0"/>
+            </w:pPr>
+            <w:r>
+              <w:rPr>
+                <w:rFonts w:ascii="Segoe UI Symbol" w:hAnsi="Segoe UI Symbol"/>
+                <w:b w:val="0"/>
+                <w:color w:val="1B7F3B"/>
+                <w:sz w:val="24"/>
+              </w:rPr>
+              <w:t>☑</w:t>
+            </w:r>
+          </w:p>
+        </w:tc>
+        <w:tc>
+          <w:tcPr>
+            <w:tcW w:type="dxa" w:w="9298"/>
+            <w:tcBorders>
+              <w:top w:val="nil"/>
+              <w:left w:val="nil"/>
+              <w:bottom w:val="single" w:sz="4" w:color="E3E8EE" w:space="0"/>
+              <w:right w:val="nil"/>
+            </w:tcBorders>
+          </w:tcPr>
+          <w:p>
+            <w:pPr>
+              <w:spacing w:before="0" w:after="40"/>
+            </w:pPr>
+            <w:r>
+              <w:rPr>
+                <w:b/>
+                <w:color w:val="1A1A1A"/>
+                <w:sz w:val="19"/>
+              </w:rPr>
+              <w:t>Yes, the company does not have yellow flag/signal related to controversies based on UN Global Compact or any other relevant principles/standards</w:t>
+            </w:r>
+          </w:p>
+          <w:p>
+            <w:pPr>
+              <w:tabs>
+                <w:tab w:pos="198" w:val="left"/>
+              </w:tabs>
+              <w:spacing w:before="0" w:after="20"/>
+              <w:ind w:left="198" w:hanging="198"/>
+            </w:pPr>
+            <w:r>
+              <w:rPr>
+                <w:b w:val="0"/>
+                <w:color w:val="5F6B7A"/>
+                <w:sz w:val="18"/>
+              </w:rPr>
+              <w:t>•</w:t>
+              <w:tab/>
+            </w:r>
+            <w:r>
+              <w:rPr>
+                <w:b w:val="0"/>
+                <w:color w:val="333333"/>
+                <w:sz w:val="18"/>
+              </w:rPr>
+              <w:t>No significant yellow flags</w:t>
+            </w:r>
+          </w:p>
+          <w:p>
+            <w:pPr>
+              <w:tabs>
+                <w:tab w:pos="198" w:val="left"/>
+              </w:tabs>
+              <w:spacing w:before="0" w:after="20"/>
+              <w:ind w:left="198" w:hanging="198"/>
+            </w:pPr>
+            <w:r>
+              <w:rPr>
+                <w:b w:val="0"/>
+                <w:color w:val="5F6B7A"/>
+                <w:sz w:val="18"/>
+              </w:rPr>
+              <w:t>•</w:t>
+              <w:tab/>
+            </w:r>
+            <w:r>
+              <w:rPr>
+                <w:b w:val="0"/>
+                <w:color w:val="333333"/>
+                <w:sz w:val="18"/>
+              </w:rPr>
+              <w:t>Supervisory precepts without fines</w:t>
+            </w:r>
+            <w:hyperlink r:id="rId26">
+              <w:r>
+                <w:rPr>
+                  <w:color w:val="2A78D6"/>
+                  <w:vertAlign w:val="superscript"/>
+                  <w:sz w:val="15"/>
+                </w:rPr>
+                <w:t xml:space="preserve">18</w:t>
+              </w:r>
+            </w:hyperlink>
+            <w:r>
+              <w:rPr>
+                <w:color w:val="2A78D6"/>
+                <w:vertAlign w:val="superscript"/>
+              </w:rPr>
+              <w:t>,</w:t>
+            </w:r>
+            <w:hyperlink r:id="rId27">
+              <w:r>
+                <w:rPr>
+                  <w:color w:val="2A78D6"/>
+                  <w:vertAlign w:val="superscript"/>
+                  <w:sz w:val="15"/>
+                </w:rPr>
+                <w:t xml:space="preserve">19</w:t>
+              </w:r>
+            </w:hyperlink>
+            <w:r>
+              <w:rPr>
+                <w:b w:val="0"/>
+                <w:color w:val="333333"/>
+                <w:sz w:val="18"/>
+              </w:rPr>
+              <w:t>.</w:t>
+            </w:r>
+          </w:p>
+        </w:tc>
+      </w:tr>
+    </w:tbl>
+    <w:tbl>
+      <w:tblPr>
+        <w:tblW w:w="9639" w:type="dxa"/>
+        <w:tblBorders>
+          <w:top w:val="nil"/>
+          <w:left w:val="nil"/>
+          <w:bottom w:val="nil"/>
+          <w:right w:val="nil"/>
+          <w:insideH w:val="nil"/>
+          <w:insideV w:val="nil"/>
+        </w:tblBorders>
+        <w:tblLayout w:type="fixed"/>
+        <w:tblCellMar>
+          <w:top w:w="90" w:type="dxa"/>
+          <w:left w:w="0" w:type="dxa"/>
+          <w:bottom w:w="110" w:type="dxa"/>
+          <w:right w:w="0" w:type="dxa"/>
+        </w:tblCellMar>
+        <w:tblLook w:firstColumn="1" w:firstRow="1" w:lastColumn="0" w:lastRow="0" w:noHBand="0" w:noVBand="1" w:val="04A0"/>
+      </w:tblPr>
+      <w:tblGrid>
+        <w:gridCol w:w="340"/>
+        <w:gridCol w:w="9298"/>
+      </w:tblGrid>
+      <w:tr>
+        <w:tc>
+          <w:tcPr>
+            <w:tcW w:type="dxa" w:w="340"/>
+            <w:tcBorders>
+              <w:top w:val="nil"/>
+              <w:left w:val="nil"/>
+              <w:bottom w:val="single" w:sz="4" w:color="E3E8EE" w:space="0"/>
+              <w:right w:val="nil"/>
+            </w:tcBorders>
+          </w:tcPr>
+          <w:p>
+            <w:pPr>
+              <w:spacing w:before="0" w:after="0"/>
+            </w:pPr>
+            <w:r>
+              <w:rPr>
+                <w:rFonts w:ascii="Segoe UI Symbol" w:hAnsi="Segoe UI Symbol"/>
+                <w:b w:val="0"/>
+                <w:color w:val="1B7F3B"/>
+                <w:sz w:val="24"/>
+              </w:rPr>
+              <w:t>☑</w:t>
+            </w:r>
+          </w:p>
+        </w:tc>
+        <w:tc>
+          <w:tcPr>
+            <w:tcW w:type="dxa" w:w="9298"/>
+            <w:tcBorders>
+              <w:top w:val="nil"/>
+              <w:left w:val="nil"/>
+              <w:bottom w:val="single" w:sz="4" w:color="E3E8EE" w:space="0"/>
+              <w:right w:val="nil"/>
+            </w:tcBorders>
+          </w:tcPr>
+          <w:p>
+            <w:pPr>
+              <w:spacing w:before="0" w:after="40"/>
+            </w:pPr>
+            <w:r>
+              <w:rPr>
+                <w:b/>
+                <w:color w:val="1A1A1A"/>
+                <w:sz w:val="19"/>
+              </w:rPr>
+              <w:t>Yes, the company fulfills the expectations from SEB thematic and sector policies</w:t>
+            </w:r>
+          </w:p>
+          <w:p>
+            <w:pPr>
+              <w:spacing w:before="40" w:after="0"/>
+            </w:pPr>
+            <w:r>
+              <w:rPr>
+                <w:b/>
+                <w:color w:val="333333"/>
+                <w:sz w:val="18"/>
+              </w:rPr>
+              <w:t>Applicable</w:t>
+            </w:r>
+          </w:p>
+          <w:p>
+            <w:pPr>
+              <w:tabs>
+                <w:tab w:pos="198" w:val="left"/>
+              </w:tabs>
+              <w:spacing w:before="0" w:after="20"/>
+              <w:ind w:left="198" w:hanging="198"/>
+            </w:pPr>
+            <w:r>
+              <w:rPr>
+                <w:b w:val="0"/>
+                <w:color w:val="5F6B7A"/>
+                <w:sz w:val="18"/>
+              </w:rPr>
+              <w:t>•</w:t>
+              <w:tab/>
+            </w:r>
+            <w:r>
+              <w:rPr>
+                <w:b w:val="0"/>
+                <w:color w:val="333333"/>
+                <w:sz w:val="18"/>
+              </w:rPr>
+              <w:t>The Investments policy and the Environmental and Social &amp; Human Rights policies</w:t>
+            </w:r>
+            <w:hyperlink r:id="rId28">
+              <w:r>
+                <w:rPr>
+                  <w:color w:val="2A78D6"/>
+                  <w:vertAlign w:val="superscript"/>
+                  <w:sz w:val="15"/>
+                </w:rPr>
+                <w:t xml:space="preserve">20</w:t>
+              </w:r>
+            </w:hyperlink>
+            <w:r>
+              <w:rPr>
+                <w:b w:val="0"/>
+                <w:color w:val="333333"/>
+                <w:sz w:val="18"/>
+              </w:rPr>
+              <w:t>.</w:t>
+            </w:r>
+          </w:p>
+          <w:p>
+            <w:pPr>
+              <w:spacing w:before="40" w:after="0"/>
+            </w:pPr>
+            <w:r>
+              <w:rPr>
+                <w:b/>
+                <w:color w:val="333333"/>
+                <w:sz w:val="18"/>
+              </w:rPr>
+              <w:t>Met</w:t>
+            </w:r>
+          </w:p>
+          <w:p>
+            <w:pPr>
+              <w:tabs>
+                <w:tab w:pos="198" w:val="left"/>
+              </w:tabs>
+              <w:spacing w:before="0" w:after="20"/>
+              <w:ind w:left="198" w:hanging="198"/>
+            </w:pPr>
+            <w:r>
+              <w:rPr>
+                <w:b w:val="0"/>
+                <w:color w:val="5F6B7A"/>
+                <w:sz w:val="18"/>
+              </w:rPr>
+              <w:t>•</w:t>
+              <w:tab/>
+            </w:r>
+            <w:r>
+              <w:rPr>
+                <w:b w:val="0"/>
+                <w:color w:val="333333"/>
+                <w:sz w:val="18"/>
+              </w:rPr>
+              <w:t>No activity in excluded sectors, growing green financing</w:t>
+            </w:r>
+            <w:hyperlink r:id="rId17">
+              <w:r>
+                <w:rPr>
+                  <w:color w:val="2A78D6"/>
+                  <w:vertAlign w:val="superscript"/>
+                  <w:sz w:val="15"/>
+                </w:rPr>
+                <w:t xml:space="preserve">13</w:t>
+              </w:r>
+            </w:hyperlink>
+            <w:r>
+              <w:rPr>
+                <w:b w:val="0"/>
+                <w:color w:val="333333"/>
+                <w:sz w:val="18"/>
+              </w:rPr>
+              <w:t>.</w:t>
+            </w:r>
+          </w:p>
+          <w:p>
+            <w:pPr>
+              <w:spacing w:before="40" w:after="0"/>
+            </w:pPr>
+            <w:r>
+              <w:rPr>
+                <w:b/>
+                <w:color w:val="333333"/>
+                <w:sz w:val="18"/>
+              </w:rPr>
+              <w:t>Could be improved</w:t>
+            </w:r>
+          </w:p>
+          <w:p>
+            <w:pPr>
+              <w:tabs>
+                <w:tab w:pos="198" w:val="left"/>
+              </w:tabs>
+              <w:spacing w:before="0" w:after="20"/>
+              <w:ind w:left="198" w:hanging="198"/>
+            </w:pPr>
+            <w:r>
+              <w:rPr>
+                <w:b w:val="0"/>
+                <w:color w:val="5F6B7A"/>
+                <w:sz w:val="18"/>
+              </w:rPr>
+              <w:t>•</w:t>
+              <w:tab/>
+            </w:r>
+            <w:r>
+              <w:rPr>
+                <w:b w:val="0"/>
+                <w:color w:val="333333"/>
+                <w:sz w:val="18"/>
+              </w:rPr>
+              <w:t>Climate targets and financed emissions not found publicly.</w:t>
+            </w:r>
+          </w:p>
+        </w:tc>
+      </w:tr>
+    </w:tbl>
     <w:p>
       <w:pPr>
-        <w:spacing w:before="80" w:after="20"/>
-      </w:pPr>
-      <w:r>
-        <w:rPr>
-          <w:sz w:val="24"/>
-        </w:rPr>
-        <w:t xml:space="preserve">☑ </w:t>
-      </w:r>
-      <w:r>
-        <w:t>Yes, the company is promoting environmental or social characteristics (activities, ESG policy, good ESG rating, etc)</w:t>
-      </w:r>
-    </w:p>
-    <w:p>
-      <w:pPr>
-        <w:spacing w:after="120"/>
-        <w:ind w:left="510" w:hanging="198"/>
-      </w:pPr>
-      <w:r>
-        <w:rPr>
-          <w:sz w:val="19"/>
-        </w:rPr>
-        <w:t xml:space="preserve">•  </w:t>
-      </w:r>
-      <w:r>
-        <w:rPr>
-          <w:b w:val="0"/>
-          <w:color w:val="333333"/>
-          <w:sz w:val="19"/>
-        </w:rPr>
-        <w:t>Green financing (solar, EVs and similar) EUR 146m in 2025, +65%</w:t>
-      </w:r>
-      <w:hyperlink r:id="rId15">
-        <w:r>
-          <w:rPr>
-            <w:color w:val="2A78D6"/>
-            <w:vertAlign w:val="superscript"/>
-            <w:sz w:val="16"/>
-          </w:rPr>
-          <w:t xml:space="preserve">13</w:t>
-        </w:r>
-      </w:hyperlink>
-      <w:r>
-        <w:rPr>
-          <w:color w:val="2A78D6"/>
-          <w:vertAlign w:val="superscript"/>
-        </w:rPr>
-        <w:t>,</w:t>
-      </w:r>
-      <w:hyperlink r:id="rId10">
-        <w:r>
-          <w:rPr>
-            <w:color w:val="2A78D6"/>
-            <w:vertAlign w:val="superscript"/>
-            <w:sz w:val="16"/>
-          </w:rPr>
-          <w:t xml:space="preserve">7</w:t>
-        </w:r>
-      </w:hyperlink>
-      <w:r>
-        <w:rPr>
-          <w:b w:val="0"/>
-          <w:color w:val="333333"/>
-          <w:sz w:val="19"/>
-        </w:rPr>
-        <w:t>.</w:t>
-      </w:r>
-    </w:p>
-    <w:p>
-      <w:pPr>
-        <w:spacing w:before="80" w:after="20"/>
-      </w:pPr>
-      <w:r>
-        <w:rPr>
-          <w:sz w:val="24"/>
-        </w:rPr>
-        <w:t xml:space="preserve">☑ </w:t>
-      </w:r>
-      <w:r>
-        <w:t>Yes, the activities of the company or it’s strategy is aligned with the taxonomy and/or Paris agreement targets (e.g. net zero commitment)</w:t>
-      </w:r>
-    </w:p>
-    <w:p>
-      <w:pPr>
-        <w:spacing w:after="0"/>
-        <w:ind w:left="510" w:hanging="198"/>
-      </w:pPr>
-      <w:r>
-        <w:rPr>
-          <w:sz w:val="19"/>
-        </w:rPr>
-        <w:t xml:space="preserve">•  </w:t>
-      </w:r>
-      <w:r>
-        <w:rPr>
-          <w:b w:val="0"/>
-          <w:color w:val="333333"/>
-          <w:sz w:val="19"/>
-        </w:rPr>
-        <w:t>Green financing products contribute to the Paris goals</w:t>
-      </w:r>
-    </w:p>
-    <w:p>
-      <w:pPr>
-        <w:spacing w:after="120"/>
-        <w:ind w:left="510" w:hanging="198"/>
-      </w:pPr>
-      <w:r>
-        <w:rPr>
-          <w:sz w:val="19"/>
-        </w:rPr>
-        <w:t xml:space="preserve">•  </w:t>
-      </w:r>
-      <w:r>
-        <w:rPr>
-          <w:b w:val="0"/>
-          <w:color w:val="333333"/>
-          <w:sz w:val="19"/>
-        </w:rPr>
-        <w:t>No separate net-zero target found.</w:t>
-      </w:r>
-    </w:p>
-    <w:p>
-      <w:pPr>
-        <w:spacing w:before="80" w:after="20"/>
-      </w:pPr>
-      <w:r>
-        <w:rPr>
-          <w:sz w:val="24"/>
-        </w:rPr>
-        <w:t xml:space="preserve">☑ </w:t>
-      </w:r>
-      <w:r>
-        <w:t>Yes, the company does not have yellow flag/signal related to controversies based on UN Global Compact or any other relevant principles/standards</w:t>
-      </w:r>
-    </w:p>
-    <w:p>
-      <w:pPr>
-        <w:spacing w:after="0"/>
-        <w:ind w:left="510" w:hanging="198"/>
-      </w:pPr>
-      <w:r>
-        <w:rPr>
-          <w:sz w:val="19"/>
-        </w:rPr>
-        <w:t xml:space="preserve">•  </w:t>
-      </w:r>
-      <w:r>
-        <w:rPr>
-          <w:b w:val="0"/>
-          <w:color w:val="333333"/>
-          <w:sz w:val="19"/>
-        </w:rPr>
-        <w:t>No significant yellow flags</w:t>
-      </w:r>
-    </w:p>
-    <w:p>
-      <w:pPr>
-        <w:spacing w:after="120"/>
-        <w:ind w:left="510" w:hanging="198"/>
-      </w:pPr>
-      <w:r>
-        <w:rPr>
-          <w:sz w:val="19"/>
-        </w:rPr>
-        <w:t xml:space="preserve">•  </w:t>
-      </w:r>
-      <w:r>
-        <w:rPr>
-          <w:b w:val="0"/>
-          <w:color w:val="333333"/>
-          <w:sz w:val="19"/>
-        </w:rPr>
-        <w:t>Supervisory precepts without fines</w:t>
-      </w:r>
-      <w:hyperlink r:id="rId22">
-        <w:r>
-          <w:rPr>
-            <w:color w:val="2A78D6"/>
-            <w:vertAlign w:val="superscript"/>
-            <w:sz w:val="16"/>
-          </w:rPr>
-          <w:t xml:space="preserve">16</w:t>
-        </w:r>
-      </w:hyperlink>
-      <w:r>
-        <w:rPr>
-          <w:color w:val="2A78D6"/>
-          <w:vertAlign w:val="superscript"/>
-        </w:rPr>
-        <w:t>,</w:t>
-      </w:r>
-      <w:hyperlink r:id="rId23">
-        <w:r>
-          <w:rPr>
-            <w:color w:val="2A78D6"/>
-            <w:vertAlign w:val="superscript"/>
-            <w:sz w:val="16"/>
-          </w:rPr>
-          <w:t xml:space="preserve">17</w:t>
-        </w:r>
-      </w:hyperlink>
-      <w:r>
-        <w:rPr>
-          <w:b w:val="0"/>
-          <w:color w:val="333333"/>
-          <w:sz w:val="19"/>
-        </w:rPr>
-        <w:t>.</w:t>
-      </w:r>
-    </w:p>
-    <w:p>
-      <w:pPr>
-        <w:spacing w:before="80" w:after="20"/>
-      </w:pPr>
-      <w:r>
-        <w:rPr>
-          <w:sz w:val="24"/>
-        </w:rPr>
-        <w:t xml:space="preserve">☑ </w:t>
-      </w:r>
-      <w:r>
-        <w:t>Yes, the company fulfills the expectations from SEB thematic and sector policies</w:t>
-      </w:r>
-    </w:p>
-    <w:p>
-      <w:pPr>
-        <w:spacing w:after="0"/>
-        <w:ind w:left="397"/>
+        <w:spacing w:before="120" w:after="40"/>
       </w:pPr>
       <w:r>
         <w:rPr>
           <w:b/>
-          <w:color w:val="333333"/>
           <w:sz w:val="19"/>
-        </w:rPr>
-        <w:t>Applicable</w:t>
-      </w:r>
-    </w:p>
-    <w:p>
-      <w:pPr>
-        <w:spacing w:after="0"/>
-        <w:ind w:left="737" w:hanging="198"/>
-      </w:pPr>
-      <w:r>
-        <w:rPr>
-          <w:sz w:val="19"/>
-        </w:rPr>
-        <w:t xml:space="preserve">•  </w:t>
-      </w:r>
-      <w:r>
-        <w:rPr>
-          <w:b w:val="0"/>
-          <w:color w:val="333333"/>
-          <w:sz w:val="19"/>
-        </w:rPr>
-        <w:t>The Investments policy and the Environmental and Social &amp; Human Rights policies</w:t>
-      </w:r>
-      <w:hyperlink r:id="rId24">
-        <w:r>
-          <w:rPr>
-            <w:color w:val="2A78D6"/>
-            <w:vertAlign w:val="superscript"/>
-            <w:sz w:val="16"/>
-          </w:rPr>
-          <w:t xml:space="preserve">18</w:t>
-        </w:r>
-      </w:hyperlink>
-      <w:r>
-        <w:rPr>
-          <w:b w:val="0"/>
-          <w:color w:val="333333"/>
-          <w:sz w:val="19"/>
-        </w:rPr>
-        <w:t>.</w:t>
-      </w:r>
-    </w:p>
-    <w:p>
-      <w:pPr>
-        <w:spacing w:after="0"/>
-        <w:ind w:left="397"/>
-      </w:pPr>
-      <w:r>
-        <w:rPr>
-          <w:b/>
-          <w:color w:val="333333"/>
-          <w:sz w:val="19"/>
-        </w:rPr>
-        <w:t>Met</w:t>
-      </w:r>
-    </w:p>
-    <w:p>
-      <w:pPr>
-        <w:spacing w:after="0"/>
-        <w:ind w:left="737" w:hanging="198"/>
-      </w:pPr>
-      <w:r>
-        <w:rPr>
-          <w:sz w:val="19"/>
-        </w:rPr>
-        <w:t xml:space="preserve">•  </w:t>
-      </w:r>
-      <w:r>
-        <w:rPr>
-          <w:b w:val="0"/>
-          <w:color w:val="333333"/>
-          <w:sz w:val="19"/>
-        </w:rPr>
-        <w:t>No activity in excluded sectors, growing green financing</w:t>
-      </w:r>
-      <w:hyperlink r:id="rId15">
-        <w:r>
-          <w:rPr>
-            <w:color w:val="2A78D6"/>
-            <w:vertAlign w:val="superscript"/>
-            <w:sz w:val="16"/>
-          </w:rPr>
-          <w:t xml:space="preserve">13</w:t>
-        </w:r>
-      </w:hyperlink>
-      <w:r>
-        <w:rPr>
-          <w:b w:val="0"/>
-          <w:color w:val="333333"/>
-          <w:sz w:val="19"/>
-        </w:rPr>
-        <w:t>.</w:t>
-      </w:r>
-    </w:p>
-    <w:p>
-      <w:pPr>
-        <w:spacing w:after="0"/>
-        <w:ind w:left="397"/>
-      </w:pPr>
-      <w:r>
-        <w:rPr>
-          <w:b/>
-          <w:color w:val="333333"/>
-          <w:sz w:val="19"/>
-        </w:rPr>
-        <w:t>Could be improved</w:t>
-      </w:r>
-    </w:p>
-    <w:p>
-      <w:pPr>
-        <w:spacing w:after="120"/>
-        <w:ind w:left="737" w:hanging="198"/>
-      </w:pPr>
-      <w:r>
-        <w:rPr>
-          <w:sz w:val="19"/>
-        </w:rPr>
-        <w:t xml:space="preserve">•  </w:t>
-      </w:r>
-      <w:r>
-        <w:rPr>
-          <w:b w:val="0"/>
-          <w:color w:val="333333"/>
-          <w:sz w:val="19"/>
-        </w:rPr>
-        <w:t>Climate targets and financed emissions not found publicly.</w:t>
-      </w:r>
-    </w:p>
-    <w:p>
-      <w:pPr>
-        <w:spacing w:before="80"/>
-      </w:pPr>
-      <w:r>
-        <w:rPr>
-          <w:b/>
         </w:rPr>
         <w:t xml:space="preserve">Additional comments: </w:t>
       </w:r>
     </w:p>
     <w:p>
       <w:pPr>
-        <w:spacing w:before="160"/>
+        <w:keepNext/>
+        <w:shd w:val="clear" w:color="auto" w:fill="EAF1F8"/>
+        <w:spacing w:before="200" w:after="80"/>
+        <w:ind w:left="85"/>
       </w:pPr>
       <w:r>
         <w:rPr>
           <w:b/>
-          <w:sz w:val="22"/>
+          <w:caps/>
+          <w:color w:val="1F4E79"/>
+          <w:sz w:val="19"/>
         </w:rPr>
         <w:t>Engagement</w:t>
       </w:r>
     </w:p>
+    <w:tbl>
+      <w:tblPr>
+        <w:tblW w:w="9639" w:type="dxa"/>
+        <w:tblBorders>
+          <w:top w:val="nil"/>
+          <w:left w:val="nil"/>
+          <w:bottom w:val="nil"/>
+          <w:right w:val="nil"/>
+          <w:insideH w:val="nil"/>
+          <w:insideV w:val="nil"/>
+        </w:tblBorders>
+        <w:tblLayout w:type="fixed"/>
+        <w:tblCellMar>
+          <w:top w:w="90" w:type="dxa"/>
+          <w:left w:w="0" w:type="dxa"/>
+          <w:bottom w:w="110" w:type="dxa"/>
+          <w:right w:w="0" w:type="dxa"/>
+        </w:tblCellMar>
+        <w:tblLook w:firstColumn="1" w:firstRow="1" w:lastColumn="0" w:lastRow="0" w:noHBand="0" w:noVBand="1" w:val="04A0"/>
+      </w:tblPr>
+      <w:tblGrid>
+        <w:gridCol w:w="340"/>
+        <w:gridCol w:w="9298"/>
+      </w:tblGrid>
+      <w:tr>
+        <w:tc>
+          <w:tcPr>
+            <w:tcW w:type="dxa" w:w="340"/>
+            <w:tcBorders>
+              <w:top w:val="nil"/>
+              <w:left w:val="nil"/>
+              <w:bottom w:val="single" w:sz="4" w:color="E3E8EE" w:space="0"/>
+              <w:right w:val="nil"/>
+            </w:tcBorders>
+          </w:tcPr>
+          <w:p>
+            <w:pPr>
+              <w:spacing w:before="0" w:after="0"/>
+            </w:pPr>
+            <w:r>
+              <w:rPr>
+                <w:rFonts w:ascii="Segoe UI Symbol" w:hAnsi="Segoe UI Symbol"/>
+                <w:b w:val="0"/>
+                <w:color w:val="9AA5B1"/>
+                <w:sz w:val="24"/>
+              </w:rPr>
+              <w:t>☐</w:t>
+            </w:r>
+          </w:p>
+        </w:tc>
+        <w:tc>
+          <w:tcPr>
+            <w:tcW w:type="dxa" w:w="9298"/>
+            <w:tcBorders>
+              <w:top w:val="nil"/>
+              <w:left w:val="nil"/>
+              <w:bottom w:val="single" w:sz="4" w:color="E3E8EE" w:space="0"/>
+              <w:right w:val="nil"/>
+            </w:tcBorders>
+          </w:tcPr>
+          <w:p>
+            <w:pPr>
+              <w:spacing w:before="0" w:after="40"/>
+            </w:pPr>
+            <w:r>
+              <w:rPr>
+                <w:b/>
+                <w:color w:val="1A1A1A"/>
+                <w:sz w:val="19"/>
+              </w:rPr>
+              <w:t>Is there a need for pro-active engagement with the company?</w:t>
+            </w:r>
+          </w:p>
+          <w:p>
+            <w:pPr>
+              <w:tabs>
+                <w:tab w:pos="198" w:val="left"/>
+              </w:tabs>
+              <w:spacing w:before="0" w:after="20"/>
+              <w:ind w:left="198" w:hanging="198"/>
+            </w:pPr>
+            <w:r>
+              <w:rPr>
+                <w:b w:val="0"/>
+                <w:color w:val="5F6B7A"/>
+                <w:sz w:val="18"/>
+              </w:rPr>
+              <w:t>•</w:t>
+              <w:tab/>
+            </w:r>
+            <w:r>
+              <w:rPr>
+                <w:b w:val="0"/>
+                <w:color w:val="333333"/>
+                <w:sz w:val="18"/>
+              </w:rPr>
+              <w:t>No need: the bank is profitable with a capital buffer.</w:t>
+            </w:r>
+          </w:p>
+        </w:tc>
+      </w:tr>
+    </w:tbl>
     <w:p>
       <w:pPr>
-        <w:spacing w:before="80" w:after="20"/>
-      </w:pPr>
-      <w:r>
-        <w:rPr>
-          <w:sz w:val="24"/>
-        </w:rPr>
-        <w:t xml:space="preserve">☐ </w:t>
-      </w:r>
-      <w:r>
-        <w:t>Is there a need for pro-active engagement with the company?</w:t>
-      </w:r>
-    </w:p>
-    <w:p>
-      <w:pPr>
-        <w:spacing w:after="120"/>
-        <w:ind w:left="510" w:hanging="198"/>
-      </w:pPr>
-      <w:r>
-        <w:rPr>
-          <w:sz w:val="19"/>
-        </w:rPr>
-        <w:t xml:space="preserve">•  </w:t>
-      </w:r>
-      <w:r>
-        <w:rPr>
-          <w:b w:val="0"/>
-          <w:color w:val="333333"/>
-          <w:sz w:val="19"/>
-        </w:rPr>
-        <w:t>No need: the bank is profitable with a capital buffer.</w:t>
-      </w:r>
-    </w:p>
-    <w:p>
-      <w:pPr>
-        <w:spacing w:before="80"/>
+        <w:spacing w:before="120" w:after="40"/>
       </w:pPr>
       <w:r>
         <w:rPr>
           <w:b/>
+          <w:sz w:val="19"/>
         </w:rPr>
         <w:t xml:space="preserve">Additional comments: </w:t>
       </w:r>
     </w:p>
     <w:p>
       <w:pPr>
-        <w:spacing w:before="160"/>
+        <w:keepNext/>
+        <w:shd w:val="clear" w:color="auto" w:fill="EAF1F8"/>
+        <w:spacing w:before="200" w:after="80"/>
+        <w:ind w:left="85"/>
       </w:pPr>
       <w:r>
         <w:rPr>
           <w:b/>
-          <w:sz w:val="22"/>
+          <w:caps/>
+          <w:color w:val="1F4E79"/>
+          <w:sz w:val="19"/>
         </w:rPr>
         <w:t>Indicators</w:t>
       </w:r>
     </w:p>
+    <w:tbl>
+      <w:tblPr>
+        <w:tblW w:w="9639" w:type="dxa"/>
+        <w:tblBorders>
+          <w:top w:val="nil"/>
+          <w:left w:val="nil"/>
+          <w:bottom w:val="nil"/>
+          <w:right w:val="nil"/>
+          <w:insideH w:val="nil"/>
+          <w:insideV w:val="nil"/>
+        </w:tblBorders>
+        <w:tblLayout w:type="fixed"/>
+        <w:tblCellMar>
+          <w:top w:w="90" w:type="dxa"/>
+          <w:left w:w="0" w:type="dxa"/>
+          <w:bottom w:w="110" w:type="dxa"/>
+          <w:right w:w="0" w:type="dxa"/>
+        </w:tblCellMar>
+        <w:tblLook w:firstColumn="1" w:firstRow="1" w:lastColumn="0" w:lastRow="0" w:noHBand="0" w:noVBand="1" w:val="04A0"/>
+      </w:tblPr>
+      <w:tblGrid>
+        <w:gridCol w:w="340"/>
+        <w:gridCol w:w="9298"/>
+      </w:tblGrid>
+      <w:tr>
+        <w:tc>
+          <w:tcPr>
+            <w:tcW w:type="dxa" w:w="340"/>
+            <w:tcBorders>
+              <w:top w:val="nil"/>
+              <w:left w:val="nil"/>
+              <w:bottom w:val="single" w:sz="4" w:color="E3E8EE" w:space="0"/>
+              <w:right w:val="nil"/>
+            </w:tcBorders>
+          </w:tcPr>
+          <w:p>
+            <w:pPr>
+              <w:spacing w:before="0" w:after="0"/>
+            </w:pPr>
+            <w:r>
+              <w:rPr>
+                <w:rFonts w:ascii="Segoe UI Symbol" w:hAnsi="Segoe UI Symbol"/>
+                <w:b w:val="0"/>
+                <w:color w:val="1B7F3B"/>
+                <w:sz w:val="24"/>
+              </w:rPr>
+              <w:t>☑</w:t>
+            </w:r>
+          </w:p>
+        </w:tc>
+        <w:tc>
+          <w:tcPr>
+            <w:tcW w:type="dxa" w:w="9298"/>
+            <w:tcBorders>
+              <w:top w:val="nil"/>
+              <w:left w:val="nil"/>
+              <w:bottom w:val="single" w:sz="4" w:color="E3E8EE" w:space="0"/>
+              <w:right w:val="nil"/>
+            </w:tcBorders>
+          </w:tcPr>
+          <w:p>
+            <w:pPr>
+              <w:spacing w:before="0" w:after="40"/>
+            </w:pPr>
+            <w:r>
+              <w:rPr>
+                <w:b/>
+                <w:color w:val="1A1A1A"/>
+                <w:sz w:val="19"/>
+              </w:rPr>
+              <w:t>Yes, the indicators of the company support the targets of sustainability and PAI indicators followed by the Fund</w:t>
+            </w:r>
+          </w:p>
+          <w:p>
+            <w:pPr>
+              <w:tabs>
+                <w:tab w:pos="198" w:val="left"/>
+              </w:tabs>
+              <w:spacing w:before="0" w:after="20"/>
+              <w:ind w:left="198" w:hanging="198"/>
+            </w:pPr>
+            <w:r>
+              <w:rPr>
+                <w:b w:val="0"/>
+                <w:color w:val="5F6B7A"/>
+                <w:sz w:val="18"/>
+              </w:rPr>
+              <w:t>•</w:t>
+              <w:tab/>
+            </w:r>
+            <w:r>
+              <w:rPr>
+                <w:b w:val="0"/>
+                <w:color w:val="333333"/>
+                <w:sz w:val="18"/>
+              </w:rPr>
+              <w:t>Green financing EUR 146m in 2025</w:t>
+            </w:r>
+            <w:hyperlink r:id="rId17">
+              <w:r>
+                <w:rPr>
+                  <w:color w:val="2A78D6"/>
+                  <w:vertAlign w:val="superscript"/>
+                  <w:sz w:val="15"/>
+                </w:rPr>
+                <w:t xml:space="preserve">13</w:t>
+              </w:r>
+            </w:hyperlink>
+          </w:p>
+          <w:p>
+            <w:pPr>
+              <w:tabs>
+                <w:tab w:pos="198" w:val="left"/>
+              </w:tabs>
+              <w:spacing w:before="0" w:after="20"/>
+              <w:ind w:left="198" w:hanging="198"/>
+            </w:pPr>
+            <w:r>
+              <w:rPr>
+                <w:b w:val="0"/>
+                <w:color w:val="5F6B7A"/>
+                <w:sz w:val="18"/>
+              </w:rPr>
+              <w:t>•</w:t>
+              <w:tab/>
+            </w:r>
+            <w:r>
+              <w:rPr>
+                <w:b w:val="0"/>
+                <w:color w:val="333333"/>
+                <w:sz w:val="18"/>
+              </w:rPr>
+              <w:t>EUR 28.4m in Q2 2026</w:t>
+            </w:r>
+            <w:hyperlink r:id="rId12">
+              <w:r>
+                <w:rPr>
+                  <w:color w:val="2A78D6"/>
+                  <w:vertAlign w:val="superscript"/>
+                  <w:sz w:val="15"/>
+                </w:rPr>
+                <w:t xml:space="preserve">7</w:t>
+              </w:r>
+            </w:hyperlink>
+            <w:r>
+              <w:rPr>
+                <w:b w:val="0"/>
+                <w:color w:val="333333"/>
+                <w:sz w:val="18"/>
+              </w:rPr>
+              <w:t>.</w:t>
+            </w:r>
+          </w:p>
+        </w:tc>
+      </w:tr>
+    </w:tbl>
     <w:p>
       <w:pPr>
-        <w:spacing w:before="80" w:after="20"/>
-      </w:pPr>
-      <w:r>
-        <w:rPr>
-          <w:sz w:val="24"/>
-        </w:rPr>
-        <w:t xml:space="preserve">☑ </w:t>
-      </w:r>
-      <w:r>
-        <w:t>Yes, the indicators of the company support the targets of sustainability and PAI indicators followed by the Fund</w:t>
-      </w:r>
-    </w:p>
-    <w:p>
-      <w:pPr>
-        <w:spacing w:after="0"/>
-        <w:ind w:left="510" w:hanging="198"/>
-      </w:pPr>
-      <w:r>
-        <w:rPr>
-          <w:sz w:val="19"/>
-        </w:rPr>
-        <w:t xml:space="preserve">•  </w:t>
-      </w:r>
-      <w:r>
-        <w:rPr>
-          <w:b w:val="0"/>
-          <w:color w:val="333333"/>
-          <w:sz w:val="19"/>
-        </w:rPr>
-        <w:t>Green financing EUR 146m in 2025</w:t>
-      </w:r>
-      <w:hyperlink r:id="rId15">
-        <w:r>
-          <w:rPr>
-            <w:color w:val="2A78D6"/>
-            <w:vertAlign w:val="superscript"/>
-            <w:sz w:val="16"/>
-          </w:rPr>
-          <w:t xml:space="preserve">13</w:t>
-        </w:r>
-      </w:hyperlink>
-    </w:p>
-    <w:p>
-      <w:pPr>
-        <w:spacing w:after="120"/>
-        <w:ind w:left="510" w:hanging="198"/>
-      </w:pPr>
-      <w:r>
-        <w:rPr>
-          <w:sz w:val="19"/>
-        </w:rPr>
-        <w:t xml:space="preserve">•  </w:t>
-      </w:r>
-      <w:r>
-        <w:rPr>
-          <w:b w:val="0"/>
-          <w:color w:val="333333"/>
-          <w:sz w:val="19"/>
-        </w:rPr>
-        <w:t>EUR 28.4m in Q2 2026</w:t>
-      </w:r>
-      <w:hyperlink r:id="rId10">
-        <w:r>
-          <w:rPr>
-            <w:color w:val="2A78D6"/>
-            <w:vertAlign w:val="superscript"/>
-            <w:sz w:val="16"/>
-          </w:rPr>
-          <w:t xml:space="preserve">7</w:t>
-        </w:r>
-      </w:hyperlink>
-      <w:r>
-        <w:rPr>
-          <w:b w:val="0"/>
-          <w:color w:val="333333"/>
-          <w:sz w:val="19"/>
-        </w:rPr>
-        <w:t>.</w:t>
-      </w:r>
-    </w:p>
-    <w:p>
-      <w:pPr>
-        <w:spacing w:before="80"/>
+        <w:spacing w:before="120" w:after="40"/>
       </w:pPr>
       <w:r>
         <w:rPr>
           <w:b/>
+          <w:sz w:val="19"/>
         </w:rPr>
         <w:t xml:space="preserve">Additional comments: </w:t>
       </w:r>
     </w:p>
     <w:p>
       <w:pPr>
-        <w:spacing w:before="80"/>
+        <w:spacing w:before="120" w:after="40"/>
       </w:pPr>
       <w:r>
         <w:rPr>
           <w:b/>
+          <w:sz w:val="19"/>
         </w:rPr>
         <w:t xml:space="preserve">Conclusion: </w:t>
       </w:r>
       <w:r>
         <w:rPr>
           <w:b w:val="0"/>
+          <w:sz w:val="19"/>
         </w:rPr>
         <w:t>No exclusions or red flags. Green financing is growing; there were supervisory precepts on governance and credit assessment (no fines).</w:t>
       </w:r>
     </w:p>
     <w:p>
+      <w:pPr>
+        <w:spacing w:before="40" w:after="60"/>
+      </w:pPr>
       <w:r>
         <w:rPr>
-          <w:i/>
+          <w:b w:val="0"/>
           <w:color w:val="5F6B7A"/>
           <w:sz w:val="16"/>
         </w:rPr>
@@ -4637,11 +6998,24 @@
     </w:p>
     <w:p>
       <w:pPr>
-        <w:spacing w:before="280" w:after="80"/>
+        <w:keepNext/>
         <w:pBdr>
-          <w:bottom w:val="single" w:sz="6" w:color="C9D3DE" w:space="2"/>
+          <w:bottom w:val="single" w:sz="8" w:color="1F4E79" w:space="4"/>
         </w:pBdr>
+        <w:tabs>
+          <w:tab w:pos="482" w:val="left"/>
+        </w:tabs>
+        <w:spacing w:before="360" w:after="160"/>
       </w:pPr>
+      <w:r>
+        <w:rPr>
+          <w:b/>
+          <w:color w:val="2A78D6"/>
+          <w:sz w:val="18"/>
+        </w:rPr>
+        <w:t>10</w:t>
+        <w:tab/>
+      </w:r>
       <w:r>
         <w:rPr>
           <w:b/>
@@ -4653,16 +7027,22 @@
     </w:p>
     <w:p>
       <w:pPr>
-        <w:spacing w:after="20"/>
-        <w:ind w:left="340" w:hanging="340"/>
+        <w:tabs>
+          <w:tab w:pos="397" w:val="left"/>
+        </w:tabs>
+        <w:spacing w:before="0" w:after="30"/>
+        <w:ind w:left="397" w:hanging="397"/>
       </w:pPr>
       <w:r>
         <w:rPr>
+          <w:b w:val="0"/>
+          <w:color w:val="5F6B7A"/>
           <w:sz w:val="17"/>
         </w:rPr>
-        <w:t xml:space="preserve">1. </w:t>
+        <w:t>1.</w:t>
+        <w:tab/>
       </w:r>
-      <w:hyperlink r:id="rId10">
+      <w:hyperlink r:id="rId12">
         <w:r>
           <w:rPr>
             <w:color w:val="2A78D6"/>
@@ -4674,16 +7054,22 @@
     </w:p>
     <w:p>
       <w:pPr>
-        <w:spacing w:after="20"/>
-        <w:ind w:left="340" w:hanging="340"/>
+        <w:tabs>
+          <w:tab w:pos="397" w:val="left"/>
+        </w:tabs>
+        <w:spacing w:before="0" w:after="30"/>
+        <w:ind w:left="397" w:hanging="397"/>
       </w:pPr>
       <w:r>
         <w:rPr>
+          <w:b w:val="0"/>
+          <w:color w:val="5F6B7A"/>
           <w:sz w:val="17"/>
         </w:rPr>
-        <w:t xml:space="preserve">2. </w:t>
+        <w:t>2.</w:t>
+        <w:tab/>
       </w:r>
-      <w:hyperlink r:id="rId11">
+      <w:hyperlink r:id="rId13">
         <w:r>
           <w:rPr>
             <w:color w:val="2A78D6"/>
@@ -4695,16 +7081,22 @@
     </w:p>
     <w:p>
       <w:pPr>
-        <w:spacing w:after="20"/>
-        <w:ind w:left="340" w:hanging="340"/>
+        <w:tabs>
+          <w:tab w:pos="397" w:val="left"/>
+        </w:tabs>
+        <w:spacing w:before="0" w:after="30"/>
+        <w:ind w:left="397" w:hanging="397"/>
       </w:pPr>
       <w:r>
         <w:rPr>
+          <w:b w:val="0"/>
+          <w:color w:val="5F6B7A"/>
           <w:sz w:val="17"/>
         </w:rPr>
-        <w:t xml:space="preserve">3. </w:t>
+        <w:t>3.</w:t>
+        <w:tab/>
       </w:r>
-      <w:hyperlink r:id="rId12">
+      <w:hyperlink r:id="rId14">
         <w:r>
           <w:rPr>
             <w:color w:val="2A78D6"/>
@@ -4716,16 +7108,22 @@
     </w:p>
     <w:p>
       <w:pPr>
-        <w:spacing w:after="20"/>
-        <w:ind w:left="340" w:hanging="340"/>
+        <w:tabs>
+          <w:tab w:pos="397" w:val="left"/>
+        </w:tabs>
+        <w:spacing w:before="0" w:after="30"/>
+        <w:ind w:left="397" w:hanging="397"/>
       </w:pPr>
       <w:r>
         <w:rPr>
+          <w:b w:val="0"/>
+          <w:color w:val="5F6B7A"/>
           <w:sz w:val="17"/>
         </w:rPr>
-        <w:t xml:space="preserve">4. </w:t>
+        <w:t>4.</w:t>
+        <w:tab/>
       </w:r>
-      <w:hyperlink r:id="rId10">
+      <w:hyperlink r:id="rId12">
         <w:r>
           <w:rPr>
             <w:color w:val="2A78D6"/>
@@ -4737,16 +7135,22 @@
     </w:p>
     <w:p>
       <w:pPr>
-        <w:spacing w:after="20"/>
-        <w:ind w:left="340" w:hanging="340"/>
+        <w:tabs>
+          <w:tab w:pos="397" w:val="left"/>
+        </w:tabs>
+        <w:spacing w:before="0" w:after="30"/>
+        <w:ind w:left="397" w:hanging="397"/>
       </w:pPr>
       <w:r>
         <w:rPr>
+          <w:b w:val="0"/>
+          <w:color w:val="5F6B7A"/>
           <w:sz w:val="17"/>
         </w:rPr>
-        <w:t xml:space="preserve">5. </w:t>
+        <w:t>5.</w:t>
+        <w:tab/>
       </w:r>
-      <w:hyperlink r:id="rId13">
+      <w:hyperlink r:id="rId15">
         <w:r>
           <w:rPr>
             <w:color w:val="2A78D6"/>
@@ -4758,16 +7162,22 @@
     </w:p>
     <w:p>
       <w:pPr>
-        <w:spacing w:after="20"/>
-        <w:ind w:left="340" w:hanging="340"/>
+        <w:tabs>
+          <w:tab w:pos="397" w:val="left"/>
+        </w:tabs>
+        <w:spacing w:before="0" w:after="30"/>
+        <w:ind w:left="397" w:hanging="397"/>
       </w:pPr>
       <w:r>
         <w:rPr>
+          <w:b w:val="0"/>
+          <w:color w:val="5F6B7A"/>
           <w:sz w:val="17"/>
         </w:rPr>
-        <w:t xml:space="preserve">6. </w:t>
+        <w:t>6.</w:t>
+        <w:tab/>
       </w:r>
-      <w:hyperlink r:id="rId14">
+      <w:hyperlink r:id="rId16">
         <w:r>
           <w:rPr>
             <w:color w:val="2A78D6"/>
@@ -4779,16 +7189,22 @@
     </w:p>
     <w:p>
       <w:pPr>
-        <w:spacing w:after="20"/>
-        <w:ind w:left="340" w:hanging="340"/>
+        <w:tabs>
+          <w:tab w:pos="397" w:val="left"/>
+        </w:tabs>
+        <w:spacing w:before="0" w:after="30"/>
+        <w:ind w:left="397" w:hanging="397"/>
       </w:pPr>
       <w:r>
         <w:rPr>
+          <w:b w:val="0"/>
+          <w:color w:val="5F6B7A"/>
           <w:sz w:val="17"/>
         </w:rPr>
-        <w:t xml:space="preserve">7. </w:t>
+        <w:t>7.</w:t>
+        <w:tab/>
       </w:r>
-      <w:hyperlink r:id="rId10">
+      <w:hyperlink r:id="rId12">
         <w:r>
           <w:rPr>
             <w:color w:val="2A78D6"/>
@@ -4800,16 +7216,22 @@
     </w:p>
     <w:p>
       <w:pPr>
-        <w:spacing w:after="20"/>
-        <w:ind w:left="340" w:hanging="340"/>
+        <w:tabs>
+          <w:tab w:pos="397" w:val="left"/>
+        </w:tabs>
+        <w:spacing w:before="0" w:after="30"/>
+        <w:ind w:left="397" w:hanging="397"/>
       </w:pPr>
       <w:r>
         <w:rPr>
+          <w:b w:val="0"/>
+          <w:color w:val="5F6B7A"/>
           <w:sz w:val="17"/>
         </w:rPr>
-        <w:t xml:space="preserve">8. </w:t>
+        <w:t>8.</w:t>
+        <w:tab/>
       </w:r>
-      <w:hyperlink r:id="rId15">
+      <w:hyperlink r:id="rId17">
         <w:r>
           <w:rPr>
             <w:color w:val="2A78D6"/>
@@ -4821,16 +7243,22 @@
     </w:p>
     <w:p>
       <w:pPr>
-        <w:spacing w:after="20"/>
-        <w:ind w:left="340" w:hanging="340"/>
+        <w:tabs>
+          <w:tab w:pos="397" w:val="left"/>
+        </w:tabs>
+        <w:spacing w:before="0" w:after="30"/>
+        <w:ind w:left="397" w:hanging="397"/>
       </w:pPr>
       <w:r>
         <w:rPr>
+          <w:b w:val="0"/>
+          <w:color w:val="5F6B7A"/>
           <w:sz w:val="17"/>
         </w:rPr>
-        <w:t xml:space="preserve">9. </w:t>
+        <w:t>9.</w:t>
+        <w:tab/>
       </w:r>
-      <w:hyperlink r:id="rId16">
+      <w:hyperlink r:id="rId18">
         <w:r>
           <w:rPr>
             <w:color w:val="2A78D6"/>
@@ -4842,16 +7270,22 @@
     </w:p>
     <w:p>
       <w:pPr>
-        <w:spacing w:after="20"/>
-        <w:ind w:left="340" w:hanging="340"/>
+        <w:tabs>
+          <w:tab w:pos="397" w:val="left"/>
+        </w:tabs>
+        <w:spacing w:before="0" w:after="30"/>
+        <w:ind w:left="397" w:hanging="397"/>
       </w:pPr>
       <w:r>
         <w:rPr>
+          <w:b w:val="0"/>
+          <w:color w:val="5F6B7A"/>
           <w:sz w:val="17"/>
         </w:rPr>
-        <w:t xml:space="preserve">10. </w:t>
+        <w:t>10.</w:t>
+        <w:tab/>
       </w:r>
-      <w:hyperlink r:id="rId17">
+      <w:hyperlink r:id="rId19">
         <w:r>
           <w:rPr>
             <w:color w:val="2A78D6"/>
@@ -4863,16 +7297,22 @@
     </w:p>
     <w:p>
       <w:pPr>
-        <w:spacing w:after="20"/>
-        <w:ind w:left="340" w:hanging="340"/>
+        <w:tabs>
+          <w:tab w:pos="397" w:val="left"/>
+        </w:tabs>
+        <w:spacing w:before="0" w:after="30"/>
+        <w:ind w:left="397" w:hanging="397"/>
       </w:pPr>
       <w:r>
         <w:rPr>
+          <w:b w:val="0"/>
+          <w:color w:val="5F6B7A"/>
           <w:sz w:val="17"/>
         </w:rPr>
-        <w:t xml:space="preserve">11. </w:t>
+        <w:t>11.</w:t>
+        <w:tab/>
       </w:r>
-      <w:hyperlink r:id="rId12">
+      <w:hyperlink r:id="rId14">
         <w:r>
           <w:rPr>
             <w:color w:val="2A78D6"/>
@@ -4884,16 +7324,22 @@
     </w:p>
     <w:p>
       <w:pPr>
-        <w:spacing w:after="20"/>
-        <w:ind w:left="340" w:hanging="340"/>
+        <w:tabs>
+          <w:tab w:pos="397" w:val="left"/>
+        </w:tabs>
+        <w:spacing w:before="0" w:after="30"/>
+        <w:ind w:left="397" w:hanging="397"/>
       </w:pPr>
       <w:r>
         <w:rPr>
+          <w:b w:val="0"/>
+          <w:color w:val="5F6B7A"/>
           <w:sz w:val="17"/>
         </w:rPr>
-        <w:t xml:space="preserve">12. </w:t>
+        <w:t>12.</w:t>
+        <w:tab/>
       </w:r>
-      <w:hyperlink r:id="rId18">
+      <w:hyperlink r:id="rId20">
         <w:r>
           <w:rPr>
             <w:color w:val="2A78D6"/>
@@ -4905,16 +7351,22 @@
     </w:p>
     <w:p>
       <w:pPr>
-        <w:spacing w:after="20"/>
-        <w:ind w:left="340" w:hanging="340"/>
+        <w:tabs>
+          <w:tab w:pos="397" w:val="left"/>
+        </w:tabs>
+        <w:spacing w:before="0" w:after="30"/>
+        <w:ind w:left="397" w:hanging="397"/>
       </w:pPr>
       <w:r>
         <w:rPr>
+          <w:b w:val="0"/>
+          <w:color w:val="5F6B7A"/>
           <w:sz w:val="17"/>
         </w:rPr>
-        <w:t xml:space="preserve">13. </w:t>
+        <w:t>13.</w:t>
+        <w:tab/>
       </w:r>
-      <w:hyperlink r:id="rId15">
+      <w:hyperlink r:id="rId17">
         <w:r>
           <w:rPr>
             <w:color w:val="2A78D6"/>
@@ -4926,16 +7378,22 @@
     </w:p>
     <w:p>
       <w:pPr>
-        <w:spacing w:after="20"/>
-        <w:ind w:left="340" w:hanging="340"/>
+        <w:tabs>
+          <w:tab w:pos="397" w:val="left"/>
+        </w:tabs>
+        <w:spacing w:before="0" w:after="30"/>
+        <w:ind w:left="397" w:hanging="397"/>
       </w:pPr>
       <w:r>
         <w:rPr>
+          <w:b w:val="0"/>
+          <w:color w:val="5F6B7A"/>
           <w:sz w:val="17"/>
         </w:rPr>
-        <w:t xml:space="preserve">14. </w:t>
+        <w:t>14.</w:t>
+        <w:tab/>
       </w:r>
-      <w:hyperlink r:id="rId20">
+      <w:hyperlink r:id="rId22">
         <w:r>
           <w:rPr>
             <w:color w:val="2A78D6"/>
@@ -4947,16 +7405,22 @@
     </w:p>
     <w:p>
       <w:pPr>
-        <w:spacing w:after="20"/>
-        <w:ind w:left="340" w:hanging="340"/>
+        <w:tabs>
+          <w:tab w:pos="397" w:val="left"/>
+        </w:tabs>
+        <w:spacing w:before="0" w:after="30"/>
+        <w:ind w:left="397" w:hanging="397"/>
       </w:pPr>
       <w:r>
         <w:rPr>
+          <w:b w:val="0"/>
+          <w:color w:val="5F6B7A"/>
           <w:sz w:val="17"/>
         </w:rPr>
-        <w:t xml:space="preserve">15. </w:t>
+        <w:t>15.</w:t>
+        <w:tab/>
       </w:r>
-      <w:hyperlink r:id="rId21">
+      <w:hyperlink r:id="rId23">
         <w:r>
           <w:rPr>
             <w:color w:val="2A78D6"/>
@@ -4968,16 +7432,76 @@
     </w:p>
     <w:p>
       <w:pPr>
-        <w:spacing w:after="20"/>
-        <w:ind w:left="340" w:hanging="340"/>
+        <w:tabs>
+          <w:tab w:pos="397" w:val="left"/>
+        </w:tabs>
+        <w:spacing w:before="0" w:after="30"/>
+        <w:ind w:left="397" w:hanging="397"/>
       </w:pPr>
       <w:r>
         <w:rPr>
+          <w:b w:val="0"/>
+          <w:color w:val="5F6B7A"/>
           <w:sz w:val="17"/>
         </w:rPr>
-        <w:t xml:space="preserve">16. </w:t>
+        <w:t>16.</w:t>
+        <w:tab/>
       </w:r>
-      <w:hyperlink r:id="rId22">
+      <w:hyperlink r:id="rId24">
+        <w:r>
+          <w:rPr>
+            <w:color w:val="2A78D6"/>
+            <w:sz w:val="17"/>
+          </w:rPr>
+          <w:t xml:space="preserve">GlobeNewswire – Inbanki võlakirjade ennetähtaegse lunastamise (sh nimekirja fikseerimise päeva ja lunastamispäeva) teade, 2026-09-28</w:t>
+        </w:r>
+      </w:hyperlink>
+    </w:p>
+    <w:p>
+      <w:pPr>
+        <w:tabs>
+          <w:tab w:pos="397" w:val="left"/>
+        </w:tabs>
+        <w:spacing w:before="0" w:after="30"/>
+        <w:ind w:left="397" w:hanging="397"/>
+      </w:pPr>
+      <w:r>
+        <w:rPr>
+          <w:b w:val="0"/>
+          <w:color w:val="5F6B7A"/>
+          <w:sz w:val="17"/>
+        </w:rPr>
+        <w:t>17.</w:t>
+        <w:tab/>
+      </w:r>
+      <w:hyperlink r:id="rId25">
+        <w:r>
+          <w:rPr>
+            <w:color w:val="2A78D6"/>
+            <w:sz w:val="17"/>
+          </w:rPr>
+          <w:t xml:space="preserve">GlobeNewswire – Inbanki seisukoht UOKiK otsuse kohta Poolas, 2026-09-30</w:t>
+        </w:r>
+      </w:hyperlink>
+    </w:p>
+    <w:p>
+      <w:pPr>
+        <w:tabs>
+          <w:tab w:pos="397" w:val="left"/>
+        </w:tabs>
+        <w:spacing w:before="0" w:after="30"/>
+        <w:ind w:left="397" w:hanging="397"/>
+      </w:pPr>
+      <w:r>
+        <w:rPr>
+          <w:b w:val="0"/>
+          <w:color w:val="5F6B7A"/>
+          <w:sz w:val="17"/>
+        </w:rPr>
+        <w:t>18.</w:t>
+        <w:tab/>
+      </w:r>
+      <w:hyperlink r:id="rId26">
         <w:r>
           <w:rPr>
             <w:color w:val="2A78D6"/>
@@ -4989,16 +7513,22 @@
     </w:p>
     <w:p>
       <w:pPr>
-        <w:spacing w:after="20"/>
-        <w:ind w:left="340" w:hanging="340"/>
+        <w:tabs>
+          <w:tab w:pos="397" w:val="left"/>
+        </w:tabs>
+        <w:spacing w:before="0" w:after="30"/>
+        <w:ind w:left="397" w:hanging="397"/>
       </w:pPr>
       <w:r>
         <w:rPr>
+          <w:b w:val="0"/>
+          <w:color w:val="5F6B7A"/>
           <w:sz w:val="17"/>
         </w:rPr>
-        <w:t xml:space="preserve">17. </w:t>
+        <w:t>19.</w:t>
+        <w:tab/>
       </w:r>
-      <w:hyperlink r:id="rId23">
+      <w:hyperlink r:id="rId27">
         <w:r>
           <w:rPr>
             <w:color w:val="2A78D6"/>
@@ -5010,16 +7540,22 @@
     </w:p>
     <w:p>
       <w:pPr>
-        <w:spacing w:after="20"/>
-        <w:ind w:left="340" w:hanging="340"/>
+        <w:tabs>
+          <w:tab w:pos="397" w:val="left"/>
+        </w:tabs>
+        <w:spacing w:before="0" w:after="30"/>
+        <w:ind w:left="397" w:hanging="397"/>
       </w:pPr>
       <w:r>
         <w:rPr>
+          <w:b w:val="0"/>
+          <w:color w:val="5F6B7A"/>
           <w:sz w:val="17"/>
         </w:rPr>
-        <w:t xml:space="preserve">18. </w:t>
+        <w:t>20.</w:t>
+        <w:tab/>
       </w:r>
-      <w:hyperlink r:id="rId24">
+      <w:hyperlink r:id="rId28">
         <w:r>
           <w:rPr>
             <w:color w:val="2A78D6"/>
@@ -5030,20 +7566,26 @@
       </w:hyperlink>
     </w:p>
     <w:p>
+      <w:pPr>
+        <w:spacing w:before="40" w:after="60"/>
+      </w:pPr>
       <w:r>
         <w:rPr>
-          <w:i/>
+          <w:b w:val="0"/>
           <w:color w:val="5F6B7A"/>
           <w:sz w:val="16"/>
         </w:rPr>
-        <w:t>Report prepared automatically from public sources. Figures are as published by the issuer; references [S#] point to the source list. Items marked for review must be checked by the analyst before use.</w:t>
+        <w:t>Report prepared from public sources. Figures are as published by the issuer; small numbers next to the text point to the source list.</w:t>
       </w:r>
     </w:p>
     <w:sectPr>
-      <w:footerReference w:type="default" r:id="rId9"/>
-      <w:pgSz w:w="12240" w:h="15840"/>
-      <w:pgMar w:top="907" w:right="1134" w:bottom="907" w:left="1134" w:header="720" w:footer="720" w:gutter="0"/>
+      <w:headerReference w:type="default" r:id="rId9"/>
+      <w:footerReference w:type="default" r:id="rId10"/>
+      <w:footerReference w:type="first" r:id="rId11"/>
+      <w:pgSz w:w="11906" w:h="16838"/>
+      <w:pgMar w:top="1020" w:right="1134" w:bottom="1020" w:left="1134" w:header="510" w:footer="454" w:gutter="0"/>
       <w:cols w:space="720"/>
+      <w:titlePg/>
       <w:docGrid w:linePitch="360"/>
     </w:sectPr>
   </w:body>
@@ -5054,19 +7596,100 @@
 <w:ftr xmlns:m="http://schemas.openxmlformats.org/officeDocument/2006/math" xmlns:mc="http://schemas.openxmlformats.org/markup-compatibility/2006" xmlns:mo="http://schemas.microsoft.com/office/mac/office/2008/main" xmlns:mv="urn:schemas-microsoft-com:mac:vml" xmlns:o="urn:schemas-microsoft-com:office:office" xmlns:r="http://schemas.openxmlformats.org/officeDocument/2006/relationships" xmlns:v="urn:schemas-microsoft-com:vml" xmlns:w10="urn:schemas-microsoft-com:office:word" xmlns:w14="http://schemas.microsoft.com/office/word/2010/wordml" xmlns:w="http://schemas.openxmlformats.org/wordprocessingml/2006/main" xmlns:wne="http://schemas.microsoft.com/office/word/2006/wordml" xmlns:wp14="http://schemas.microsoft.com/office/word/2010/wordprocessingDrawing" xmlns:wp="http://schemas.openxmlformats.org/drawingml/2006/wordprocessingDrawing" xmlns:wpc="http://schemas.microsoft.com/office/word/2010/wordprocessingCanvas" xmlns:wpg="http://schemas.microsoft.com/office/word/2010/wordprocessingGroup" xmlns:wpi="http://schemas.microsoft.com/office/word/2010/wordprocessingInk" xmlns:wps="http://schemas.microsoft.com/office/word/2010/wordprocessingShape" mc:Ignorable="w14 wp14">
   <w:p>
     <w:pPr>
-      <w:pStyle w:val="Footer"/>
-      <w:jc w:val="right"/>
+      <w:pBdr>
+        <w:top w:val="single" w:sz="4" w:color="C9D3DE" w:space="4"/>
+      </w:pBdr>
+      <w:tabs>
+        <w:tab w:pos="9638" w:val="right"/>
+      </w:tabs>
     </w:pPr>
     <w:r>
       <w:rPr>
+        <w:b w:val="0"/>
         <w:color w:val="5F6B7A"/>
         <w:sz w:val="16"/>
       </w:rPr>
-      <w:t xml:space="preserve">Inbank · 6M2026 · 2026-10-22   ·   </w:t>
+      <w:t>Inbank · 6M2026 · 2026-10-22</w:t>
+      <w:tab/>
     </w:r>
-    <w:fldSimple w:instr="PAGE"/>
+    <w:r>
+      <w:rPr>
+        <w:b/>
+        <w:color w:val="1F4E79"/>
+        <w:sz w:val="16"/>
+      </w:rPr>
+      <w:fldChar w:fldCharType="begin"/>
+      <w:instrText xml:space="preserve"> PAGE </w:instrText>
+      <w:fldChar w:fldCharType="end"/>
+    </w:r>
   </w:p>
 </w:ftr>
+</file>
+
+<file path=word/footer2.xml><?xml version="1.0" encoding="utf-8"?>
+<w:ftr xmlns:m="http://schemas.openxmlformats.org/officeDocument/2006/math" xmlns:mc="http://schemas.openxmlformats.org/markup-compatibility/2006" xmlns:mo="http://schemas.microsoft.com/office/mac/office/2008/main" xmlns:mv="urn:schemas-microsoft-com:mac:vml" xmlns:o="urn:schemas-microsoft-com:office:office" xmlns:r="http://schemas.openxmlformats.org/officeDocument/2006/relationships" xmlns:v="urn:schemas-microsoft-com:vml" xmlns:w10="urn:schemas-microsoft-com:office:word" xmlns:w14="http://schemas.microsoft.com/office/word/2010/wordml" xmlns:w="http://schemas.openxmlformats.org/wordprocessingml/2006/main" xmlns:wne="http://schemas.microsoft.com/office/word/2006/wordml" xmlns:wp14="http://schemas.microsoft.com/office/word/2010/wordprocessingDrawing" xmlns:wp="http://schemas.openxmlformats.org/drawingml/2006/wordprocessingDrawing" xmlns:wpc="http://schemas.microsoft.com/office/word/2010/wordprocessingCanvas" xmlns:wpg="http://schemas.microsoft.com/office/word/2010/wordprocessingGroup" xmlns:wpi="http://schemas.microsoft.com/office/word/2010/wordprocessingInk" xmlns:wps="http://schemas.microsoft.com/office/word/2010/wordprocessingShape" mc:Ignorable="w14 wp14">
+  <w:p>
+    <w:pPr>
+      <w:pBdr>
+        <w:top w:val="single" w:sz="4" w:color="C9D3DE" w:space="4"/>
+      </w:pBdr>
+      <w:tabs>
+        <w:tab w:pos="9638" w:val="right"/>
+      </w:tabs>
+    </w:pPr>
+    <w:r>
+      <w:rPr>
+        <w:b w:val="0"/>
+        <w:color w:val="5F6B7A"/>
+        <w:sz w:val="16"/>
+      </w:rPr>
+      <w:t>Inbank · 6M2026 · 2026-10-22</w:t>
+      <w:tab/>
+    </w:r>
+    <w:r>
+      <w:rPr>
+        <w:b/>
+        <w:color w:val="1F4E79"/>
+        <w:sz w:val="16"/>
+      </w:rPr>
+      <w:fldChar w:fldCharType="begin"/>
+      <w:instrText xml:space="preserve"> PAGE </w:instrText>
+      <w:fldChar w:fldCharType="end"/>
+    </w:r>
+  </w:p>
+</w:ftr>
+</file>
+
+<file path=word/header1.xml><?xml version="1.0" encoding="utf-8"?>
+<w:hdr xmlns:m="http://schemas.openxmlformats.org/officeDocument/2006/math" xmlns:mc="http://schemas.openxmlformats.org/markup-compatibility/2006" xmlns:mo="http://schemas.microsoft.com/office/mac/office/2008/main" xmlns:mv="urn:schemas-microsoft-com:mac:vml" xmlns:o="urn:schemas-microsoft-com:office:office" xmlns:r="http://schemas.openxmlformats.org/officeDocument/2006/relationships" xmlns:v="urn:schemas-microsoft-com:vml" xmlns:w10="urn:schemas-microsoft-com:office:word" xmlns:w14="http://schemas.microsoft.com/office/word/2010/wordml" xmlns:w="http://schemas.openxmlformats.org/wordprocessingml/2006/main" xmlns:wne="http://schemas.microsoft.com/office/word/2006/wordml" xmlns:wp14="http://schemas.microsoft.com/office/word/2010/wordprocessingDrawing" xmlns:wp="http://schemas.openxmlformats.org/drawingml/2006/wordprocessingDrawing" xmlns:wpc="http://schemas.microsoft.com/office/word/2010/wordprocessingCanvas" xmlns:wpg="http://schemas.microsoft.com/office/word/2010/wordprocessingGroup" xmlns:wpi="http://schemas.microsoft.com/office/word/2010/wordprocessingInk" xmlns:wps="http://schemas.microsoft.com/office/word/2010/wordprocessingShape" mc:Ignorable="w14 wp14">
+  <w:p>
+    <w:pPr>
+      <w:pBdr>
+        <w:bottom w:val="single" w:sz="4" w:color="C9D3DE" w:space="4"/>
+      </w:pBdr>
+      <w:tabs>
+        <w:tab w:pos="9638" w:val="right"/>
+      </w:tabs>
+    </w:pPr>
+    <w:r>
+      <w:rPr>
+        <w:b/>
+        <w:color w:val="1F4E79"/>
+        <w:sz w:val="16"/>
+      </w:rPr>
+      <w:t>Inbank</w:t>
+    </w:r>
+    <w:r>
+      <w:rPr>
+        <w:b w:val="0"/>
+        <w:color w:val="5F6B7A"/>
+        <w:sz w:val="16"/>
+      </w:rPr>
+      <w:tab/>
+      <w:t>Issuer review · 6M2026</w:t>
+    </w:r>
+  </w:p>
+</w:hdr>
 </file>
 
 <file path=word/numbering.xml><?xml version="1.0" encoding="utf-8"?>
@@ -5433,10 +8056,10 @@
     <w:qFormat/>
     <w:rsid w:val="00FC693F"/>
     <w:pPr>
-      <w:spacing w:after="80"/>
+      <w:spacing w:after="80" w:line="264" w:lineRule="auto"/>
     </w:pPr>
     <w:rPr>
-      <w:rFonts w:ascii="Calibri" w:hAnsi="Calibri"/>
+      <w:rFonts w:ascii="Calibri" w:hAnsi="Calibri" w:eastAsia="Calibri"/>
       <w:color w:val="1A1A1A"/>
       <w:sz w:val="21"/>
     </w:rPr>

--- a/docs/files/inbank/inbank_6M2026_en.docx
+++ b/docs/files/inbank/inbank_6M2026_en.docx
@@ -175,7 +175,7 @@
                 <w:color w:val="5F6B7A"/>
                 <w:sz w:val="15"/>
               </w:rPr>
-              <w:t>Rating</w:t>
+              <w:t>Issuer rating</w:t>
             </w:r>
           </w:p>
           <w:p>
@@ -955,16 +955,17 @@
         <w:tblLook w:firstColumn="1" w:firstRow="1" w:lastColumn="0" w:lastRow="0" w:noHBand="0" w:noVBand="1" w:val="04A0"/>
       </w:tblPr>
       <w:tblGrid>
-        <w:gridCol w:w="1701"/>
-        <w:gridCol w:w="2608"/>
-        <w:gridCol w:w="963"/>
-        <w:gridCol w:w="1304"/>
-        <w:gridCol w:w="3061"/>
+        <w:gridCol w:w="1513"/>
+        <w:gridCol w:w="2241"/>
+        <w:gridCol w:w="840"/>
+        <w:gridCol w:w="1120"/>
+        <w:gridCol w:w="1569"/>
+        <w:gridCol w:w="2353"/>
       </w:tblGrid>
       <w:tr>
         <w:tc>
           <w:tcPr>
-            <w:tcW w:type="dxa" w:w="1701"/>
+            <w:tcW w:type="dxa" w:w="1513"/>
             <w:tcBorders>
               <w:top w:val="single" w:sz="12" w:color="1F4E79" w:space="0"/>
               <w:left w:val="nil"/>
@@ -990,7 +991,7 @@
         </w:tc>
         <w:tc>
           <w:tcPr>
-            <w:tcW w:type="dxa" w:w="2608"/>
+            <w:tcW w:type="dxa" w:w="2241"/>
             <w:tcBorders>
               <w:top w:val="single" w:sz="12" w:color="1F4E79" w:space="0"/>
               <w:left w:val="nil"/>
@@ -1016,7 +1017,7 @@
         </w:tc>
         <w:tc>
           <w:tcPr>
-            <w:tcW w:type="dxa" w:w="964"/>
+            <w:tcW w:type="dxa" w:w="841"/>
             <w:tcBorders>
               <w:top w:val="single" w:sz="12" w:color="1F4E79" w:space="0"/>
               <w:left w:val="nil"/>
@@ -1043,7 +1044,7 @@
         </w:tc>
         <w:tc>
           <w:tcPr>
-            <w:tcW w:type="dxa" w:w="1304"/>
+            <w:tcW w:type="dxa" w:w="1121"/>
             <w:tcBorders>
               <w:top w:val="single" w:sz="12" w:color="1F4E79" w:space="0"/>
               <w:left w:val="nil"/>
@@ -1069,7 +1070,33 @@
         </w:tc>
         <w:tc>
           <w:tcPr>
-            <w:tcW w:type="dxa" w:w="3061"/>
+            <w:tcW w:type="dxa" w:w="1569"/>
+            <w:tcBorders>
+              <w:top w:val="single" w:sz="12" w:color="1F4E79" w:space="0"/>
+              <w:left w:val="nil"/>
+              <w:bottom w:val="single" w:sz="4" w:color="C9D3DE" w:space="0"/>
+              <w:right w:val="nil"/>
+            </w:tcBorders>
+            <w:shd w:val="clear" w:color="auto" w:fill="EAF1F8"/>
+          </w:tcPr>
+          <w:p>
+            <w:pPr>
+              <w:spacing w:before="0" w:after="0"/>
+            </w:pPr>
+            <w:r>
+              <w:rPr>
+                <w:b/>
+                <w:caps/>
+                <w:color w:val="1F4E79"/>
+                <w:sz w:val="16"/>
+              </w:rPr>
+              <w:t>Issue rating</w:t>
+            </w:r>
+          </w:p>
+        </w:tc>
+        <w:tc>
+          <w:tcPr>
+            <w:tcW w:type="dxa" w:w="2353"/>
             <w:tcBorders>
               <w:top w:val="single" w:sz="12" w:color="1F4E79" w:space="0"/>
               <w:left w:val="nil"/>
@@ -1097,7 +1124,7 @@
       <w:tr>
         <w:tc>
           <w:tcPr>
-            <w:tcW w:type="dxa" w:w="1701"/>
+            <w:tcW w:type="dxa" w:w="1513"/>
             <w:tcBorders>
               <w:top w:val="nil"/>
               <w:left w:val="nil"/>
@@ -1120,7 +1147,7 @@
         </w:tc>
         <w:tc>
           <w:tcPr>
-            <w:tcW w:type="dxa" w:w="2608"/>
+            <w:tcW w:type="dxa" w:w="2241"/>
             <w:tcBorders>
               <w:top w:val="nil"/>
               <w:left w:val="nil"/>
@@ -1143,7 +1170,7 @@
         </w:tc>
         <w:tc>
           <w:tcPr>
-            <w:tcW w:type="dxa" w:w="964"/>
+            <w:tcW w:type="dxa" w:w="841"/>
             <w:tcBorders>
               <w:top w:val="nil"/>
               <w:left w:val="nil"/>
@@ -1167,7 +1194,7 @@
         </w:tc>
         <w:tc>
           <w:tcPr>
-            <w:tcW w:type="dxa" w:w="1304"/>
+            <w:tcW w:type="dxa" w:w="1121"/>
             <w:tcBorders>
               <w:top w:val="nil"/>
               <w:left w:val="nil"/>
@@ -1190,7 +1217,30 @@
         </w:tc>
         <w:tc>
           <w:tcPr>
-            <w:tcW w:type="dxa" w:w="3061"/>
+            <w:tcW w:type="dxa" w:w="1569"/>
+            <w:tcBorders>
+              <w:top w:val="nil"/>
+              <w:left w:val="nil"/>
+              <w:bottom w:val="single" w:sz="4" w:color="DDE3EA" w:space="0"/>
+              <w:right w:val="nil"/>
+            </w:tcBorders>
+          </w:tcPr>
+          <w:p>
+            <w:pPr>
+              <w:spacing w:before="0" w:after="0"/>
+            </w:pPr>
+            <w:r>
+              <w:rPr>
+                <w:b w:val="0"/>
+                <w:sz w:val="17"/>
+              </w:rPr>
+              <w:t>no separate rating found</w:t>
+            </w:r>
+          </w:p>
+        </w:tc>
+        <w:tc>
+          <w:tcPr>
+            <w:tcW w:type="dxa" w:w="2353"/>
             <w:tcBorders>
               <w:top w:val="nil"/>
               <w:left w:val="nil"/>
@@ -1215,7 +1265,7 @@
       <w:tr>
         <w:tc>
           <w:tcPr>
-            <w:tcW w:type="dxa" w:w="1701"/>
+            <w:tcW w:type="dxa" w:w="1513"/>
             <w:tcBorders>
               <w:top w:val="nil"/>
               <w:left w:val="nil"/>
@@ -1238,7 +1288,7 @@
         </w:tc>
         <w:tc>
           <w:tcPr>
-            <w:tcW w:type="dxa" w:w="2608"/>
+            <w:tcW w:type="dxa" w:w="2241"/>
             <w:tcBorders>
               <w:top w:val="nil"/>
               <w:left w:val="nil"/>
@@ -1261,7 +1311,7 @@
         </w:tc>
         <w:tc>
           <w:tcPr>
-            <w:tcW w:type="dxa" w:w="964"/>
+            <w:tcW w:type="dxa" w:w="841"/>
             <w:tcBorders>
               <w:top w:val="nil"/>
               <w:left w:val="nil"/>
@@ -1285,7 +1335,7 @@
         </w:tc>
         <w:tc>
           <w:tcPr>
-            <w:tcW w:type="dxa" w:w="1304"/>
+            <w:tcW w:type="dxa" w:w="1121"/>
             <w:tcBorders>
               <w:top w:val="nil"/>
               <w:left w:val="nil"/>
@@ -1308,7 +1358,30 @@
         </w:tc>
         <w:tc>
           <w:tcPr>
-            <w:tcW w:type="dxa" w:w="3061"/>
+            <w:tcW w:type="dxa" w:w="1569"/>
+            <w:tcBorders>
+              <w:top w:val="nil"/>
+              <w:left w:val="nil"/>
+              <w:bottom w:val="single" w:sz="4" w:color="DDE3EA" w:space="0"/>
+              <w:right w:val="nil"/>
+            </w:tcBorders>
+          </w:tcPr>
+          <w:p>
+            <w:pPr>
+              <w:spacing w:before="0" w:after="0"/>
+            </w:pPr>
+            <w:r>
+              <w:rPr>
+                <w:b w:val="0"/>
+                <w:sz w:val="17"/>
+              </w:rPr>
+              <w:t>no separate rating found</w:t>
+            </w:r>
+          </w:p>
+        </w:tc>
+        <w:tc>
+          <w:tcPr>
+            <w:tcW w:type="dxa" w:w="2353"/>
             <w:tcBorders>
               <w:top w:val="nil"/>
               <w:left w:val="nil"/>

--- a/docs/files/inbank/inbank_6M2026_en.docx
+++ b/docs/files/inbank/inbank_6M2026_en.docx
@@ -2,6 +2,14 @@
 <file path=word/document.xml><?xml version="1.0" encoding="utf-8"?>
 <w:document xmlns:wpc="http://schemas.microsoft.com/office/word/2010/wordprocessingCanvas" xmlns:mo="http://schemas.microsoft.com/office/mac/office/2008/main" xmlns:mc="http://schemas.openxmlformats.org/markup-compatibility/2006" xmlns:mv="urn:schemas-microsoft-com:mac:vml" xmlns:o="urn:schemas-microsoft-com:office:office" xmlns:r="http://schemas.openxmlformats.org/officeDocument/2006/relationships" xmlns:m="http://schemas.openxmlformats.org/officeDocument/2006/math" xmlns:v="urn:schemas-microsoft-com:vml" xmlns:wp14="http://schemas.microsoft.com/office/word/2010/wordprocessingDrawing" xmlns:wp="http://schemas.openxmlformats.org/drawingml/2006/wordprocessingDrawing" xmlns:w10="urn:schemas-microsoft-com:office:word" xmlns:w="http://schemas.openxmlformats.org/wordprocessingml/2006/main" xmlns:w14="http://schemas.microsoft.com/office/word/2010/wordml" xmlns:wpg="http://schemas.microsoft.com/office/word/2010/wordprocessingGroup" xmlns:wpi="http://schemas.microsoft.com/office/word/2010/wordprocessingInk" xmlns:wne="http://schemas.microsoft.com/office/word/2006/wordml" xmlns:wps="http://schemas.microsoft.com/office/word/2010/wordprocessingShape" mc:Ignorable="w14 wp14">
   <w:body>
+    <w:p>
+      <w:pPr>
+        <w:pBdr>
+          <w:top w:val="single" w:sz="24" w:color="12355B" w:space="0"/>
+        </w:pBdr>
+        <w:spacing w:before="0" w:after="200" w:line="120" w:lineRule="auto"/>
+      </w:pPr>
+    </w:p>
     <w:tbl>
       <w:tblPr>
         <w:tblW w:w="9639" w:type="dxa"/>
@@ -15,10 +23,10 @@
         </w:tblBorders>
         <w:tblLayout w:type="fixed"/>
         <w:tblCellMar>
-          <w:top w:w="260" w:type="dxa"/>
-          <w:left w:w="280" w:type="dxa"/>
-          <w:bottom w:w="260" w:type="dxa"/>
-          <w:right w:w="280" w:type="dxa"/>
+          <w:top w:w="0" w:type="dxa"/>
+          <w:left w:w="0" w:type="dxa"/>
+          <w:bottom w:w="0" w:type="dxa"/>
+          <w:right w:w="0" w:type="dxa"/>
         </w:tblCellMar>
         <w:tblLook w:firstColumn="1" w:firstRow="1" w:lastColumn="0" w:lastRow="0" w:noHBand="0" w:noVBand="1" w:val="04A0"/>
       </w:tblPr>
@@ -30,7 +38,6 @@
         <w:tc>
           <w:tcPr>
             <w:tcW w:type="dxa" w:w="7030"/>
-            <w:shd w:val="clear" w:color="auto" w:fill="1F4E79"/>
           </w:tcPr>
           <w:p>
             <w:pPr>
@@ -40,8 +47,8 @@
               <w:rPr>
                 <w:b/>
                 <w:caps/>
-                <w:color w:val="AFC6DD"/>
-                <w:sz w:val="17"/>
+                <w:color w:val="2A78D6"/>
+                <w:sz w:val="16"/>
               </w:rPr>
               <w:t>Issuer review · 6M2026</w:t>
             </w:r>
@@ -53,28 +60,40 @@
             <w:r>
               <w:rPr>
                 <w:b/>
-                <w:color w:val="FFFFFF"/>
+                <w:color w:val="12355B"/>
                 <w:sz w:val="52"/>
               </w:rPr>
               <w:t>Inbank</w:t>
+            </w:r>
+          </w:p>
+          <w:p>
+            <w:pPr>
+              <w:spacing w:before="40" w:after="0"/>
+            </w:pPr>
+            <w:r>
+              <w:rPr>
+                <w:b w:val="0"/>
+                <w:color w:val="667085"/>
+                <w:sz w:val="18"/>
+              </w:rPr>
+              <w:t>Estonia · Bank (consumer finance, point-of-sale and car financing in the Baltics, Poland, Czechia; deposits in EU)</w:t>
             </w:r>
           </w:p>
         </w:tc>
         <w:tc>
           <w:tcPr>
             <w:tcW w:type="dxa" w:w="2608"/>
-            <w:shd w:val="clear" w:color="auto" w:fill="1F4E79"/>
           </w:tcPr>
           <w:p>
             <w:pPr>
-              <w:spacing w:before="280" w:after="0"/>
+              <w:spacing w:before="440" w:after="0"/>
               <w:jc w:val="right"/>
             </w:pPr>
             <w:r>
               <w:rPr>
                 <w:b/>
                 <w:color w:val="1B7F3B"/>
-                <w:sz w:val="19"/>
+                <w:sz w:val="18"/>
                 <w:shd w:val="clear" w:color="auto" w:fill="E3F3E8"/>
               </w:rPr>
               <w:t xml:space="preserve">  ●  OK  </w:t>
@@ -86,9 +105,9 @@
     <w:p>
       <w:pPr>
         <w:pBdr>
-          <w:top w:val="single" w:sz="12" w:color="2A78D6" w:space="0"/>
+          <w:top w:val="single" w:sz="4" w:color="D5DCE4" w:space="0"/>
         </w:pBdr>
-        <w:spacing w:before="0" w:after="200" w:line="120" w:lineRule="auto"/>
+        <w:spacing w:before="120" w:after="200" w:line="120" w:lineRule="auto"/>
       </w:pPr>
     </w:p>
     <w:tbl>
@@ -104,39 +123,78 @@
         </w:tblBorders>
         <w:tblLayout w:type="fixed"/>
         <w:tblCellMar>
-          <w:top w:w="0" w:type="dxa"/>
-          <w:left w:w="0" w:type="dxa"/>
-          <w:bottom w:w="120" w:type="dxa"/>
-          <w:right w:w="160" w:type="dxa"/>
+          <w:top w:w="160" w:type="dxa"/>
+          <w:left w:w="220" w:type="dxa"/>
+          <w:bottom w:w="160" w:type="dxa"/>
+          <w:right w:w="220" w:type="dxa"/>
         </w:tblCellMar>
         <w:tblLook w:firstColumn="1" w:firstRow="1" w:lastColumn="0" w:lastRow="0" w:noHBand="0" w:noVBand="1" w:val="04A0"/>
       </w:tblPr>
       <w:tblGrid>
-        <w:gridCol w:w="3213"/>
-        <w:gridCol w:w="3213"/>
-        <w:gridCol w:w="3213"/>
+        <w:gridCol w:w="4819"/>
+        <w:gridCol w:w="4819"/>
       </w:tblGrid>
       <w:tr>
         <w:tc>
           <w:tcPr>
-            <w:tcW w:type="dxa" w:w="3213"/>
+            <w:tcW w:type="dxa" w:w="4819"/>
             <w:tcBorders>
-              <w:top w:val="nil"/>
+              <w:top w:val="single" w:sz="12" w:color="12355B" w:space="0"/>
               <w:left w:val="nil"/>
-              <w:bottom w:val="single" w:sz="4" w:color="C9D3DE" w:space="0"/>
+              <w:bottom w:val="nil"/>
               <w:right w:val="nil"/>
             </w:tcBorders>
+            <w:shd w:val="clear" w:color="auto" w:fill="F4F6F9"/>
           </w:tcPr>
           <w:p>
             <w:pPr>
-              <w:spacing w:before="0" w:after="20"/>
+              <w:spacing w:before="0" w:after="40"/>
+            </w:pPr>
+            <w:r>
+              <w:rPr>
+                <w:b/>
+                <w:color w:val="12355B"/>
+                <w:sz w:val="18"/>
+              </w:rPr>
+              <w:t>Key facts</w:t>
+            </w:r>
+          </w:p>
+          <w:p>
+            <w:pPr>
+              <w:spacing w:before="80" w:after="0"/>
             </w:pPr>
             <w:r>
               <w:rPr>
                 <w:b/>
                 <w:caps/>
-                <w:color w:val="5F6B7A"/>
-                <w:sz w:val="15"/>
+                <w:color w:val="667085"/>
+                <w:sz w:val="14"/>
+              </w:rPr>
+              <w:t>Issuer rating</w:t>
+            </w:r>
+          </w:p>
+          <w:p>
+            <w:pPr>
+              <w:spacing w:before="0" w:after="0"/>
+            </w:pPr>
+            <w:r>
+              <w:rPr>
+                <w:b w:val="0"/>
+                <w:sz w:val="18"/>
+              </w:rPr>
+              <w:t>No public credit rating found</w:t>
+            </w:r>
+          </w:p>
+          <w:p>
+            <w:pPr>
+              <w:spacing w:before="80" w:after="0"/>
+            </w:pPr>
+            <w:r>
+              <w:rPr>
+                <w:b/>
+                <w:caps/>
+                <w:color w:val="667085"/>
+                <w:sz w:val="14"/>
               </w:rPr>
               <w:t>Analysis date</w:t>
             </w:r>
@@ -148,69 +206,21 @@
             <w:r>
               <w:rPr>
                 <w:b w:val="0"/>
-                <w:sz w:val="19"/>
+                <w:sz w:val="18"/>
               </w:rPr>
               <w:t>2026-10-22</w:t>
             </w:r>
           </w:p>
-        </w:tc>
-        <w:tc>
-          <w:tcPr>
-            <w:tcW w:type="dxa" w:w="3213"/>
-            <w:tcBorders>
-              <w:top w:val="nil"/>
-              <w:left w:val="nil"/>
-              <w:bottom w:val="single" w:sz="4" w:color="C9D3DE" w:space="0"/>
-              <w:right w:val="nil"/>
-            </w:tcBorders>
-          </w:tcPr>
           <w:p>
             <w:pPr>
-              <w:spacing w:before="0" w:after="20"/>
+              <w:spacing w:before="80" w:after="0"/>
             </w:pPr>
             <w:r>
               <w:rPr>
                 <w:b/>
                 <w:caps/>
-                <w:color w:val="5F6B7A"/>
-                <w:sz w:val="15"/>
-              </w:rPr>
-              <w:t>Issuer rating</w:t>
-            </w:r>
-          </w:p>
-          <w:p>
-            <w:pPr>
-              <w:spacing w:before="0" w:after="0"/>
-            </w:pPr>
-            <w:r>
-              <w:rPr>
-                <w:b w:val="0"/>
-                <w:sz w:val="19"/>
-              </w:rPr>
-              <w:t>No public credit rating found</w:t>
-            </w:r>
-          </w:p>
-        </w:tc>
-        <w:tc>
-          <w:tcPr>
-            <w:tcW w:type="dxa" w:w="3213"/>
-            <w:tcBorders>
-              <w:top w:val="nil"/>
-              <w:left w:val="nil"/>
-              <w:bottom w:val="single" w:sz="4" w:color="C9D3DE" w:space="0"/>
-              <w:right w:val="nil"/>
-            </w:tcBorders>
-          </w:tcPr>
-          <w:p>
-            <w:pPr>
-              <w:spacing w:before="0" w:after="20"/>
-            </w:pPr>
-            <w:r>
-              <w:rPr>
-                <w:b/>
-                <w:caps/>
-                <w:color w:val="5F6B7A"/>
-                <w:sz w:val="15"/>
+                <w:color w:val="667085"/>
+                <w:sz w:val="14"/>
               </w:rPr>
               <w:t>Next report</w:t>
             </w:r>
@@ -222,9 +232,138 @@
             <w:r>
               <w:rPr>
                 <w:b w:val="0"/>
-                <w:sz w:val="19"/>
+                <w:sz w:val="18"/>
               </w:rPr>
               <w:t>Q3 2026 results - expected late October / November 2026</w:t>
+            </w:r>
+          </w:p>
+          <w:p>
+            <w:pPr>
+              <w:spacing w:before="80" w:after="0"/>
+            </w:pPr>
+            <w:r>
+              <w:rPr>
+                <w:b/>
+                <w:caps/>
+                <w:color w:val="667085"/>
+                <w:sz w:val="14"/>
+              </w:rPr>
+              <w:t>Country</w:t>
+            </w:r>
+          </w:p>
+          <w:p>
+            <w:pPr>
+              <w:spacing w:before="0" w:after="0"/>
+            </w:pPr>
+            <w:r>
+              <w:rPr>
+                <w:b w:val="0"/>
+                <w:sz w:val="18"/>
+              </w:rPr>
+              <w:t>Estonia</w:t>
+            </w:r>
+          </w:p>
+        </w:tc>
+        <w:tc>
+          <w:tcPr>
+            <w:tcW w:type="dxa" w:w="4819"/>
+            <w:tcBorders>
+              <w:top w:val="single" w:sz="12" w:color="12355B" w:space="0"/>
+              <w:left w:val="nil"/>
+              <w:bottom w:val="nil"/>
+              <w:right w:val="nil"/>
+            </w:tcBorders>
+            <w:shd w:val="clear" w:color="auto" w:fill="F4F6F9"/>
+          </w:tcPr>
+          <w:p>
+            <w:pPr>
+              <w:spacing w:before="0" w:after="40"/>
+            </w:pPr>
+            <w:r>
+              <w:rPr>
+                <w:b/>
+                <w:color w:val="12355B"/>
+                <w:sz w:val="18"/>
+              </w:rPr>
+              <w:t>Securities held</w:t>
+            </w:r>
+          </w:p>
+          <w:p>
+            <w:pPr>
+              <w:spacing w:before="80" w:after="0"/>
+            </w:pPr>
+            <w:r>
+              <w:rPr>
+                <w:b/>
+                <w:color w:val="1B2430"/>
+                <w:sz w:val="17"/>
+              </w:rPr>
+              <w:t>Inbank 7.5% AT1 perpetual</w:t>
+            </w:r>
+          </w:p>
+          <w:p>
+            <w:pPr>
+              <w:spacing w:before="0" w:after="0"/>
+            </w:pPr>
+            <w:r>
+              <w:rPr>
+                <w:b w:val="0"/>
+                <w:color w:val="667085"/>
+                <w:sz w:val="15"/>
+              </w:rPr>
+              <w:t>EE3300002286  ·  7.5% · perpetual</w:t>
+            </w:r>
+          </w:p>
+          <w:p>
+            <w:pPr>
+              <w:spacing w:before="0" w:after="0"/>
+            </w:pPr>
+            <w:r>
+              <w:rPr>
+                <w:b w:val="0"/>
+                <w:color w:val="12355B"/>
+                <w:sz w:val="15"/>
+              </w:rPr>
+              <w:t>no separate rating found</w:t>
+            </w:r>
+          </w:p>
+          <w:p>
+            <w:pPr>
+              <w:spacing w:before="80" w:after="0"/>
+            </w:pPr>
+            <w:r>
+              <w:rPr>
+                <w:b/>
+                <w:color w:val="1B2430"/>
+                <w:sz w:val="17"/>
+              </w:rPr>
+              <w:t>Inbank 5.5% subordinated 2031</w:t>
+            </w:r>
+          </w:p>
+          <w:p>
+            <w:pPr>
+              <w:spacing w:before="0" w:after="0"/>
+            </w:pPr>
+            <w:r>
+              <w:rPr>
+                <w:b w:val="0"/>
+                <w:color w:val="667085"/>
+                <w:sz w:val="15"/>
+              </w:rPr>
+              <w:t>EE3300002302  ·  5.5% · 2031-12-15</w:t>
+            </w:r>
+          </w:p>
+          <w:p>
+            <w:pPr>
+              <w:spacing w:before="0" w:after="0"/>
+            </w:pPr>
+            <w:r>
+              <w:rPr>
+                <w:b w:val="0"/>
+                <w:color w:val="12355B"/>
+                <w:sz w:val="15"/>
+              </w:rPr>
+              <w:t>no separate rating found</w:t>
             </w:r>
           </w:p>
         </w:tc>
@@ -232,7 +371,7 @@
     </w:tbl>
     <w:p>
       <w:pPr>
-        <w:spacing w:before="0" w:after="80"/>
+        <w:spacing w:before="0" w:after="120"/>
       </w:pPr>
     </w:p>
     <w:tbl>
@@ -277,7 +416,7 @@
             <w:r>
               <w:rPr>
                 <w:b/>
-                <w:color w:val="1A1A1A"/>
+                <w:color w:val="1B2430"/>
                 <w:sz w:val="21"/>
               </w:rPr>
               <w:t>Position OK.</w:t>
@@ -285,7 +424,7 @@
             <w:r>
               <w:rPr>
                 <w:b w:val="0"/>
-                <w:color w:val="1A1A1A"/>
+                <w:color w:val="1B2430"/>
                 <w:sz w:val="21"/>
               </w:rPr>
               <w:t xml:space="preserve"> 1H profit EUR 8.3m (+2%), ROE 9.6%</w:t>
@@ -303,7 +442,7 @@
             <w:r>
               <w:rPr>
                 <w:b w:val="0"/>
-                <w:color w:val="1A1A1A"/>
+                <w:color w:val="1B2430"/>
                 <w:sz w:val="21"/>
               </w:rPr>
               <w:t>. Capital is above requirements: CET1 13.15% (requirement 9.85%), total capital 18.38% (14.66%)</w:t>
@@ -321,7 +460,7 @@
             <w:r>
               <w:rPr>
                 <w:b w:val="0"/>
-                <w:color w:val="1A1A1A"/>
+                <w:color w:val="1B2430"/>
                 <w:sz w:val="21"/>
               </w:rPr>
               <w:t>.</w:t>
@@ -370,9 +509,9 @@
             <w:tcW w:type="dxa" w:w="2261"/>
             <w:tcBorders>
               <w:top w:val="single" w:sz="18" w:color="2A78D6" w:space="0"/>
-              <w:left w:val="single" w:sz="4" w:color="C9D3DE" w:space="0"/>
-              <w:bottom w:val="single" w:sz="4" w:color="C9D3DE" w:space="0"/>
-              <w:right w:val="single" w:sz="4" w:color="C9D3DE" w:space="0"/>
+              <w:left w:val="single" w:sz="4" w:color="D5DCE4" w:space="0"/>
+              <w:bottom w:val="single" w:sz="4" w:color="D5DCE4" w:space="0"/>
+              <w:right w:val="single" w:sz="4" w:color="D5DCE4" w:space="0"/>
             </w:tcBorders>
           </w:tcPr>
           <w:p>
@@ -383,7 +522,7 @@
               <w:rPr>
                 <w:b/>
                 <w:caps/>
-                <w:color w:val="5F6B7A"/>
+                <w:color w:val="667085"/>
                 <w:sz w:val="14"/>
               </w:rPr>
               <w:t>Net profit</w:t>
@@ -391,7 +530,7 @@
             <w:r>
               <w:rPr>
                 <w:b w:val="0"/>
-                <w:color w:val="5F6B7A"/>
+                <w:color w:val="667085"/>
                 <w:sz w:val="14"/>
               </w:rPr>
               <w:t xml:space="preserve">  ·  6M2026</w:t>
@@ -404,7 +543,7 @@
             <w:r>
               <w:rPr>
                 <w:b/>
-                <w:color w:val="1F4E79"/>
+                <w:color w:val="12355B"/>
                 <w:sz w:val="34"/>
               </w:rPr>
               <w:t>8.3</w:t>
@@ -412,7 +551,7 @@
             <w:r>
               <w:rPr>
                 <w:b w:val="0"/>
-                <w:color w:val="5F6B7A"/>
+                <w:color w:val="667085"/>
                 <w:sz w:val="18"/>
               </w:rPr>
               <w:t xml:space="preserve"> EUR m</w:t>
@@ -425,7 +564,7 @@
             <w:r>
               <w:rPr>
                 <w:b w:val="0"/>
-                <w:color w:val="5F6B7A"/>
+                <w:color w:val="667085"/>
                 <w:sz w:val="15"/>
               </w:rPr>
               <w:t>▲ 2.5 % vs 6M2025</w:t>
@@ -443,9 +582,9 @@
             <w:tcW w:type="dxa" w:w="2261"/>
             <w:tcBorders>
               <w:top w:val="single" w:sz="18" w:color="2A78D6" w:space="0"/>
-              <w:left w:val="single" w:sz="4" w:color="C9D3DE" w:space="0"/>
-              <w:bottom w:val="single" w:sz="4" w:color="C9D3DE" w:space="0"/>
-              <w:right w:val="single" w:sz="4" w:color="C9D3DE" w:space="0"/>
+              <w:left w:val="single" w:sz="4" w:color="D5DCE4" w:space="0"/>
+              <w:bottom w:val="single" w:sz="4" w:color="D5DCE4" w:space="0"/>
+              <w:right w:val="single" w:sz="4" w:color="D5DCE4" w:space="0"/>
             </w:tcBorders>
           </w:tcPr>
           <w:p>
@@ -456,7 +595,7 @@
               <w:rPr>
                 <w:b/>
                 <w:caps/>
-                <w:color w:val="5F6B7A"/>
+                <w:color w:val="667085"/>
                 <w:sz w:val="14"/>
               </w:rPr>
               <w:t>ROE</w:t>
@@ -464,7 +603,7 @@
             <w:r>
               <w:rPr>
                 <w:b w:val="0"/>
-                <w:color w:val="5F6B7A"/>
+                <w:color w:val="667085"/>
                 <w:sz w:val="14"/>
               </w:rPr>
               <w:t xml:space="preserve">  ·  6M2026</w:t>
@@ -477,7 +616,7 @@
             <w:r>
               <w:rPr>
                 <w:b/>
-                <w:color w:val="1F4E79"/>
+                <w:color w:val="12355B"/>
                 <w:sz w:val="34"/>
               </w:rPr>
               <w:t>9.6</w:t>
@@ -485,7 +624,7 @@
             <w:r>
               <w:rPr>
                 <w:b w:val="0"/>
-                <w:color w:val="5F6B7A"/>
+                <w:color w:val="667085"/>
                 <w:sz w:val="18"/>
               </w:rPr>
               <w:t xml:space="preserve"> %</w:t>
@@ -498,7 +637,7 @@
             <w:r>
               <w:rPr>
                 <w:b w:val="0"/>
-                <w:color w:val="5F6B7A"/>
+                <w:color w:val="667085"/>
                 <w:sz w:val="15"/>
               </w:rPr>
               <w:t>▲ 0.3 p. p. vs 6M2025</w:t>
@@ -516,9 +655,9 @@
             <w:tcW w:type="dxa" w:w="2261"/>
             <w:tcBorders>
               <w:top w:val="single" w:sz="18" w:color="2A78D6" w:space="0"/>
-              <w:left w:val="single" w:sz="4" w:color="C9D3DE" w:space="0"/>
-              <w:bottom w:val="single" w:sz="4" w:color="C9D3DE" w:space="0"/>
-              <w:right w:val="single" w:sz="4" w:color="C9D3DE" w:space="0"/>
+              <w:left w:val="single" w:sz="4" w:color="D5DCE4" w:space="0"/>
+              <w:bottom w:val="single" w:sz="4" w:color="D5DCE4" w:space="0"/>
+              <w:right w:val="single" w:sz="4" w:color="D5DCE4" w:space="0"/>
             </w:tcBorders>
           </w:tcPr>
           <w:p>
@@ -529,7 +668,7 @@
               <w:rPr>
                 <w:b/>
                 <w:caps/>
-                <w:color w:val="5F6B7A"/>
+                <w:color w:val="667085"/>
                 <w:sz w:val="14"/>
               </w:rPr>
               <w:t>CET1 ratio</w:t>
@@ -537,7 +676,7 @@
             <w:r>
               <w:rPr>
                 <w:b w:val="0"/>
-                <w:color w:val="5F6B7A"/>
+                <w:color w:val="667085"/>
                 <w:sz w:val="14"/>
               </w:rPr>
               <w:t xml:space="preserve">  ·  6M2026</w:t>
@@ -550,7 +689,7 @@
             <w:r>
               <w:rPr>
                 <w:b/>
-                <w:color w:val="1F4E79"/>
+                <w:color w:val="12355B"/>
                 <w:sz w:val="34"/>
               </w:rPr>
               <w:t>13.15</w:t>
@@ -558,7 +697,7 @@
             <w:r>
               <w:rPr>
                 <w:b w:val="0"/>
-                <w:color w:val="5F6B7A"/>
+                <w:color w:val="667085"/>
                 <w:sz w:val="18"/>
               </w:rPr>
               <w:t xml:space="preserve"> %</w:t>
@@ -571,7 +710,7 @@
             <w:r>
               <w:rPr>
                 <w:b w:val="0"/>
-                <w:color w:val="5F6B7A"/>
+                <w:color w:val="667085"/>
                 <w:sz w:val="15"/>
               </w:rPr>
               <w:t>▲ 0.12 p. p. vs 6M2025</w:t>
@@ -589,9 +728,9 @@
             <w:tcW w:type="dxa" w:w="2261"/>
             <w:tcBorders>
               <w:top w:val="single" w:sz="18" w:color="2A78D6" w:space="0"/>
-              <w:left w:val="single" w:sz="4" w:color="C9D3DE" w:space="0"/>
-              <w:bottom w:val="single" w:sz="4" w:color="C9D3DE" w:space="0"/>
-              <w:right w:val="single" w:sz="4" w:color="C9D3DE" w:space="0"/>
+              <w:left w:val="single" w:sz="4" w:color="D5DCE4" w:space="0"/>
+              <w:bottom w:val="single" w:sz="4" w:color="D5DCE4" w:space="0"/>
+              <w:right w:val="single" w:sz="4" w:color="D5DCE4" w:space="0"/>
             </w:tcBorders>
           </w:tcPr>
           <w:p>
@@ -602,7 +741,7 @@
               <w:rPr>
                 <w:b/>
                 <w:caps/>
-                <w:color w:val="5F6B7A"/>
+                <w:color w:val="667085"/>
                 <w:sz w:val="14"/>
               </w:rPr>
               <w:t>Total capital ratio</w:t>
@@ -610,7 +749,7 @@
             <w:r>
               <w:rPr>
                 <w:b w:val="0"/>
-                <w:color w:val="5F6B7A"/>
+                <w:color w:val="667085"/>
                 <w:sz w:val="14"/>
               </w:rPr>
               <w:t xml:space="preserve">  ·  6M2026</w:t>
@@ -623,7 +762,7 @@
             <w:r>
               <w:rPr>
                 <w:b/>
-                <w:color w:val="1F4E79"/>
+                <w:color w:val="12355B"/>
                 <w:sz w:val="34"/>
               </w:rPr>
               <w:t>18.38</w:t>
@@ -631,7 +770,7 @@
             <w:r>
               <w:rPr>
                 <w:b w:val="0"/>
-                <w:color w:val="5F6B7A"/>
+                <w:color w:val="667085"/>
                 <w:sz w:val="18"/>
               </w:rPr>
               <w:t xml:space="preserve"> %</w:t>
@@ -644,7 +783,7 @@
             <w:r>
               <w:rPr>
                 <w:b w:val="0"/>
-                <w:color w:val="5F6B7A"/>
+                <w:color w:val="667085"/>
                 <w:sz w:val="15"/>
               </w:rPr>
               <w:t>▲ 1.07 p. p. vs 6M2025</w:t>
@@ -661,28 +800,13 @@
     <w:p>
       <w:pPr>
         <w:keepNext/>
-        <w:pBdr>
-          <w:bottom w:val="single" w:sz="8" w:color="1F4E79" w:space="4"/>
-        </w:pBdr>
-        <w:tabs>
-          <w:tab w:pos="482" w:val="left"/>
-        </w:tabs>
-        <w:spacing w:before="360" w:after="160"/>
+        <w:spacing w:before="200" w:after="100"/>
       </w:pPr>
       <w:r>
         <w:rPr>
           <w:b/>
-          <w:color w:val="2A78D6"/>
-          <w:sz w:val="18"/>
-        </w:rPr>
-        <w:t>01</w:t>
-        <w:tab/>
-      </w:r>
-      <w:r>
-        <w:rPr>
-          <w:b/>
-          <w:color w:val="1F4E79"/>
-          <w:sz w:val="28"/>
+          <w:color w:val="12355B"/>
+          <w:sz w:val="26"/>
         </w:rPr>
         <w:t>Quick summary</w:t>
       </w:r>
@@ -909,7 +1033,7 @@
       <w:pPr>
         <w:keepNext/>
         <w:pBdr>
-          <w:bottom w:val="single" w:sz="8" w:color="1F4E79" w:space="4"/>
+          <w:bottom w:val="single" w:sz="8" w:color="12355B" w:space="4"/>
         </w:pBdr>
         <w:tabs>
           <w:tab w:pos="482" w:val="left"/>
@@ -922,13 +1046,13 @@
           <w:color w:val="2A78D6"/>
           <w:sz w:val="18"/>
         </w:rPr>
-        <w:t>02</w:t>
+        <w:t>01</w:t>
         <w:tab/>
       </w:r>
       <w:r>
         <w:rPr>
           <w:b/>
-          <w:color w:val="1F4E79"/>
+          <w:color w:val="12355B"/>
           <w:sz w:val="28"/>
         </w:rPr>
         <w:t>Instruments held and ISINs</w:t>
@@ -955,24 +1079,23 @@
         <w:tblLook w:firstColumn="1" w:firstRow="1" w:lastColumn="0" w:lastRow="0" w:noHBand="0" w:noVBand="1" w:val="04A0"/>
       </w:tblPr>
       <w:tblGrid>
-        <w:gridCol w:w="1513"/>
+        <w:gridCol w:w="1457"/>
         <w:gridCol w:w="2241"/>
-        <w:gridCol w:w="840"/>
+        <w:gridCol w:w="1064"/>
         <w:gridCol w:w="1120"/>
         <w:gridCol w:w="1569"/>
-        <w:gridCol w:w="2353"/>
+        <w:gridCol w:w="2185"/>
       </w:tblGrid>
       <w:tr>
         <w:tc>
           <w:tcPr>
-            <w:tcW w:type="dxa" w:w="1513"/>
+            <w:tcW w:type="dxa" w:w="1457"/>
             <w:tcBorders>
-              <w:top w:val="single" w:sz="12" w:color="1F4E79" w:space="0"/>
+              <w:top w:val="nil"/>
               <w:left w:val="nil"/>
-              <w:bottom w:val="single" w:sz="4" w:color="C9D3DE" w:space="0"/>
+              <w:bottom w:val="single" w:sz="8" w:color="12355B" w:space="0"/>
               <w:right w:val="nil"/>
             </w:tcBorders>
-            <w:shd w:val="clear" w:color="auto" w:fill="EAF1F8"/>
           </w:tcPr>
           <w:p>
             <w:pPr>
@@ -982,8 +1105,8 @@
               <w:rPr>
                 <w:b/>
                 <w:caps/>
-                <w:color w:val="1F4E79"/>
-                <w:sz w:val="16"/>
+                <w:color w:val="667085"/>
+                <w:sz w:val="14"/>
               </w:rPr>
               <w:t>ISIN</w:t>
             </w:r>
@@ -993,12 +1116,11 @@
           <w:tcPr>
             <w:tcW w:type="dxa" w:w="2241"/>
             <w:tcBorders>
-              <w:top w:val="single" w:sz="12" w:color="1F4E79" w:space="0"/>
+              <w:top w:val="nil"/>
               <w:left w:val="nil"/>
-              <w:bottom w:val="single" w:sz="4" w:color="C9D3DE" w:space="0"/>
+              <w:bottom w:val="single" w:sz="8" w:color="12355B" w:space="0"/>
               <w:right w:val="nil"/>
             </w:tcBorders>
-            <w:shd w:val="clear" w:color="auto" w:fill="EAF1F8"/>
           </w:tcPr>
           <w:p>
             <w:pPr>
@@ -1008,8 +1130,8 @@
               <w:rPr>
                 <w:b/>
                 <w:caps/>
-                <w:color w:val="1F4E79"/>
-                <w:sz w:val="16"/>
+                <w:color w:val="667085"/>
+                <w:sz w:val="14"/>
               </w:rPr>
               <w:t>Instrument</w:t>
             </w:r>
@@ -1017,14 +1139,13 @@
         </w:tc>
         <w:tc>
           <w:tcPr>
-            <w:tcW w:type="dxa" w:w="841"/>
+            <w:tcW w:type="dxa" w:w="1065"/>
             <w:tcBorders>
-              <w:top w:val="single" w:sz="12" w:color="1F4E79" w:space="0"/>
+              <w:top w:val="nil"/>
               <w:left w:val="nil"/>
-              <w:bottom w:val="single" w:sz="4" w:color="C9D3DE" w:space="0"/>
+              <w:bottom w:val="single" w:sz="8" w:color="12355B" w:space="0"/>
               <w:right w:val="nil"/>
             </w:tcBorders>
-            <w:shd w:val="clear" w:color="auto" w:fill="EAF1F8"/>
           </w:tcPr>
           <w:p>
             <w:pPr>
@@ -1035,8 +1156,8 @@
               <w:rPr>
                 <w:b/>
                 <w:caps/>
-                <w:color w:val="1F4E79"/>
-                <w:sz w:val="16"/>
+                <w:color w:val="667085"/>
+                <w:sz w:val="14"/>
               </w:rPr>
               <w:t>Coupon</w:t>
             </w:r>
@@ -1046,12 +1167,11 @@
           <w:tcPr>
             <w:tcW w:type="dxa" w:w="1121"/>
             <w:tcBorders>
-              <w:top w:val="single" w:sz="12" w:color="1F4E79" w:space="0"/>
+              <w:top w:val="nil"/>
               <w:left w:val="nil"/>
-              <w:bottom w:val="single" w:sz="4" w:color="C9D3DE" w:space="0"/>
+              <w:bottom w:val="single" w:sz="8" w:color="12355B" w:space="0"/>
               <w:right w:val="nil"/>
             </w:tcBorders>
-            <w:shd w:val="clear" w:color="auto" w:fill="EAF1F8"/>
           </w:tcPr>
           <w:p>
             <w:pPr>
@@ -1061,8 +1181,8 @@
               <w:rPr>
                 <w:b/>
                 <w:caps/>
-                <w:color w:val="1F4E79"/>
-                <w:sz w:val="16"/>
+                <w:color w:val="667085"/>
+                <w:sz w:val="14"/>
               </w:rPr>
               <w:t>Maturity</w:t>
             </w:r>
@@ -1072,12 +1192,11 @@
           <w:tcPr>
             <w:tcW w:type="dxa" w:w="1569"/>
             <w:tcBorders>
-              <w:top w:val="single" w:sz="12" w:color="1F4E79" w:space="0"/>
+              <w:top w:val="nil"/>
               <w:left w:val="nil"/>
-              <w:bottom w:val="single" w:sz="4" w:color="C9D3DE" w:space="0"/>
+              <w:bottom w:val="single" w:sz="8" w:color="12355B" w:space="0"/>
               <w:right w:val="nil"/>
             </w:tcBorders>
-            <w:shd w:val="clear" w:color="auto" w:fill="EAF1F8"/>
           </w:tcPr>
           <w:p>
             <w:pPr>
@@ -1087,8 +1206,8 @@
               <w:rPr>
                 <w:b/>
                 <w:caps/>
-                <w:color w:val="1F4E79"/>
-                <w:sz w:val="16"/>
+                <w:color w:val="667085"/>
+                <w:sz w:val="14"/>
               </w:rPr>
               <w:t>Issue rating</w:t>
             </w:r>
@@ -1096,14 +1215,13 @@
         </w:tc>
         <w:tc>
           <w:tcPr>
-            <w:tcW w:type="dxa" w:w="2353"/>
+            <w:tcW w:type="dxa" w:w="2185"/>
             <w:tcBorders>
-              <w:top w:val="single" w:sz="12" w:color="1F4E79" w:space="0"/>
+              <w:top w:val="nil"/>
               <w:left w:val="nil"/>
-              <w:bottom w:val="single" w:sz="4" w:color="C9D3DE" w:space="0"/>
+              <w:bottom w:val="single" w:sz="8" w:color="12355B" w:space="0"/>
               <w:right w:val="nil"/>
             </w:tcBorders>
-            <w:shd w:val="clear" w:color="auto" w:fill="EAF1F8"/>
           </w:tcPr>
           <w:p>
             <w:pPr>
@@ -1113,8 +1231,8 @@
               <w:rPr>
                 <w:b/>
                 <w:caps/>
-                <w:color w:val="1F4E79"/>
-                <w:sz w:val="16"/>
+                <w:color w:val="667085"/>
+                <w:sz w:val="14"/>
               </w:rPr>
               <w:t>Note</w:t>
             </w:r>
@@ -1124,11 +1242,11 @@
       <w:tr>
         <w:tc>
           <w:tcPr>
-            <w:tcW w:type="dxa" w:w="1513"/>
+            <w:tcW w:type="dxa" w:w="1457"/>
             <w:tcBorders>
               <w:top w:val="nil"/>
               <w:left w:val="nil"/>
-              <w:bottom w:val="single" w:sz="4" w:color="DDE3EA" w:space="0"/>
+              <w:bottom w:val="single" w:sz="4" w:color="E6EAF0" w:space="0"/>
               <w:right w:val="nil"/>
             </w:tcBorders>
           </w:tcPr>
@@ -1151,7 +1269,7 @@
             <w:tcBorders>
               <w:top w:val="nil"/>
               <w:left w:val="nil"/>
-              <w:bottom w:val="single" w:sz="4" w:color="DDE3EA" w:space="0"/>
+              <w:bottom w:val="single" w:sz="4" w:color="E6EAF0" w:space="0"/>
               <w:right w:val="nil"/>
             </w:tcBorders>
           </w:tcPr>
@@ -1170,11 +1288,11 @@
         </w:tc>
         <w:tc>
           <w:tcPr>
-            <w:tcW w:type="dxa" w:w="841"/>
+            <w:tcW w:type="dxa" w:w="1065"/>
             <w:tcBorders>
               <w:top w:val="nil"/>
               <w:left w:val="nil"/>
-              <w:bottom w:val="single" w:sz="4" w:color="DDE3EA" w:space="0"/>
+              <w:bottom w:val="single" w:sz="4" w:color="E6EAF0" w:space="0"/>
               <w:right w:val="nil"/>
             </w:tcBorders>
           </w:tcPr>
@@ -1198,7 +1316,7 @@
             <w:tcBorders>
               <w:top w:val="nil"/>
               <w:left w:val="nil"/>
-              <w:bottom w:val="single" w:sz="4" w:color="DDE3EA" w:space="0"/>
+              <w:bottom w:val="single" w:sz="4" w:color="E6EAF0" w:space="0"/>
               <w:right w:val="nil"/>
             </w:tcBorders>
           </w:tcPr>
@@ -1221,7 +1339,7 @@
             <w:tcBorders>
               <w:top w:val="nil"/>
               <w:left w:val="nil"/>
-              <w:bottom w:val="single" w:sz="4" w:color="DDE3EA" w:space="0"/>
+              <w:bottom w:val="single" w:sz="4" w:color="E6EAF0" w:space="0"/>
               <w:right w:val="nil"/>
             </w:tcBorders>
           </w:tcPr>
@@ -1240,11 +1358,11 @@
         </w:tc>
         <w:tc>
           <w:tcPr>
-            <w:tcW w:type="dxa" w:w="2353"/>
+            <w:tcW w:type="dxa" w:w="2185"/>
             <w:tcBorders>
               <w:top w:val="nil"/>
               <w:left w:val="nil"/>
-              <w:bottom w:val="single" w:sz="4" w:color="DDE3EA" w:space="0"/>
+              <w:bottom w:val="single" w:sz="4" w:color="E6EAF0" w:space="0"/>
               <w:right w:val="nil"/>
             </w:tcBorders>
           </w:tcPr>
@@ -1265,11 +1383,11 @@
       <w:tr>
         <w:tc>
           <w:tcPr>
-            <w:tcW w:type="dxa" w:w="1513"/>
+            <w:tcW w:type="dxa" w:w="1457"/>
             <w:tcBorders>
               <w:top w:val="nil"/>
               <w:left w:val="nil"/>
-              <w:bottom w:val="single" w:sz="4" w:color="DDE3EA" w:space="0"/>
+              <w:bottom w:val="single" w:sz="4" w:color="E6EAF0" w:space="0"/>
               <w:right w:val="nil"/>
             </w:tcBorders>
           </w:tcPr>
@@ -1292,7 +1410,7 @@
             <w:tcBorders>
               <w:top w:val="nil"/>
               <w:left w:val="nil"/>
-              <w:bottom w:val="single" w:sz="4" w:color="DDE3EA" w:space="0"/>
+              <w:bottom w:val="single" w:sz="4" w:color="E6EAF0" w:space="0"/>
               <w:right w:val="nil"/>
             </w:tcBorders>
           </w:tcPr>
@@ -1311,11 +1429,11 @@
         </w:tc>
         <w:tc>
           <w:tcPr>
-            <w:tcW w:type="dxa" w:w="841"/>
+            <w:tcW w:type="dxa" w:w="1065"/>
             <w:tcBorders>
               <w:top w:val="nil"/>
               <w:left w:val="nil"/>
-              <w:bottom w:val="single" w:sz="4" w:color="DDE3EA" w:space="0"/>
+              <w:bottom w:val="single" w:sz="4" w:color="E6EAF0" w:space="0"/>
               <w:right w:val="nil"/>
             </w:tcBorders>
           </w:tcPr>
@@ -1339,7 +1457,7 @@
             <w:tcBorders>
               <w:top w:val="nil"/>
               <w:left w:val="nil"/>
-              <w:bottom w:val="single" w:sz="4" w:color="DDE3EA" w:space="0"/>
+              <w:bottom w:val="single" w:sz="4" w:color="E6EAF0" w:space="0"/>
               <w:right w:val="nil"/>
             </w:tcBorders>
           </w:tcPr>
@@ -1362,7 +1480,7 @@
             <w:tcBorders>
               <w:top w:val="nil"/>
               <w:left w:val="nil"/>
-              <w:bottom w:val="single" w:sz="4" w:color="DDE3EA" w:space="0"/>
+              <w:bottom w:val="single" w:sz="4" w:color="E6EAF0" w:space="0"/>
               <w:right w:val="nil"/>
             </w:tcBorders>
           </w:tcPr>
@@ -1381,11 +1499,11 @@
         </w:tc>
         <w:tc>
           <w:tcPr>
-            <w:tcW w:type="dxa" w:w="2353"/>
+            <w:tcW w:type="dxa" w:w="2185"/>
             <w:tcBorders>
               <w:top w:val="nil"/>
               <w:left w:val="nil"/>
-              <w:bottom w:val="single" w:sz="4" w:color="DDE3EA" w:space="0"/>
+              <w:bottom w:val="single" w:sz="4" w:color="E6EAF0" w:space="0"/>
               <w:right w:val="nil"/>
             </w:tcBorders>
           </w:tcPr>
@@ -1413,7 +1531,7 @@
       <w:pPr>
         <w:keepNext/>
         <w:pBdr>
-          <w:bottom w:val="single" w:sz="8" w:color="1F4E79" w:space="4"/>
+          <w:bottom w:val="single" w:sz="8" w:color="12355B" w:space="4"/>
         </w:pBdr>
         <w:tabs>
           <w:tab w:pos="482" w:val="left"/>
@@ -1426,13 +1544,13 @@
           <w:color w:val="2A78D6"/>
           <w:sz w:val="18"/>
         </w:rPr>
-        <w:t>03</w:t>
+        <w:t>02</w:t>
         <w:tab/>
       </w:r>
       <w:r>
         <w:rPr>
           <w:b/>
-          <w:color w:val="1F4E79"/>
+          <w:color w:val="12355B"/>
           <w:sz w:val="28"/>
         </w:rPr>
         <w:t>Key ratios</w:t>
@@ -1471,12 +1589,11 @@
           <w:tcPr>
             <w:tcW w:type="dxa" w:w="2864"/>
             <w:tcBorders>
-              <w:top w:val="single" w:sz="12" w:color="1F4E79" w:space="0"/>
+              <w:top w:val="nil"/>
               <w:left w:val="nil"/>
-              <w:bottom w:val="single" w:sz="4" w:color="C9D3DE" w:space="0"/>
+              <w:bottom w:val="single" w:sz="8" w:color="12355B" w:space="0"/>
               <w:right w:val="nil"/>
             </w:tcBorders>
-            <w:shd w:val="clear" w:color="auto" w:fill="EAF1F8"/>
           </w:tcPr>
           <w:p>
             <w:pPr>
@@ -1486,8 +1603,8 @@
               <w:rPr>
                 <w:b/>
                 <w:caps/>
-                <w:color w:val="1F4E79"/>
-                <w:sz w:val="16"/>
+                <w:color w:val="667085"/>
+                <w:sz w:val="14"/>
               </w:rPr>
               <w:t>Metric</w:t>
             </w:r>
@@ -1497,12 +1614,11 @@
           <w:tcPr>
             <w:tcW w:type="dxa" w:w="1157"/>
             <w:tcBorders>
-              <w:top w:val="single" w:sz="12" w:color="1F4E79" w:space="0"/>
+              <w:top w:val="nil"/>
               <w:left w:val="nil"/>
-              <w:bottom w:val="single" w:sz="4" w:color="C9D3DE" w:space="0"/>
+              <w:bottom w:val="single" w:sz="8" w:color="12355B" w:space="0"/>
               <w:right w:val="nil"/>
             </w:tcBorders>
-            <w:shd w:val="clear" w:color="auto" w:fill="EAF1F8"/>
           </w:tcPr>
           <w:p>
             <w:pPr>
@@ -1513,8 +1629,8 @@
               <w:rPr>
                 <w:b/>
                 <w:caps/>
-                <w:color w:val="1F4E79"/>
-                <w:sz w:val="16"/>
+                <w:color w:val="667085"/>
+                <w:sz w:val="14"/>
               </w:rPr>
               <w:t>FY2024</w:t>
             </w:r>
@@ -1524,12 +1640,11 @@
           <w:tcPr>
             <w:tcW w:type="dxa" w:w="1157"/>
             <w:tcBorders>
-              <w:top w:val="single" w:sz="12" w:color="1F4E79" w:space="0"/>
+              <w:top w:val="nil"/>
               <w:left w:val="nil"/>
-              <w:bottom w:val="single" w:sz="4" w:color="C9D3DE" w:space="0"/>
+              <w:bottom w:val="single" w:sz="8" w:color="12355B" w:space="0"/>
               <w:right w:val="nil"/>
             </w:tcBorders>
-            <w:shd w:val="clear" w:color="auto" w:fill="EAF1F8"/>
           </w:tcPr>
           <w:p>
             <w:pPr>
@@ -1540,8 +1655,8 @@
               <w:rPr>
                 <w:b/>
                 <w:caps/>
-                <w:color w:val="1F4E79"/>
-                <w:sz w:val="16"/>
+                <w:color w:val="667085"/>
+                <w:sz w:val="14"/>
               </w:rPr>
               <w:t>FY2025</w:t>
             </w:r>
@@ -1551,12 +1666,11 @@
           <w:tcPr>
             <w:tcW w:type="dxa" w:w="1157"/>
             <w:tcBorders>
-              <w:top w:val="single" w:sz="12" w:color="1F4E79" w:space="0"/>
+              <w:top w:val="nil"/>
               <w:left w:val="nil"/>
-              <w:bottom w:val="single" w:sz="4" w:color="C9D3DE" w:space="0"/>
+              <w:bottom w:val="single" w:sz="8" w:color="12355B" w:space="0"/>
               <w:right w:val="nil"/>
             </w:tcBorders>
-            <w:shd w:val="clear" w:color="auto" w:fill="EAF1F8"/>
           </w:tcPr>
           <w:p>
             <w:pPr>
@@ -1567,8 +1681,8 @@
               <w:rPr>
                 <w:b/>
                 <w:caps/>
-                <w:color w:val="1F4E79"/>
-                <w:sz w:val="16"/>
+                <w:color w:val="667085"/>
+                <w:sz w:val="14"/>
               </w:rPr>
               <w:t>6M2025</w:t>
             </w:r>
@@ -1578,12 +1692,11 @@
           <w:tcPr>
             <w:tcW w:type="dxa" w:w="1157"/>
             <w:tcBorders>
-              <w:top w:val="single" w:sz="12" w:color="1F4E79" w:space="0"/>
+              <w:top w:val="nil"/>
               <w:left w:val="nil"/>
-              <w:bottom w:val="single" w:sz="4" w:color="C9D3DE" w:space="0"/>
+              <w:bottom w:val="single" w:sz="8" w:color="12355B" w:space="0"/>
               <w:right w:val="nil"/>
             </w:tcBorders>
-            <w:shd w:val="clear" w:color="auto" w:fill="EAF1F8"/>
           </w:tcPr>
           <w:p>
             <w:pPr>
@@ -1594,8 +1707,8 @@
               <w:rPr>
                 <w:b/>
                 <w:caps/>
-                <w:color w:val="1F4E79"/>
-                <w:sz w:val="16"/>
+                <w:color w:val="667085"/>
+                <w:sz w:val="14"/>
               </w:rPr>
               <w:t>6M2026</w:t>
             </w:r>
@@ -1605,12 +1718,11 @@
           <w:tcPr>
             <w:tcW w:type="dxa" w:w="2148"/>
             <w:tcBorders>
-              <w:top w:val="single" w:sz="12" w:color="1F4E79" w:space="0"/>
+              <w:top w:val="nil"/>
               <w:left w:val="nil"/>
-              <w:bottom w:val="single" w:sz="4" w:color="C9D3DE" w:space="0"/>
+              <w:bottom w:val="single" w:sz="8" w:color="12355B" w:space="0"/>
               <w:right w:val="nil"/>
             </w:tcBorders>
-            <w:shd w:val="clear" w:color="auto" w:fill="EAF1F8"/>
           </w:tcPr>
           <w:p>
             <w:pPr>
@@ -1621,8 +1733,8 @@
               <w:rPr>
                 <w:b/>
                 <w:caps/>
-                <w:color w:val="1F4E79"/>
-                <w:sz w:val="16"/>
+                <w:color w:val="667085"/>
+                <w:sz w:val="14"/>
               </w:rPr>
               <w:t>Change</w:t>
             </w:r>
@@ -1636,7 +1748,7 @@
             <w:tcBorders>
               <w:top w:val="nil"/>
               <w:left w:val="nil"/>
-              <w:bottom w:val="single" w:sz="4" w:color="DDE3EA" w:space="0"/>
+              <w:bottom w:val="single" w:sz="4" w:color="E6EAF0" w:space="0"/>
               <w:right w:val="nil"/>
             </w:tcBorders>
           </w:tcPr>
@@ -1686,7 +1798,7 @@
             <w:tcBorders>
               <w:top w:val="nil"/>
               <w:left w:val="nil"/>
-              <w:bottom w:val="single" w:sz="4" w:color="DDE3EA" w:space="0"/>
+              <w:bottom w:val="single" w:sz="4" w:color="E6EAF0" w:space="0"/>
               <w:right w:val="nil"/>
             </w:tcBorders>
           </w:tcPr>
@@ -1710,7 +1822,7 @@
             <w:tcBorders>
               <w:top w:val="nil"/>
               <w:left w:val="nil"/>
-              <w:bottom w:val="single" w:sz="4" w:color="DDE3EA" w:space="0"/>
+              <w:bottom w:val="single" w:sz="4" w:color="E6EAF0" w:space="0"/>
               <w:right w:val="nil"/>
             </w:tcBorders>
           </w:tcPr>
@@ -1734,7 +1846,7 @@
             <w:tcBorders>
               <w:top w:val="nil"/>
               <w:left w:val="nil"/>
-              <w:bottom w:val="single" w:sz="4" w:color="DDE3EA" w:space="0"/>
+              <w:bottom w:val="single" w:sz="4" w:color="E6EAF0" w:space="0"/>
               <w:right w:val="nil"/>
             </w:tcBorders>
           </w:tcPr>
@@ -1758,7 +1870,7 @@
             <w:tcBorders>
               <w:top w:val="nil"/>
               <w:left w:val="nil"/>
-              <w:bottom w:val="single" w:sz="4" w:color="DDE3EA" w:space="0"/>
+              <w:bottom w:val="single" w:sz="4" w:color="E6EAF0" w:space="0"/>
               <w:right w:val="nil"/>
             </w:tcBorders>
           </w:tcPr>
@@ -1782,7 +1894,7 @@
             <w:tcBorders>
               <w:top w:val="nil"/>
               <w:left w:val="nil"/>
-              <w:bottom w:val="single" w:sz="4" w:color="DDE3EA" w:space="0"/>
+              <w:bottom w:val="single" w:sz="4" w:color="E6EAF0" w:space="0"/>
               <w:right w:val="nil"/>
             </w:tcBorders>
           </w:tcPr>
@@ -1809,7 +1921,7 @@
             <w:tcBorders>
               <w:top w:val="nil"/>
               <w:left w:val="nil"/>
-              <w:bottom w:val="single" w:sz="4" w:color="DDE3EA" w:space="0"/>
+              <w:bottom w:val="single" w:sz="4" w:color="E6EAF0" w:space="0"/>
               <w:right w:val="nil"/>
             </w:tcBorders>
           </w:tcPr>
@@ -1876,7 +1988,7 @@
             <w:tcBorders>
               <w:top w:val="nil"/>
               <w:left w:val="nil"/>
-              <w:bottom w:val="single" w:sz="4" w:color="DDE3EA" w:space="0"/>
+              <w:bottom w:val="single" w:sz="4" w:color="E6EAF0" w:space="0"/>
               <w:right w:val="nil"/>
             </w:tcBorders>
           </w:tcPr>
@@ -1900,7 +2012,7 @@
             <w:tcBorders>
               <w:top w:val="nil"/>
               <w:left w:val="nil"/>
-              <w:bottom w:val="single" w:sz="4" w:color="DDE3EA" w:space="0"/>
+              <w:bottom w:val="single" w:sz="4" w:color="E6EAF0" w:space="0"/>
               <w:right w:val="nil"/>
             </w:tcBorders>
           </w:tcPr>
@@ -1924,7 +2036,7 @@
             <w:tcBorders>
               <w:top w:val="nil"/>
               <w:left w:val="nil"/>
-              <w:bottom w:val="single" w:sz="4" w:color="DDE3EA" w:space="0"/>
+              <w:bottom w:val="single" w:sz="4" w:color="E6EAF0" w:space="0"/>
               <w:right w:val="nil"/>
             </w:tcBorders>
           </w:tcPr>
@@ -1948,7 +2060,7 @@
             <w:tcBorders>
               <w:top w:val="nil"/>
               <w:left w:val="nil"/>
-              <w:bottom w:val="single" w:sz="4" w:color="DDE3EA" w:space="0"/>
+              <w:bottom w:val="single" w:sz="4" w:color="E6EAF0" w:space="0"/>
               <w:right w:val="nil"/>
             </w:tcBorders>
           </w:tcPr>
@@ -1972,7 +2084,7 @@
             <w:tcBorders>
               <w:top w:val="nil"/>
               <w:left w:val="nil"/>
-              <w:bottom w:val="single" w:sz="4" w:color="DDE3EA" w:space="0"/>
+              <w:bottom w:val="single" w:sz="4" w:color="E6EAF0" w:space="0"/>
               <w:right w:val="nil"/>
             </w:tcBorders>
           </w:tcPr>
@@ -1999,7 +2111,7 @@
             <w:tcBorders>
               <w:top w:val="nil"/>
               <w:left w:val="nil"/>
-              <w:bottom w:val="single" w:sz="4" w:color="DDE3EA" w:space="0"/>
+              <w:bottom w:val="single" w:sz="4" w:color="E6EAF0" w:space="0"/>
               <w:right w:val="nil"/>
             </w:tcBorders>
           </w:tcPr>
@@ -2066,7 +2178,7 @@
             <w:tcBorders>
               <w:top w:val="nil"/>
               <w:left w:val="nil"/>
-              <w:bottom w:val="single" w:sz="4" w:color="DDE3EA" w:space="0"/>
+              <w:bottom w:val="single" w:sz="4" w:color="E6EAF0" w:space="0"/>
               <w:right w:val="nil"/>
             </w:tcBorders>
           </w:tcPr>
@@ -2090,7 +2202,7 @@
             <w:tcBorders>
               <w:top w:val="nil"/>
               <w:left w:val="nil"/>
-              <w:bottom w:val="single" w:sz="4" w:color="DDE3EA" w:space="0"/>
+              <w:bottom w:val="single" w:sz="4" w:color="E6EAF0" w:space="0"/>
               <w:right w:val="nil"/>
             </w:tcBorders>
           </w:tcPr>
@@ -2114,7 +2226,7 @@
             <w:tcBorders>
               <w:top w:val="nil"/>
               <w:left w:val="nil"/>
-              <w:bottom w:val="single" w:sz="4" w:color="DDE3EA" w:space="0"/>
+              <w:bottom w:val="single" w:sz="4" w:color="E6EAF0" w:space="0"/>
               <w:right w:val="nil"/>
             </w:tcBorders>
           </w:tcPr>
@@ -2138,7 +2250,7 @@
             <w:tcBorders>
               <w:top w:val="nil"/>
               <w:left w:val="nil"/>
-              <w:bottom w:val="single" w:sz="4" w:color="DDE3EA" w:space="0"/>
+              <w:bottom w:val="single" w:sz="4" w:color="E6EAF0" w:space="0"/>
               <w:right w:val="nil"/>
             </w:tcBorders>
           </w:tcPr>
@@ -2162,7 +2274,7 @@
             <w:tcBorders>
               <w:top w:val="nil"/>
               <w:left w:val="nil"/>
-              <w:bottom w:val="single" w:sz="4" w:color="DDE3EA" w:space="0"/>
+              <w:bottom w:val="single" w:sz="4" w:color="E6EAF0" w:space="0"/>
               <w:right w:val="nil"/>
             </w:tcBorders>
           </w:tcPr>
@@ -2189,7 +2301,7 @@
             <w:tcBorders>
               <w:top w:val="nil"/>
               <w:left w:val="nil"/>
-              <w:bottom w:val="single" w:sz="4" w:color="DDE3EA" w:space="0"/>
+              <w:bottom w:val="single" w:sz="4" w:color="E6EAF0" w:space="0"/>
               <w:right w:val="nil"/>
             </w:tcBorders>
           </w:tcPr>
@@ -2256,7 +2368,7 @@
             <w:tcBorders>
               <w:top w:val="nil"/>
               <w:left w:val="nil"/>
-              <w:bottom w:val="single" w:sz="4" w:color="DDE3EA" w:space="0"/>
+              <w:bottom w:val="single" w:sz="4" w:color="E6EAF0" w:space="0"/>
               <w:right w:val="nil"/>
             </w:tcBorders>
           </w:tcPr>
@@ -2280,7 +2392,7 @@
             <w:tcBorders>
               <w:top w:val="nil"/>
               <w:left w:val="nil"/>
-              <w:bottom w:val="single" w:sz="4" w:color="DDE3EA" w:space="0"/>
+              <w:bottom w:val="single" w:sz="4" w:color="E6EAF0" w:space="0"/>
               <w:right w:val="nil"/>
             </w:tcBorders>
           </w:tcPr>
@@ -2304,7 +2416,7 @@
             <w:tcBorders>
               <w:top w:val="nil"/>
               <w:left w:val="nil"/>
-              <w:bottom w:val="single" w:sz="4" w:color="DDE3EA" w:space="0"/>
+              <w:bottom w:val="single" w:sz="4" w:color="E6EAF0" w:space="0"/>
               <w:right w:val="nil"/>
             </w:tcBorders>
           </w:tcPr>
@@ -2328,7 +2440,7 @@
             <w:tcBorders>
               <w:top w:val="nil"/>
               <w:left w:val="nil"/>
-              <w:bottom w:val="single" w:sz="4" w:color="DDE3EA" w:space="0"/>
+              <w:bottom w:val="single" w:sz="4" w:color="E6EAF0" w:space="0"/>
               <w:right w:val="nil"/>
             </w:tcBorders>
             <w:shd w:val="clear" w:color="auto" w:fill="FDF1D8"/>
@@ -2353,7 +2465,7 @@
             <w:tcBorders>
               <w:top w:val="nil"/>
               <w:left w:val="nil"/>
-              <w:bottom w:val="single" w:sz="4" w:color="DDE3EA" w:space="0"/>
+              <w:bottom w:val="single" w:sz="4" w:color="E6EAF0" w:space="0"/>
               <w:right w:val="nil"/>
             </w:tcBorders>
           </w:tcPr>
@@ -2380,7 +2492,7 @@
             <w:tcBorders>
               <w:top w:val="nil"/>
               <w:left w:val="nil"/>
-              <w:bottom w:val="single" w:sz="4" w:color="DDE3EA" w:space="0"/>
+              <w:bottom w:val="single" w:sz="4" w:color="E6EAF0" w:space="0"/>
               <w:right w:val="nil"/>
             </w:tcBorders>
           </w:tcPr>
@@ -2447,7 +2559,7 @@
             <w:tcBorders>
               <w:top w:val="nil"/>
               <w:left w:val="nil"/>
-              <w:bottom w:val="single" w:sz="4" w:color="DDE3EA" w:space="0"/>
+              <w:bottom w:val="single" w:sz="4" w:color="E6EAF0" w:space="0"/>
               <w:right w:val="nil"/>
             </w:tcBorders>
           </w:tcPr>
@@ -2471,7 +2583,7 @@
             <w:tcBorders>
               <w:top w:val="nil"/>
               <w:left w:val="nil"/>
-              <w:bottom w:val="single" w:sz="4" w:color="DDE3EA" w:space="0"/>
+              <w:bottom w:val="single" w:sz="4" w:color="E6EAF0" w:space="0"/>
               <w:right w:val="nil"/>
             </w:tcBorders>
           </w:tcPr>
@@ -2495,7 +2607,7 @@
             <w:tcBorders>
               <w:top w:val="nil"/>
               <w:left w:val="nil"/>
-              <w:bottom w:val="single" w:sz="4" w:color="DDE3EA" w:space="0"/>
+              <w:bottom w:val="single" w:sz="4" w:color="E6EAF0" w:space="0"/>
               <w:right w:val="nil"/>
             </w:tcBorders>
           </w:tcPr>
@@ -2519,7 +2631,7 @@
             <w:tcBorders>
               <w:top w:val="nil"/>
               <w:left w:val="nil"/>
-              <w:bottom w:val="single" w:sz="4" w:color="DDE3EA" w:space="0"/>
+              <w:bottom w:val="single" w:sz="4" w:color="E6EAF0" w:space="0"/>
               <w:right w:val="nil"/>
             </w:tcBorders>
             <w:shd w:val="clear" w:color="auto" w:fill="FDF1D8"/>
@@ -2544,7 +2656,7 @@
             <w:tcBorders>
               <w:top w:val="nil"/>
               <w:left w:val="nil"/>
-              <w:bottom w:val="single" w:sz="4" w:color="DDE3EA" w:space="0"/>
+              <w:bottom w:val="single" w:sz="4" w:color="E6EAF0" w:space="0"/>
               <w:right w:val="nil"/>
             </w:tcBorders>
           </w:tcPr>
@@ -2571,7 +2683,7 @@
             <w:tcBorders>
               <w:top w:val="nil"/>
               <w:left w:val="nil"/>
-              <w:bottom w:val="single" w:sz="4" w:color="DDE3EA" w:space="0"/>
+              <w:bottom w:val="single" w:sz="4" w:color="E6EAF0" w:space="0"/>
               <w:right w:val="nil"/>
             </w:tcBorders>
           </w:tcPr>
@@ -2638,7 +2750,7 @@
             <w:tcBorders>
               <w:top w:val="nil"/>
               <w:left w:val="nil"/>
-              <w:bottom w:val="single" w:sz="4" w:color="DDE3EA" w:space="0"/>
+              <w:bottom w:val="single" w:sz="4" w:color="E6EAF0" w:space="0"/>
               <w:right w:val="nil"/>
             </w:tcBorders>
           </w:tcPr>
@@ -2662,7 +2774,7 @@
             <w:tcBorders>
               <w:top w:val="nil"/>
               <w:left w:val="nil"/>
-              <w:bottom w:val="single" w:sz="4" w:color="DDE3EA" w:space="0"/>
+              <w:bottom w:val="single" w:sz="4" w:color="E6EAF0" w:space="0"/>
               <w:right w:val="nil"/>
             </w:tcBorders>
           </w:tcPr>
@@ -2686,7 +2798,7 @@
             <w:tcBorders>
               <w:top w:val="nil"/>
               <w:left w:val="nil"/>
-              <w:bottom w:val="single" w:sz="4" w:color="DDE3EA" w:space="0"/>
+              <w:bottom w:val="single" w:sz="4" w:color="E6EAF0" w:space="0"/>
               <w:right w:val="nil"/>
             </w:tcBorders>
           </w:tcPr>
@@ -2710,7 +2822,7 @@
             <w:tcBorders>
               <w:top w:val="nil"/>
               <w:left w:val="nil"/>
-              <w:bottom w:val="single" w:sz="4" w:color="DDE3EA" w:space="0"/>
+              <w:bottom w:val="single" w:sz="4" w:color="E6EAF0" w:space="0"/>
               <w:right w:val="nil"/>
             </w:tcBorders>
           </w:tcPr>
@@ -2734,7 +2846,7 @@
             <w:tcBorders>
               <w:top w:val="nil"/>
               <w:left w:val="nil"/>
-              <w:bottom w:val="single" w:sz="4" w:color="DDE3EA" w:space="0"/>
+              <w:bottom w:val="single" w:sz="4" w:color="E6EAF0" w:space="0"/>
               <w:right w:val="nil"/>
             </w:tcBorders>
           </w:tcPr>
@@ -2761,7 +2873,7 @@
             <w:tcBorders>
               <w:top w:val="nil"/>
               <w:left w:val="nil"/>
-              <w:bottom w:val="single" w:sz="4" w:color="DDE3EA" w:space="0"/>
+              <w:bottom w:val="single" w:sz="4" w:color="E6EAF0" w:space="0"/>
               <w:right w:val="nil"/>
             </w:tcBorders>
           </w:tcPr>
@@ -2828,7 +2940,7 @@
             <w:tcBorders>
               <w:top w:val="nil"/>
               <w:left w:val="nil"/>
-              <w:bottom w:val="single" w:sz="4" w:color="DDE3EA" w:space="0"/>
+              <w:bottom w:val="single" w:sz="4" w:color="E6EAF0" w:space="0"/>
               <w:right w:val="nil"/>
             </w:tcBorders>
           </w:tcPr>
@@ -2852,7 +2964,7 @@
             <w:tcBorders>
               <w:top w:val="nil"/>
               <w:left w:val="nil"/>
-              <w:bottom w:val="single" w:sz="4" w:color="DDE3EA" w:space="0"/>
+              <w:bottom w:val="single" w:sz="4" w:color="E6EAF0" w:space="0"/>
               <w:right w:val="nil"/>
             </w:tcBorders>
           </w:tcPr>
@@ -2876,7 +2988,7 @@
             <w:tcBorders>
               <w:top w:val="nil"/>
               <w:left w:val="nil"/>
-              <w:bottom w:val="single" w:sz="4" w:color="DDE3EA" w:space="0"/>
+              <w:bottom w:val="single" w:sz="4" w:color="E6EAF0" w:space="0"/>
               <w:right w:val="nil"/>
             </w:tcBorders>
           </w:tcPr>
@@ -2900,7 +3012,7 @@
             <w:tcBorders>
               <w:top w:val="nil"/>
               <w:left w:val="nil"/>
-              <w:bottom w:val="single" w:sz="4" w:color="DDE3EA" w:space="0"/>
+              <w:bottom w:val="single" w:sz="4" w:color="E6EAF0" w:space="0"/>
               <w:right w:val="nil"/>
             </w:tcBorders>
           </w:tcPr>
@@ -2924,7 +3036,7 @@
             <w:tcBorders>
               <w:top w:val="nil"/>
               <w:left w:val="nil"/>
-              <w:bottom w:val="single" w:sz="4" w:color="DDE3EA" w:space="0"/>
+              <w:bottom w:val="single" w:sz="4" w:color="E6EAF0" w:space="0"/>
               <w:right w:val="nil"/>
             </w:tcBorders>
           </w:tcPr>
@@ -2951,7 +3063,7 @@
             <w:tcBorders>
               <w:top w:val="nil"/>
               <w:left w:val="nil"/>
-              <w:bottom w:val="single" w:sz="4" w:color="DDE3EA" w:space="0"/>
+              <w:bottom w:val="single" w:sz="4" w:color="E6EAF0" w:space="0"/>
               <w:right w:val="nil"/>
             </w:tcBorders>
           </w:tcPr>
@@ -3018,7 +3130,7 @@
             <w:tcBorders>
               <w:top w:val="nil"/>
               <w:left w:val="nil"/>
-              <w:bottom w:val="single" w:sz="4" w:color="DDE3EA" w:space="0"/>
+              <w:bottom w:val="single" w:sz="4" w:color="E6EAF0" w:space="0"/>
               <w:right w:val="nil"/>
             </w:tcBorders>
           </w:tcPr>
@@ -3042,7 +3154,7 @@
             <w:tcBorders>
               <w:top w:val="nil"/>
               <w:left w:val="nil"/>
-              <w:bottom w:val="single" w:sz="4" w:color="DDE3EA" w:space="0"/>
+              <w:bottom w:val="single" w:sz="4" w:color="E6EAF0" w:space="0"/>
               <w:right w:val="nil"/>
             </w:tcBorders>
           </w:tcPr>
@@ -3066,7 +3178,7 @@
             <w:tcBorders>
               <w:top w:val="nil"/>
               <w:left w:val="nil"/>
-              <w:bottom w:val="single" w:sz="4" w:color="DDE3EA" w:space="0"/>
+              <w:bottom w:val="single" w:sz="4" w:color="E6EAF0" w:space="0"/>
               <w:right w:val="nil"/>
             </w:tcBorders>
           </w:tcPr>
@@ -3090,7 +3202,7 @@
             <w:tcBorders>
               <w:top w:val="nil"/>
               <w:left w:val="nil"/>
-              <w:bottom w:val="single" w:sz="4" w:color="DDE3EA" w:space="0"/>
+              <w:bottom w:val="single" w:sz="4" w:color="E6EAF0" w:space="0"/>
               <w:right w:val="nil"/>
             </w:tcBorders>
           </w:tcPr>
@@ -3114,7 +3226,7 @@
             <w:tcBorders>
               <w:top w:val="nil"/>
               <w:left w:val="nil"/>
-              <w:bottom w:val="single" w:sz="4" w:color="DDE3EA" w:space="0"/>
+              <w:bottom w:val="single" w:sz="4" w:color="E6EAF0" w:space="0"/>
               <w:right w:val="nil"/>
             </w:tcBorders>
           </w:tcPr>
@@ -3141,7 +3253,7 @@
             <w:tcBorders>
               <w:top w:val="nil"/>
               <w:left w:val="nil"/>
-              <w:bottom w:val="single" w:sz="4" w:color="DDE3EA" w:space="0"/>
+              <w:bottom w:val="single" w:sz="4" w:color="E6EAF0" w:space="0"/>
               <w:right w:val="nil"/>
             </w:tcBorders>
           </w:tcPr>
@@ -3191,7 +3303,7 @@
             <w:tcBorders>
               <w:top w:val="nil"/>
               <w:left w:val="nil"/>
-              <w:bottom w:val="single" w:sz="4" w:color="DDE3EA" w:space="0"/>
+              <w:bottom w:val="single" w:sz="4" w:color="E6EAF0" w:space="0"/>
               <w:right w:val="nil"/>
             </w:tcBorders>
           </w:tcPr>
@@ -3215,7 +3327,7 @@
             <w:tcBorders>
               <w:top w:val="nil"/>
               <w:left w:val="nil"/>
-              <w:bottom w:val="single" w:sz="4" w:color="DDE3EA" w:space="0"/>
+              <w:bottom w:val="single" w:sz="4" w:color="E6EAF0" w:space="0"/>
               <w:right w:val="nil"/>
             </w:tcBorders>
           </w:tcPr>
@@ -3239,7 +3351,7 @@
             <w:tcBorders>
               <w:top w:val="nil"/>
               <w:left w:val="nil"/>
-              <w:bottom w:val="single" w:sz="4" w:color="DDE3EA" w:space="0"/>
+              <w:bottom w:val="single" w:sz="4" w:color="E6EAF0" w:space="0"/>
               <w:right w:val="nil"/>
             </w:tcBorders>
           </w:tcPr>
@@ -3263,7 +3375,7 @@
             <w:tcBorders>
               <w:top w:val="nil"/>
               <w:left w:val="nil"/>
-              <w:bottom w:val="single" w:sz="4" w:color="DDE3EA" w:space="0"/>
+              <w:bottom w:val="single" w:sz="4" w:color="E6EAF0" w:space="0"/>
               <w:right w:val="nil"/>
             </w:tcBorders>
           </w:tcPr>
@@ -3287,7 +3399,7 @@
             <w:tcBorders>
               <w:top w:val="nil"/>
               <w:left w:val="nil"/>
-              <w:bottom w:val="single" w:sz="4" w:color="DDE3EA" w:space="0"/>
+              <w:bottom w:val="single" w:sz="4" w:color="E6EAF0" w:space="0"/>
               <w:right w:val="nil"/>
             </w:tcBorders>
           </w:tcPr>
@@ -3314,7 +3426,7 @@
             <w:tcBorders>
               <w:top w:val="nil"/>
               <w:left w:val="nil"/>
-              <w:bottom w:val="single" w:sz="4" w:color="DDE3EA" w:space="0"/>
+              <w:bottom w:val="single" w:sz="4" w:color="E6EAF0" w:space="0"/>
               <w:right w:val="nil"/>
             </w:tcBorders>
           </w:tcPr>
@@ -3347,7 +3459,7 @@
             <w:tcBorders>
               <w:top w:val="nil"/>
               <w:left w:val="nil"/>
-              <w:bottom w:val="single" w:sz="4" w:color="DDE3EA" w:space="0"/>
+              <w:bottom w:val="single" w:sz="4" w:color="E6EAF0" w:space="0"/>
               <w:right w:val="nil"/>
             </w:tcBorders>
           </w:tcPr>
@@ -3371,7 +3483,7 @@
             <w:tcBorders>
               <w:top w:val="nil"/>
               <w:left w:val="nil"/>
-              <w:bottom w:val="single" w:sz="4" w:color="DDE3EA" w:space="0"/>
+              <w:bottom w:val="single" w:sz="4" w:color="E6EAF0" w:space="0"/>
               <w:right w:val="nil"/>
             </w:tcBorders>
           </w:tcPr>
@@ -3395,7 +3507,7 @@
             <w:tcBorders>
               <w:top w:val="nil"/>
               <w:left w:val="nil"/>
-              <w:bottom w:val="single" w:sz="4" w:color="DDE3EA" w:space="0"/>
+              <w:bottom w:val="single" w:sz="4" w:color="E6EAF0" w:space="0"/>
               <w:right w:val="nil"/>
             </w:tcBorders>
           </w:tcPr>
@@ -3419,7 +3531,7 @@
             <w:tcBorders>
               <w:top w:val="nil"/>
               <w:left w:val="nil"/>
-              <w:bottom w:val="single" w:sz="4" w:color="DDE3EA" w:space="0"/>
+              <w:bottom w:val="single" w:sz="4" w:color="E6EAF0" w:space="0"/>
               <w:right w:val="nil"/>
             </w:tcBorders>
             <w:shd w:val="clear" w:color="auto" w:fill="FDF1D8"/>
@@ -3444,7 +3556,7 @@
             <w:tcBorders>
               <w:top w:val="nil"/>
               <w:left w:val="nil"/>
-              <w:bottom w:val="single" w:sz="4" w:color="DDE3EA" w:space="0"/>
+              <w:bottom w:val="single" w:sz="4" w:color="E6EAF0" w:space="0"/>
               <w:right w:val="nil"/>
             </w:tcBorders>
           </w:tcPr>
@@ -3471,7 +3583,7 @@
             <w:tcBorders>
               <w:top w:val="nil"/>
               <w:left w:val="nil"/>
-              <w:bottom w:val="single" w:sz="4" w:color="DDE3EA" w:space="0"/>
+              <w:bottom w:val="single" w:sz="4" w:color="E6EAF0" w:space="0"/>
               <w:right w:val="nil"/>
             </w:tcBorders>
           </w:tcPr>
@@ -3504,7 +3616,7 @@
             <w:tcBorders>
               <w:top w:val="nil"/>
               <w:left w:val="nil"/>
-              <w:bottom w:val="single" w:sz="4" w:color="DDE3EA" w:space="0"/>
+              <w:bottom w:val="single" w:sz="4" w:color="E6EAF0" w:space="0"/>
               <w:right w:val="nil"/>
             </w:tcBorders>
           </w:tcPr>
@@ -3528,7 +3640,7 @@
             <w:tcBorders>
               <w:top w:val="nil"/>
               <w:left w:val="nil"/>
-              <w:bottom w:val="single" w:sz="4" w:color="DDE3EA" w:space="0"/>
+              <w:bottom w:val="single" w:sz="4" w:color="E6EAF0" w:space="0"/>
               <w:right w:val="nil"/>
             </w:tcBorders>
           </w:tcPr>
@@ -3552,7 +3664,7 @@
             <w:tcBorders>
               <w:top w:val="nil"/>
               <w:left w:val="nil"/>
-              <w:bottom w:val="single" w:sz="4" w:color="DDE3EA" w:space="0"/>
+              <w:bottom w:val="single" w:sz="4" w:color="E6EAF0" w:space="0"/>
               <w:right w:val="nil"/>
             </w:tcBorders>
           </w:tcPr>
@@ -3576,7 +3688,7 @@
             <w:tcBorders>
               <w:top w:val="nil"/>
               <w:left w:val="nil"/>
-              <w:bottom w:val="single" w:sz="4" w:color="DDE3EA" w:space="0"/>
+              <w:bottom w:val="single" w:sz="4" w:color="E6EAF0" w:space="0"/>
               <w:right w:val="nil"/>
             </w:tcBorders>
             <w:shd w:val="clear" w:color="auto" w:fill="E3F3E8"/>
@@ -3601,7 +3713,7 @@
             <w:tcBorders>
               <w:top w:val="nil"/>
               <w:left w:val="nil"/>
-              <w:bottom w:val="single" w:sz="4" w:color="DDE3EA" w:space="0"/>
+              <w:bottom w:val="single" w:sz="4" w:color="E6EAF0" w:space="0"/>
               <w:right w:val="nil"/>
             </w:tcBorders>
           </w:tcPr>
@@ -3628,7 +3740,7 @@
             <w:tcBorders>
               <w:top w:val="nil"/>
               <w:left w:val="nil"/>
-              <w:bottom w:val="single" w:sz="4" w:color="DDE3EA" w:space="0"/>
+              <w:bottom w:val="single" w:sz="4" w:color="E6EAF0" w:space="0"/>
               <w:right w:val="nil"/>
             </w:tcBorders>
           </w:tcPr>
@@ -3661,7 +3773,7 @@
             <w:tcBorders>
               <w:top w:val="nil"/>
               <w:left w:val="nil"/>
-              <w:bottom w:val="single" w:sz="4" w:color="DDE3EA" w:space="0"/>
+              <w:bottom w:val="single" w:sz="4" w:color="E6EAF0" w:space="0"/>
               <w:right w:val="nil"/>
             </w:tcBorders>
           </w:tcPr>
@@ -3685,7 +3797,7 @@
             <w:tcBorders>
               <w:top w:val="nil"/>
               <w:left w:val="nil"/>
-              <w:bottom w:val="single" w:sz="4" w:color="DDE3EA" w:space="0"/>
+              <w:bottom w:val="single" w:sz="4" w:color="E6EAF0" w:space="0"/>
               <w:right w:val="nil"/>
             </w:tcBorders>
           </w:tcPr>
@@ -3709,7 +3821,7 @@
             <w:tcBorders>
               <w:top w:val="nil"/>
               <w:left w:val="nil"/>
-              <w:bottom w:val="single" w:sz="4" w:color="DDE3EA" w:space="0"/>
+              <w:bottom w:val="single" w:sz="4" w:color="E6EAF0" w:space="0"/>
               <w:right w:val="nil"/>
             </w:tcBorders>
           </w:tcPr>
@@ -3733,7 +3845,7 @@
             <w:tcBorders>
               <w:top w:val="nil"/>
               <w:left w:val="nil"/>
-              <w:bottom w:val="single" w:sz="4" w:color="DDE3EA" w:space="0"/>
+              <w:bottom w:val="single" w:sz="4" w:color="E6EAF0" w:space="0"/>
               <w:right w:val="nil"/>
             </w:tcBorders>
             <w:shd w:val="clear" w:color="auto" w:fill="E3F3E8"/>
@@ -3758,7 +3870,7 @@
             <w:tcBorders>
               <w:top w:val="nil"/>
               <w:left w:val="nil"/>
-              <w:bottom w:val="single" w:sz="4" w:color="DDE3EA" w:space="0"/>
+              <w:bottom w:val="single" w:sz="4" w:color="E6EAF0" w:space="0"/>
               <w:right w:val="nil"/>
             </w:tcBorders>
           </w:tcPr>
@@ -3785,7 +3897,7 @@
             <w:tcBorders>
               <w:top w:val="nil"/>
               <w:left w:val="nil"/>
-              <w:bottom w:val="single" w:sz="4" w:color="DDE3EA" w:space="0"/>
+              <w:bottom w:val="single" w:sz="4" w:color="E6EAF0" w:space="0"/>
               <w:right w:val="nil"/>
             </w:tcBorders>
           </w:tcPr>
@@ -3818,7 +3930,7 @@
             <w:tcBorders>
               <w:top w:val="nil"/>
               <w:left w:val="nil"/>
-              <w:bottom w:val="single" w:sz="4" w:color="DDE3EA" w:space="0"/>
+              <w:bottom w:val="single" w:sz="4" w:color="E6EAF0" w:space="0"/>
               <w:right w:val="nil"/>
             </w:tcBorders>
           </w:tcPr>
@@ -3842,7 +3954,7 @@
             <w:tcBorders>
               <w:top w:val="nil"/>
               <w:left w:val="nil"/>
-              <w:bottom w:val="single" w:sz="4" w:color="DDE3EA" w:space="0"/>
+              <w:bottom w:val="single" w:sz="4" w:color="E6EAF0" w:space="0"/>
               <w:right w:val="nil"/>
             </w:tcBorders>
           </w:tcPr>
@@ -3866,7 +3978,7 @@
             <w:tcBorders>
               <w:top w:val="nil"/>
               <w:left w:val="nil"/>
-              <w:bottom w:val="single" w:sz="4" w:color="DDE3EA" w:space="0"/>
+              <w:bottom w:val="single" w:sz="4" w:color="E6EAF0" w:space="0"/>
               <w:right w:val="nil"/>
             </w:tcBorders>
           </w:tcPr>
@@ -3890,7 +4002,7 @@
             <w:tcBorders>
               <w:top w:val="nil"/>
               <w:left w:val="nil"/>
-              <w:bottom w:val="single" w:sz="4" w:color="DDE3EA" w:space="0"/>
+              <w:bottom w:val="single" w:sz="4" w:color="E6EAF0" w:space="0"/>
               <w:right w:val="nil"/>
             </w:tcBorders>
             <w:shd w:val="clear" w:color="auto" w:fill="E3F3E8"/>
@@ -3915,7 +4027,7 @@
             <w:tcBorders>
               <w:top w:val="nil"/>
               <w:left w:val="nil"/>
-              <w:bottom w:val="single" w:sz="4" w:color="DDE3EA" w:space="0"/>
+              <w:bottom w:val="single" w:sz="4" w:color="E6EAF0" w:space="0"/>
               <w:right w:val="nil"/>
             </w:tcBorders>
           </w:tcPr>
@@ -3942,7 +4054,7 @@
             <w:tcBorders>
               <w:top w:val="nil"/>
               <w:left w:val="nil"/>
-              <w:bottom w:val="single" w:sz="4" w:color="DDE3EA" w:space="0"/>
+              <w:bottom w:val="single" w:sz="4" w:color="E6EAF0" w:space="0"/>
               <w:right w:val="nil"/>
             </w:tcBorders>
           </w:tcPr>
@@ -3975,7 +4087,7 @@
             <w:tcBorders>
               <w:top w:val="nil"/>
               <w:left w:val="nil"/>
-              <w:bottom w:val="single" w:sz="4" w:color="DDE3EA" w:space="0"/>
+              <w:bottom w:val="single" w:sz="4" w:color="E6EAF0" w:space="0"/>
               <w:right w:val="nil"/>
             </w:tcBorders>
           </w:tcPr>
@@ -3999,7 +4111,7 @@
             <w:tcBorders>
               <w:top w:val="nil"/>
               <w:left w:val="nil"/>
-              <w:bottom w:val="single" w:sz="4" w:color="DDE3EA" w:space="0"/>
+              <w:bottom w:val="single" w:sz="4" w:color="E6EAF0" w:space="0"/>
               <w:right w:val="nil"/>
             </w:tcBorders>
           </w:tcPr>
@@ -4023,7 +4135,7 @@
             <w:tcBorders>
               <w:top w:val="nil"/>
               <w:left w:val="nil"/>
-              <w:bottom w:val="single" w:sz="4" w:color="DDE3EA" w:space="0"/>
+              <w:bottom w:val="single" w:sz="4" w:color="E6EAF0" w:space="0"/>
               <w:right w:val="nil"/>
             </w:tcBorders>
           </w:tcPr>
@@ -4047,7 +4159,7 @@
             <w:tcBorders>
               <w:top w:val="nil"/>
               <w:left w:val="nil"/>
-              <w:bottom w:val="single" w:sz="4" w:color="DDE3EA" w:space="0"/>
+              <w:bottom w:val="single" w:sz="4" w:color="E6EAF0" w:space="0"/>
               <w:right w:val="nil"/>
             </w:tcBorders>
             <w:shd w:val="clear" w:color="auto" w:fill="FDF1D8"/>
@@ -4072,7 +4184,7 @@
             <w:tcBorders>
               <w:top w:val="nil"/>
               <w:left w:val="nil"/>
-              <w:bottom w:val="single" w:sz="4" w:color="DDE3EA" w:space="0"/>
+              <w:bottom w:val="single" w:sz="4" w:color="E6EAF0" w:space="0"/>
               <w:right w:val="nil"/>
             </w:tcBorders>
           </w:tcPr>
@@ -4105,7 +4217,7 @@
       <w:r>
         <w:rPr>
           <w:b w:val="0"/>
-          <w:color w:val="5F6B7A"/>
+          <w:color w:val="667085"/>
           <w:sz w:val="16"/>
         </w:rPr>
         <w:t>Colours: green change – the metric is improving, red – worsening. Latest-period cell background: green – good level, amber – average, red – weak (tool benchmarks, config/metric_rules.yaml).</w:t>
@@ -4118,7 +4230,7 @@
       <w:r>
         <w:rPr>
           <w:b w:val="0"/>
-          <w:color w:val="5F6B7A"/>
+          <w:color w:val="667085"/>
           <w:sz w:val="16"/>
         </w:rPr>
         <w:t>* – taken from the report summary;  ᶜ – calculated by the tool. Small numbers next to text link to the source (opens the document at the cited page).</w:t>
@@ -4164,7 +4276,7 @@
       <w:pPr>
         <w:keepNext/>
         <w:pBdr>
-          <w:bottom w:val="single" w:sz="8" w:color="1F4E79" w:space="4"/>
+          <w:bottom w:val="single" w:sz="8" w:color="12355B" w:space="4"/>
         </w:pBdr>
         <w:tabs>
           <w:tab w:pos="482" w:val="left"/>
@@ -4177,13 +4289,13 @@
           <w:color w:val="2A78D6"/>
           <w:sz w:val="18"/>
         </w:rPr>
-        <w:t>04</w:t>
+        <w:t>03</w:t>
         <w:tab/>
       </w:r>
       <w:r>
         <w:rPr>
           <w:b/>
-          <w:color w:val="1F4E79"/>
+          <w:color w:val="12355B"/>
           <w:sz w:val="28"/>
         </w:rPr>
         <w:t>Business performance review</w:t>
@@ -4346,7 +4458,7 @@
       <w:pPr>
         <w:keepNext/>
         <w:pBdr>
-          <w:bottom w:val="single" w:sz="8" w:color="1F4E79" w:space="4"/>
+          <w:bottom w:val="single" w:sz="8" w:color="12355B" w:space="4"/>
         </w:pBdr>
         <w:tabs>
           <w:tab w:pos="482" w:val="left"/>
@@ -4359,13 +4471,13 @@
           <w:color w:val="2A78D6"/>
           <w:sz w:val="18"/>
         </w:rPr>
-        <w:t>05</w:t>
+        <w:t>04</w:t>
         <w:tab/>
       </w:r>
       <w:r>
         <w:rPr>
           <w:b/>
-          <w:color w:val="1F4E79"/>
+          <w:color w:val="12355B"/>
           <w:sz w:val="28"/>
         </w:rPr>
         <w:t>Financials</w:t>
@@ -4455,7 +4567,7 @@
       <w:pPr>
         <w:keepNext/>
         <w:pBdr>
-          <w:bottom w:val="single" w:sz="8" w:color="1F4E79" w:space="4"/>
+          <w:bottom w:val="single" w:sz="8" w:color="12355B" w:space="4"/>
         </w:pBdr>
         <w:tabs>
           <w:tab w:pos="482" w:val="left"/>
@@ -4468,13 +4580,13 @@
           <w:color w:val="2A78D6"/>
           <w:sz w:val="18"/>
         </w:rPr>
-        <w:t>06</w:t>
+        <w:t>05</w:t>
         <w:tab/>
       </w:r>
       <w:r>
         <w:rPr>
           <w:b/>
-          <w:color w:val="1F4E79"/>
+          <w:color w:val="12355B"/>
           <w:sz w:val="28"/>
         </w:rPr>
         <w:t>Past plans vs outcomes</w:t>
@@ -4511,12 +4623,11 @@
           <w:tcPr>
             <w:tcW w:type="dxa" w:w="2578"/>
             <w:tcBorders>
-              <w:top w:val="single" w:sz="12" w:color="1F4E79" w:space="0"/>
+              <w:top w:val="nil"/>
               <w:left w:val="nil"/>
-              <w:bottom w:val="single" w:sz="4" w:color="C9D3DE" w:space="0"/>
+              <w:bottom w:val="single" w:sz="8" w:color="12355B" w:space="0"/>
               <w:right w:val="nil"/>
             </w:tcBorders>
-            <w:shd w:val="clear" w:color="auto" w:fill="EAF1F8"/>
           </w:tcPr>
           <w:p>
             <w:pPr>
@@ -4526,8 +4637,8 @@
               <w:rPr>
                 <w:b/>
                 <w:caps/>
-                <w:color w:val="1F4E79"/>
-                <w:sz w:val="16"/>
+                <w:color w:val="667085"/>
+                <w:sz w:val="14"/>
               </w:rPr>
               <w:t>Plan / target</w:t>
             </w:r>
@@ -4537,12 +4648,11 @@
           <w:tcPr>
             <w:tcW w:type="dxa" w:w="2578"/>
             <w:tcBorders>
-              <w:top w:val="single" w:sz="12" w:color="1F4E79" w:space="0"/>
+              <w:top w:val="nil"/>
               <w:left w:val="nil"/>
-              <w:bottom w:val="single" w:sz="4" w:color="C9D3DE" w:space="0"/>
+              <w:bottom w:val="single" w:sz="8" w:color="12355B" w:space="0"/>
               <w:right w:val="nil"/>
             </w:tcBorders>
-            <w:shd w:val="clear" w:color="auto" w:fill="EAF1F8"/>
           </w:tcPr>
           <w:p>
             <w:pPr>
@@ -4552,8 +4662,8 @@
               <w:rPr>
                 <w:b/>
                 <w:caps/>
-                <w:color w:val="1F4E79"/>
-                <w:sz w:val="16"/>
+                <w:color w:val="667085"/>
+                <w:sz w:val="14"/>
               </w:rPr>
               <w:t>Outcome</w:t>
             </w:r>
@@ -4563,12 +4673,11 @@
           <w:tcPr>
             <w:tcW w:type="dxa" w:w="3138"/>
             <w:tcBorders>
-              <w:top w:val="single" w:sz="12" w:color="1F4E79" w:space="0"/>
+              <w:top w:val="nil"/>
               <w:left w:val="nil"/>
-              <w:bottom w:val="single" w:sz="4" w:color="C9D3DE" w:space="0"/>
+              <w:bottom w:val="single" w:sz="8" w:color="12355B" w:space="0"/>
               <w:right w:val="nil"/>
             </w:tcBorders>
-            <w:shd w:val="clear" w:color="auto" w:fill="EAF1F8"/>
           </w:tcPr>
           <w:p>
             <w:pPr>
@@ -4578,8 +4687,8 @@
               <w:rPr>
                 <w:b/>
                 <w:caps/>
-                <w:color w:val="1F4E79"/>
-                <w:sz w:val="16"/>
+                <w:color w:val="667085"/>
+                <w:sz w:val="14"/>
               </w:rPr>
               <w:t>What changed and why</w:t>
             </w:r>
@@ -4589,12 +4698,11 @@
           <w:tcPr>
             <w:tcW w:type="dxa" w:w="1345"/>
             <w:tcBorders>
-              <w:top w:val="single" w:sz="12" w:color="1F4E79" w:space="0"/>
+              <w:top w:val="nil"/>
               <w:left w:val="nil"/>
-              <w:bottom w:val="single" w:sz="4" w:color="C9D3DE" w:space="0"/>
+              <w:bottom w:val="single" w:sz="8" w:color="12355B" w:space="0"/>
               <w:right w:val="nil"/>
             </w:tcBorders>
-            <w:shd w:val="clear" w:color="auto" w:fill="EAF1F8"/>
           </w:tcPr>
           <w:p>
             <w:pPr>
@@ -4604,8 +4712,8 @@
               <w:rPr>
                 <w:b/>
                 <w:caps/>
-                <w:color w:val="1F4E79"/>
-                <w:sz w:val="16"/>
+                <w:color w:val="667085"/>
+                <w:sz w:val="14"/>
               </w:rPr>
               <w:t>Status</w:t>
             </w:r>
@@ -4619,7 +4727,7 @@
             <w:tcBorders>
               <w:top w:val="nil"/>
               <w:left w:val="nil"/>
-              <w:bottom w:val="single" w:sz="4" w:color="DDE3EA" w:space="0"/>
+              <w:bottom w:val="single" w:sz="4" w:color="E6EAF0" w:space="0"/>
               <w:right w:val="nil"/>
             </w:tcBorders>
           </w:tcPr>
@@ -4642,7 +4750,7 @@
             <w:tcBorders>
               <w:top w:val="nil"/>
               <w:left w:val="nil"/>
-              <w:bottom w:val="single" w:sz="4" w:color="DDE3EA" w:space="0"/>
+              <w:bottom w:val="single" w:sz="4" w:color="E6EAF0" w:space="0"/>
               <w:right w:val="nil"/>
             </w:tcBorders>
           </w:tcPr>
@@ -4675,7 +4783,7 @@
             <w:tcBorders>
               <w:top w:val="nil"/>
               <w:left w:val="nil"/>
-              <w:bottom w:val="single" w:sz="4" w:color="DDE3EA" w:space="0"/>
+              <w:bottom w:val="single" w:sz="4" w:color="E6EAF0" w:space="0"/>
               <w:right w:val="nil"/>
             </w:tcBorders>
           </w:tcPr>
@@ -4715,7 +4823,7 @@
             <w:tcBorders>
               <w:top w:val="nil"/>
               <w:left w:val="nil"/>
-              <w:bottom w:val="single" w:sz="4" w:color="DDE3EA" w:space="0"/>
+              <w:bottom w:val="single" w:sz="4" w:color="E6EAF0" w:space="0"/>
               <w:right w:val="nil"/>
             </w:tcBorders>
             <w:shd w:val="clear" w:color="auto" w:fill="EAF1F8"/>
@@ -4741,7 +4849,7 @@
             <w:tcBorders>
               <w:top w:val="nil"/>
               <w:left w:val="nil"/>
-              <w:bottom w:val="single" w:sz="4" w:color="DDE3EA" w:space="0"/>
+              <w:bottom w:val="single" w:sz="4" w:color="E6EAF0" w:space="0"/>
               <w:right w:val="nil"/>
             </w:tcBorders>
           </w:tcPr>
@@ -4764,7 +4872,7 @@
             <w:tcBorders>
               <w:top w:val="nil"/>
               <w:left w:val="nil"/>
-              <w:bottom w:val="single" w:sz="4" w:color="DDE3EA" w:space="0"/>
+              <w:bottom w:val="single" w:sz="4" w:color="E6EAF0" w:space="0"/>
               <w:right w:val="nil"/>
             </w:tcBorders>
           </w:tcPr>
@@ -4797,7 +4905,7 @@
             <w:tcBorders>
               <w:top w:val="nil"/>
               <w:left w:val="nil"/>
-              <w:bottom w:val="single" w:sz="4" w:color="DDE3EA" w:space="0"/>
+              <w:bottom w:val="single" w:sz="4" w:color="E6EAF0" w:space="0"/>
               <w:right w:val="nil"/>
             </w:tcBorders>
           </w:tcPr>
@@ -4837,7 +4945,7 @@
             <w:tcBorders>
               <w:top w:val="nil"/>
               <w:left w:val="nil"/>
-              <w:bottom w:val="single" w:sz="4" w:color="DDE3EA" w:space="0"/>
+              <w:bottom w:val="single" w:sz="4" w:color="E6EAF0" w:space="0"/>
               <w:right w:val="nil"/>
             </w:tcBorders>
             <w:shd w:val="clear" w:color="auto" w:fill="E3F3E8"/>
@@ -4866,7 +4974,7 @@
       <w:pPr>
         <w:keepNext/>
         <w:pBdr>
-          <w:bottom w:val="single" w:sz="8" w:color="1F4E79" w:space="4"/>
+          <w:bottom w:val="single" w:sz="8" w:color="12355B" w:space="4"/>
         </w:pBdr>
         <w:tabs>
           <w:tab w:pos="482" w:val="left"/>
@@ -4879,13 +4987,13 @@
           <w:color w:val="2A78D6"/>
           <w:sz w:val="18"/>
         </w:rPr>
-        <w:t>07</w:t>
+        <w:t>06</w:t>
         <w:tab/>
       </w:r>
       <w:r>
         <w:rPr>
           <w:b/>
-          <w:color w:val="1F4E79"/>
+          <w:color w:val="12355B"/>
           <w:sz w:val="28"/>
         </w:rPr>
         <w:t>Investor information &amp; conclusions</w:t>
@@ -5033,7 +5141,7 @@
       <w:pPr>
         <w:keepNext/>
         <w:pBdr>
-          <w:bottom w:val="single" w:sz="8" w:color="1F4E79" w:space="4"/>
+          <w:bottom w:val="single" w:sz="8" w:color="12355B" w:space="4"/>
         </w:pBdr>
         <w:tabs>
           <w:tab w:pos="482" w:val="left"/>
@@ -5046,16 +5154,16 @@
           <w:color w:val="2A78D6"/>
           <w:sz w:val="18"/>
         </w:rPr>
-        <w:t>08</w:t>
+        <w:t>07</w:t>
         <w:tab/>
       </w:r>
       <w:r>
         <w:rPr>
           <w:b/>
-          <w:color w:val="1F4E79"/>
+          <w:color w:val="12355B"/>
           <w:sz w:val="28"/>
         </w:rPr>
-        <w:t>In the press</w:t>
+        <w:t>Market and environment</w:t>
       </w:r>
     </w:p>
     <w:p>
@@ -5079,13 +5187,13 @@
         <w:rPr>
           <w:b/>
         </w:rPr>
-        <w:t>Early redemption:</w:t>
+        <w:t>Pressure on margins:</w:t>
       </w:r>
       <w:r>
         <w:rPr>
           <w:b w:val="0"/>
         </w:rPr>
-        <w:t xml:space="preserve"> on 2026-09-28 Inbank published a notice of early redemption of bonds (with record and redemption dates); the headline does not name the issue</w:t>
+        <w:t xml:space="preserve"> portfolio yield 10.55% (11.24% a year ago) due to repricing of floating-rate loans and early repayments in Poland; funding cost fell to 3.64% (4.06%)</w:t>
       </w:r>
       <w:hyperlink r:id="rId24">
         <w:r>
@@ -5125,13 +5233,1036 @@
         <w:rPr>
           <w:b/>
         </w:rPr>
-        <w:t>Poland:</w:t>
+        <w:t>Record volumes:</w:t>
       </w:r>
       <w:r>
         <w:rPr>
           <w:b w:val="0"/>
         </w:rPr>
-        <w:t xml:space="preserve"> on 2026-09-30 Inbank published its position on a decision of the Polish consumer protection authority (UOKiK)</w:t>
+        <w:t xml:space="preserve"> originations EUR 221m (+13%), net income EUR 22.0m (+6%); impairments 1.54%, within target as macro conditions remain stable</w:t>
+      </w:r>
+      <w:hyperlink r:id="rId24">
+        <w:r>
+          <w:rPr>
+            <w:color w:val="2A78D6"/>
+            <w:vertAlign w:val="superscript"/>
+            <w:sz w:val="17"/>
+          </w:rPr>
+          <w:t xml:space="preserve">16</w:t>
+        </w:r>
+      </w:hyperlink>
+      <w:r>
+        <w:rPr>
+          <w:b w:val="0"/>
+        </w:rPr>
+        <w:t>.</w:t>
+      </w:r>
+    </w:p>
+    <w:p>
+      <w:pPr>
+        <w:tabs>
+          <w:tab w:pos="255" w:val="left"/>
+        </w:tabs>
+        <w:spacing w:before="0" w:after="80"/>
+        <w:ind w:left="255" w:hanging="255"/>
+      </w:pPr>
+      <w:r>
+        <w:rPr>
+          <w:b/>
+          <w:color w:val="2A78D6"/>
+          <w:sz w:val="20"/>
+        </w:rPr>
+        <w:t>▪</w:t>
+        <w:tab/>
+      </w:r>
+      <w:r>
+        <w:rPr>
+          <w:b/>
+        </w:rPr>
+        <w:t>Outlook:</w:t>
+      </w:r>
+      <w:r>
+        <w:rPr>
+          <w:b w:val="0"/>
+        </w:rPr>
+        <w:t xml:space="preserve"> management sees signs of improving margins; the Greek joint venture with Eurobank is expected to launch in Q1 2027, subject to approvals</w:t>
+      </w:r>
+      <w:hyperlink r:id="rId12">
+        <w:r>
+          <w:rPr>
+            <w:color w:val="2A78D6"/>
+            <w:vertAlign w:val="superscript"/>
+            <w:sz w:val="17"/>
+          </w:rPr>
+          <w:t xml:space="preserve">7</w:t>
+        </w:r>
+      </w:hyperlink>
+      <w:r>
+        <w:rPr>
+          <w:b w:val="0"/>
+        </w:rPr>
+        <w:t>.</w:t>
+      </w:r>
+    </w:p>
+    <w:tbl>
+      <w:tblPr>
+        <w:tblW w:w="9639" w:type="dxa"/>
+        <w:tblBorders>
+          <w:top w:val="nil"/>
+          <w:left w:val="nil"/>
+          <w:bottom w:val="nil"/>
+          <w:right w:val="nil"/>
+          <w:insideH w:val="nil"/>
+          <w:insideV w:val="nil"/>
+        </w:tblBorders>
+        <w:tblLayout w:type="fixed"/>
+        <w:tblCellMar>
+          <w:top w:w="70" w:type="dxa"/>
+          <w:left w:w="100" w:type="dxa"/>
+          <w:bottom w:w="70" w:type="dxa"/>
+          <w:right w:w="100" w:type="dxa"/>
+        </w:tblCellMar>
+        <w:tblLook w:firstColumn="1" w:firstRow="1" w:lastColumn="0" w:lastRow="0" w:noHBand="0" w:noVBand="1" w:val="04A0"/>
+      </w:tblPr>
+      <w:tblGrid>
+        <w:gridCol w:w="3515"/>
+        <w:gridCol w:w="1814"/>
+        <w:gridCol w:w="1360"/>
+        <w:gridCol w:w="1360"/>
+        <w:gridCol w:w="1587"/>
+      </w:tblGrid>
+      <w:tr>
+        <w:tc>
+          <w:tcPr>
+            <w:tcW w:type="dxa" w:w="3515"/>
+            <w:tcBorders>
+              <w:top w:val="nil"/>
+              <w:left w:val="nil"/>
+              <w:bottom w:val="single" w:sz="8" w:color="12355B" w:space="0"/>
+              <w:right w:val="nil"/>
+            </w:tcBorders>
+          </w:tcPr>
+          <w:p>
+            <w:pPr>
+              <w:spacing w:before="0" w:after="0"/>
+            </w:pPr>
+            <w:r>
+              <w:rPr>
+                <w:b/>
+                <w:caps/>
+                <w:color w:val="667085"/>
+                <w:sz w:val="14"/>
+              </w:rPr>
+            </w:r>
+          </w:p>
+        </w:tc>
+        <w:tc>
+          <w:tcPr>
+            <w:tcW w:type="dxa" w:w="1814"/>
+            <w:tcBorders>
+              <w:top w:val="nil"/>
+              <w:left w:val="nil"/>
+              <w:bottom w:val="single" w:sz="8" w:color="12355B" w:space="0"/>
+              <w:right w:val="nil"/>
+            </w:tcBorders>
+          </w:tcPr>
+          <w:p>
+            <w:pPr>
+              <w:spacing w:before="0" w:after="0"/>
+              <w:jc w:val="right"/>
+            </w:pPr>
+            <w:r>
+              <w:rPr>
+                <w:b/>
+                <w:caps/>
+                <w:color w:val="667085"/>
+                <w:sz w:val="14"/>
+              </w:rPr>
+              <w:t>Now</w:t>
+            </w:r>
+          </w:p>
+        </w:tc>
+        <w:tc>
+          <w:tcPr>
+            <w:tcW w:type="dxa" w:w="1361"/>
+            <w:tcBorders>
+              <w:top w:val="nil"/>
+              <w:left w:val="nil"/>
+              <w:bottom w:val="single" w:sz="8" w:color="12355B" w:space="0"/>
+              <w:right w:val="nil"/>
+            </w:tcBorders>
+          </w:tcPr>
+          <w:p>
+            <w:pPr>
+              <w:spacing w:before="0" w:after="0"/>
+              <w:jc w:val="right"/>
+            </w:pPr>
+            <w:r>
+              <w:rPr>
+                <w:b/>
+                <w:caps/>
+                <w:color w:val="667085"/>
+                <w:sz w:val="14"/>
+              </w:rPr>
+              <w:t>3 months ago</w:t>
+            </w:r>
+          </w:p>
+        </w:tc>
+        <w:tc>
+          <w:tcPr>
+            <w:tcW w:type="dxa" w:w="1361"/>
+            <w:tcBorders>
+              <w:top w:val="nil"/>
+              <w:left w:val="nil"/>
+              <w:bottom w:val="single" w:sz="8" w:color="12355B" w:space="0"/>
+              <w:right w:val="nil"/>
+            </w:tcBorders>
+          </w:tcPr>
+          <w:p>
+            <w:pPr>
+              <w:spacing w:before="0" w:after="0"/>
+              <w:jc w:val="right"/>
+            </w:pPr>
+            <w:r>
+              <w:rPr>
+                <w:b/>
+                <w:caps/>
+                <w:color w:val="667085"/>
+                <w:sz w:val="14"/>
+              </w:rPr>
+              <w:t>12 months ago</w:t>
+            </w:r>
+          </w:p>
+        </w:tc>
+        <w:tc>
+          <w:tcPr>
+            <w:tcW w:type="dxa" w:w="1587"/>
+            <w:tcBorders>
+              <w:top w:val="nil"/>
+              <w:left w:val="nil"/>
+              <w:bottom w:val="single" w:sz="8" w:color="12355B" w:space="0"/>
+              <w:right w:val="nil"/>
+            </w:tcBorders>
+          </w:tcPr>
+          <w:p>
+            <w:pPr>
+              <w:spacing w:before="0" w:after="0"/>
+              <w:jc w:val="right"/>
+            </w:pPr>
+            <w:r>
+              <w:rPr>
+                <w:b/>
+                <w:caps/>
+                <w:color w:val="667085"/>
+                <w:sz w:val="14"/>
+              </w:rPr>
+              <w:t>12-month change</w:t>
+            </w:r>
+          </w:p>
+        </w:tc>
+      </w:tr>
+      <w:tr>
+        <w:tc>
+          <w:tcPr>
+            <w:tcW w:type="dxa" w:w="3515"/>
+            <w:tcBorders>
+              <w:top w:val="nil"/>
+              <w:left w:val="nil"/>
+              <w:bottom w:val="single" w:sz="4" w:color="E6EAF0" w:space="0"/>
+              <w:right w:val="nil"/>
+            </w:tcBorders>
+          </w:tcPr>
+          <w:p>
+            <w:pPr>
+              <w:spacing w:before="0" w:after="0"/>
+            </w:pPr>
+            <w:r>
+              <w:rPr>
+                <w:b w:val="0"/>
+                <w:sz w:val="17"/>
+              </w:rPr>
+              <w:t>ECB deposit facility rate</w:t>
+            </w:r>
+          </w:p>
+        </w:tc>
+        <w:tc>
+          <w:tcPr>
+            <w:tcW w:type="dxa" w:w="1814"/>
+            <w:tcBorders>
+              <w:top w:val="nil"/>
+              <w:left w:val="nil"/>
+              <w:bottom w:val="single" w:sz="4" w:color="E6EAF0" w:space="0"/>
+              <w:right w:val="nil"/>
+            </w:tcBorders>
+          </w:tcPr>
+          <w:p>
+            <w:pPr>
+              <w:spacing w:before="0" w:after="0"/>
+              <w:jc w:val="right"/>
+            </w:pPr>
+            <w:r>
+              <w:rPr>
+                <w:b w:val="0"/>
+                <w:sz w:val="17"/>
+              </w:rPr>
+              <w:t>2.50% (2026-09)</w:t>
+            </w:r>
+          </w:p>
+        </w:tc>
+        <w:tc>
+          <w:tcPr>
+            <w:tcW w:type="dxa" w:w="1361"/>
+            <w:tcBorders>
+              <w:top w:val="nil"/>
+              <w:left w:val="nil"/>
+              <w:bottom w:val="single" w:sz="4" w:color="E6EAF0" w:space="0"/>
+              <w:right w:val="nil"/>
+            </w:tcBorders>
+          </w:tcPr>
+          <w:p>
+            <w:pPr>
+              <w:spacing w:before="0" w:after="0"/>
+              <w:jc w:val="right"/>
+            </w:pPr>
+            <w:r>
+              <w:rPr>
+                <w:b w:val="0"/>
+                <w:sz w:val="17"/>
+              </w:rPr>
+              <w:t>2.25%</w:t>
+            </w:r>
+          </w:p>
+        </w:tc>
+        <w:tc>
+          <w:tcPr>
+            <w:tcW w:type="dxa" w:w="1361"/>
+            <w:tcBorders>
+              <w:top w:val="nil"/>
+              <w:left w:val="nil"/>
+              <w:bottom w:val="single" w:sz="4" w:color="E6EAF0" w:space="0"/>
+              <w:right w:val="nil"/>
+            </w:tcBorders>
+          </w:tcPr>
+          <w:p>
+            <w:pPr>
+              <w:spacing w:before="0" w:after="0"/>
+              <w:jc w:val="right"/>
+            </w:pPr>
+            <w:r>
+              <w:rPr>
+                <w:b w:val="0"/>
+                <w:sz w:val="17"/>
+              </w:rPr>
+              <w:t>–</w:t>
+            </w:r>
+          </w:p>
+        </w:tc>
+        <w:tc>
+          <w:tcPr>
+            <w:tcW w:type="dxa" w:w="1587"/>
+            <w:tcBorders>
+              <w:top w:val="nil"/>
+              <w:left w:val="nil"/>
+              <w:bottom w:val="single" w:sz="4" w:color="E6EAF0" w:space="0"/>
+              <w:right w:val="nil"/>
+            </w:tcBorders>
+          </w:tcPr>
+          <w:p>
+            <w:pPr>
+              <w:spacing w:before="0" w:after="0"/>
+              <w:jc w:val="right"/>
+            </w:pPr>
+            <w:r>
+              <w:rPr>
+                <w:b w:val="0"/>
+                <w:sz w:val="17"/>
+              </w:rPr>
+              <w:t>–</w:t>
+            </w:r>
+          </w:p>
+        </w:tc>
+      </w:tr>
+      <w:tr>
+        <w:tc>
+          <w:tcPr>
+            <w:tcW w:type="dxa" w:w="3515"/>
+            <w:tcBorders>
+              <w:top w:val="nil"/>
+              <w:left w:val="nil"/>
+              <w:bottom w:val="single" w:sz="4" w:color="E6EAF0" w:space="0"/>
+              <w:right w:val="nil"/>
+            </w:tcBorders>
+          </w:tcPr>
+          <w:p>
+            <w:pPr>
+              <w:spacing w:before="0" w:after="0"/>
+            </w:pPr>
+            <w:r>
+              <w:rPr>
+                <w:b w:val="0"/>
+                <w:sz w:val="17"/>
+              </w:rPr>
+              <w:t>3-month Euribor</w:t>
+            </w:r>
+          </w:p>
+        </w:tc>
+        <w:tc>
+          <w:tcPr>
+            <w:tcW w:type="dxa" w:w="1814"/>
+            <w:tcBorders>
+              <w:top w:val="nil"/>
+              <w:left w:val="nil"/>
+              <w:bottom w:val="single" w:sz="4" w:color="E6EAF0" w:space="0"/>
+              <w:right w:val="nil"/>
+            </w:tcBorders>
+          </w:tcPr>
+          <w:p>
+            <w:pPr>
+              <w:spacing w:before="0" w:after="0"/>
+              <w:jc w:val="right"/>
+            </w:pPr>
+            <w:r>
+              <w:rPr>
+                <w:b w:val="0"/>
+                <w:sz w:val="17"/>
+              </w:rPr>
+              <w:t>2.64% (2026-09)</w:t>
+            </w:r>
+          </w:p>
+        </w:tc>
+        <w:tc>
+          <w:tcPr>
+            <w:tcW w:type="dxa" w:w="1361"/>
+            <w:tcBorders>
+              <w:top w:val="nil"/>
+              <w:left w:val="nil"/>
+              <w:bottom w:val="single" w:sz="4" w:color="E6EAF0" w:space="0"/>
+              <w:right w:val="nil"/>
+            </w:tcBorders>
+          </w:tcPr>
+          <w:p>
+            <w:pPr>
+              <w:spacing w:before="0" w:after="0"/>
+              <w:jc w:val="right"/>
+            </w:pPr>
+            <w:r>
+              <w:rPr>
+                <w:b w:val="0"/>
+                <w:sz w:val="17"/>
+              </w:rPr>
+              <w:t>2.34%</w:t>
+            </w:r>
+          </w:p>
+        </w:tc>
+        <w:tc>
+          <w:tcPr>
+            <w:tcW w:type="dxa" w:w="1361"/>
+            <w:tcBorders>
+              <w:top w:val="nil"/>
+              <w:left w:val="nil"/>
+              <w:bottom w:val="single" w:sz="4" w:color="E6EAF0" w:space="0"/>
+              <w:right w:val="nil"/>
+            </w:tcBorders>
+          </w:tcPr>
+          <w:p>
+            <w:pPr>
+              <w:spacing w:before="0" w:after="0"/>
+              <w:jc w:val="right"/>
+            </w:pPr>
+            <w:r>
+              <w:rPr>
+                <w:b w:val="0"/>
+                <w:sz w:val="17"/>
+              </w:rPr>
+              <w:t>2.03%</w:t>
+            </w:r>
+          </w:p>
+        </w:tc>
+        <w:tc>
+          <w:tcPr>
+            <w:tcW w:type="dxa" w:w="1587"/>
+            <w:tcBorders>
+              <w:top w:val="nil"/>
+              <w:left w:val="nil"/>
+              <w:bottom w:val="single" w:sz="4" w:color="E6EAF0" w:space="0"/>
+              <w:right w:val="nil"/>
+            </w:tcBorders>
+          </w:tcPr>
+          <w:p>
+            <w:pPr>
+              <w:spacing w:before="0" w:after="0"/>
+              <w:jc w:val="right"/>
+            </w:pPr>
+            <w:r>
+              <w:rPr>
+                <w:b w:val="0"/>
+                <w:sz w:val="17"/>
+              </w:rPr>
+              <w:t>▲ 0.61 p. p.</w:t>
+            </w:r>
+          </w:p>
+        </w:tc>
+      </w:tr>
+      <w:tr>
+        <w:tc>
+          <w:tcPr>
+            <w:tcW w:type="dxa" w:w="3515"/>
+            <w:tcBorders>
+              <w:top w:val="nil"/>
+              <w:left w:val="nil"/>
+              <w:bottom w:val="single" w:sz="4" w:color="E6EAF0" w:space="0"/>
+              <w:right w:val="nil"/>
+            </w:tcBorders>
+          </w:tcPr>
+          <w:p>
+            <w:pPr>
+              <w:spacing w:before="0" w:after="0"/>
+            </w:pPr>
+            <w:r>
+              <w:rPr>
+                <w:b w:val="0"/>
+                <w:sz w:val="17"/>
+              </w:rPr>
+              <w:t>6-month Euribor</w:t>
+            </w:r>
+          </w:p>
+        </w:tc>
+        <w:tc>
+          <w:tcPr>
+            <w:tcW w:type="dxa" w:w="1814"/>
+            <w:tcBorders>
+              <w:top w:val="nil"/>
+              <w:left w:val="nil"/>
+              <w:bottom w:val="single" w:sz="4" w:color="E6EAF0" w:space="0"/>
+              <w:right w:val="nil"/>
+            </w:tcBorders>
+          </w:tcPr>
+          <w:p>
+            <w:pPr>
+              <w:spacing w:before="0" w:after="0"/>
+              <w:jc w:val="right"/>
+            </w:pPr>
+            <w:r>
+              <w:rPr>
+                <w:b w:val="0"/>
+                <w:sz w:val="17"/>
+              </w:rPr>
+              <w:t>2.92% (2026-09)</w:t>
+            </w:r>
+          </w:p>
+        </w:tc>
+        <w:tc>
+          <w:tcPr>
+            <w:tcW w:type="dxa" w:w="1361"/>
+            <w:tcBorders>
+              <w:top w:val="nil"/>
+              <w:left w:val="nil"/>
+              <w:bottom w:val="single" w:sz="4" w:color="E6EAF0" w:space="0"/>
+              <w:right w:val="nil"/>
+            </w:tcBorders>
+          </w:tcPr>
+          <w:p>
+            <w:pPr>
+              <w:spacing w:before="0" w:after="0"/>
+              <w:jc w:val="right"/>
+            </w:pPr>
+            <w:r>
+              <w:rPr>
+                <w:b w:val="0"/>
+                <w:sz w:val="17"/>
+              </w:rPr>
+              <w:t>2.60%</w:t>
+            </w:r>
+          </w:p>
+        </w:tc>
+        <w:tc>
+          <w:tcPr>
+            <w:tcW w:type="dxa" w:w="1361"/>
+            <w:tcBorders>
+              <w:top w:val="nil"/>
+              <w:left w:val="nil"/>
+              <w:bottom w:val="single" w:sz="4" w:color="E6EAF0" w:space="0"/>
+              <w:right w:val="nil"/>
+            </w:tcBorders>
+          </w:tcPr>
+          <w:p>
+            <w:pPr>
+              <w:spacing w:before="0" w:after="0"/>
+              <w:jc w:val="right"/>
+            </w:pPr>
+            <w:r>
+              <w:rPr>
+                <w:b w:val="0"/>
+                <w:sz w:val="17"/>
+              </w:rPr>
+              <w:t>2.10%</w:t>
+            </w:r>
+          </w:p>
+        </w:tc>
+        <w:tc>
+          <w:tcPr>
+            <w:tcW w:type="dxa" w:w="1587"/>
+            <w:tcBorders>
+              <w:top w:val="nil"/>
+              <w:left w:val="nil"/>
+              <w:bottom w:val="single" w:sz="4" w:color="E6EAF0" w:space="0"/>
+              <w:right w:val="nil"/>
+            </w:tcBorders>
+          </w:tcPr>
+          <w:p>
+            <w:pPr>
+              <w:spacing w:before="0" w:after="0"/>
+              <w:jc w:val="right"/>
+            </w:pPr>
+            <w:r>
+              <w:rPr>
+                <w:b w:val="0"/>
+                <w:sz w:val="17"/>
+              </w:rPr>
+              <w:t>▲ 0.82 p. p.</w:t>
+            </w:r>
+          </w:p>
+        </w:tc>
+      </w:tr>
+      <w:tr>
+        <w:tc>
+          <w:tcPr>
+            <w:tcW w:type="dxa" w:w="3515"/>
+            <w:tcBorders>
+              <w:top w:val="nil"/>
+              <w:left w:val="nil"/>
+              <w:bottom w:val="single" w:sz="4" w:color="E6EAF0" w:space="0"/>
+              <w:right w:val="nil"/>
+            </w:tcBorders>
+          </w:tcPr>
+          <w:p>
+            <w:pPr>
+              <w:spacing w:before="0" w:after="0"/>
+            </w:pPr>
+            <w:r>
+              <w:rPr>
+                <w:b w:val="0"/>
+                <w:sz w:val="17"/>
+              </w:rPr>
+              <w:t>12-month Euribor</w:t>
+            </w:r>
+          </w:p>
+        </w:tc>
+        <w:tc>
+          <w:tcPr>
+            <w:tcW w:type="dxa" w:w="1814"/>
+            <w:tcBorders>
+              <w:top w:val="nil"/>
+              <w:left w:val="nil"/>
+              <w:bottom w:val="single" w:sz="4" w:color="E6EAF0" w:space="0"/>
+              <w:right w:val="nil"/>
+            </w:tcBorders>
+          </w:tcPr>
+          <w:p>
+            <w:pPr>
+              <w:spacing w:before="0" w:after="0"/>
+              <w:jc w:val="right"/>
+            </w:pPr>
+            <w:r>
+              <w:rPr>
+                <w:b w:val="0"/>
+                <w:sz w:val="17"/>
+              </w:rPr>
+              <w:t>3.25% (2026-09)</w:t>
+            </w:r>
+          </w:p>
+        </w:tc>
+        <w:tc>
+          <w:tcPr>
+            <w:tcW w:type="dxa" w:w="1361"/>
+            <w:tcBorders>
+              <w:top w:val="nil"/>
+              <w:left w:val="nil"/>
+              <w:bottom w:val="single" w:sz="4" w:color="E6EAF0" w:space="0"/>
+              <w:right w:val="nil"/>
+            </w:tcBorders>
+          </w:tcPr>
+          <w:p>
+            <w:pPr>
+              <w:spacing w:before="0" w:after="0"/>
+              <w:jc w:val="right"/>
+            </w:pPr>
+            <w:r>
+              <w:rPr>
+                <w:b w:val="0"/>
+                <w:sz w:val="17"/>
+              </w:rPr>
+              <w:t>2.80%</w:t>
+            </w:r>
+          </w:p>
+        </w:tc>
+        <w:tc>
+          <w:tcPr>
+            <w:tcW w:type="dxa" w:w="1361"/>
+            <w:tcBorders>
+              <w:top w:val="nil"/>
+              <w:left w:val="nil"/>
+              <w:bottom w:val="single" w:sz="4" w:color="E6EAF0" w:space="0"/>
+              <w:right w:val="nil"/>
+            </w:tcBorders>
+          </w:tcPr>
+          <w:p>
+            <w:pPr>
+              <w:spacing w:before="0" w:after="0"/>
+              <w:jc w:val="right"/>
+            </w:pPr>
+            <w:r>
+              <w:rPr>
+                <w:b w:val="0"/>
+                <w:sz w:val="17"/>
+              </w:rPr>
+              <w:t>2.17%</w:t>
+            </w:r>
+          </w:p>
+        </w:tc>
+        <w:tc>
+          <w:tcPr>
+            <w:tcW w:type="dxa" w:w="1587"/>
+            <w:tcBorders>
+              <w:top w:val="nil"/>
+              <w:left w:val="nil"/>
+              <w:bottom w:val="single" w:sz="4" w:color="E6EAF0" w:space="0"/>
+              <w:right w:val="nil"/>
+            </w:tcBorders>
+          </w:tcPr>
+          <w:p>
+            <w:pPr>
+              <w:spacing w:before="0" w:after="0"/>
+              <w:jc w:val="right"/>
+            </w:pPr>
+            <w:r>
+              <w:rPr>
+                <w:b w:val="0"/>
+                <w:sz w:val="17"/>
+              </w:rPr>
+              <w:t>▲ 1.08 p. p.</w:t>
+            </w:r>
+          </w:p>
+        </w:tc>
+      </w:tr>
+      <w:tr>
+        <w:tc>
+          <w:tcPr>
+            <w:tcW w:type="dxa" w:w="3515"/>
+            <w:tcBorders>
+              <w:top w:val="nil"/>
+              <w:left w:val="nil"/>
+              <w:bottom w:val="single" w:sz="4" w:color="E6EAF0" w:space="0"/>
+              <w:right w:val="nil"/>
+            </w:tcBorders>
+          </w:tcPr>
+          <w:p>
+            <w:pPr>
+              <w:spacing w:before="0" w:after="0"/>
+            </w:pPr>
+            <w:r>
+              <w:rPr>
+                <w:b w:val="0"/>
+                <w:sz w:val="17"/>
+              </w:rPr>
+              <w:t>Euro area AAA government 10-year yield</w:t>
+            </w:r>
+          </w:p>
+        </w:tc>
+        <w:tc>
+          <w:tcPr>
+            <w:tcW w:type="dxa" w:w="1814"/>
+            <w:tcBorders>
+              <w:top w:val="nil"/>
+              <w:left w:val="nil"/>
+              <w:bottom w:val="single" w:sz="4" w:color="E6EAF0" w:space="0"/>
+              <w:right w:val="nil"/>
+            </w:tcBorders>
+          </w:tcPr>
+          <w:p>
+            <w:pPr>
+              <w:spacing w:before="0" w:after="0"/>
+              <w:jc w:val="right"/>
+            </w:pPr>
+            <w:r>
+              <w:rPr>
+                <w:b w:val="0"/>
+                <w:sz w:val="17"/>
+              </w:rPr>
+              <w:t>3.43% (2026-10)</w:t>
+            </w:r>
+          </w:p>
+        </w:tc>
+        <w:tc>
+          <w:tcPr>
+            <w:tcW w:type="dxa" w:w="1361"/>
+            <w:tcBorders>
+              <w:top w:val="nil"/>
+              <w:left w:val="nil"/>
+              <w:bottom w:val="single" w:sz="4" w:color="E6EAF0" w:space="0"/>
+              <w:right w:val="nil"/>
+            </w:tcBorders>
+          </w:tcPr>
+          <w:p>
+            <w:pPr>
+              <w:spacing w:before="0" w:after="0"/>
+              <w:jc w:val="right"/>
+            </w:pPr>
+            <w:r>
+              <w:rPr>
+                <w:b w:val="0"/>
+                <w:sz w:val="17"/>
+              </w:rPr>
+              <w:t>3.23%</w:t>
+            </w:r>
+          </w:p>
+        </w:tc>
+        <w:tc>
+          <w:tcPr>
+            <w:tcW w:type="dxa" w:w="1361"/>
+            <w:tcBorders>
+              <w:top w:val="nil"/>
+              <w:left w:val="nil"/>
+              <w:bottom w:val="single" w:sz="4" w:color="E6EAF0" w:space="0"/>
+              <w:right w:val="nil"/>
+            </w:tcBorders>
+          </w:tcPr>
+          <w:p>
+            <w:pPr>
+              <w:spacing w:before="0" w:after="0"/>
+              <w:jc w:val="right"/>
+            </w:pPr>
+            <w:r>
+              <w:rPr>
+                <w:b w:val="0"/>
+                <w:sz w:val="17"/>
+              </w:rPr>
+              <w:t>2.72%</w:t>
+            </w:r>
+          </w:p>
+        </w:tc>
+        <w:tc>
+          <w:tcPr>
+            <w:tcW w:type="dxa" w:w="1587"/>
+            <w:tcBorders>
+              <w:top w:val="nil"/>
+              <w:left w:val="nil"/>
+              <w:bottom w:val="single" w:sz="4" w:color="E6EAF0" w:space="0"/>
+              <w:right w:val="nil"/>
+            </w:tcBorders>
+          </w:tcPr>
+          <w:p>
+            <w:pPr>
+              <w:spacing w:before="0" w:after="0"/>
+              <w:jc w:val="right"/>
+            </w:pPr>
+            <w:r>
+              <w:rPr>
+                <w:b w:val="0"/>
+                <w:sz w:val="17"/>
+              </w:rPr>
+              <w:t>▲ 0.71 p. p.</w:t>
+            </w:r>
+          </w:p>
+        </w:tc>
+      </w:tr>
+      <w:tr>
+        <w:tc>
+          <w:tcPr>
+            <w:tcW w:type="dxa" w:w="3515"/>
+            <w:tcBorders>
+              <w:top w:val="nil"/>
+              <w:left w:val="nil"/>
+              <w:bottom w:val="single" w:sz="4" w:color="E6EAF0" w:space="0"/>
+              <w:right w:val="nil"/>
+            </w:tcBorders>
+          </w:tcPr>
+          <w:p>
+            <w:pPr>
+              <w:spacing w:before="0" w:after="0"/>
+            </w:pPr>
+            <w:r>
+              <w:rPr>
+                <w:b w:val="0"/>
+                <w:sz w:val="17"/>
+              </w:rPr>
+              <w:t>Euro area inflation (HICP, annual)</w:t>
+            </w:r>
+          </w:p>
+        </w:tc>
+        <w:tc>
+          <w:tcPr>
+            <w:tcW w:type="dxa" w:w="1814"/>
+            <w:tcBorders>
+              <w:top w:val="nil"/>
+              <w:left w:val="nil"/>
+              <w:bottom w:val="single" w:sz="4" w:color="E6EAF0" w:space="0"/>
+              <w:right w:val="nil"/>
+            </w:tcBorders>
+          </w:tcPr>
+          <w:p>
+            <w:pPr>
+              <w:spacing w:before="0" w:after="0"/>
+              <w:jc w:val="right"/>
+            </w:pPr>
+            <w:r>
+              <w:rPr>
+                <w:b w:val="0"/>
+                <w:sz w:val="17"/>
+              </w:rPr>
+              <w:t>1.90% (2025-12)</w:t>
+            </w:r>
+          </w:p>
+        </w:tc>
+        <w:tc>
+          <w:tcPr>
+            <w:tcW w:type="dxa" w:w="1361"/>
+            <w:tcBorders>
+              <w:top w:val="nil"/>
+              <w:left w:val="nil"/>
+              <w:bottom w:val="single" w:sz="4" w:color="E6EAF0" w:space="0"/>
+              <w:right w:val="nil"/>
+            </w:tcBorders>
+          </w:tcPr>
+          <w:p>
+            <w:pPr>
+              <w:spacing w:before="0" w:after="0"/>
+              <w:jc w:val="right"/>
+            </w:pPr>
+            <w:r>
+              <w:rPr>
+                <w:b w:val="0"/>
+                <w:sz w:val="17"/>
+              </w:rPr>
+              <w:t>2.20%</w:t>
+            </w:r>
+          </w:p>
+        </w:tc>
+        <w:tc>
+          <w:tcPr>
+            <w:tcW w:type="dxa" w:w="1361"/>
+            <w:tcBorders>
+              <w:top w:val="nil"/>
+              <w:left w:val="nil"/>
+              <w:bottom w:val="single" w:sz="4" w:color="E6EAF0" w:space="0"/>
+              <w:right w:val="nil"/>
+            </w:tcBorders>
+          </w:tcPr>
+          <w:p>
+            <w:pPr>
+              <w:spacing w:before="0" w:after="0"/>
+              <w:jc w:val="right"/>
+            </w:pPr>
+            <w:r>
+              <w:rPr>
+                <w:b w:val="0"/>
+                <w:sz w:val="17"/>
+              </w:rPr>
+              <w:t>2.40%</w:t>
+            </w:r>
+          </w:p>
+        </w:tc>
+        <w:tc>
+          <w:tcPr>
+            <w:tcW w:type="dxa" w:w="1587"/>
+            <w:tcBorders>
+              <w:top w:val="nil"/>
+              <w:left w:val="nil"/>
+              <w:bottom w:val="single" w:sz="4" w:color="E6EAF0" w:space="0"/>
+              <w:right w:val="nil"/>
+            </w:tcBorders>
+          </w:tcPr>
+          <w:p>
+            <w:pPr>
+              <w:spacing w:before="0" w:after="0"/>
+              <w:jc w:val="right"/>
+            </w:pPr>
+            <w:r>
+              <w:rPr>
+                <w:b w:val="0"/>
+                <w:sz w:val="17"/>
+              </w:rPr>
+              <w:t>▼ 0.50 p. p.</w:t>
+            </w:r>
+          </w:p>
+        </w:tc>
+      </w:tr>
+    </w:tbl>
+    <w:p>
+      <w:pPr>
+        <w:spacing w:before="0" w:after="40"/>
+      </w:pPr>
+    </w:p>
+    <w:p>
+      <w:pPr>
+        <w:spacing w:before="40" w:after="60"/>
+      </w:pPr>
+      <w:r>
+        <w:rPr>
+          <w:b w:val="0"/>
+          <w:color w:val="667085"/>
+          <w:sz w:val="16"/>
+        </w:rPr>
+        <w:t>Euro area rates and inflation (ECB data, end-of-month value; Euribor and inflation – monthly average). Relevant for floating-rate and reset bonds and refinancing costs.</w:t>
+      </w:r>
+    </w:p>
+    <w:p>
+      <w:pPr>
+        <w:keepNext/>
+        <w:pBdr>
+          <w:bottom w:val="single" w:sz="8" w:color="12355B" w:space="4"/>
+        </w:pBdr>
+        <w:tabs>
+          <w:tab w:pos="482" w:val="left"/>
+        </w:tabs>
+        <w:spacing w:before="360" w:after="160"/>
+      </w:pPr>
+      <w:r>
+        <w:rPr>
+          <w:b/>
+          <w:color w:val="2A78D6"/>
+          <w:sz w:val="18"/>
+        </w:rPr>
+        <w:t>08</w:t>
+        <w:tab/>
+      </w:r>
+      <w:r>
+        <w:rPr>
+          <w:b/>
+          <w:color w:val="12355B"/>
+          <w:sz w:val="28"/>
+        </w:rPr>
+        <w:t>In the press</w:t>
+      </w:r>
+    </w:p>
+    <w:p>
+      <w:pPr>
+        <w:tabs>
+          <w:tab w:pos="255" w:val="left"/>
+        </w:tabs>
+        <w:spacing w:before="0" w:after="80"/>
+        <w:ind w:left="255" w:hanging="255"/>
+      </w:pPr>
+      <w:r>
+        <w:rPr>
+          <w:b/>
+          <w:color w:val="2A78D6"/>
+          <w:sz w:val="20"/>
+        </w:rPr>
+        <w:t>▪</w:t>
+        <w:tab/>
+      </w:r>
+      <w:r>
+        <w:rPr>
+          <w:b/>
+        </w:rPr>
+        <w:t>Early redemption:</w:t>
+      </w:r>
+      <w:r>
+        <w:rPr>
+          <w:b w:val="0"/>
+        </w:rPr>
+        <w:t xml:space="preserve"> on 2026-09-28 Inbank published a notice of early redemption of bonds (with record and redemption dates); the headline does not name the issue</w:t>
       </w:r>
       <w:hyperlink r:id="rId25">
         <w:r>
@@ -5152,12 +6283,58 @@
     </w:p>
     <w:p>
       <w:pPr>
+        <w:tabs>
+          <w:tab w:pos="255" w:val="left"/>
+        </w:tabs>
+        <w:spacing w:before="0" w:after="80"/>
+        <w:ind w:left="255" w:hanging="255"/>
+      </w:pPr>
+      <w:r>
+        <w:rPr>
+          <w:b/>
+          <w:color w:val="2A78D6"/>
+          <w:sz w:val="20"/>
+        </w:rPr>
+        <w:t>▪</w:t>
+        <w:tab/>
+      </w:r>
+      <w:r>
+        <w:rPr>
+          <w:b/>
+        </w:rPr>
+        <w:t>Poland:</w:t>
+      </w:r>
+      <w:r>
+        <w:rPr>
+          <w:b w:val="0"/>
+        </w:rPr>
+        <w:t xml:space="preserve"> on 2026-09-30 Inbank published its position on a decision of the Polish consumer protection authority (UOKiK)</w:t>
+      </w:r>
+      <w:hyperlink r:id="rId26">
+        <w:r>
+          <w:rPr>
+            <w:color w:val="2A78D6"/>
+            <w:vertAlign w:val="superscript"/>
+            <w:sz w:val="17"/>
+          </w:rPr>
+          <w:t xml:space="preserve">18</w:t>
+        </w:r>
+      </w:hyperlink>
+      <w:r>
+        <w:rPr>
+          <w:b w:val="0"/>
+        </w:rPr>
+        <w:t>.</w:t>
+      </w:r>
+    </w:p>
+    <w:p>
+      <w:pPr>
         <w:spacing w:before="40" w:after="60"/>
       </w:pPr>
       <w:r>
         <w:rPr>
           <w:b w:val="0"/>
-          <w:color w:val="5F6B7A"/>
+          <w:color w:val="667085"/>
           <w:sz w:val="18"/>
         </w:rPr>
         <w:t>Automatic news scan (Google News, EE), 2026-07-24 – 2026-10-22: 2 articles.</w:t>
@@ -5206,7 +6383,7 @@
             <w:r>
               <w:rPr>
                 <w:b w:val="0"/>
-                <w:color w:val="1A1A1A"/>
+                <w:color w:val="1B2430"/>
                 <w:sz w:val="17"/>
               </w:rPr>
               <w:t>2026-09-30</w:t>
@@ -5252,10 +6429,10 @@
             <w:pPr>
               <w:spacing w:before="0" w:after="0"/>
             </w:pPr>
-            <w:hyperlink r:id="rId25">
+            <w:hyperlink r:id="rId26">
               <w:r>
                 <w:rPr>
-                  <w:color w:val="1A1A1A"/>
+                  <w:color w:val="1B2430"/>
                   <w:sz w:val="18"/>
                 </w:rPr>
                 <w:t xml:space="preserve">Inbanki seisukoht UOKiK otsuse kohta Poolas</w:t>
@@ -5264,7 +6441,7 @@
             <w:r>
               <w:rPr>
                 <w:b w:val="0"/>
-                <w:color w:val="5F6B7A"/>
+                <w:color w:val="667085"/>
                 <w:sz w:val="15"/>
               </w:rPr>
               <w:t xml:space="preserve">   GlobeNewswire</w:t>
@@ -5290,7 +6467,7 @@
             <w:r>
               <w:rPr>
                 <w:b w:val="0"/>
-                <w:color w:val="1A1A1A"/>
+                <w:color w:val="1B2430"/>
                 <w:sz w:val="17"/>
               </w:rPr>
               <w:t>2026-09-28</w:t>
@@ -5336,10 +6513,10 @@
             <w:pPr>
               <w:spacing w:before="0" w:after="0"/>
             </w:pPr>
-            <w:hyperlink r:id="rId24">
+            <w:hyperlink r:id="rId25">
               <w:r>
                 <w:rPr>
-                  <w:color w:val="1A1A1A"/>
+                  <w:color w:val="1B2430"/>
                   <w:sz w:val="18"/>
                 </w:rPr>
                 <w:t xml:space="preserve">Inbanki võlakirjade ennetähtaegse lunastamise (sh nimekirja fikseerimise päeva ja lunastamispäeva) teade</w:t>
@@ -5348,7 +6525,7 @@
             <w:r>
               <w:rPr>
                 <w:b w:val="0"/>
-                <w:color w:val="5F6B7A"/>
+                <w:color w:val="667085"/>
                 <w:sz w:val="15"/>
               </w:rPr>
               <w:t xml:space="preserve">   GlobeNewswire</w:t>
@@ -5366,7 +6543,7 @@
       <w:pPr>
         <w:keepNext/>
         <w:pBdr>
-          <w:bottom w:val="single" w:sz="8" w:color="1F4E79" w:space="4"/>
+          <w:bottom w:val="single" w:sz="8" w:color="12355B" w:space="4"/>
         </w:pBdr>
         <w:tabs>
           <w:tab w:pos="482" w:val="left"/>
@@ -5385,7 +6562,7 @@
       <w:r>
         <w:rPr>
           <w:b/>
-          <w:color w:val="1F4E79"/>
+          <w:color w:val="12355B"/>
           <w:sz w:val="28"/>
         </w:rPr>
         <w:t>ESG report</w:t>
@@ -5394,7 +6571,7 @@
     <w:p>
       <w:pPr>
         <w:keepNext/>
-        <w:shd w:val="clear" w:color="auto" w:fill="EAF1F8"/>
+        <w:shd w:val="clear" w:color="auto" w:fill="EEF3F8"/>
         <w:spacing w:before="200" w:after="80"/>
         <w:ind w:left="85"/>
       </w:pPr>
@@ -5402,7 +6579,7 @@
         <w:rPr>
           <w:b/>
           <w:caps/>
-          <w:color w:val="1F4E79"/>
+          <w:color w:val="12355B"/>
           <w:sz w:val="19"/>
         </w:rPr>
         <w:t>Exclusionary screening (companies)</w:t>
@@ -5475,7 +6652,7 @@
             <w:r>
               <w:rPr>
                 <w:b/>
-                <w:color w:val="1A1A1A"/>
+                <w:color w:val="1B2430"/>
                 <w:sz w:val="19"/>
               </w:rPr>
               <w:t>Yes, the company is not involved in excluded sectors: controversial and nuclear weapons, tobacco, gambling and restricted sectors in fossil fuel</w:t>
@@ -5492,7 +6669,7 @@
             <w:r>
               <w:rPr>
                 <w:b w:val="0"/>
-                <w:color w:val="5F6B7A"/>
+                <w:color w:val="667085"/>
                 <w:sz w:val="18"/>
               </w:rPr>
               <w:t>•</w:t>
@@ -5595,7 +6772,7 @@
             <w:r>
               <w:rPr>
                 <w:b/>
-                <w:color w:val="1A1A1A"/>
+                <w:color w:val="1B2430"/>
                 <w:sz w:val="19"/>
               </w:rPr>
               <w:t>Yes, the company does not have red flag/signal related to controversies based on UN Global Compact, OECD Guidelines for Multinational Enterprises or any other relevant principles/standards</w:t>
@@ -5612,7 +6789,7 @@
             <w:r>
               <w:rPr>
                 <w:b w:val="0"/>
-                <w:color w:val="5F6B7A"/>
+                <w:color w:val="667085"/>
                 <w:sz w:val="18"/>
               </w:rPr>
               <w:t>•</w:t>
@@ -5638,7 +6815,7 @@
             <w:r>
               <w:rPr>
                 <w:b w:val="0"/>
-                <w:color w:val="5F6B7A"/>
+                <w:color w:val="667085"/>
                 <w:sz w:val="18"/>
               </w:rPr>
               <w:t>•</w:t>
@@ -5652,14 +6829,14 @@
               </w:rPr>
               <w:t>Finantsinspektsioon precepts: in 2023 to Inbank AS to remedy governance, compliance and risk management deficiencies</w:t>
             </w:r>
-            <w:hyperlink r:id="rId26">
+            <w:hyperlink r:id="rId27">
               <w:r>
                 <w:rPr>
                   <w:color w:val="2A78D6"/>
                   <w:vertAlign w:val="superscript"/>
                   <w:sz w:val="15"/>
                 </w:rPr>
-                <w:t xml:space="preserve">18</w:t>
+                <w:t xml:space="preserve">19</w:t>
               </w:r>
             </w:hyperlink>
           </w:p>
@@ -5674,7 +6851,7 @@
             <w:r>
               <w:rPr>
                 <w:b w:val="0"/>
-                <w:color w:val="5F6B7A"/>
+                <w:color w:val="667085"/>
                 <w:sz w:val="18"/>
               </w:rPr>
               <w:t>•</w:t>
@@ -5688,14 +6865,14 @@
               </w:rPr>
               <w:t>In October 2025 to Inbank Finance to fix consumer creditworthiness rules by mid-December 2025</w:t>
             </w:r>
-            <w:hyperlink r:id="rId27">
+            <w:hyperlink r:id="rId28">
               <w:r>
                 <w:rPr>
                   <w:color w:val="2A78D6"/>
                   <w:vertAlign w:val="superscript"/>
                   <w:sz w:val="15"/>
                 </w:rPr>
-                <w:t xml:space="preserve">19</w:t>
+                <w:t xml:space="preserve">20</w:t>
               </w:r>
             </w:hyperlink>
             <w:r>
@@ -5718,7 +6895,7 @@
             <w:r>
               <w:rPr>
                 <w:b w:val="0"/>
-                <w:color w:val="5F6B7A"/>
+                <w:color w:val="667085"/>
                 <w:sz w:val="18"/>
               </w:rPr>
               <w:t>•</w:t>
@@ -5803,7 +6980,7 @@
             <w:r>
               <w:rPr>
                 <w:b/>
-                <w:color w:val="1A1A1A"/>
+                <w:color w:val="1B2430"/>
                 <w:sz w:val="19"/>
               </w:rPr>
               <w:t>Yes, the company is not in the list of sanctions (add a screenshot)</w:t>
@@ -5820,7 +6997,7 @@
             <w:r>
               <w:rPr>
                 <w:b w:val="0"/>
-                <w:color w:val="5F6B7A"/>
+                <w:color w:val="667085"/>
                 <w:sz w:val="18"/>
               </w:rPr>
               <w:t>•</w:t>
@@ -5905,7 +7082,7 @@
             <w:r>
               <w:rPr>
                 <w:b/>
-                <w:color w:val="1A1A1A"/>
+                <w:color w:val="1B2430"/>
                 <w:sz w:val="19"/>
               </w:rPr>
               <w:t>Yes, issues were not identified from adverse media checks (add a screenshot)</w:t>
@@ -5922,7 +7099,7 @@
             <w:r>
               <w:rPr>
                 <w:b w:val="0"/>
-                <w:color w:val="5F6B7A"/>
+                <w:color w:val="667085"/>
                 <w:sz w:val="18"/>
               </w:rPr>
               <w:t>•</w:t>
@@ -5936,14 +7113,14 @@
               </w:rPr>
               <w:t>No adverse news found apart from the supervisory precepts above and Inbank's 2026-09-30 statement on a decision of the Polish consumer protection authority (UOKiK)</w:t>
             </w:r>
-            <w:hyperlink r:id="rId25">
+            <w:hyperlink r:id="rId26">
               <w:r>
                 <w:rPr>
                   <w:color w:val="2A78D6"/>
                   <w:vertAlign w:val="superscript"/>
                   <w:sz w:val="15"/>
                 </w:rPr>
-                <w:t xml:space="preserve">17</w:t>
+                <w:t xml:space="preserve">18</w:t>
               </w:r>
             </w:hyperlink>
             <w:r>
@@ -5966,7 +7143,7 @@
             <w:r>
               <w:rPr>
                 <w:b w:val="0"/>
-                <w:color w:val="5F6B7A"/>
+                <w:color w:val="667085"/>
                 <w:sz w:val="18"/>
               </w:rPr>
               <w:t>•</w:t>
@@ -5992,7 +7169,7 @@
             <w:r>
               <w:rPr>
                 <w:b w:val="0"/>
-                <w:color w:val="5F6B7A"/>
+                <w:color w:val="667085"/>
                 <w:sz w:val="18"/>
               </w:rPr>
               <w:t>•</w:t>
@@ -6038,7 +7215,7 @@
     <w:p>
       <w:pPr>
         <w:keepNext/>
-        <w:shd w:val="clear" w:color="auto" w:fill="EAF1F8"/>
+        <w:shd w:val="clear" w:color="auto" w:fill="EEF3F8"/>
         <w:spacing w:before="200" w:after="80"/>
         <w:ind w:left="85"/>
       </w:pPr>
@@ -6046,7 +7223,7 @@
         <w:rPr>
           <w:b/>
           <w:caps/>
-          <w:color w:val="1F4E79"/>
+          <w:color w:val="12355B"/>
           <w:sz w:val="19"/>
         </w:rPr>
         <w:t>ESG integration and positive screening (positive answers imply higher allocation)</w:t>
@@ -6119,7 +7296,7 @@
             <w:r>
               <w:rPr>
                 <w:b/>
-                <w:color w:val="1A1A1A"/>
+                <w:color w:val="1B2430"/>
                 <w:sz w:val="19"/>
               </w:rPr>
               <w:t>Yes, the company is promoting environmental or social characteristics (activities, ESG policy, good ESG rating, etc)</w:t>
@@ -6136,7 +7313,7 @@
             <w:r>
               <w:rPr>
                 <w:b w:val="0"/>
-                <w:color w:val="5F6B7A"/>
+                <w:color w:val="667085"/>
                 <w:sz w:val="18"/>
               </w:rPr>
               <w:t>•</w:t>
@@ -6256,7 +7433,7 @@
             <w:r>
               <w:rPr>
                 <w:b/>
-                <w:color w:val="1A1A1A"/>
+                <w:color w:val="1B2430"/>
                 <w:sz w:val="19"/>
               </w:rPr>
               <w:t>Yes, the activities of the company or it’s strategy is aligned with the taxonomy and/or Paris agreement targets (e.g. net zero commitment)</w:t>
@@ -6273,7 +7450,7 @@
             <w:r>
               <w:rPr>
                 <w:b w:val="0"/>
-                <w:color w:val="5F6B7A"/>
+                <w:color w:val="667085"/>
                 <w:sz w:val="18"/>
               </w:rPr>
               <w:t>•</w:t>
@@ -6299,7 +7476,7 @@
             <w:r>
               <w:rPr>
                 <w:b w:val="0"/>
-                <w:color w:val="5F6B7A"/>
+                <w:color w:val="667085"/>
                 <w:sz w:val="18"/>
               </w:rPr>
               <w:t>•</w:t>
@@ -6384,7 +7561,7 @@
             <w:r>
               <w:rPr>
                 <w:b/>
-                <w:color w:val="1A1A1A"/>
+                <w:color w:val="1B2430"/>
                 <w:sz w:val="19"/>
               </w:rPr>
               <w:t>Yes, the company does not have yellow flag/signal related to controversies based on UN Global Compact or any other relevant principles/standards</w:t>
@@ -6401,7 +7578,7 @@
             <w:r>
               <w:rPr>
                 <w:b w:val="0"/>
-                <w:color w:val="5F6B7A"/>
+                <w:color w:val="667085"/>
                 <w:sz w:val="18"/>
               </w:rPr>
               <w:t>•</w:t>
@@ -6427,7 +7604,7 @@
             <w:r>
               <w:rPr>
                 <w:b w:val="0"/>
-                <w:color w:val="5F6B7A"/>
+                <w:color w:val="667085"/>
                 <w:sz w:val="18"/>
               </w:rPr>
               <w:t>•</w:t>
@@ -6441,14 +7618,14 @@
               </w:rPr>
               <w:t>Supervisory precepts without fines</w:t>
             </w:r>
-            <w:hyperlink r:id="rId26">
+            <w:hyperlink r:id="rId27">
               <w:r>
                 <w:rPr>
                   <w:color w:val="2A78D6"/>
                   <w:vertAlign w:val="superscript"/>
                   <w:sz w:val="15"/>
                 </w:rPr>
-                <w:t xml:space="preserve">18</w:t>
+                <w:t xml:space="preserve">19</w:t>
               </w:r>
             </w:hyperlink>
             <w:r>
@@ -6458,14 +7635,14 @@
               </w:rPr>
               <w:t>,</w:t>
             </w:r>
-            <w:hyperlink r:id="rId27">
+            <w:hyperlink r:id="rId28">
               <w:r>
                 <w:rPr>
                   <w:color w:val="2A78D6"/>
                   <w:vertAlign w:val="superscript"/>
                   <w:sz w:val="15"/>
                 </w:rPr>
-                <w:t xml:space="preserve">19</w:t>
+                <w:t xml:space="preserve">20</w:t>
               </w:r>
             </w:hyperlink>
             <w:r>
@@ -6547,7 +7724,7 @@
             <w:r>
               <w:rPr>
                 <w:b/>
-                <w:color w:val="1A1A1A"/>
+                <w:color w:val="1B2430"/>
                 <w:sz w:val="19"/>
               </w:rPr>
               <w:t>Yes, the company fulfills the expectations from SEB thematic and sector policies</w:t>
@@ -6577,7 +7754,7 @@
             <w:r>
               <w:rPr>
                 <w:b w:val="0"/>
-                <w:color w:val="5F6B7A"/>
+                <w:color w:val="667085"/>
                 <w:sz w:val="18"/>
               </w:rPr>
               <w:t>•</w:t>
@@ -6591,14 +7768,14 @@
               </w:rPr>
               <w:t>The Investments policy and the Environmental and Social &amp; Human Rights policies</w:t>
             </w:r>
-            <w:hyperlink r:id="rId28">
+            <w:hyperlink r:id="rId29">
               <w:r>
                 <w:rPr>
                   <w:color w:val="2A78D6"/>
                   <w:vertAlign w:val="superscript"/>
                   <w:sz w:val="15"/>
                 </w:rPr>
-                <w:t xml:space="preserve">20</w:t>
+                <w:t xml:space="preserve">21</w:t>
               </w:r>
             </w:hyperlink>
             <w:r>
@@ -6634,7 +7811,7 @@
             <w:r>
               <w:rPr>
                 <w:b w:val="0"/>
-                <w:color w:val="5F6B7A"/>
+                <w:color w:val="667085"/>
                 <w:sz w:val="18"/>
               </w:rPr>
               <w:t>•</w:t>
@@ -6691,7 +7868,7 @@
             <w:r>
               <w:rPr>
                 <w:b w:val="0"/>
-                <w:color w:val="5F6B7A"/>
+                <w:color w:val="667085"/>
                 <w:sz w:val="18"/>
               </w:rPr>
               <w:t>•</w:t>
@@ -6724,7 +7901,7 @@
     <w:p>
       <w:pPr>
         <w:keepNext/>
-        <w:shd w:val="clear" w:color="auto" w:fill="EAF1F8"/>
+        <w:shd w:val="clear" w:color="auto" w:fill="EEF3F8"/>
         <w:spacing w:before="200" w:after="80"/>
         <w:ind w:left="85"/>
       </w:pPr>
@@ -6732,7 +7909,7 @@
         <w:rPr>
           <w:b/>
           <w:caps/>
-          <w:color w:val="1F4E79"/>
+          <w:color w:val="12355B"/>
           <w:sz w:val="19"/>
         </w:rPr>
         <w:t>Engagement</w:t>
@@ -6805,7 +7982,7 @@
             <w:r>
               <w:rPr>
                 <w:b/>
-                <w:color w:val="1A1A1A"/>
+                <w:color w:val="1B2430"/>
                 <w:sz w:val="19"/>
               </w:rPr>
               <w:t>Is there a need for pro-active engagement with the company?</w:t>
@@ -6822,7 +7999,7 @@
             <w:r>
               <w:rPr>
                 <w:b w:val="0"/>
-                <w:color w:val="5F6B7A"/>
+                <w:color w:val="667085"/>
                 <w:sz w:val="18"/>
               </w:rPr>
               <w:t>•</w:t>
@@ -6855,7 +8032,7 @@
     <w:p>
       <w:pPr>
         <w:keepNext/>
-        <w:shd w:val="clear" w:color="auto" w:fill="EAF1F8"/>
+        <w:shd w:val="clear" w:color="auto" w:fill="EEF3F8"/>
         <w:spacing w:before="200" w:after="80"/>
         <w:ind w:left="85"/>
       </w:pPr>
@@ -6863,7 +8040,7 @@
         <w:rPr>
           <w:b/>
           <w:caps/>
-          <w:color w:val="1F4E79"/>
+          <w:color w:val="12355B"/>
           <w:sz w:val="19"/>
         </w:rPr>
         <w:t>Indicators</w:t>
@@ -6936,7 +8113,7 @@
             <w:r>
               <w:rPr>
                 <w:b/>
-                <w:color w:val="1A1A1A"/>
+                <w:color w:val="1B2430"/>
                 <w:sz w:val="19"/>
               </w:rPr>
               <w:t>Yes, the indicators of the company support the targets of sustainability and PAI indicators followed by the Fund</w:t>
@@ -6953,7 +8130,7 @@
             <w:r>
               <w:rPr>
                 <w:b w:val="0"/>
-                <w:color w:val="5F6B7A"/>
+                <w:color w:val="667085"/>
                 <w:sz w:val="18"/>
               </w:rPr>
               <w:t>•</w:t>
@@ -6989,7 +8166,7 @@
             <w:r>
               <w:rPr>
                 <w:b w:val="0"/>
-                <w:color w:val="5F6B7A"/>
+                <w:color w:val="667085"/>
                 <w:sz w:val="18"/>
               </w:rPr>
               <w:t>•</w:t>
@@ -7063,7 +8240,7 @@
       <w:r>
         <w:rPr>
           <w:b w:val="0"/>
-          <w:color w:val="5F6B7A"/>
+          <w:color w:val="667085"/>
           <w:sz w:val="16"/>
         </w:rPr>
         <w:t>SEB policies applied: Policy on Sustainability Considerations in Investments (SEB AB); Financial sector - no dedicated SEB sector policy (thematic policies applied); Environmental Policy on Climate, Nature and Water (thematic); Social and Human Rights Policy (thematic); Governance expectations in sector policies (anti-corruption, tax, reporting)</w:t>
@@ -7073,7 +8250,7 @@
       <w:pPr>
         <w:keepNext/>
         <w:pBdr>
-          <w:bottom w:val="single" w:sz="8" w:color="1F4E79" w:space="4"/>
+          <w:bottom w:val="single" w:sz="8" w:color="12355B" w:space="4"/>
         </w:pBdr>
         <w:tabs>
           <w:tab w:pos="482" w:val="left"/>
@@ -7092,7 +8269,7 @@
       <w:r>
         <w:rPr>
           <w:b/>
-          <w:color w:val="1F4E79"/>
+          <w:color w:val="12355B"/>
           <w:sz w:val="28"/>
         </w:rPr>
         <w:t>Sources</w:t>
@@ -7109,7 +8286,7 @@
       <w:r>
         <w:rPr>
           <w:b w:val="0"/>
-          <w:color w:val="5F6B7A"/>
+          <w:color w:val="667085"/>
           <w:sz w:val="17"/>
         </w:rPr>
         <w:t>1.</w:t>
@@ -7136,7 +8313,7 @@
       <w:r>
         <w:rPr>
           <w:b w:val="0"/>
-          <w:color w:val="5F6B7A"/>
+          <w:color w:val="667085"/>
           <w:sz w:val="17"/>
         </w:rPr>
         <w:t>2.</w:t>
@@ -7163,7 +8340,7 @@
       <w:r>
         <w:rPr>
           <w:b w:val="0"/>
-          <w:color w:val="5F6B7A"/>
+          <w:color w:val="667085"/>
           <w:sz w:val="17"/>
         </w:rPr>
         <w:t>3.</w:t>
@@ -7190,7 +8367,7 @@
       <w:r>
         <w:rPr>
           <w:b w:val="0"/>
-          <w:color w:val="5F6B7A"/>
+          <w:color w:val="667085"/>
           <w:sz w:val="17"/>
         </w:rPr>
         <w:t>4.</w:t>
@@ -7217,7 +8394,7 @@
       <w:r>
         <w:rPr>
           <w:b w:val="0"/>
-          <w:color w:val="5F6B7A"/>
+          <w:color w:val="667085"/>
           <w:sz w:val="17"/>
         </w:rPr>
         <w:t>5.</w:t>
@@ -7244,7 +8421,7 @@
       <w:r>
         <w:rPr>
           <w:b w:val="0"/>
-          <w:color w:val="5F6B7A"/>
+          <w:color w:val="667085"/>
           <w:sz w:val="17"/>
         </w:rPr>
         <w:t>6.</w:t>
@@ -7271,7 +8448,7 @@
       <w:r>
         <w:rPr>
           <w:b w:val="0"/>
-          <w:color w:val="5F6B7A"/>
+          <w:color w:val="667085"/>
           <w:sz w:val="17"/>
         </w:rPr>
         <w:t>7.</w:t>
@@ -7298,7 +8475,7 @@
       <w:r>
         <w:rPr>
           <w:b w:val="0"/>
-          <w:color w:val="5F6B7A"/>
+          <w:color w:val="667085"/>
           <w:sz w:val="17"/>
         </w:rPr>
         <w:t>8.</w:t>
@@ -7325,7 +8502,7 @@
       <w:r>
         <w:rPr>
           <w:b w:val="0"/>
-          <w:color w:val="5F6B7A"/>
+          <w:color w:val="667085"/>
           <w:sz w:val="17"/>
         </w:rPr>
         <w:t>9.</w:t>
@@ -7352,7 +8529,7 @@
       <w:r>
         <w:rPr>
           <w:b w:val="0"/>
-          <w:color w:val="5F6B7A"/>
+          <w:color w:val="667085"/>
           <w:sz w:val="17"/>
         </w:rPr>
         <w:t>10.</w:t>
@@ -7379,7 +8556,7 @@
       <w:r>
         <w:rPr>
           <w:b w:val="0"/>
-          <w:color w:val="5F6B7A"/>
+          <w:color w:val="667085"/>
           <w:sz w:val="17"/>
         </w:rPr>
         <w:t>11.</w:t>
@@ -7406,7 +8583,7 @@
       <w:r>
         <w:rPr>
           <w:b w:val="0"/>
-          <w:color w:val="5F6B7A"/>
+          <w:color w:val="667085"/>
           <w:sz w:val="17"/>
         </w:rPr>
         <w:t>12.</w:t>
@@ -7433,7 +8610,7 @@
       <w:r>
         <w:rPr>
           <w:b w:val="0"/>
-          <w:color w:val="5F6B7A"/>
+          <w:color w:val="667085"/>
           <w:sz w:val="17"/>
         </w:rPr>
         <w:t>13.</w:t>
@@ -7460,7 +8637,7 @@
       <w:r>
         <w:rPr>
           <w:b w:val="0"/>
-          <w:color w:val="5F6B7A"/>
+          <w:color w:val="667085"/>
           <w:sz w:val="17"/>
         </w:rPr>
         <w:t>14.</w:t>
@@ -7487,7 +8664,7 @@
       <w:r>
         <w:rPr>
           <w:b w:val="0"/>
-          <w:color w:val="5F6B7A"/>
+          <w:color w:val="667085"/>
           <w:sz w:val="17"/>
         </w:rPr>
         <w:t>15.</w:t>
@@ -7514,13 +8691,40 @@
       <w:r>
         <w:rPr>
           <w:b w:val="0"/>
-          <w:color w:val="5F6B7A"/>
+          <w:color w:val="667085"/>
           <w:sz w:val="17"/>
         </w:rPr>
         <w:t>16.</w:t>
         <w:tab/>
       </w:r>
       <w:hyperlink r:id="rId24">
+        <w:r>
+          <w:rPr>
+            <w:color w:val="2A78D6"/>
+            <w:sz w:val="17"/>
+          </w:rPr>
+          <w:t xml:space="preserve">Inbank - Interim report Q2 2026, p. 4, 2026-07</w:t>
+        </w:r>
+      </w:hyperlink>
+    </w:p>
+    <w:p>
+      <w:pPr>
+        <w:tabs>
+          <w:tab w:pos="397" w:val="left"/>
+        </w:tabs>
+        <w:spacing w:before="0" w:after="30"/>
+        <w:ind w:left="397" w:hanging="397"/>
+      </w:pPr>
+      <w:r>
+        <w:rPr>
+          <w:b w:val="0"/>
+          <w:color w:val="667085"/>
+          <w:sz w:val="17"/>
+        </w:rPr>
+        <w:t>17.</w:t>
+        <w:tab/>
+      </w:r>
+      <w:hyperlink r:id="rId25">
         <w:r>
           <w:rPr>
             <w:color w:val="2A78D6"/>
@@ -7541,13 +8745,13 @@
       <w:r>
         <w:rPr>
           <w:b w:val="0"/>
-          <w:color w:val="5F6B7A"/>
+          <w:color w:val="667085"/>
           <w:sz w:val="17"/>
         </w:rPr>
-        <w:t>17.</w:t>
+        <w:t>18.</w:t>
         <w:tab/>
       </w:r>
-      <w:hyperlink r:id="rId25">
+      <w:hyperlink r:id="rId26">
         <w:r>
           <w:rPr>
             <w:color w:val="2A78D6"/>
@@ -7568,13 +8772,13 @@
       <w:r>
         <w:rPr>
           <w:b w:val="0"/>
-          <w:color w:val="5F6B7A"/>
+          <w:color w:val="667085"/>
           <w:sz w:val="17"/>
         </w:rPr>
-        <w:t>18.</w:t>
+        <w:t>19.</w:t>
         <w:tab/>
       </w:r>
-      <w:hyperlink r:id="rId26">
+      <w:hyperlink r:id="rId27">
         <w:r>
           <w:rPr>
             <w:color w:val="2A78D6"/>
@@ -7595,13 +8799,13 @@
       <w:r>
         <w:rPr>
           <w:b w:val="0"/>
-          <w:color w:val="5F6B7A"/>
+          <w:color w:val="667085"/>
           <w:sz w:val="17"/>
         </w:rPr>
-        <w:t>19.</w:t>
+        <w:t>20.</w:t>
         <w:tab/>
       </w:r>
-      <w:hyperlink r:id="rId27">
+      <w:hyperlink r:id="rId28">
         <w:r>
           <w:rPr>
             <w:color w:val="2A78D6"/>
@@ -7622,13 +8826,13 @@
       <w:r>
         <w:rPr>
           <w:b w:val="0"/>
-          <w:color w:val="5F6B7A"/>
+          <w:color w:val="667085"/>
           <w:sz w:val="17"/>
         </w:rPr>
-        <w:t>20.</w:t>
+        <w:t>21.</w:t>
         <w:tab/>
       </w:r>
-      <w:hyperlink r:id="rId28">
+      <w:hyperlink r:id="rId29">
         <w:r>
           <w:rPr>
             <w:color w:val="2A78D6"/>
@@ -7645,7 +8849,7 @@
       <w:r>
         <w:rPr>
           <w:b w:val="0"/>
-          <w:color w:val="5F6B7A"/>
+          <w:color w:val="667085"/>
           <w:sz w:val="16"/>
         </w:rPr>
         <w:t>Report prepared from public sources. Figures are as published by the issuer; small numbers next to the text point to the source list.</w:t>
@@ -7670,7 +8874,7 @@
   <w:p>
     <w:pPr>
       <w:pBdr>
-        <w:top w:val="single" w:sz="4" w:color="C9D3DE" w:space="4"/>
+        <w:top w:val="single" w:sz="4" w:color="D5DCE4" w:space="4"/>
       </w:pBdr>
       <w:tabs>
         <w:tab w:pos="9638" w:val="right"/>
@@ -7679,7 +8883,7 @@
     <w:r>
       <w:rPr>
         <w:b w:val="0"/>
-        <w:color w:val="5F6B7A"/>
+        <w:color w:val="667085"/>
         <w:sz w:val="16"/>
       </w:rPr>
       <w:t>Inbank · 6M2026 · 2026-10-22</w:t>
@@ -7688,7 +8892,7 @@
     <w:r>
       <w:rPr>
         <w:b/>
-        <w:color w:val="1F4E79"/>
+        <w:color w:val="12355B"/>
         <w:sz w:val="16"/>
       </w:rPr>
       <w:fldChar w:fldCharType="begin"/>
@@ -7704,7 +8908,7 @@
   <w:p>
     <w:pPr>
       <w:pBdr>
-        <w:top w:val="single" w:sz="4" w:color="C9D3DE" w:space="4"/>
+        <w:top w:val="single" w:sz="4" w:color="D5DCE4" w:space="4"/>
       </w:pBdr>
       <w:tabs>
         <w:tab w:pos="9638" w:val="right"/>
@@ -7713,7 +8917,7 @@
     <w:r>
       <w:rPr>
         <w:b w:val="0"/>
-        <w:color w:val="5F6B7A"/>
+        <w:color w:val="667085"/>
         <w:sz w:val="16"/>
       </w:rPr>
       <w:t>Inbank · 6M2026 · 2026-10-22</w:t>
@@ -7722,7 +8926,7 @@
     <w:r>
       <w:rPr>
         <w:b/>
-        <w:color w:val="1F4E79"/>
+        <w:color w:val="12355B"/>
         <w:sz w:val="16"/>
       </w:rPr>
       <w:fldChar w:fldCharType="begin"/>
@@ -7738,7 +8942,7 @@
   <w:p>
     <w:pPr>
       <w:pBdr>
-        <w:bottom w:val="single" w:sz="4" w:color="C9D3DE" w:space="4"/>
+        <w:bottom w:val="single" w:sz="4" w:color="D5DCE4" w:space="4"/>
       </w:pBdr>
       <w:tabs>
         <w:tab w:pos="9638" w:val="right"/>
@@ -7747,7 +8951,7 @@
     <w:r>
       <w:rPr>
         <w:b/>
-        <w:color w:val="1F4E79"/>
+        <w:color w:val="12355B"/>
         <w:sz w:val="16"/>
       </w:rPr>
       <w:t>Inbank</w:t>
@@ -7755,7 +8959,7 @@
     <w:r>
       <w:rPr>
         <w:b w:val="0"/>
-        <w:color w:val="5F6B7A"/>
+        <w:color w:val="667085"/>
         <w:sz w:val="16"/>
       </w:rPr>
       <w:tab/>
@@ -8133,7 +9337,7 @@
     </w:pPr>
     <w:rPr>
       <w:rFonts w:ascii="Calibri" w:hAnsi="Calibri" w:eastAsia="Calibri"/>
-      <w:color w:val="1A1A1A"/>
+      <w:color w:val="1B2430"/>
       <w:sz w:val="21"/>
     </w:rPr>
   </w:style>

--- a/docs/files/inbank/inbank_6M2026_en.docx
+++ b/docs/files/inbank/inbank_6M2026_en.docx
@@ -6337,7 +6337,7 @@
           <w:color w:val="667085"/>
           <w:sz w:val="18"/>
         </w:rPr>
-        <w:t>Automatic news scan (Google News, EE), 2026-07-24 – 2026-10-22: 2 articles.</w:t>
+        <w:t>Automatic news scan (Google News, EE), 2026-07-25 – 2026-10-23: 2 articles.</w:t>
       </w:r>
     </w:p>
     <w:tbl>
@@ -7155,7 +7155,7 @@
                 <w:color w:val="333333"/>
                 <w:sz w:val="18"/>
               </w:rPr>
-              <w:t>News summary 2026-07-24 – 2026-10-22: 2 articles, 1 with an adverse keyword in the headline (details in the section "In the press").</w:t>
+              <w:t>News summary 2026-07-25 – 2026-10-23: 2 articles, 1 with an adverse keyword in the headline (details in the section "In the press").</w:t>
             </w:r>
           </w:p>
           <w:p>

--- a/docs/files/inbank/inbank_6M2026_en.docx
+++ b/docs/files/inbank/inbank_6M2026_en.docx
@@ -4220,7 +4220,7 @@
           <w:color w:val="667085"/>
           <w:sz w:val="16"/>
         </w:rPr>
-        <w:t>Colours: green change – the metric is improving, red – worsening. Latest-period cell background: green – good level, amber – average, red – weak (tool benchmarks, config/metric_rules.yaml).</w:t>
+        <w:t>Colours: green change – the metric is improving, red – worsening. Latest-period cell background: green – good level, amber – average, red – weak (internal benchmarks, config/metric_rules.yaml).</w:t>
       </w:r>
     </w:p>
     <w:p>
@@ -4233,7 +4233,7 @@
           <w:color w:val="667085"/>
           <w:sz w:val="16"/>
         </w:rPr>
-        <w:t>* – taken from the report summary;  ᶜ – calculated by the tool. Small numbers next to text link to the source (opens the document at the cited page).</w:t>
+        <w:t>* – taken from the report summary;  ᶜ – own calculation. Small numbers next to text link to the source (opens the document at the cited page).</w:t>
       </w:r>
     </w:p>
     <w:p>
@@ -4435,7 +4435,7 @@
         <w:rPr>
           <w:b w:val="0"/>
         </w:rPr>
-        <w:t>Share of private loans &gt;90 days past due 2.4% (calculated by the tool)</w:t>
+        <w:t>Share of private loans &gt;90 days past due 2.4% (own calculation)</w:t>
       </w:r>
       <w:hyperlink r:id="rId20">
         <w:r>

--- a/docs/files/inbank/inbank_6M2026_en.docx
+++ b/docs/files/inbank/inbank_6M2026_en.docx
@@ -5989,7 +5989,7 @@
                 <w:b w:val="0"/>
                 <w:sz w:val="17"/>
               </w:rPr>
-              <w:t>3.43% (2026-10)</w:t>
+              <w:t>3.38% (2026-10)</w:t>
             </w:r>
           </w:p>
         </w:tc>
@@ -6061,7 +6061,7 @@
                 <w:b w:val="0"/>
                 <w:sz w:val="17"/>
               </w:rPr>
-              <w:t>▲ 0.71 p. p.</w:t>
+              <w:t>▲ 0.66 p. p.</w:t>
             </w:r>
           </w:p>
         </w:tc>
@@ -6337,7 +6337,7 @@
           <w:color w:val="667085"/>
           <w:sz w:val="18"/>
         </w:rPr>
-        <w:t>Automatic news scan (Google News, EE), 2026-07-25 – 2026-10-23: 2 articles.</w:t>
+        <w:t>Automatic news scan (Google News, EE), 2026-07-25 – 2026-10-23: 4 articles.</w:t>
       </w:r>
     </w:p>
     <w:tbl>
@@ -6429,13 +6429,13 @@
             <w:pPr>
               <w:spacing w:before="0" w:after="0"/>
             </w:pPr>
-            <w:hyperlink r:id="rId26">
+            <w:hyperlink r:id="rId27">
               <w:r>
                 <w:rPr>
                   <w:color w:val="1B2430"/>
                   <w:sz w:val="18"/>
                 </w:rPr>
-                <w:t xml:space="preserve">Inbanki seisukoht UOKiK otsuse kohta Poolas</w:t>
+                <w:t xml:space="preserve">Inbank sai Poolas miljon eurot trahvi</w:t>
               </w:r>
             </w:hyperlink>
             <w:r>
@@ -6444,7 +6444,7 @@
                 <w:color w:val="667085"/>
                 <w:sz w:val="15"/>
               </w:rPr>
-              <w:t xml:space="preserve">   GlobeNewswire</w:t>
+              <w:t xml:space="preserve">   Ärileht  ·  1 more similar articles</w:t>
             </w:r>
           </w:p>
         </w:tc>
@@ -6520,6 +6520,90 @@
                   <w:sz w:val="18"/>
                 </w:rPr>
                 <w:t xml:space="preserve">Inbanki võlakirjade ennetähtaegse lunastamise (sh nimekirja fikseerimise päeva ja lunastamispäeva) teade</w:t>
+              </w:r>
+            </w:hyperlink>
+            <w:r>
+              <w:rPr>
+                <w:b w:val="0"/>
+                <w:color w:val="667085"/>
+                <w:sz w:val="15"/>
+              </w:rPr>
+              <w:t xml:space="preserve">   GlobeNewswire</w:t>
+            </w:r>
+          </w:p>
+        </w:tc>
+      </w:tr>
+      <w:tr>
+        <w:tc>
+          <w:tcPr>
+            <w:tcW w:type="dxa" w:w="1020"/>
+            <w:tcBorders>
+              <w:top w:val="nil"/>
+              <w:left w:val="nil"/>
+              <w:bottom w:val="single" w:sz="4" w:color="E3E8EE" w:space="0"/>
+              <w:right w:val="nil"/>
+            </w:tcBorders>
+          </w:tcPr>
+          <w:p>
+            <w:pPr>
+              <w:spacing w:before="0" w:after="0"/>
+            </w:pPr>
+            <w:r>
+              <w:rPr>
+                <w:b w:val="0"/>
+                <w:color w:val="1B2430"/>
+                <w:sz w:val="17"/>
+              </w:rPr>
+              <w:t>2026-10-23</w:t>
+            </w:r>
+          </w:p>
+        </w:tc>
+        <w:tc>
+          <w:tcPr>
+            <w:tcW w:type="dxa" w:w="1361"/>
+            <w:tcBorders>
+              <w:top w:val="nil"/>
+              <w:left w:val="nil"/>
+              <w:bottom w:val="single" w:sz="4" w:color="E3E8EE" w:space="0"/>
+              <w:right w:val="nil"/>
+            </w:tcBorders>
+          </w:tcPr>
+          <w:p>
+            <w:pPr>
+              <w:spacing w:before="0" w:after="0"/>
+            </w:pPr>
+            <w:r>
+              <w:rPr>
+                <w:b/>
+                <w:color w:val="5F6B7A"/>
+                <w:sz w:val="14"/>
+                <w:shd w:val="clear" w:color="auto" w:fill="F0F2F5"/>
+              </w:rPr>
+              <w:t xml:space="preserve"> MANAGEMENT </w:t>
+            </w:r>
+          </w:p>
+        </w:tc>
+        <w:tc>
+          <w:tcPr>
+            <w:tcW w:type="dxa" w:w="7257"/>
+            <w:tcBorders>
+              <w:top w:val="nil"/>
+              <w:left w:val="nil"/>
+              <w:bottom w:val="single" w:sz="4" w:color="E3E8EE" w:space="0"/>
+              <w:right w:val="nil"/>
+            </w:tcBorders>
+          </w:tcPr>
+          <w:p>
+            <w:pPr>
+              <w:spacing w:before="0" w:after="0"/>
+            </w:pPr>
+            <w:hyperlink r:id="rId28">
+              <w:r>
+                <w:rPr>
+                  <w:color w:val="1B2430"/>
+                  <w:sz w:val="18"/>
+                </w:rPr>
+                <w:t xml:space="preserve">Inbank pikendas juhatuse liikme Margus Kasteini volitusi</w:t>
               </w:r>
             </w:hyperlink>
             <w:r>
@@ -6829,7 +6913,7 @@
               </w:rPr>
               <w:t>Finantsinspektsioon precepts: in 2023 to Inbank AS to remedy governance, compliance and risk management deficiencies</w:t>
             </w:r>
-            <w:hyperlink r:id="rId27">
+            <w:hyperlink r:id="rId29">
               <w:r>
                 <w:rPr>
                   <w:color w:val="2A78D6"/>
@@ -6865,7 +6949,7 @@
               </w:rPr>
               <w:t>In October 2025 to Inbank Finance to fix consumer creditworthiness rules by mid-December 2025</w:t>
             </w:r>
-            <w:hyperlink r:id="rId28">
+            <w:hyperlink r:id="rId30">
               <w:r>
                 <w:rPr>
                   <w:color w:val="2A78D6"/>
@@ -7009,7 +7093,7 @@
                 <w:color w:val="333333"/>
                 <w:sz w:val="18"/>
               </w:rPr>
-              <w:t>Not found on the EU, UN, UK, US OFAC consolidated sanctions lists (automatic check 2026-10-22).</w:t>
+              <w:t>Not found on the EU, UN, UK, US OFAC consolidated sanctions lists (automatic check 2026-10-23).</w:t>
             </w:r>
           </w:p>
         </w:tc>
@@ -7155,7 +7239,7 @@
                 <w:color w:val="333333"/>
                 <w:sz w:val="18"/>
               </w:rPr>
-              <w:t>News summary 2026-07-25 – 2026-10-23: 2 articles, 1 with an adverse keyword in the headline (details in the section "In the press").</w:t>
+              <w:t>News summary 2026-07-25 – 2026-10-23: 4 articles, 1 with an adverse keyword in the headline (details in the section "In the press").</w:t>
             </w:r>
           </w:p>
           <w:p>
@@ -7181,7 +7265,7 @@
                 <w:color w:val="333333"/>
                 <w:sz w:val="18"/>
               </w:rPr>
-              <w:t>Headlines with an adverse keyword: „Inbanki seisukoht UOKiK otsuse kohta Poolas“ (GlobeNewswire, 2026-09-30).</w:t>
+              <w:t>Headlines with an adverse keyword: „Inbank sai Poolas miljon eurot trahvi“ (Ärileht, 2026-09-30).</w:t>
             </w:r>
           </w:p>
         </w:tc>
@@ -7618,7 +7702,7 @@
               </w:rPr>
               <w:t>Supervisory precepts without fines</w:t>
             </w:r>
-            <w:hyperlink r:id="rId27">
+            <w:hyperlink r:id="rId29">
               <w:r>
                 <w:rPr>
                   <w:color w:val="2A78D6"/>
@@ -7635,7 +7719,7 @@
               </w:rPr>
               <w:t>,</w:t>
             </w:r>
-            <w:hyperlink r:id="rId28">
+            <w:hyperlink r:id="rId30">
               <w:r>
                 <w:rPr>
                   <w:color w:val="2A78D6"/>
@@ -7768,7 +7852,7 @@
               </w:rPr>
               <w:t>The Investments policy and the Environmental and Social &amp; Human Rights policies</w:t>
             </w:r>
-            <w:hyperlink r:id="rId29">
+            <w:hyperlink r:id="rId31">
               <w:r>
                 <w:rPr>
                   <w:color w:val="2A78D6"/>
@@ -8778,7 +8862,7 @@
         <w:t>19.</w:t>
         <w:tab/>
       </w:r>
-      <w:hyperlink r:id="rId27">
+      <w:hyperlink r:id="rId29">
         <w:r>
           <w:rPr>
             <w:color w:val="2A78D6"/>
@@ -8805,7 +8889,7 @@
         <w:t>20.</w:t>
         <w:tab/>
       </w:r>
-      <w:hyperlink r:id="rId28">
+      <w:hyperlink r:id="rId30">
         <w:r>
           <w:rPr>
             <w:color w:val="2A78D6"/>
@@ -8832,7 +8916,7 @@
         <w:t>21.</w:t>
         <w:tab/>
       </w:r>
-      <w:hyperlink r:id="rId29">
+      <w:hyperlink r:id="rId31">
         <w:r>
           <w:rPr>
             <w:color w:val="2A78D6"/>

--- a/docs/files/inbank/inbank_6M2026_en.docx
+++ b/docs/files/inbank/inbank_6M2026_en.docx
@@ -7096,6 +7096,117 @@
               <w:t>Not found on the EU, UN, UK, US OFAC consolidated sanctions lists (automatic check 2026-10-23).</w:t>
             </w:r>
           </w:p>
+          <w:p>
+            <w:pPr>
+              <w:spacing w:before="40" w:after="0"/>
+            </w:pPr>
+            <w:r>
+              <w:rPr>
+                <w:b/>
+                <w:color w:val="333333"/>
+                <w:sz w:val="18"/>
+              </w:rPr>
+              <w:t>Manual check</w:t>
+            </w:r>
+          </w:p>
+          <w:p>
+            <w:pPr>
+              <w:tabs>
+                <w:tab w:pos="198" w:val="left"/>
+              </w:tabs>
+              <w:spacing w:before="0" w:after="20"/>
+              <w:ind w:left="198" w:hanging="198"/>
+            </w:pPr>
+            <w:r>
+              <w:rPr>
+                <w:b w:val="0"/>
+                <w:color w:val="667085"/>
+                <w:sz w:val="18"/>
+              </w:rPr>
+              <w:t>•</w:t>
+              <w:tab/>
+            </w:r>
+            <w:r>
+              <w:rPr>
+                <w:b w:val="0"/>
+                <w:color w:val="333333"/>
+                <w:sz w:val="18"/>
+              </w:rPr>
+              <w:t>OFAC sanctions search</w:t>
+            </w:r>
+            <w:hyperlink r:id="rId31">
+              <w:r>
+                <w:rPr>
+                  <w:color w:val="2A78D6"/>
+                  <w:vertAlign w:val="superscript"/>
+                  <w:sz w:val="15"/>
+                </w:rPr>
+                <w:t xml:space="preserve">21</w:t>
+              </w:r>
+            </w:hyperlink>
+          </w:p>
+          <w:p>
+            <w:pPr>
+              <w:tabs>
+                <w:tab w:pos="198" w:val="left"/>
+              </w:tabs>
+              <w:spacing w:before="0" w:after="20"/>
+              <w:ind w:left="198" w:hanging="198"/>
+            </w:pPr>
+            <w:r>
+              <w:rPr>
+                <w:b w:val="0"/>
+                <w:color w:val="667085"/>
+                <w:sz w:val="18"/>
+              </w:rPr>
+              <w:t>•</w:t>
+              <w:tab/>
+            </w:r>
+            <w:r>
+              <w:rPr>
+                <w:b w:val="0"/>
+                <w:color w:val="333333"/>
+                <w:sz w:val="18"/>
+              </w:rPr>
+              <w:t>EU Sanctions Map</w:t>
+            </w:r>
+            <w:hyperlink r:id="rId32">
+              <w:r>
+                <w:rPr>
+                  <w:color w:val="2A78D6"/>
+                  <w:vertAlign w:val="superscript"/>
+                  <w:sz w:val="15"/>
+                </w:rPr>
+                <w:t xml:space="preserve">22</w:t>
+              </w:r>
+            </w:hyperlink>
+          </w:p>
+          <w:p>
+            <w:pPr>
+              <w:tabs>
+                <w:tab w:pos="198" w:val="left"/>
+              </w:tabs>
+              <w:spacing w:before="0" w:after="20"/>
+              <w:ind w:left="198" w:hanging="198"/>
+            </w:pPr>
+            <w:r>
+              <w:rPr>
+                <w:b w:val="0"/>
+                <w:color w:val="667085"/>
+                <w:sz w:val="18"/>
+              </w:rPr>
+              <w:t>•</w:t>
+              <w:tab/>
+            </w:r>
+            <w:r>
+              <w:rPr>
+                <w:b w:val="0"/>
+                <w:color w:val="333333"/>
+                <w:sz w:val="18"/>
+              </w:rPr>
+              <w:t>SEB eNameChecker (internal SEB system).</w:t>
+            </w:r>
+          </w:p>
         </w:tc>
       </w:tr>
     </w:tbl>
@@ -7852,14 +7963,14 @@
               </w:rPr>
               <w:t>The Investments policy and the Environmental and Social &amp; Human Rights policies</w:t>
             </w:r>
-            <w:hyperlink r:id="rId31">
+            <w:hyperlink r:id="rId33">
               <w:r>
                 <w:rPr>
                   <w:color w:val="2A78D6"/>
                   <w:vertAlign w:val="superscript"/>
                   <w:sz w:val="15"/>
                 </w:rPr>
-                <w:t xml:space="preserve">21</w:t>
+                <w:t xml:space="preserve">23</w:t>
               </w:r>
             </w:hyperlink>
             <w:r>
@@ -8917,6 +9028,60 @@
         <w:tab/>
       </w:r>
       <w:hyperlink r:id="rId31">
+        <w:r>
+          <w:rPr>
+            <w:color w:val="2A78D6"/>
+            <w:sz w:val="17"/>
+          </w:rPr>
+          <w:t xml:space="preserve">OFAC Sanctions List Search (US Treasury)</w:t>
+        </w:r>
+      </w:hyperlink>
+    </w:p>
+    <w:p>
+      <w:pPr>
+        <w:tabs>
+          <w:tab w:pos="397" w:val="left"/>
+        </w:tabs>
+        <w:spacing w:before="0" w:after="30"/>
+        <w:ind w:left="397" w:hanging="397"/>
+      </w:pPr>
+      <w:r>
+        <w:rPr>
+          <w:b w:val="0"/>
+          <w:color w:val="667085"/>
+          <w:sz w:val="17"/>
+        </w:rPr>
+        <w:t>22.</w:t>
+        <w:tab/>
+      </w:r>
+      <w:hyperlink r:id="rId32">
+        <w:r>
+          <w:rPr>
+            <w:color w:val="2A78D6"/>
+            <w:sz w:val="17"/>
+          </w:rPr>
+          <w:t xml:space="preserve">EU Sanctions Map</w:t>
+        </w:r>
+      </w:hyperlink>
+    </w:p>
+    <w:p>
+      <w:pPr>
+        <w:tabs>
+          <w:tab w:pos="397" w:val="left"/>
+        </w:tabs>
+        <w:spacing w:before="0" w:after="30"/>
+        <w:ind w:left="397" w:hanging="397"/>
+      </w:pPr>
+      <w:r>
+        <w:rPr>
+          <w:b w:val="0"/>
+          <w:color w:val="667085"/>
+          <w:sz w:val="17"/>
+        </w:rPr>
+        <w:t>23.</w:t>
+        <w:tab/>
+      </w:r>
+      <w:hyperlink r:id="rId33">
         <w:r>
           <w:rPr>
             <w:color w:val="2A78D6"/>

--- a/docs/files/inbank/inbank_6M2026_en.docx
+++ b/docs/files/inbank/inbank_6M2026_en.docx
@@ -6337,7 +6337,7 @@
           <w:color w:val="667085"/>
           <w:sz w:val="18"/>
         </w:rPr>
-        <w:t>Automatic news scan (Google News, EE), 2026-07-25 – 2026-10-23: 4 articles.</w:t>
+        <w:t>Automatic news scan (Google News, EE), 2026-07-26 – 2026-10-24: 4 articles.</w:t>
       </w:r>
     </w:p>
     <w:tbl>
@@ -7093,7 +7093,7 @@
                 <w:color w:val="333333"/>
                 <w:sz w:val="18"/>
               </w:rPr>
-              <w:t>Not found on the EU, UN, UK, US OFAC consolidated sanctions lists (automatic check 2026-10-23).</w:t>
+              <w:t>Not found on the EU, UN, UK, US OFAC consolidated sanctions lists (automatic check 2026-10-24).</w:t>
             </w:r>
           </w:p>
           <w:p>
@@ -7350,7 +7350,7 @@
                 <w:color w:val="333333"/>
                 <w:sz w:val="18"/>
               </w:rPr>
-              <w:t>News summary 2026-07-25 – 2026-10-23: 4 articles, 1 with an adverse keyword in the headline (details in the section "In the press").</w:t>
+              <w:t>News summary 2026-07-26 – 2026-10-24: 4 articles, 1 with an adverse keyword in the headline (details in the section "In the press").</w:t>
             </w:r>
           </w:p>
           <w:p>

--- a/docs/files/inbank/inbank_6M2026_en.docx
+++ b/docs/files/inbank/inbank_6M2026_en.docx
@@ -6337,7 +6337,7 @@
           <w:color w:val="667085"/>
           <w:sz w:val="18"/>
         </w:rPr>
-        <w:t>Automatic news scan (Google News, EE), 2026-07-26 – 2026-10-24: 4 articles.</w:t>
+        <w:t>Automatic news scan (Google News, EE), 2026-07-27 – 2026-10-25: 4 articles.</w:t>
       </w:r>
     </w:p>
     <w:tbl>
@@ -7093,7 +7093,7 @@
                 <w:color w:val="333333"/>
                 <w:sz w:val="18"/>
               </w:rPr>
-              <w:t>Not found on the EU, UN, UK, US OFAC consolidated sanctions lists (automatic check 2026-10-24).</w:t>
+              <w:t>Not found on the EU, UN, UK, US OFAC consolidated sanctions lists (automatic check 2026-10-25).</w:t>
             </w:r>
           </w:p>
           <w:p>
@@ -7350,7 +7350,7 @@
                 <w:color w:val="333333"/>
                 <w:sz w:val="18"/>
               </w:rPr>
-              <w:t>News summary 2026-07-26 – 2026-10-24: 4 articles, 1 with an adverse keyword in the headline (details in the section "In the press").</w:t>
+              <w:t>News summary 2026-07-27 – 2026-10-25: 4 articles, 1 with an adverse keyword in the headline (details in the section "In the press").</w:t>
             </w:r>
           </w:p>
           <w:p>

--- a/docs/files/inbank/inbank_6M2026_en.docx
+++ b/docs/files/inbank/inbank_6M2026_en.docx
@@ -5989,7 +5989,7 @@
                 <w:b w:val="0"/>
                 <w:sz w:val="17"/>
               </w:rPr>
-              <w:t>3.38% (2026-10)</w:t>
+              <w:t>3.37% (2026-10)</w:t>
             </w:r>
           </w:p>
         </w:tc>
@@ -6061,7 +6061,7 @@
                 <w:b w:val="0"/>
                 <w:sz w:val="17"/>
               </w:rPr>
-              <w:t>▲ 0.66 p. p.</w:t>
+              <w:t>▲ 0.65 p. p.</w:t>
             </w:r>
           </w:p>
         </w:tc>
@@ -6337,7 +6337,7 @@
           <w:color w:val="667085"/>
           <w:sz w:val="18"/>
         </w:rPr>
-        <w:t>Automatic news scan (Google News, EE), 2026-07-27 – 2026-10-25: 4 articles.</w:t>
+        <w:t>Automatic news scan (Google News, EE), 2026-07-28 – 2026-10-26: 4 articles.</w:t>
       </w:r>
     </w:p>
     <w:tbl>
@@ -7093,7 +7093,7 @@
                 <w:color w:val="333333"/>
                 <w:sz w:val="18"/>
               </w:rPr>
-              <w:t>Not found on the EU, UN, UK, US OFAC consolidated sanctions lists (automatic check 2026-10-25).</w:t>
+              <w:t>Not found on the EU, UN, US OFAC consolidated sanctions lists (automatic check 2026-10-26).</w:t>
             </w:r>
           </w:p>
           <w:p>
@@ -7350,7 +7350,7 @@
                 <w:color w:val="333333"/>
                 <w:sz w:val="18"/>
               </w:rPr>
-              <w:t>News summary 2026-07-27 – 2026-10-25: 4 articles, 1 with an adverse keyword in the headline (details in the section "In the press").</w:t>
+              <w:t>News summary 2026-07-28 – 2026-10-26: 4 articles, 1 with an adverse keyword in the headline (details in the section "In the press").</w:t>
             </w:r>
           </w:p>
           <w:p>

--- a/docs/files/inbank/inbank_6M2026_en.docx
+++ b/docs/files/inbank/inbank_6M2026_en.docx
@@ -6337,7 +6337,7 @@
           <w:color w:val="667085"/>
           <w:sz w:val="18"/>
         </w:rPr>
-        <w:t>Automatic news scan (Google News, EE), 2026-07-28 – 2026-10-26: 4 articles.</w:t>
+        <w:t>Automatic news scan (Google News, EE), 2026-07-29 – 2026-10-27: 4 articles.</w:t>
       </w:r>
     </w:p>
     <w:tbl>
@@ -7093,7 +7093,7 @@
                 <w:color w:val="333333"/>
                 <w:sz w:val="18"/>
               </w:rPr>
-              <w:t>Not found on the EU, UN, US OFAC consolidated sanctions lists (automatic check 2026-10-26).</w:t>
+              <w:t>Not found on the EU, UN, US OFAC consolidated sanctions lists (automatic check 2026-10-27).</w:t>
             </w:r>
           </w:p>
           <w:p>
@@ -7350,7 +7350,7 @@
                 <w:color w:val="333333"/>
                 <w:sz w:val="18"/>
               </w:rPr>
-              <w:t>News summary 2026-07-28 – 2026-10-26: 4 articles, 1 with an adverse keyword in the headline (details in the section "In the press").</w:t>
+              <w:t>News summary 2026-07-29 – 2026-10-27: 4 articles, 1 with an adverse keyword in the headline (details in the section "In the press").</w:t>
             </w:r>
           </w:p>
           <w:p>

--- a/docs/files/inbank/inbank_6M2026_en.docx
+++ b/docs/files/inbank/inbank_6M2026_en.docx
@@ -6337,7 +6337,7 @@
           <w:color w:val="667085"/>
           <w:sz w:val="18"/>
         </w:rPr>
-        <w:t>Automatic news scan (Google News, EE), 2026-07-29 – 2026-10-27: 4 articles.</w:t>
+        <w:t>Automatic news scan (Google News, EE), 2026-07-30 – 2026-10-28: 4 articles.</w:t>
       </w:r>
     </w:p>
     <w:tbl>
@@ -7093,7 +7093,7 @@
                 <w:color w:val="333333"/>
                 <w:sz w:val="18"/>
               </w:rPr>
-              <w:t>Not found on the EU, UN, US OFAC consolidated sanctions lists (automatic check 2026-10-27).</w:t>
+              <w:t>Not found on the EU, UN, US OFAC consolidated sanctions lists (automatic check 2026-10-28).</w:t>
             </w:r>
           </w:p>
           <w:p>
@@ -7350,7 +7350,7 @@
                 <w:color w:val="333333"/>
                 <w:sz w:val="18"/>
               </w:rPr>
-              <w:t>News summary 2026-07-29 – 2026-10-27: 4 articles, 1 with an adverse keyword in the headline (details in the section "In the press").</w:t>
+              <w:t>News summary 2026-07-30 – 2026-10-28: 4 articles, 1 with an adverse keyword in the headline (details in the section "In the press").</w:t>
             </w:r>
           </w:p>
           <w:p>

--- a/docs/files/inbank/inbank_6M2026_en.docx
+++ b/docs/files/inbank/inbank_6M2026_en.docx
@@ -6337,7 +6337,7 @@
           <w:color w:val="667085"/>
           <w:sz w:val="18"/>
         </w:rPr>
-        <w:t>Automatic news scan (Google News, EE), 2026-07-30 – 2026-10-28: 4 articles.</w:t>
+        <w:t>Automatic news scan (Google News, EE), 2026-08-01 – 2026-10-30: 10 articles.</w:t>
       </w:r>
     </w:p>
     <w:tbl>
@@ -6445,6 +6445,90 @@
                 <w:sz w:val="15"/>
               </w:rPr>
               <w:t xml:space="preserve">   Ärileht  ·  1 more similar articles</w:t>
+            </w:r>
+          </w:p>
+        </w:tc>
+      </w:tr>
+      <w:tr>
+        <w:tc>
+          <w:tcPr>
+            <w:tcW w:type="dxa" w:w="1020"/>
+            <w:tcBorders>
+              <w:top w:val="nil"/>
+              <w:left w:val="nil"/>
+              <w:bottom w:val="single" w:sz="4" w:color="E3E8EE" w:space="0"/>
+              <w:right w:val="nil"/>
+            </w:tcBorders>
+          </w:tcPr>
+          <w:p>
+            <w:pPr>
+              <w:spacing w:before="0" w:after="0"/>
+            </w:pPr>
+            <w:r>
+              <w:rPr>
+                <w:b w:val="0"/>
+                <w:color w:val="1B2430"/>
+                <w:sz w:val="17"/>
+              </w:rPr>
+              <w:t>2026-10-30</w:t>
+            </w:r>
+          </w:p>
+        </w:tc>
+        <w:tc>
+          <w:tcPr>
+            <w:tcW w:type="dxa" w:w="1361"/>
+            <w:tcBorders>
+              <w:top w:val="nil"/>
+              <w:left w:val="nil"/>
+              <w:bottom w:val="single" w:sz="4" w:color="E3E8EE" w:space="0"/>
+              <w:right w:val="nil"/>
+            </w:tcBorders>
+          </w:tcPr>
+          <w:p>
+            <w:pPr>
+              <w:spacing w:before="0" w:after="0"/>
+            </w:pPr>
+            <w:r>
+              <w:rPr>
+                <w:b/>
+                <w:color w:val="1F5FA8"/>
+                <w:sz w:val="14"/>
+                <w:shd w:val="clear" w:color="auto" w:fill="E6F0FB"/>
+              </w:rPr>
+              <w:t xml:space="preserve"> BONDS </w:t>
+            </w:r>
+          </w:p>
+        </w:tc>
+        <w:tc>
+          <w:tcPr>
+            <w:tcW w:type="dxa" w:w="7257"/>
+            <w:tcBorders>
+              <w:top w:val="nil"/>
+              <w:left w:val="nil"/>
+              <w:bottom w:val="single" w:sz="4" w:color="E3E8EE" w:space="0"/>
+              <w:right w:val="nil"/>
+            </w:tcBorders>
+          </w:tcPr>
+          <w:p>
+            <w:pPr>
+              <w:spacing w:before="0" w:after="0"/>
+            </w:pPr>
+            <w:hyperlink r:id="rId28">
+              <w:r>
+                <w:rPr>
+                  <w:color w:val="1B2430"/>
+                  <w:sz w:val="18"/>
+                </w:rPr>
+                <w:t xml:space="preserve">Inbanki finantsjuht: võlakirjaraha aitab hoida panga kasvutempot</w:t>
+              </w:r>
+            </w:hyperlink>
+            <w:r>
+              <w:rPr>
+                <w:b w:val="0"/>
+                <w:color w:val="667085"/>
+                <w:sz w:val="15"/>
+              </w:rPr>
+              <w:t xml:space="preserve">   Äripäev  ·  3 more similar articles</w:t>
             </w:r>
           </w:p>
         </w:tc>
@@ -6597,7 +6681,7 @@
             <w:pPr>
               <w:spacing w:before="0" w:after="0"/>
             </w:pPr>
-            <w:hyperlink r:id="rId28">
+            <w:hyperlink r:id="rId29">
               <w:r>
                 <w:rPr>
                   <w:color w:val="1B2430"/>
@@ -6613,6 +6697,90 @@
                 <w:sz w:val="15"/>
               </w:rPr>
               <w:t xml:space="preserve">   GlobeNewswire</w:t>
+            </w:r>
+          </w:p>
+        </w:tc>
+      </w:tr>
+      <w:tr>
+        <w:tc>
+          <w:tcPr>
+            <w:tcW w:type="dxa" w:w="1020"/>
+            <w:tcBorders>
+              <w:top w:val="nil"/>
+              <w:left w:val="nil"/>
+              <w:bottom w:val="single" w:sz="4" w:color="E3E8EE" w:space="0"/>
+              <w:right w:val="nil"/>
+            </w:tcBorders>
+          </w:tcPr>
+          <w:p>
+            <w:pPr>
+              <w:spacing w:before="0" w:after="0"/>
+            </w:pPr>
+            <w:r>
+              <w:rPr>
+                <w:b w:val="0"/>
+                <w:color w:val="1B2430"/>
+                <w:sz w:val="17"/>
+              </w:rPr>
+              <w:t>2026-10-29</w:t>
+            </w:r>
+          </w:p>
+        </w:tc>
+        <w:tc>
+          <w:tcPr>
+            <w:tcW w:type="dxa" w:w="1361"/>
+            <w:tcBorders>
+              <w:top w:val="nil"/>
+              <w:left w:val="nil"/>
+              <w:bottom w:val="single" w:sz="4" w:color="E3E8EE" w:space="0"/>
+              <w:right w:val="nil"/>
+            </w:tcBorders>
+          </w:tcPr>
+          <w:p>
+            <w:pPr>
+              <w:spacing w:before="0" w:after="0"/>
+            </w:pPr>
+            <w:r>
+              <w:rPr>
+                <w:b/>
+                <w:color w:val="1F4E79"/>
+                <w:sz w:val="14"/>
+                <w:shd w:val="clear" w:color="auto" w:fill="EAF1F8"/>
+              </w:rPr>
+              <w:t xml:space="preserve"> RESULTS </w:t>
+            </w:r>
+          </w:p>
+        </w:tc>
+        <w:tc>
+          <w:tcPr>
+            <w:tcW w:type="dxa" w:w="7257"/>
+            <w:tcBorders>
+              <w:top w:val="nil"/>
+              <w:left w:val="nil"/>
+              <w:bottom w:val="single" w:sz="4" w:color="E3E8EE" w:space="0"/>
+              <w:right w:val="nil"/>
+            </w:tcBorders>
+          </w:tcPr>
+          <w:p>
+            <w:pPr>
+              <w:spacing w:before="0" w:after="0"/>
+            </w:pPr>
+            <w:hyperlink r:id="rId30">
+              <w:r>
+                <w:rPr>
+                  <w:color w:val="1B2430"/>
+                  <w:sz w:val="18"/>
+                </w:rPr>
+                <w:t xml:space="preserve">Inbanki 2026. aasta kolmanda kvartali ja 9 kuu auditeerimata majandustulemused</w:t>
+              </w:r>
+            </w:hyperlink>
+            <w:r>
+              <w:rPr>
+                <w:b w:val="0"/>
+                <w:color w:val="667085"/>
+                <w:sz w:val="15"/>
+              </w:rPr>
+              <w:t xml:space="preserve">   GlobeNewswire  ·  1 more similar articles</w:t>
             </w:r>
           </w:p>
         </w:tc>
@@ -6913,7 +7081,7 @@
               </w:rPr>
               <w:t>Finantsinspektsioon precepts: in 2023 to Inbank AS to remedy governance, compliance and risk management deficiencies</w:t>
             </w:r>
-            <w:hyperlink r:id="rId29">
+            <w:hyperlink r:id="rId31">
               <w:r>
                 <w:rPr>
                   <w:color w:val="2A78D6"/>
@@ -6949,7 +7117,7 @@
               </w:rPr>
               <w:t>In October 2025 to Inbank Finance to fix consumer creditworthiness rules by mid-December 2025</w:t>
             </w:r>
-            <w:hyperlink r:id="rId30">
+            <w:hyperlink r:id="rId32">
               <w:r>
                 <w:rPr>
                   <w:color w:val="2A78D6"/>
@@ -7093,7 +7261,7 @@
                 <w:color w:val="333333"/>
                 <w:sz w:val="18"/>
               </w:rPr>
-              <w:t>Not found on the EU, UN, US OFAC consolidated sanctions lists (automatic check 2026-10-28).</w:t>
+              <w:t>Not found on the EU, UN, US OFAC consolidated sanctions lists (automatic check 2026-10-30).</w:t>
             </w:r>
           </w:p>
           <w:p>
@@ -7134,7 +7302,7 @@
               </w:rPr>
               <w:t>OFAC sanctions search</w:t>
             </w:r>
-            <w:hyperlink r:id="rId31">
+            <w:hyperlink r:id="rId33">
               <w:r>
                 <w:rPr>
                   <w:color w:val="2A78D6"/>
@@ -7170,7 +7338,7 @@
               </w:rPr>
               <w:t>EU Sanctions Map</w:t>
             </w:r>
-            <w:hyperlink r:id="rId32">
+            <w:hyperlink r:id="rId34">
               <w:r>
                 <w:rPr>
                   <w:color w:val="2A78D6"/>
@@ -7350,7 +7518,7 @@
                 <w:color w:val="333333"/>
                 <w:sz w:val="18"/>
               </w:rPr>
-              <w:t>News summary 2026-07-30 – 2026-10-28: 4 articles, 1 with an adverse keyword in the headline (details in the section "In the press").</w:t>
+              <w:t>News summary 2026-08-01 – 2026-10-30: 10 articles, 1 with an adverse keyword in the headline (details in the section "In the press").</w:t>
             </w:r>
           </w:p>
           <w:p>
@@ -7813,7 +7981,7 @@
               </w:rPr>
               <w:t>Supervisory precepts without fines</w:t>
             </w:r>
-            <w:hyperlink r:id="rId29">
+            <w:hyperlink r:id="rId31">
               <w:r>
                 <w:rPr>
                   <w:color w:val="2A78D6"/>
@@ -7830,7 +7998,7 @@
               </w:rPr>
               <w:t>,</w:t>
             </w:r>
-            <w:hyperlink r:id="rId30">
+            <w:hyperlink r:id="rId32">
               <w:r>
                 <w:rPr>
                   <w:color w:val="2A78D6"/>
@@ -7963,7 +8131,7 @@
               </w:rPr>
               <w:t>The Investments policy and the Environmental and Social &amp; Human Rights policies</w:t>
             </w:r>
-            <w:hyperlink r:id="rId33">
+            <w:hyperlink r:id="rId35">
               <w:r>
                 <w:rPr>
                   <w:color w:val="2A78D6"/>
@@ -8973,7 +9141,7 @@
         <w:t>19.</w:t>
         <w:tab/>
       </w:r>
-      <w:hyperlink r:id="rId29">
+      <w:hyperlink r:id="rId31">
         <w:r>
           <w:rPr>
             <w:color w:val="2A78D6"/>
@@ -9000,7 +9168,7 @@
         <w:t>20.</w:t>
         <w:tab/>
       </w:r>
-      <w:hyperlink r:id="rId30">
+      <w:hyperlink r:id="rId32">
         <w:r>
           <w:rPr>
             <w:color w:val="2A78D6"/>
@@ -9027,7 +9195,7 @@
         <w:t>21.</w:t>
         <w:tab/>
       </w:r>
-      <w:hyperlink r:id="rId31">
+      <w:hyperlink r:id="rId33">
         <w:r>
           <w:rPr>
             <w:color w:val="2A78D6"/>
@@ -9054,7 +9222,7 @@
         <w:t>22.</w:t>
         <w:tab/>
       </w:r>
-      <w:hyperlink r:id="rId32">
+      <w:hyperlink r:id="rId34">
         <w:r>
           <w:rPr>
             <w:color w:val="2A78D6"/>
@@ -9081,7 +9249,7 @@
         <w:t>23.</w:t>
         <w:tab/>
       </w:r>
-      <w:hyperlink r:id="rId33">
+      <w:hyperlink r:id="rId35">
         <w:r>
           <w:rPr>
             <w:color w:val="2A78D6"/>

--- a/docs/files/inbank/inbank_6M2026_en.docx
+++ b/docs/files/inbank/inbank_6M2026_en.docx
@@ -6337,7 +6337,7 @@
           <w:color w:val="667085"/>
           <w:sz w:val="18"/>
         </w:rPr>
-        <w:t>Automatic news scan (Google News, EE), 2026-08-01 – 2026-10-30: 10 articles.</w:t>
+        <w:t>Automatic news scan (Google News, EE), 2026-08-02 – 2026-10-31: 10 articles.</w:t>
       </w:r>
     </w:p>
     <w:tbl>
@@ -7261,7 +7261,7 @@
                 <w:color w:val="333333"/>
                 <w:sz w:val="18"/>
               </w:rPr>
-              <w:t>Not found on the EU, UN, US OFAC consolidated sanctions lists (automatic check 2026-10-30).</w:t>
+              <w:t>Not found on the EU, UN, US OFAC consolidated sanctions lists (automatic check 2026-10-31).</w:t>
             </w:r>
           </w:p>
           <w:p>
@@ -7518,7 +7518,7 @@
                 <w:color w:val="333333"/>
                 <w:sz w:val="18"/>
               </w:rPr>
-              <w:t>News summary 2026-08-01 – 2026-10-30: 10 articles, 1 with an adverse keyword in the headline (details in the section "In the press").</w:t>
+              <w:t>News summary 2026-08-02 – 2026-10-31: 10 articles, 1 with an adverse keyword in the headline (details in the section "In the press").</w:t>
             </w:r>
           </w:p>
           <w:p>
